--- a/Knowledge/3-Work knowledge/1-Software Engineering/1-Software Engineering Fundamentals/5-My Source/3-Network Topologies/6-Mesh Topology.docx
+++ b/Knowledge/3-Work knowledge/1-Software Engineering/1-Software Engineering Fundamentals/5-My Source/3-Network Topologies/6-Mesh Topology.docx
@@ -4,481 +4,1025 @@
   <w:body>
     <w:p>
       <w:pPr>
-        <w:pStyle w:val="Heading1"/>
+        <w:keepNext/>
+        <w:keepLines/>
+        <w:spacing w:before="360" w:after="80" w:line="276" w:lineRule="auto"/>
+        <w:outlineLvl w:val="0"/>
+        <w:rPr>
+          <w:rFonts w:asciiTheme="majorHAnsi" w:eastAsiaTheme="majorEastAsia" w:hAnsiTheme="majorHAnsi" w:cstheme="majorBidi"/>
+          <w:color w:val="2F5496" w:themeColor="accent1" w:themeShade="BF"/>
+          <w:kern w:val="0"/>
+          <w:sz w:val="40"/>
+          <w:szCs w:val="40"/>
+          <w:lang w:val="en"/>
+          <w14:ligatures w14:val="none"/>
+        </w:rPr>
       </w:pPr>
       <w:bookmarkStart w:id="0" w:name="_mi7hezmvbl9j" w:colFirst="0" w:colLast="0"/>
       <w:bookmarkEnd w:id="0"/>
       <w:r>
+        <w:rPr>
+          <w:rFonts w:asciiTheme="majorHAnsi" w:eastAsiaTheme="majorEastAsia" w:hAnsiTheme="majorHAnsi" w:cstheme="majorBidi"/>
+          <w:color w:val="2F5496" w:themeColor="accent1" w:themeShade="BF"/>
+          <w:kern w:val="0"/>
+          <w:sz w:val="40"/>
+          <w:szCs w:val="40"/>
+          <w:lang w:val="en"/>
+          <w14:ligatures w14:val="none"/>
+        </w:rPr>
         <w:t>Mesh Topology</w:t>
       </w:r>
     </w:p>
     <w:p>
       <w:pPr>
-        <w:pStyle w:val="Heading2"/>
+        <w:keepNext/>
+        <w:keepLines/>
+        <w:spacing w:before="160" w:after="80" w:line="276" w:lineRule="auto"/>
+        <w:outlineLvl w:val="1"/>
+        <w:rPr>
+          <w:rFonts w:asciiTheme="majorHAnsi" w:eastAsiaTheme="majorEastAsia" w:hAnsiTheme="majorHAnsi" w:cstheme="majorBidi"/>
+          <w:color w:val="2F5496" w:themeColor="accent1" w:themeShade="BF"/>
+          <w:kern w:val="0"/>
+          <w:sz w:val="32"/>
+          <w:szCs w:val="32"/>
+          <w:lang w:val="en"/>
+          <w14:ligatures w14:val="none"/>
+        </w:rPr>
       </w:pPr>
       <w:bookmarkStart w:id="1" w:name="_t7ls1tjt1dxs" w:colFirst="0" w:colLast="0"/>
       <w:bookmarkEnd w:id="1"/>
       <w:r>
         <w:rPr>
-          <w:rFonts w:ascii="Segoe UI Emoji" w:hAnsi="Segoe UI Emoji" w:cs="Segoe UI Emoji"/>
+          <w:rFonts w:ascii="Segoe UI Emoji" w:eastAsiaTheme="majorEastAsia" w:hAnsi="Segoe UI Emoji" w:cs="Segoe UI Emoji"/>
+          <w:color w:val="2F5496" w:themeColor="accent1" w:themeShade="BF"/>
+          <w:kern w:val="0"/>
+          <w:sz w:val="32"/>
+          <w:szCs w:val="32"/>
+          <w:lang w:val="en"/>
+          <w14:ligatures w14:val="none"/>
         </w:rPr>
         <w:t>🕸️</w:t>
       </w:r>
       <w:r>
+        <w:rPr>
+          <w:rFonts w:asciiTheme="majorHAnsi" w:eastAsiaTheme="majorEastAsia" w:hAnsiTheme="majorHAnsi" w:cstheme="majorBidi"/>
+          <w:color w:val="2F5496" w:themeColor="accent1" w:themeShade="BF"/>
+          <w:kern w:val="0"/>
+          <w:sz w:val="32"/>
+          <w:szCs w:val="32"/>
+          <w:lang w:val="en"/>
+          <w14:ligatures w14:val="none"/>
+        </w:rPr>
         <w:t xml:space="preserve"> What Is a Mesh Topology?</w:t>
       </w:r>
     </w:p>
     <w:p>
       <w:pPr>
-        <w:spacing w:before="240" w:after="240"/>
-      </w:pPr>
-      <w:r>
-        <w:rPr>
-          <w:b/>
+        <w:spacing w:before="240" w:after="240" w:line="276" w:lineRule="auto"/>
+        <w:rPr>
+          <w:rFonts w:ascii="Arial" w:eastAsia="Arial" w:hAnsi="Arial" w:cs="Arial"/>
+          <w:kern w:val="0"/>
+          <w:sz w:val="22"/>
+          <w:szCs w:val="22"/>
+          <w:lang w:val="en"/>
+          <w14:ligatures w14:val="none"/>
+        </w:rPr>
+      </w:pPr>
+      <w:r>
+        <w:rPr>
+          <w:rFonts w:ascii="Arial" w:eastAsia="Arial" w:hAnsi="Arial" w:cs="Arial"/>
+          <w:b/>
+          <w:kern w:val="0"/>
+          <w:sz w:val="22"/>
+          <w:szCs w:val="22"/>
           <w:highlight w:val="darkGray"/>
+          <w:lang w:val="en"/>
+          <w14:ligatures w14:val="none"/>
         </w:rPr>
         <w:t># Source</w:t>
       </w:r>
       <w:r>
         <w:rPr>
+          <w:rFonts w:ascii="Arial" w:eastAsia="Arial" w:hAnsi="Arial" w:cs="Arial"/>
+          <w:kern w:val="0"/>
+          <w:sz w:val="22"/>
+          <w:szCs w:val="22"/>
           <w:highlight w:val="darkGray"/>
+          <w:lang w:val="en"/>
+          <w14:ligatures w14:val="none"/>
         </w:rPr>
         <w:t xml:space="preserve">: </w:t>
       </w:r>
       <w:r>
         <w:rPr>
-          <w:b/>
+          <w:rFonts w:ascii="Arial" w:eastAsia="Arial" w:hAnsi="Arial" w:cs="Arial"/>
+          <w:b/>
+          <w:kern w:val="0"/>
+          <w:sz w:val="22"/>
+          <w:szCs w:val="22"/>
           <w:highlight w:val="darkGray"/>
-        </w:rPr>
-        <w:t>Chatgpt (GPT‑5 Mini) at [12/18/2025]</w:t>
-      </w:r>
-    </w:p>
-    <w:p>
-      <w:pPr>
-        <w:spacing w:before="240" w:after="240"/>
-      </w:pPr>
-      <w:r>
-        <w:rPr>
-          <w:rFonts w:ascii="Roboto Mono" w:eastAsia="Roboto Mono" w:hAnsi="Roboto Mono"/>
-          <w:sz w:val="24"/>
+          <w:lang w:val="en"/>
+          <w14:ligatures w14:val="none"/>
+        </w:rPr>
+        <w:t>Chatgpt (GPT</w:t>
+      </w:r>
+      <w:r>
+        <w:rPr>
+          <w:rFonts w:ascii="Cambria Math" w:eastAsia="Arial" w:hAnsi="Cambria Math" w:cs="Cambria Math"/>
+          <w:b/>
+          <w:kern w:val="0"/>
+          <w:sz w:val="22"/>
+          <w:szCs w:val="22"/>
+          <w:highlight w:val="darkGray"/>
+          <w:lang w:val="en"/>
+          <w14:ligatures w14:val="none"/>
+        </w:rPr>
+        <w:t>‑</w:t>
+      </w:r>
+      <w:r>
+        <w:rPr>
+          <w:rFonts w:ascii="Arial" w:eastAsia="Arial" w:hAnsi="Arial" w:cs="Arial"/>
+          <w:b/>
+          <w:kern w:val="0"/>
+          <w:sz w:val="22"/>
+          <w:szCs w:val="22"/>
+          <w:highlight w:val="darkGray"/>
+          <w:lang w:val="en"/>
+          <w14:ligatures w14:val="none"/>
+        </w:rPr>
+        <w:t>5 Mini) at [12/18/2025]</w:t>
+      </w:r>
+    </w:p>
+    <w:p>
+      <w:pPr>
+        <w:spacing w:before="240" w:after="240" w:line="276" w:lineRule="auto"/>
+        <w:rPr>
+          <w:rFonts w:ascii="Arial" w:eastAsia="Arial" w:hAnsi="Arial" w:cs="Arial"/>
+          <w:kern w:val="0"/>
+          <w:sz w:val="22"/>
+          <w:szCs w:val="22"/>
+          <w:lang w:val="en"/>
+          <w14:ligatures w14:val="none"/>
+        </w:rPr>
+      </w:pPr>
+      <w:r>
+        <w:rPr>
+          <w:rFonts w:ascii="Roboto Mono" w:eastAsia="Roboto Mono" w:hAnsi="Roboto Mono" w:cs="Arial"/>
+          <w:kern w:val="0"/>
+          <w:szCs w:val="22"/>
+          <w:lang w:val="en"/>
+          <w14:ligatures w14:val="none"/>
         </w:rPr>
         <w:t xml:space="preserve">A </w:t>
       </w:r>
       <w:r>
         <w:rPr>
-          <w:rFonts w:ascii="Roboto Mono" w:eastAsia="Roboto Mono" w:hAnsi="Roboto Mono"/>
+          <w:rFonts w:ascii="Roboto Mono" w:eastAsia="Roboto Mono" w:hAnsi="Roboto Mono" w:cs="Arial"/>
           <w:b/>
           <w:bCs/>
-          <w:sz w:val="24"/>
+          <w:kern w:val="0"/>
+          <w:szCs w:val="22"/>
+          <w:lang w:val="en"/>
+          <w14:ligatures w14:val="none"/>
         </w:rPr>
         <w:t>mesh topology</w:t>
       </w:r>
       <w:r>
         <w:rPr>
-          <w:rFonts w:ascii="Roboto Mono" w:eastAsia="Roboto Mono" w:hAnsi="Roboto Mono"/>
-          <w:sz w:val="24"/>
+          <w:rFonts w:ascii="Roboto Mono" w:eastAsia="Roboto Mono" w:hAnsi="Roboto Mono" w:cs="Arial"/>
+          <w:kern w:val="0"/>
+          <w:szCs w:val="22"/>
+          <w:lang w:val="en"/>
+          <w14:ligatures w14:val="none"/>
         </w:rPr>
         <w:t xml:space="preserve"> is a network layout where </w:t>
       </w:r>
       <w:r>
         <w:rPr>
-          <w:rFonts w:ascii="Roboto Mono" w:eastAsia="Roboto Mono" w:hAnsi="Roboto Mono"/>
+          <w:rFonts w:ascii="Roboto Mono" w:eastAsia="Roboto Mono" w:hAnsi="Roboto Mono" w:cs="Arial"/>
           <w:b/>
           <w:bCs/>
-          <w:sz w:val="24"/>
+          <w:kern w:val="0"/>
+          <w:szCs w:val="22"/>
+          <w:lang w:val="en"/>
+          <w14:ligatures w14:val="none"/>
         </w:rPr>
         <w:t>each device is connected to one or more other devices</w:t>
       </w:r>
       <w:r>
         <w:rPr>
-          <w:rFonts w:ascii="Roboto Mono" w:eastAsia="Roboto Mono" w:hAnsi="Roboto Mono"/>
-          <w:sz w:val="24"/>
+          <w:rFonts w:ascii="Roboto Mono" w:eastAsia="Roboto Mono" w:hAnsi="Roboto Mono" w:cs="Arial"/>
+          <w:kern w:val="0"/>
+          <w:szCs w:val="22"/>
+          <w:lang w:val="en"/>
+          <w14:ligatures w14:val="none"/>
         </w:rPr>
         <w:t xml:space="preserve">, creating a </w:t>
       </w:r>
       <w:r>
         <w:rPr>
-          <w:rFonts w:ascii="Roboto Mono" w:eastAsia="Roboto Mono" w:hAnsi="Roboto Mono"/>
+          <w:rFonts w:ascii="Roboto Mono" w:eastAsia="Roboto Mono" w:hAnsi="Roboto Mono" w:cs="Arial"/>
           <w:b/>
           <w:bCs/>
-          <w:sz w:val="24"/>
+          <w:kern w:val="0"/>
+          <w:szCs w:val="22"/>
+          <w:lang w:val="en"/>
+          <w14:ligatures w14:val="none"/>
         </w:rPr>
         <w:t>web-like structure</w:t>
       </w:r>
       <w:r>
         <w:rPr>
-          <w:rFonts w:ascii="Roboto Mono" w:eastAsia="Roboto Mono" w:hAnsi="Roboto Mono"/>
-          <w:sz w:val="24"/>
+          <w:rFonts w:ascii="Roboto Mono" w:eastAsia="Roboto Mono" w:hAnsi="Roboto Mono" w:cs="Arial"/>
+          <w:kern w:val="0"/>
+          <w:szCs w:val="22"/>
+          <w:lang w:val="en"/>
+          <w14:ligatures w14:val="none"/>
         </w:rPr>
         <w:t xml:space="preserve">. In a </w:t>
       </w:r>
       <w:r>
         <w:rPr>
-          <w:rFonts w:ascii="Roboto Mono" w:eastAsia="Roboto Mono" w:hAnsi="Roboto Mono"/>
+          <w:rFonts w:ascii="Roboto Mono" w:eastAsia="Roboto Mono" w:hAnsi="Roboto Mono" w:cs="Arial"/>
           <w:b/>
           <w:bCs/>
-          <w:sz w:val="24"/>
+          <w:kern w:val="0"/>
+          <w:szCs w:val="22"/>
+          <w:lang w:val="en"/>
+          <w14:ligatures w14:val="none"/>
         </w:rPr>
         <w:t>fully connected mesh</w:t>
       </w:r>
       <w:r>
         <w:rPr>
-          <w:rFonts w:ascii="Roboto Mono" w:eastAsia="Roboto Mono" w:hAnsi="Roboto Mono"/>
-          <w:sz w:val="24"/>
+          <w:rFonts w:ascii="Roboto Mono" w:eastAsia="Roboto Mono" w:hAnsi="Roboto Mono" w:cs="Arial"/>
+          <w:kern w:val="0"/>
+          <w:szCs w:val="22"/>
+          <w:lang w:val="en"/>
+          <w14:ligatures w14:val="none"/>
         </w:rPr>
         <w:t xml:space="preserve">, every node is directly connected to </w:t>
       </w:r>
       <w:r>
         <w:rPr>
-          <w:rFonts w:ascii="Roboto Mono" w:eastAsia="Roboto Mono" w:hAnsi="Roboto Mono"/>
+          <w:rFonts w:ascii="Roboto Mono" w:eastAsia="Roboto Mono" w:hAnsi="Roboto Mono" w:cs="Arial"/>
           <w:b/>
           <w:bCs/>
-          <w:sz w:val="24"/>
+          <w:kern w:val="0"/>
+          <w:szCs w:val="22"/>
+          <w:lang w:val="en"/>
+          <w14:ligatures w14:val="none"/>
         </w:rPr>
         <w:t>every other node</w:t>
       </w:r>
       <w:r>
         <w:rPr>
-          <w:rFonts w:ascii="Roboto Mono" w:eastAsia="Roboto Mono" w:hAnsi="Roboto Mono"/>
-          <w:sz w:val="24"/>
+          <w:rFonts w:ascii="Roboto Mono" w:eastAsia="Roboto Mono" w:hAnsi="Roboto Mono" w:cs="Arial"/>
+          <w:kern w:val="0"/>
+          <w:szCs w:val="22"/>
+          <w:lang w:val="en"/>
+          <w14:ligatures w14:val="none"/>
         </w:rPr>
         <w:t>.</w:t>
       </w:r>
     </w:p>
     <w:p>
       <w:pPr>
-        <w:spacing w:before="240" w:after="240"/>
-      </w:pPr>
-    </w:p>
-    <w:p>
-      <w:pPr>
-        <w:pStyle w:val="Heading2"/>
+        <w:spacing w:before="240" w:after="240" w:line="276" w:lineRule="auto"/>
+        <w:rPr>
+          <w:rFonts w:ascii="Arial" w:eastAsia="Arial" w:hAnsi="Arial" w:cs="Arial"/>
+          <w:kern w:val="0"/>
+          <w:sz w:val="22"/>
+          <w:szCs w:val="22"/>
+          <w:lang w:val="en"/>
+          <w14:ligatures w14:val="none"/>
+        </w:rPr>
+      </w:pPr>
+    </w:p>
+    <w:p>
+      <w:pPr>
+        <w:keepNext/>
+        <w:keepLines/>
+        <w:spacing w:before="160" w:after="80" w:line="276" w:lineRule="auto"/>
+        <w:outlineLvl w:val="1"/>
+        <w:rPr>
+          <w:rFonts w:asciiTheme="majorHAnsi" w:eastAsiaTheme="majorEastAsia" w:hAnsiTheme="majorHAnsi" w:cstheme="majorBidi"/>
+          <w:color w:val="2F5496" w:themeColor="accent1" w:themeShade="BF"/>
+          <w:kern w:val="0"/>
+          <w:sz w:val="32"/>
+          <w:szCs w:val="32"/>
+          <w:lang w:val="en"/>
+          <w14:ligatures w14:val="none"/>
+        </w:rPr>
       </w:pPr>
       <w:bookmarkStart w:id="2" w:name="_7o3cdbyx278n" w:colFirst="0" w:colLast="0"/>
       <w:bookmarkEnd w:id="2"/>
       <w:r>
+        <w:rPr>
+          <w:rFonts w:asciiTheme="majorHAnsi" w:eastAsiaTheme="majorEastAsia" w:hAnsiTheme="majorHAnsi" w:cstheme="majorBidi"/>
+          <w:color w:val="2F5496" w:themeColor="accent1" w:themeShade="BF"/>
+          <w:kern w:val="0"/>
+          <w:sz w:val="32"/>
+          <w:szCs w:val="32"/>
+          <w:lang w:val="en"/>
+          <w14:ligatures w14:val="none"/>
+        </w:rPr>
         <w:t>What Is a Web-like Structure</w:t>
       </w:r>
     </w:p>
     <w:p>
       <w:pPr>
-        <w:spacing w:before="240" w:after="240"/>
-      </w:pPr>
-      <w:r>
-        <w:rPr>
-          <w:b/>
+        <w:spacing w:before="240" w:after="240" w:line="276" w:lineRule="auto"/>
+        <w:rPr>
+          <w:rFonts w:ascii="Arial" w:eastAsia="Arial" w:hAnsi="Arial" w:cs="Arial"/>
+          <w:kern w:val="0"/>
+          <w:sz w:val="22"/>
+          <w:szCs w:val="22"/>
+          <w:lang w:val="en"/>
+          <w14:ligatures w14:val="none"/>
+        </w:rPr>
+      </w:pPr>
+      <w:r>
+        <w:rPr>
+          <w:rFonts w:ascii="Arial" w:eastAsia="Arial" w:hAnsi="Arial" w:cs="Arial"/>
+          <w:b/>
+          <w:kern w:val="0"/>
+          <w:sz w:val="22"/>
+          <w:szCs w:val="22"/>
           <w:highlight w:val="darkGray"/>
+          <w:lang w:val="en"/>
+          <w14:ligatures w14:val="none"/>
         </w:rPr>
         <w:t># Source</w:t>
       </w:r>
       <w:r>
         <w:rPr>
+          <w:rFonts w:ascii="Arial" w:eastAsia="Arial" w:hAnsi="Arial" w:cs="Arial"/>
+          <w:kern w:val="0"/>
+          <w:sz w:val="22"/>
+          <w:szCs w:val="22"/>
           <w:highlight w:val="darkGray"/>
+          <w:lang w:val="en"/>
+          <w14:ligatures w14:val="none"/>
         </w:rPr>
         <w:t xml:space="preserve">: </w:t>
       </w:r>
       <w:r>
         <w:rPr>
-          <w:b/>
+          <w:rFonts w:ascii="Arial" w:eastAsia="Arial" w:hAnsi="Arial" w:cs="Arial"/>
+          <w:b/>
+          <w:kern w:val="0"/>
+          <w:sz w:val="22"/>
+          <w:szCs w:val="22"/>
           <w:highlight w:val="darkGray"/>
-        </w:rPr>
-        <w:t>Chatgpt (GPT‑5 Mini) at [12/18/2025]</w:t>
-      </w:r>
-    </w:p>
-    <w:p>
-      <w:pPr>
-        <w:spacing w:before="240" w:after="240"/>
-      </w:pPr>
-      <w:r>
-        <w:rPr>
-          <w:rFonts w:ascii="Roboto Mono" w:eastAsia="Roboto Mono" w:hAnsi="Roboto Mono"/>
-          <w:sz w:val="24"/>
+          <w:lang w:val="en"/>
+          <w14:ligatures w14:val="none"/>
+        </w:rPr>
+        <w:t>Chatgpt (GPT</w:t>
+      </w:r>
+      <w:r>
+        <w:rPr>
+          <w:rFonts w:ascii="Cambria Math" w:eastAsia="Arial" w:hAnsi="Cambria Math" w:cs="Cambria Math"/>
+          <w:b/>
+          <w:kern w:val="0"/>
+          <w:sz w:val="22"/>
+          <w:szCs w:val="22"/>
+          <w:highlight w:val="darkGray"/>
+          <w:lang w:val="en"/>
+          <w14:ligatures w14:val="none"/>
+        </w:rPr>
+        <w:t>‑</w:t>
+      </w:r>
+      <w:r>
+        <w:rPr>
+          <w:rFonts w:ascii="Arial" w:eastAsia="Arial" w:hAnsi="Arial" w:cs="Arial"/>
+          <w:b/>
+          <w:kern w:val="0"/>
+          <w:sz w:val="22"/>
+          <w:szCs w:val="22"/>
+          <w:highlight w:val="darkGray"/>
+          <w:lang w:val="en"/>
+          <w14:ligatures w14:val="none"/>
+        </w:rPr>
+        <w:t>5 Mini) at [12/18/2025]</w:t>
+      </w:r>
+    </w:p>
+    <w:p>
+      <w:pPr>
+        <w:spacing w:before="240" w:after="240" w:line="276" w:lineRule="auto"/>
+        <w:rPr>
+          <w:rFonts w:ascii="Arial" w:eastAsia="Arial" w:hAnsi="Arial" w:cs="Arial"/>
+          <w:kern w:val="0"/>
+          <w:sz w:val="22"/>
+          <w:szCs w:val="22"/>
+          <w:lang w:val="en"/>
+          <w14:ligatures w14:val="none"/>
+        </w:rPr>
+      </w:pPr>
+      <w:r>
+        <w:rPr>
+          <w:rFonts w:ascii="Roboto Mono" w:eastAsia="Roboto Mono" w:hAnsi="Roboto Mono" w:cs="Arial"/>
+          <w:kern w:val="0"/>
+          <w:szCs w:val="22"/>
+          <w:lang w:val="en"/>
+          <w14:ligatures w14:val="none"/>
         </w:rPr>
         <w:t xml:space="preserve">A </w:t>
       </w:r>
       <w:r>
         <w:rPr>
-          <w:rFonts w:ascii="Roboto Mono" w:eastAsia="Roboto Mono" w:hAnsi="Roboto Mono"/>
+          <w:rFonts w:ascii="Roboto Mono" w:eastAsia="Roboto Mono" w:hAnsi="Roboto Mono" w:cs="Arial"/>
           <w:b/>
           <w:bCs/>
-          <w:sz w:val="24"/>
+          <w:kern w:val="0"/>
+          <w:szCs w:val="22"/>
+          <w:lang w:val="en"/>
+          <w14:ligatures w14:val="none"/>
         </w:rPr>
         <w:t>web-like structure</w:t>
       </w:r>
       <w:r>
         <w:rPr>
-          <w:rFonts w:ascii="Roboto Mono" w:eastAsia="Roboto Mono" w:hAnsi="Roboto Mono"/>
-          <w:sz w:val="24"/>
+          <w:rFonts w:ascii="Roboto Mono" w:eastAsia="Roboto Mono" w:hAnsi="Roboto Mono" w:cs="Arial"/>
+          <w:kern w:val="0"/>
+          <w:szCs w:val="22"/>
+          <w:lang w:val="en"/>
+          <w14:ligatures w14:val="none"/>
         </w:rPr>
         <w:t xml:space="preserve"> in networking refers to a </w:t>
       </w:r>
       <w:r>
         <w:rPr>
-          <w:rFonts w:ascii="Roboto Mono" w:eastAsia="Roboto Mono" w:hAnsi="Roboto Mono"/>
+          <w:rFonts w:ascii="Roboto Mono" w:eastAsia="Roboto Mono" w:hAnsi="Roboto Mono" w:cs="Arial"/>
           <w:b/>
           <w:bCs/>
-          <w:sz w:val="24"/>
+          <w:kern w:val="0"/>
+          <w:szCs w:val="22"/>
+          <w:lang w:val="en"/>
+          <w14:ligatures w14:val="none"/>
         </w:rPr>
         <w:t>network topology</w:t>
       </w:r>
       <w:r>
         <w:rPr>
-          <w:rFonts w:ascii="Roboto Mono" w:eastAsia="Roboto Mono" w:hAnsi="Roboto Mono"/>
-          <w:sz w:val="24"/>
+          <w:rFonts w:ascii="Roboto Mono" w:eastAsia="Roboto Mono" w:hAnsi="Roboto Mono" w:cs="Arial"/>
+          <w:kern w:val="0"/>
+          <w:szCs w:val="22"/>
+          <w:lang w:val="en"/>
+          <w14:ligatures w14:val="none"/>
         </w:rPr>
         <w:t xml:space="preserve"> where devices (nodes) are </w:t>
       </w:r>
       <w:r>
         <w:rPr>
-          <w:rFonts w:ascii="Roboto Mono" w:eastAsia="Roboto Mono" w:hAnsi="Roboto Mono"/>
+          <w:rFonts w:ascii="Roboto Mono" w:eastAsia="Roboto Mono" w:hAnsi="Roboto Mono" w:cs="Arial"/>
           <w:b/>
           <w:bCs/>
-          <w:sz w:val="24"/>
+          <w:kern w:val="0"/>
+          <w:szCs w:val="22"/>
+          <w:lang w:val="en"/>
+          <w14:ligatures w14:val="none"/>
         </w:rPr>
         <w:t>interconnected in multiple directions</w:t>
       </w:r>
       <w:r>
         <w:rPr>
-          <w:rFonts w:ascii="Roboto Mono" w:eastAsia="Roboto Mono" w:hAnsi="Roboto Mono"/>
-          <w:sz w:val="24"/>
+          <w:rFonts w:ascii="Roboto Mono" w:eastAsia="Roboto Mono" w:hAnsi="Roboto Mono" w:cs="Arial"/>
+          <w:kern w:val="0"/>
+          <w:szCs w:val="22"/>
+          <w:lang w:val="en"/>
+          <w14:ligatures w14:val="none"/>
         </w:rPr>
         <w:t xml:space="preserve">, forming a pattern that resembles a </w:t>
       </w:r>
       <w:r>
         <w:rPr>
-          <w:rFonts w:ascii="Roboto Mono" w:eastAsia="Roboto Mono" w:hAnsi="Roboto Mono"/>
+          <w:rFonts w:ascii="Roboto Mono" w:eastAsia="Roboto Mono" w:hAnsi="Roboto Mono" w:cs="Arial"/>
           <w:b/>
           <w:bCs/>
-          <w:sz w:val="24"/>
+          <w:kern w:val="0"/>
+          <w:szCs w:val="22"/>
+          <w:lang w:val="en"/>
+          <w14:ligatures w14:val="none"/>
         </w:rPr>
         <w:t>spider web</w:t>
       </w:r>
       <w:r>
         <w:rPr>
-          <w:rFonts w:ascii="Roboto Mono" w:eastAsia="Roboto Mono" w:hAnsi="Roboto Mono"/>
-          <w:sz w:val="24"/>
+          <w:rFonts w:ascii="Roboto Mono" w:eastAsia="Roboto Mono" w:hAnsi="Roboto Mono" w:cs="Arial"/>
+          <w:kern w:val="0"/>
+          <w:szCs w:val="22"/>
+          <w:lang w:val="en"/>
+          <w14:ligatures w14:val="none"/>
         </w:rPr>
         <w:t>.</w:t>
       </w:r>
     </w:p>
     <w:p>
       <w:pPr>
-        <w:spacing w:before="240" w:after="240"/>
-      </w:pPr>
-      <w:r>
-        <w:rPr>
-          <w:rFonts w:ascii="Roboto Mono" w:eastAsia="Roboto Mono" w:hAnsi="Roboto Mono"/>
-          <w:sz w:val="24"/>
+        <w:spacing w:before="240" w:after="240" w:line="276" w:lineRule="auto"/>
+        <w:rPr>
+          <w:rFonts w:ascii="Arial" w:eastAsia="Arial" w:hAnsi="Arial" w:cs="Arial"/>
+          <w:kern w:val="0"/>
+          <w:sz w:val="22"/>
+          <w:szCs w:val="22"/>
+          <w:lang w:val="en"/>
+          <w14:ligatures w14:val="none"/>
+        </w:rPr>
+      </w:pPr>
+      <w:r>
+        <w:rPr>
+          <w:rFonts w:ascii="Roboto Mono" w:eastAsia="Roboto Mono" w:hAnsi="Roboto Mono" w:cs="Arial"/>
+          <w:kern w:val="0"/>
+          <w:szCs w:val="22"/>
+          <w:lang w:val="en"/>
+          <w14:ligatures w14:val="none"/>
         </w:rPr>
         <w:t>This term is most often used to describe:</w:t>
       </w:r>
     </w:p>
     <w:p>
       <w:pPr>
-        <w:spacing w:before="240" w:after="240"/>
+        <w:spacing w:before="240" w:after="240" w:line="276" w:lineRule="auto"/>
         <w:ind w:left="600" w:right="600"/>
-      </w:pPr>
-      <w:r>
-        <w:rPr>
-          <w:rFonts w:ascii="Roboto Mono" w:eastAsia="Roboto Mono" w:hAnsi="Roboto Mono"/>
-          <w:sz w:val="24"/>
-        </w:rPr>
-        <w:t xml:space="preserve">🔹 </w:t>
-      </w:r>
-      <w:r>
-        <w:rPr>
-          <w:rFonts w:ascii="Roboto Mono" w:eastAsia="Roboto Mono" w:hAnsi="Roboto Mono"/>
+        <w:rPr>
+          <w:rFonts w:ascii="Arial" w:eastAsia="Arial" w:hAnsi="Arial" w:cs="Arial"/>
+          <w:kern w:val="0"/>
+          <w:sz w:val="22"/>
+          <w:szCs w:val="22"/>
+          <w:lang w:val="en"/>
+          <w14:ligatures w14:val="none"/>
+        </w:rPr>
+      </w:pPr>
+      <w:r>
+        <w:rPr>
+          <w:rFonts w:ascii="Segoe UI Emoji" w:eastAsia="Roboto Mono" w:hAnsi="Segoe UI Emoji" w:cs="Segoe UI Emoji"/>
+          <w:kern w:val="0"/>
+          <w:szCs w:val="22"/>
+          <w:lang w:val="en"/>
+          <w14:ligatures w14:val="none"/>
+        </w:rPr>
+        <w:t>🔹</w:t>
+      </w:r>
+      <w:r>
+        <w:rPr>
+          <w:rFonts w:ascii="Roboto Mono" w:eastAsia="Roboto Mono" w:hAnsi="Roboto Mono" w:cs="Arial"/>
+          <w:kern w:val="0"/>
+          <w:szCs w:val="22"/>
+          <w:lang w:val="en"/>
+          <w14:ligatures w14:val="none"/>
+        </w:rPr>
+        <w:t xml:space="preserve"> </w:t>
+      </w:r>
+      <w:r>
+        <w:rPr>
+          <w:rFonts w:ascii="Roboto Mono" w:eastAsia="Roboto Mono" w:hAnsi="Roboto Mono" w:cs="Arial"/>
           <w:b/>
           <w:bCs/>
-          <w:sz w:val="24"/>
+          <w:kern w:val="0"/>
+          <w:szCs w:val="22"/>
+          <w:lang w:val="en"/>
+          <w14:ligatures w14:val="none"/>
         </w:rPr>
         <w:t>Mesh Topology</w:t>
       </w:r>
       <w:r>
         <w:rPr>
-          <w:rFonts w:ascii="Roboto Mono" w:eastAsia="Roboto Mono" w:hAnsi="Roboto Mono"/>
-          <w:sz w:val="24"/>
+          <w:rFonts w:ascii="Roboto Mono" w:eastAsia="Roboto Mono" w:hAnsi="Roboto Mono" w:cs="Arial"/>
+          <w:kern w:val="0"/>
+          <w:szCs w:val="22"/>
+          <w:lang w:val="en"/>
+          <w14:ligatures w14:val="none"/>
         </w:rPr>
         <w:t xml:space="preserve"> — especially </w:t>
       </w:r>
       <w:r>
         <w:rPr>
-          <w:rFonts w:ascii="Roboto Mono" w:eastAsia="Roboto Mono" w:hAnsi="Roboto Mono"/>
+          <w:rFonts w:ascii="Roboto Mono" w:eastAsia="Roboto Mono" w:hAnsi="Roboto Mono" w:cs="Arial"/>
           <w:b/>
           <w:bCs/>
-          <w:sz w:val="24"/>
+          <w:kern w:val="0"/>
+          <w:szCs w:val="22"/>
+          <w:lang w:val="en"/>
+          <w14:ligatures w14:val="none"/>
         </w:rPr>
         <w:t>Full Mesh</w:t>
       </w:r>
       <w:r>
         <w:rPr>
-          <w:rFonts w:ascii="Roboto Mono" w:eastAsia="Roboto Mono" w:hAnsi="Roboto Mono"/>
-          <w:sz w:val="24"/>
+          <w:rFonts w:ascii="Roboto Mono" w:eastAsia="Roboto Mono" w:hAnsi="Roboto Mono" w:cs="Arial"/>
+          <w:kern w:val="0"/>
+          <w:szCs w:val="22"/>
+          <w:lang w:val="en"/>
+          <w14:ligatures w14:val="none"/>
         </w:rPr>
         <w:t xml:space="preserve"> or </w:t>
       </w:r>
       <w:r>
         <w:rPr>
-          <w:rFonts w:ascii="Roboto Mono" w:eastAsia="Roboto Mono" w:hAnsi="Roboto Mono"/>
+          <w:rFonts w:ascii="Roboto Mono" w:eastAsia="Roboto Mono" w:hAnsi="Roboto Mono" w:cs="Arial"/>
           <w:b/>
           <w:bCs/>
-          <w:sz w:val="24"/>
+          <w:kern w:val="0"/>
+          <w:szCs w:val="22"/>
+          <w:lang w:val="en"/>
+          <w14:ligatures w14:val="none"/>
         </w:rPr>
         <w:t>Partial Mesh</w:t>
       </w:r>
       <w:r>
         <w:rPr>
-          <w:rFonts w:ascii="Roboto Mono" w:eastAsia="Roboto Mono" w:hAnsi="Roboto Mono"/>
-          <w:sz w:val="24"/>
+          <w:rFonts w:ascii="Roboto Mono" w:eastAsia="Roboto Mono" w:hAnsi="Roboto Mono" w:cs="Arial"/>
+          <w:kern w:val="0"/>
+          <w:szCs w:val="22"/>
+          <w:lang w:val="en"/>
+          <w14:ligatures w14:val="none"/>
         </w:rPr>
         <w:t xml:space="preserve"> networks.</w:t>
       </w:r>
     </w:p>
     <w:p>
-      <w:r>
-        <w:rPr>
-          <w:rFonts w:ascii="Roboto Mono" w:eastAsia="Roboto Mono" w:hAnsi="Roboto Mono"/>
-          <w:sz w:val="24"/>
-        </w:rPr>
-        <w:pict w14:anchorId="37AE3189">
+      <w:pPr>
+        <w:spacing w:after="0" w:line="276" w:lineRule="auto"/>
+        <w:rPr>
+          <w:rFonts w:ascii="Arial" w:eastAsia="Arial" w:hAnsi="Arial" w:cs="Arial"/>
+          <w:kern w:val="0"/>
+          <w:sz w:val="22"/>
+          <w:szCs w:val="22"/>
+          <w:lang w:val="en"/>
+          <w14:ligatures w14:val="none"/>
+        </w:rPr>
+      </w:pPr>
+      <w:r>
+        <w:rPr>
+          <w:rFonts w:ascii="Roboto Mono" w:eastAsia="Roboto Mono" w:hAnsi="Roboto Mono" w:cs="Arial"/>
+          <w:kern w:val="0"/>
+          <w:szCs w:val="22"/>
+          <w:lang w:val="en"/>
+          <w14:ligatures w14:val="none"/>
+        </w:rPr>
+        <w:pict w14:anchorId="19C4AA70">
           <v:rect id="_x0000_i1025" style="width:0;height:1.5pt" o:hralign="center" o:hrstd="t" o:hr="t" fillcolor="#a0a0a0" stroked="f"/>
         </w:pict>
       </w:r>
     </w:p>
     <w:p>
       <w:pPr>
-        <w:pStyle w:val="Heading3"/>
+        <w:keepNext/>
+        <w:keepLines/>
+        <w:spacing w:before="160" w:after="80" w:line="276" w:lineRule="auto"/>
+        <w:outlineLvl w:val="2"/>
+        <w:rPr>
+          <w:rFonts w:ascii="Arial" w:eastAsiaTheme="majorEastAsia" w:hAnsi="Arial" w:cstheme="majorBidi"/>
+          <w:color w:val="2F5496" w:themeColor="accent1" w:themeShade="BF"/>
+          <w:kern w:val="0"/>
+          <w:sz w:val="28"/>
+          <w:szCs w:val="28"/>
+          <w:lang w:val="en"/>
+          <w14:ligatures w14:val="none"/>
+        </w:rPr>
       </w:pPr>
       <w:bookmarkStart w:id="3" w:name="_uv5rrmwh3nkr" w:colFirst="0" w:colLast="0"/>
       <w:bookmarkEnd w:id="3"/>
       <w:r>
-        <w:t>🧠 Simple Definition:</w:t>
-      </w:r>
-    </w:p>
-    <w:p>
-      <w:pPr>
-        <w:spacing w:before="240" w:after="240"/>
-      </w:pPr>
-      <w:r>
-        <w:rPr>
-          <w:b/>
+        <w:rPr>
+          <w:rFonts w:ascii="Segoe UI Emoji" w:eastAsiaTheme="majorEastAsia" w:hAnsi="Segoe UI Emoji" w:cs="Segoe UI Emoji"/>
+          <w:color w:val="2F5496" w:themeColor="accent1" w:themeShade="BF"/>
+          <w:kern w:val="0"/>
+          <w:sz w:val="28"/>
+          <w:szCs w:val="28"/>
+          <w:lang w:val="en"/>
+          <w14:ligatures w14:val="none"/>
+        </w:rPr>
+        <w:t>🧠</w:t>
+      </w:r>
+      <w:r>
+        <w:rPr>
+          <w:rFonts w:ascii="Arial" w:eastAsiaTheme="majorEastAsia" w:hAnsi="Arial" w:cstheme="majorBidi"/>
+          <w:color w:val="2F5496" w:themeColor="accent1" w:themeShade="BF"/>
+          <w:kern w:val="0"/>
+          <w:sz w:val="28"/>
+          <w:szCs w:val="28"/>
+          <w:lang w:val="en"/>
+          <w14:ligatures w14:val="none"/>
+        </w:rPr>
+        <w:t xml:space="preserve"> Simple Definition:</w:t>
+      </w:r>
+    </w:p>
+    <w:p>
+      <w:pPr>
+        <w:spacing w:before="240" w:after="240" w:line="276" w:lineRule="auto"/>
+        <w:rPr>
+          <w:rFonts w:ascii="Arial" w:eastAsia="Arial" w:hAnsi="Arial" w:cs="Arial"/>
+          <w:kern w:val="0"/>
+          <w:sz w:val="22"/>
+          <w:szCs w:val="22"/>
+          <w:lang w:val="en"/>
+          <w14:ligatures w14:val="none"/>
+        </w:rPr>
+      </w:pPr>
+      <w:r>
+        <w:rPr>
+          <w:rFonts w:ascii="Arial" w:eastAsia="Arial" w:hAnsi="Arial" w:cs="Arial"/>
+          <w:b/>
+          <w:kern w:val="0"/>
+          <w:sz w:val="22"/>
+          <w:szCs w:val="22"/>
           <w:highlight w:val="darkGray"/>
+          <w:lang w:val="en"/>
+          <w14:ligatures w14:val="none"/>
         </w:rPr>
         <w:t># Source</w:t>
       </w:r>
       <w:r>
         <w:rPr>
+          <w:rFonts w:ascii="Arial" w:eastAsia="Arial" w:hAnsi="Arial" w:cs="Arial"/>
+          <w:kern w:val="0"/>
+          <w:sz w:val="22"/>
+          <w:szCs w:val="22"/>
           <w:highlight w:val="darkGray"/>
+          <w:lang w:val="en"/>
+          <w14:ligatures w14:val="none"/>
         </w:rPr>
         <w:t xml:space="preserve">: </w:t>
       </w:r>
       <w:r>
         <w:rPr>
-          <w:b/>
+          <w:rFonts w:ascii="Arial" w:eastAsia="Arial" w:hAnsi="Arial" w:cs="Arial"/>
+          <w:b/>
+          <w:kern w:val="0"/>
+          <w:sz w:val="22"/>
+          <w:szCs w:val="22"/>
           <w:highlight w:val="darkGray"/>
-        </w:rPr>
-        <w:t>Chatgpt (GPT‑5 Mini) at [12/18/2025]</w:t>
-      </w:r>
-    </w:p>
-    <w:p>
-      <w:pPr>
-        <w:spacing w:before="240" w:after="240"/>
+          <w:lang w:val="en"/>
+          <w14:ligatures w14:val="none"/>
+        </w:rPr>
+        <w:t>Chatgpt (GPT</w:t>
+      </w:r>
+      <w:r>
+        <w:rPr>
+          <w:rFonts w:ascii="Cambria Math" w:eastAsia="Arial" w:hAnsi="Cambria Math" w:cs="Cambria Math"/>
+          <w:b/>
+          <w:kern w:val="0"/>
+          <w:sz w:val="22"/>
+          <w:szCs w:val="22"/>
+          <w:highlight w:val="darkGray"/>
+          <w:lang w:val="en"/>
+          <w14:ligatures w14:val="none"/>
+        </w:rPr>
+        <w:t>‑</w:t>
+      </w:r>
+      <w:r>
+        <w:rPr>
+          <w:rFonts w:ascii="Arial" w:eastAsia="Arial" w:hAnsi="Arial" w:cs="Arial"/>
+          <w:b/>
+          <w:kern w:val="0"/>
+          <w:sz w:val="22"/>
+          <w:szCs w:val="22"/>
+          <w:highlight w:val="darkGray"/>
+          <w:lang w:val="en"/>
+          <w14:ligatures w14:val="none"/>
+        </w:rPr>
+        <w:t>5 Mini) at [12/18/2025]</w:t>
+      </w:r>
+    </w:p>
+    <w:p>
+      <w:pPr>
+        <w:spacing w:before="240" w:after="240" w:line="276" w:lineRule="auto"/>
         <w:ind w:left="600" w:right="600"/>
-      </w:pPr>
-      <w:r>
-        <w:rPr>
-          <w:rFonts w:ascii="Roboto Mono" w:eastAsia="Roboto Mono" w:hAnsi="Roboto Mono"/>
-          <w:sz w:val="24"/>
+        <w:rPr>
+          <w:rFonts w:ascii="Arial" w:eastAsia="Arial" w:hAnsi="Arial" w:cs="Arial"/>
+          <w:kern w:val="0"/>
+          <w:sz w:val="22"/>
+          <w:szCs w:val="22"/>
+          <w:lang w:val="en"/>
+          <w14:ligatures w14:val="none"/>
+        </w:rPr>
+      </w:pPr>
+      <w:r>
+        <w:rPr>
+          <w:rFonts w:ascii="Roboto Mono" w:eastAsia="Roboto Mono" w:hAnsi="Roboto Mono" w:cs="Arial"/>
+          <w:kern w:val="0"/>
+          <w:szCs w:val="22"/>
+          <w:lang w:val="en"/>
+          <w14:ligatures w14:val="none"/>
         </w:rPr>
         <w:t xml:space="preserve">A </w:t>
       </w:r>
       <w:r>
         <w:rPr>
-          <w:rFonts w:ascii="Roboto Mono" w:eastAsia="Roboto Mono" w:hAnsi="Roboto Mono"/>
+          <w:rFonts w:ascii="Roboto Mono" w:eastAsia="Roboto Mono" w:hAnsi="Roboto Mono" w:cs="Arial"/>
           <w:b/>
           <w:bCs/>
-          <w:sz w:val="24"/>
+          <w:kern w:val="0"/>
+          <w:szCs w:val="22"/>
+          <w:lang w:val="en"/>
+          <w14:ligatures w14:val="none"/>
         </w:rPr>
         <w:t>web-like structure</w:t>
       </w:r>
       <w:r>
         <w:rPr>
-          <w:rFonts w:ascii="Roboto Mono" w:eastAsia="Roboto Mono" w:hAnsi="Roboto Mono"/>
-          <w:sz w:val="24"/>
+          <w:rFonts w:ascii="Roboto Mono" w:eastAsia="Roboto Mono" w:hAnsi="Roboto Mono" w:cs="Arial"/>
+          <w:kern w:val="0"/>
+          <w:szCs w:val="22"/>
+          <w:lang w:val="en"/>
+          <w14:ligatures w14:val="none"/>
         </w:rPr>
         <w:t xml:space="preserve"> means </w:t>
       </w:r>
       <w:r>
         <w:rPr>
-          <w:rFonts w:ascii="Roboto Mono" w:eastAsia="Roboto Mono" w:hAnsi="Roboto Mono"/>
+          <w:rFonts w:ascii="Roboto Mono" w:eastAsia="Roboto Mono" w:hAnsi="Roboto Mono" w:cs="Arial"/>
           <w:b/>
           <w:bCs/>
-          <w:sz w:val="24"/>
+          <w:kern w:val="0"/>
+          <w:szCs w:val="22"/>
+          <w:lang w:val="en"/>
+          <w14:ligatures w14:val="none"/>
         </w:rPr>
         <w:t>devices are connected to many others</w:t>
       </w:r>
       <w:r>
         <w:rPr>
-          <w:rFonts w:ascii="Roboto Mono" w:eastAsia="Roboto Mono" w:hAnsi="Roboto Mono"/>
-          <w:sz w:val="24"/>
+          <w:rFonts w:ascii="Roboto Mono" w:eastAsia="Roboto Mono" w:hAnsi="Roboto Mono" w:cs="Arial"/>
+          <w:kern w:val="0"/>
+          <w:szCs w:val="22"/>
+          <w:lang w:val="en"/>
+          <w14:ligatures w14:val="none"/>
         </w:rPr>
         <w:t>, creating multiple paths for data to travel — like the threads of a web.</w:t>
       </w:r>
     </w:p>
     <w:p>
-      <w:r>
-        <w:rPr>
-          <w:rFonts w:ascii="Roboto Mono" w:eastAsia="Roboto Mono" w:hAnsi="Roboto Mono"/>
-          <w:sz w:val="24"/>
-        </w:rPr>
-        <w:pict w14:anchorId="30AF3880">
+      <w:pPr>
+        <w:spacing w:after="0" w:line="276" w:lineRule="auto"/>
+        <w:rPr>
+          <w:rFonts w:ascii="Arial" w:eastAsia="Arial" w:hAnsi="Arial" w:cs="Arial"/>
+          <w:kern w:val="0"/>
+          <w:sz w:val="22"/>
+          <w:szCs w:val="22"/>
+          <w:lang w:val="en"/>
+          <w14:ligatures w14:val="none"/>
+        </w:rPr>
+      </w:pPr>
+      <w:r>
+        <w:rPr>
+          <w:rFonts w:ascii="Roboto Mono" w:eastAsia="Roboto Mono" w:hAnsi="Roboto Mono" w:cs="Arial"/>
+          <w:kern w:val="0"/>
+          <w:szCs w:val="22"/>
+          <w:lang w:val="en"/>
+          <w14:ligatures w14:val="none"/>
+        </w:rPr>
+        <w:pict w14:anchorId="28CB4189">
           <v:rect id="_x0000_i1026" style="width:0;height:1.5pt" o:hralign="center" o:hrstd="t" o:hr="t" fillcolor="#a0a0a0" stroked="f"/>
         </w:pict>
       </w:r>
     </w:p>
     <w:p>
       <w:pPr>
-        <w:pStyle w:val="Heading3"/>
+        <w:keepNext/>
+        <w:keepLines/>
+        <w:spacing w:before="160" w:after="80" w:line="276" w:lineRule="auto"/>
+        <w:outlineLvl w:val="2"/>
+        <w:rPr>
+          <w:rFonts w:ascii="Arial" w:eastAsiaTheme="majorEastAsia" w:hAnsi="Arial" w:cstheme="majorBidi"/>
+          <w:color w:val="2F5496" w:themeColor="accent1" w:themeShade="BF"/>
+          <w:kern w:val="0"/>
+          <w:sz w:val="28"/>
+          <w:szCs w:val="28"/>
+          <w:lang w:val="en"/>
+          <w14:ligatures w14:val="none"/>
+        </w:rPr>
       </w:pPr>
       <w:bookmarkStart w:id="4" w:name="_1i54s9tb86re" w:colFirst="0" w:colLast="0"/>
       <w:bookmarkEnd w:id="4"/>
       <w:r>
-        <w:lastRenderedPageBreak/>
-        <w:t>🖼️ Visual Representation:</w:t>
-      </w:r>
-    </w:p>
-    <w:p>
-      <w:pPr>
-        <w:spacing w:before="240" w:after="240"/>
-      </w:pPr>
-      <w:r>
-        <w:rPr>
-          <w:b/>
+        <w:rPr>
+          <w:rFonts w:ascii="Segoe UI Emoji" w:eastAsiaTheme="majorEastAsia" w:hAnsi="Segoe UI Emoji" w:cs="Segoe UI Emoji"/>
+          <w:color w:val="2F5496" w:themeColor="accent1" w:themeShade="BF"/>
+          <w:kern w:val="0"/>
+          <w:sz w:val="28"/>
+          <w:szCs w:val="28"/>
+          <w:lang w:val="en"/>
+          <w14:ligatures w14:val="none"/>
+        </w:rPr>
+        <w:t>🖼️</w:t>
+      </w:r>
+      <w:r>
+        <w:rPr>
+          <w:rFonts w:ascii="Arial" w:eastAsiaTheme="majorEastAsia" w:hAnsi="Arial" w:cstheme="majorBidi"/>
+          <w:color w:val="2F5496" w:themeColor="accent1" w:themeShade="BF"/>
+          <w:kern w:val="0"/>
+          <w:sz w:val="28"/>
+          <w:szCs w:val="28"/>
+          <w:lang w:val="en"/>
+          <w14:ligatures w14:val="none"/>
+        </w:rPr>
+        <w:t xml:space="preserve"> Visual Representation:</w:t>
+      </w:r>
+    </w:p>
+    <w:p>
+      <w:pPr>
+        <w:spacing w:before="240" w:after="240" w:line="276" w:lineRule="auto"/>
+        <w:rPr>
+          <w:rFonts w:ascii="Arial" w:eastAsia="Arial" w:hAnsi="Arial" w:cs="Arial"/>
+          <w:kern w:val="0"/>
+          <w:sz w:val="22"/>
+          <w:szCs w:val="22"/>
+          <w:lang w:val="en"/>
+          <w14:ligatures w14:val="none"/>
+        </w:rPr>
+      </w:pPr>
+      <w:r>
+        <w:rPr>
+          <w:rFonts w:ascii="Arial" w:eastAsia="Arial" w:hAnsi="Arial" w:cs="Arial"/>
+          <w:b/>
+          <w:kern w:val="0"/>
+          <w:sz w:val="22"/>
+          <w:szCs w:val="22"/>
           <w:highlight w:val="darkGray"/>
+          <w:lang w:val="en"/>
+          <w14:ligatures w14:val="none"/>
         </w:rPr>
         <w:t># Source</w:t>
       </w:r>
       <w:r>
         <w:rPr>
+          <w:rFonts w:ascii="Arial" w:eastAsia="Arial" w:hAnsi="Arial" w:cs="Arial"/>
+          <w:kern w:val="0"/>
+          <w:sz w:val="22"/>
+          <w:szCs w:val="22"/>
           <w:highlight w:val="darkGray"/>
+          <w:lang w:val="en"/>
+          <w14:ligatures w14:val="none"/>
         </w:rPr>
         <w:t xml:space="preserve">: </w:t>
       </w:r>
       <w:r>
         <w:rPr>
-          <w:b/>
+          <w:rFonts w:ascii="Arial" w:eastAsia="Arial" w:hAnsi="Arial" w:cs="Arial"/>
+          <w:b/>
+          <w:kern w:val="0"/>
+          <w:sz w:val="22"/>
+          <w:szCs w:val="22"/>
           <w:highlight w:val="darkGray"/>
-        </w:rPr>
-        <w:t>Chatgpt (GPT‑5 Mini) at [12/18/2025]</w:t>
-      </w:r>
-    </w:p>
-    <w:p>
-      <w:r>
-        <w:rPr>
+          <w:lang w:val="en"/>
+          <w14:ligatures w14:val="none"/>
+        </w:rPr>
+        <w:t>Chatgpt (GPT</w:t>
+      </w:r>
+      <w:r>
+        <w:rPr>
+          <w:rFonts w:ascii="Cambria Math" w:eastAsia="Arial" w:hAnsi="Cambria Math" w:cs="Cambria Math"/>
+          <w:b/>
+          <w:kern w:val="0"/>
+          <w:sz w:val="22"/>
+          <w:szCs w:val="22"/>
+          <w:highlight w:val="darkGray"/>
+          <w:lang w:val="en"/>
+          <w14:ligatures w14:val="none"/>
+        </w:rPr>
+        <w:t>‑</w:t>
+      </w:r>
+      <w:r>
+        <w:rPr>
+          <w:rFonts w:ascii="Arial" w:eastAsia="Arial" w:hAnsi="Arial" w:cs="Arial"/>
+          <w:b/>
+          <w:kern w:val="0"/>
+          <w:sz w:val="22"/>
+          <w:szCs w:val="22"/>
+          <w:highlight w:val="darkGray"/>
+          <w:lang w:val="en"/>
+          <w14:ligatures w14:val="none"/>
+        </w:rPr>
+        <w:t>5 Mini) at [12/18/2025]</w:t>
+      </w:r>
+    </w:p>
+    <w:p>
+      <w:pPr>
+        <w:spacing w:after="0" w:line="276" w:lineRule="auto"/>
+        <w:rPr>
+          <w:rFonts w:ascii="Arial" w:eastAsia="Arial" w:hAnsi="Arial" w:cs="Arial"/>
+          <w:kern w:val="0"/>
+          <w:sz w:val="22"/>
+          <w:szCs w:val="22"/>
+          <w:lang w:val="en"/>
+          <w14:ligatures w14:val="none"/>
+        </w:rPr>
+      </w:pPr>
+      <w:r>
+        <w:rPr>
+          <w:rFonts w:ascii="Arial" w:eastAsia="Arial" w:hAnsi="Arial" w:cs="Arial"/>
           <w:noProof/>
+          <w:kern w:val="0"/>
+          <w:sz w:val="22"/>
+          <w:szCs w:val="22"/>
+          <w:lang w:val="en"/>
+          <w14:ligatures w14:val="none"/>
         </w:rPr>
         <w:drawing>
-          <wp:inline distT="114300" distB="114300" distL="114300" distR="114300" wp14:anchorId="4C953E62" wp14:editId="14871B6F">
+          <wp:inline distT="114300" distB="114300" distL="114300" distR="114300" wp14:anchorId="60B39647" wp14:editId="6498FC4E">
             <wp:extent cx="5943600" cy="1435100"/>
             <wp:effectExtent l="0" t="0" r="0" b="0"/>
             <wp:docPr id="7" name="image10.png"/>
@@ -515,132 +1059,467 @@
       </w:r>
     </w:p>
     <w:p>
-      <w:r>
-        <w:rPr>
-          <w:rFonts w:ascii="Roboto Mono" w:eastAsia="Roboto Mono" w:hAnsi="Roboto Mono"/>
-          <w:sz w:val="24"/>
-        </w:rPr>
-        <w:t xml:space="preserve">  [A]────[B]</w:t>
-      </w:r>
-    </w:p>
-    <w:p>
-      <w:r>
-        <w:rPr>
-          <w:rFonts w:ascii="Roboto Mono" w:eastAsia="Roboto Mono" w:hAnsi="Roboto Mono"/>
-          <w:sz w:val="24"/>
-        </w:rPr>
-        <w:t xml:space="preserve">    │  \ /  │</w:t>
-      </w:r>
-    </w:p>
-    <w:p>
-      <w:r>
-        <w:rPr>
-          <w:rFonts w:ascii="Roboto Mono" w:eastAsia="Roboto Mono" w:hAnsi="Roboto Mono"/>
-          <w:sz w:val="24"/>
-        </w:rPr>
-        <w:t xml:space="preserve">   [C]──┼──[D]</w:t>
-      </w:r>
-    </w:p>
-    <w:p>
-      <w:r>
-        <w:rPr>
-          <w:rFonts w:ascii="Roboto Mono" w:eastAsia="Roboto Mono" w:hAnsi="Roboto Mono"/>
-          <w:sz w:val="24"/>
-        </w:rPr>
-        <w:t xml:space="preserve">    │  / \  │</w:t>
-      </w:r>
-    </w:p>
-    <w:p>
-      <w:r>
-        <w:rPr>
-          <w:rFonts w:ascii="Roboto Mono" w:eastAsia="Roboto Mono" w:hAnsi="Roboto Mono"/>
-          <w:sz w:val="24"/>
-        </w:rPr>
-        <w:t xml:space="preserve">   [E]────[F]</w:t>
-      </w:r>
-    </w:p>
-    <w:p/>
-    <w:p>
-      <w:pPr>
-        <w:spacing w:before="240" w:after="240"/>
-      </w:pPr>
-      <w:r>
-        <w:rPr>
-          <w:rFonts w:ascii="Roboto Mono" w:eastAsia="Roboto Mono" w:hAnsi="Roboto Mono"/>
-          <w:sz w:val="24"/>
+      <w:pPr>
+        <w:spacing w:after="0" w:line="276" w:lineRule="auto"/>
+        <w:rPr>
+          <w:rFonts w:ascii="Arial" w:eastAsia="Arial" w:hAnsi="Arial" w:cs="Arial"/>
+          <w:kern w:val="0"/>
+          <w:sz w:val="22"/>
+          <w:szCs w:val="22"/>
+          <w:lang w:val="en"/>
+          <w14:ligatures w14:val="none"/>
+        </w:rPr>
+      </w:pPr>
+      <w:r>
+        <w:rPr>
+          <w:rFonts w:ascii="Roboto Mono" w:eastAsia="Roboto Mono" w:hAnsi="Roboto Mono" w:cs="Arial"/>
+          <w:kern w:val="0"/>
+          <w:szCs w:val="22"/>
+          <w:lang w:val="en"/>
+          <w14:ligatures w14:val="none"/>
+        </w:rPr>
+        <w:t xml:space="preserve">  [A]</w:t>
+      </w:r>
+      <w:r>
+        <w:rPr>
+          <w:rFonts w:ascii="Arial" w:eastAsia="Roboto Mono" w:hAnsi="Arial" w:cs="Arial"/>
+          <w:kern w:val="0"/>
+          <w:szCs w:val="22"/>
+          <w:lang w:val="en"/>
+          <w14:ligatures w14:val="none"/>
+        </w:rPr>
+        <w:t>────</w:t>
+      </w:r>
+      <w:r>
+        <w:rPr>
+          <w:rFonts w:ascii="Roboto Mono" w:eastAsia="Roboto Mono" w:hAnsi="Roboto Mono" w:cs="Arial"/>
+          <w:kern w:val="0"/>
+          <w:szCs w:val="22"/>
+          <w:lang w:val="en"/>
+          <w14:ligatures w14:val="none"/>
+        </w:rPr>
+        <w:t>[B]</w:t>
+      </w:r>
+    </w:p>
+    <w:p>
+      <w:pPr>
+        <w:spacing w:after="0" w:line="276" w:lineRule="auto"/>
+        <w:rPr>
+          <w:rFonts w:ascii="Arial" w:eastAsia="Arial" w:hAnsi="Arial" w:cs="Arial"/>
+          <w:kern w:val="0"/>
+          <w:sz w:val="22"/>
+          <w:szCs w:val="22"/>
+          <w:lang w:val="en"/>
+          <w14:ligatures w14:val="none"/>
+        </w:rPr>
+      </w:pPr>
+      <w:r>
+        <w:rPr>
+          <w:rFonts w:ascii="Roboto Mono" w:eastAsia="Roboto Mono" w:hAnsi="Roboto Mono" w:cs="Arial"/>
+          <w:kern w:val="0"/>
+          <w:szCs w:val="22"/>
+          <w:lang w:val="en"/>
+          <w14:ligatures w14:val="none"/>
+        </w:rPr>
+        <w:t xml:space="preserve">    </w:t>
+      </w:r>
+      <w:r>
+        <w:rPr>
+          <w:rFonts w:ascii="MS Gothic" w:eastAsia="MS Gothic" w:hAnsi="MS Gothic" w:cs="MS Gothic" w:hint="eastAsia"/>
+          <w:kern w:val="0"/>
+          <w:szCs w:val="22"/>
+          <w:lang w:val="en"/>
+          <w14:ligatures w14:val="none"/>
+        </w:rPr>
+        <w:t>│</w:t>
+      </w:r>
+      <w:r>
+        <w:rPr>
+          <w:rFonts w:ascii="Roboto Mono" w:eastAsia="Roboto Mono" w:hAnsi="Roboto Mono" w:cs="Arial"/>
+          <w:kern w:val="0"/>
+          <w:szCs w:val="22"/>
+          <w:lang w:val="en"/>
+          <w14:ligatures w14:val="none"/>
+        </w:rPr>
+        <w:t xml:space="preserve">  \ /  </w:t>
+      </w:r>
+      <w:r>
+        <w:rPr>
+          <w:rFonts w:ascii="MS Gothic" w:eastAsia="MS Gothic" w:hAnsi="MS Gothic" w:cs="MS Gothic" w:hint="eastAsia"/>
+          <w:kern w:val="0"/>
+          <w:szCs w:val="22"/>
+          <w:lang w:val="en"/>
+          <w14:ligatures w14:val="none"/>
+        </w:rPr>
+        <w:t>│</w:t>
+      </w:r>
+    </w:p>
+    <w:p>
+      <w:pPr>
+        <w:spacing w:after="0" w:line="276" w:lineRule="auto"/>
+        <w:rPr>
+          <w:rFonts w:ascii="Arial" w:eastAsia="Arial" w:hAnsi="Arial" w:cs="Arial"/>
+          <w:kern w:val="0"/>
+          <w:sz w:val="22"/>
+          <w:szCs w:val="22"/>
+          <w:lang w:val="en"/>
+          <w14:ligatures w14:val="none"/>
+        </w:rPr>
+      </w:pPr>
+      <w:r>
+        <w:rPr>
+          <w:rFonts w:ascii="Roboto Mono" w:eastAsia="Roboto Mono" w:hAnsi="Roboto Mono" w:cs="Arial"/>
+          <w:kern w:val="0"/>
+          <w:szCs w:val="22"/>
+          <w:lang w:val="en"/>
+          <w14:ligatures w14:val="none"/>
+        </w:rPr>
+        <w:t xml:space="preserve">   [C]</w:t>
+      </w:r>
+      <w:r>
+        <w:rPr>
+          <w:rFonts w:ascii="Arial" w:eastAsia="Roboto Mono" w:hAnsi="Arial" w:cs="Arial"/>
+          <w:kern w:val="0"/>
+          <w:szCs w:val="22"/>
+          <w:lang w:val="en"/>
+          <w14:ligatures w14:val="none"/>
+        </w:rPr>
+        <w:t>──┼──</w:t>
+      </w:r>
+      <w:r>
+        <w:rPr>
+          <w:rFonts w:ascii="Roboto Mono" w:eastAsia="Roboto Mono" w:hAnsi="Roboto Mono" w:cs="Arial"/>
+          <w:kern w:val="0"/>
+          <w:szCs w:val="22"/>
+          <w:lang w:val="en"/>
+          <w14:ligatures w14:val="none"/>
+        </w:rPr>
+        <w:t>[D]</w:t>
+      </w:r>
+    </w:p>
+    <w:p>
+      <w:pPr>
+        <w:spacing w:after="0" w:line="276" w:lineRule="auto"/>
+        <w:rPr>
+          <w:rFonts w:ascii="Arial" w:eastAsia="Arial" w:hAnsi="Arial" w:cs="Arial"/>
+          <w:kern w:val="0"/>
+          <w:sz w:val="22"/>
+          <w:szCs w:val="22"/>
+          <w:lang w:val="en"/>
+          <w14:ligatures w14:val="none"/>
+        </w:rPr>
+      </w:pPr>
+      <w:r>
+        <w:rPr>
+          <w:rFonts w:ascii="Roboto Mono" w:eastAsia="Roboto Mono" w:hAnsi="Roboto Mono" w:cs="Arial"/>
+          <w:kern w:val="0"/>
+          <w:szCs w:val="22"/>
+          <w:lang w:val="en"/>
+          <w14:ligatures w14:val="none"/>
+        </w:rPr>
+        <w:t xml:space="preserve">    </w:t>
+      </w:r>
+      <w:r>
+        <w:rPr>
+          <w:rFonts w:ascii="MS Gothic" w:eastAsia="MS Gothic" w:hAnsi="MS Gothic" w:cs="MS Gothic" w:hint="eastAsia"/>
+          <w:kern w:val="0"/>
+          <w:szCs w:val="22"/>
+          <w:lang w:val="en"/>
+          <w14:ligatures w14:val="none"/>
+        </w:rPr>
+        <w:t>│</w:t>
+      </w:r>
+      <w:r>
+        <w:rPr>
+          <w:rFonts w:ascii="Roboto Mono" w:eastAsia="Roboto Mono" w:hAnsi="Roboto Mono" w:cs="Arial"/>
+          <w:kern w:val="0"/>
+          <w:szCs w:val="22"/>
+          <w:lang w:val="en"/>
+          <w14:ligatures w14:val="none"/>
+        </w:rPr>
+        <w:t xml:space="preserve">  / \  </w:t>
+      </w:r>
+      <w:r>
+        <w:rPr>
+          <w:rFonts w:ascii="MS Gothic" w:eastAsia="MS Gothic" w:hAnsi="MS Gothic" w:cs="MS Gothic" w:hint="eastAsia"/>
+          <w:kern w:val="0"/>
+          <w:szCs w:val="22"/>
+          <w:lang w:val="en"/>
+          <w14:ligatures w14:val="none"/>
+        </w:rPr>
+        <w:t>│</w:t>
+      </w:r>
+    </w:p>
+    <w:p>
+      <w:pPr>
+        <w:spacing w:after="0" w:line="276" w:lineRule="auto"/>
+        <w:rPr>
+          <w:rFonts w:ascii="Arial" w:eastAsia="Arial" w:hAnsi="Arial" w:cs="Arial"/>
+          <w:kern w:val="0"/>
+          <w:sz w:val="22"/>
+          <w:szCs w:val="22"/>
+          <w:lang w:val="en"/>
+          <w14:ligatures w14:val="none"/>
+        </w:rPr>
+      </w:pPr>
+      <w:r>
+        <w:rPr>
+          <w:rFonts w:ascii="Roboto Mono" w:eastAsia="Roboto Mono" w:hAnsi="Roboto Mono" w:cs="Arial"/>
+          <w:kern w:val="0"/>
+          <w:szCs w:val="22"/>
+          <w:lang w:val="en"/>
+          <w14:ligatures w14:val="none"/>
+        </w:rPr>
+        <w:t xml:space="preserve">   [E]</w:t>
+      </w:r>
+      <w:r>
+        <w:rPr>
+          <w:rFonts w:ascii="Arial" w:eastAsia="Roboto Mono" w:hAnsi="Arial" w:cs="Arial"/>
+          <w:kern w:val="0"/>
+          <w:szCs w:val="22"/>
+          <w:lang w:val="en"/>
+          <w14:ligatures w14:val="none"/>
+        </w:rPr>
+        <w:t>────</w:t>
+      </w:r>
+      <w:r>
+        <w:rPr>
+          <w:rFonts w:ascii="Roboto Mono" w:eastAsia="Roboto Mono" w:hAnsi="Roboto Mono" w:cs="Arial"/>
+          <w:kern w:val="0"/>
+          <w:szCs w:val="22"/>
+          <w:lang w:val="en"/>
+          <w14:ligatures w14:val="none"/>
+        </w:rPr>
+        <w:t>[F]</w:t>
+      </w:r>
+    </w:p>
+    <w:p>
+      <w:pPr>
+        <w:spacing w:after="0" w:line="276" w:lineRule="auto"/>
+        <w:rPr>
+          <w:rFonts w:ascii="Arial" w:eastAsia="Arial" w:hAnsi="Arial" w:cs="Arial"/>
+          <w:kern w:val="0"/>
+          <w:sz w:val="22"/>
+          <w:szCs w:val="22"/>
+          <w:lang w:val="en"/>
+          <w14:ligatures w14:val="none"/>
+        </w:rPr>
+      </w:pPr>
+    </w:p>
+    <w:p>
+      <w:pPr>
+        <w:spacing w:before="240" w:after="240" w:line="276" w:lineRule="auto"/>
+        <w:rPr>
+          <w:rFonts w:ascii="Arial" w:eastAsia="Arial" w:hAnsi="Arial" w:cs="Arial"/>
+          <w:kern w:val="0"/>
+          <w:sz w:val="22"/>
+          <w:szCs w:val="22"/>
+          <w:lang w:val="en"/>
+          <w14:ligatures w14:val="none"/>
+        </w:rPr>
+      </w:pPr>
+      <w:r>
+        <w:rPr>
+          <w:rFonts w:ascii="Roboto Mono" w:eastAsia="Roboto Mono" w:hAnsi="Roboto Mono" w:cs="Arial"/>
+          <w:kern w:val="0"/>
+          <w:szCs w:val="22"/>
+          <w:lang w:val="en"/>
+          <w14:ligatures w14:val="none"/>
         </w:rPr>
         <w:t xml:space="preserve">Each node is connected to several others — </w:t>
       </w:r>
       <w:r>
         <w:rPr>
-          <w:rFonts w:ascii="Roboto Mono" w:eastAsia="Roboto Mono" w:hAnsi="Roboto Mono"/>
+          <w:rFonts w:ascii="Roboto Mono" w:eastAsia="Roboto Mono" w:hAnsi="Roboto Mono" w:cs="Arial"/>
           <w:b/>
           <w:bCs/>
-          <w:sz w:val="24"/>
+          <w:kern w:val="0"/>
+          <w:szCs w:val="22"/>
+          <w:lang w:val="en"/>
+          <w14:ligatures w14:val="none"/>
         </w:rPr>
         <w:t>not just one or two</w:t>
       </w:r>
       <w:r>
         <w:rPr>
-          <w:rFonts w:ascii="Roboto Mono" w:eastAsia="Roboto Mono" w:hAnsi="Roboto Mono"/>
-          <w:sz w:val="24"/>
+          <w:rFonts w:ascii="Roboto Mono" w:eastAsia="Roboto Mono" w:hAnsi="Roboto Mono" w:cs="Arial"/>
+          <w:kern w:val="0"/>
+          <w:szCs w:val="22"/>
+          <w:lang w:val="en"/>
+          <w14:ligatures w14:val="none"/>
         </w:rPr>
         <w:t xml:space="preserve"> like in a star or ring topology.</w:t>
       </w:r>
     </w:p>
     <w:p>
-      <w:r>
-        <w:rPr>
-          <w:rFonts w:ascii="Roboto Mono" w:eastAsia="Roboto Mono" w:hAnsi="Roboto Mono"/>
-          <w:sz w:val="24"/>
-        </w:rPr>
-        <w:pict w14:anchorId="4D175746">
+      <w:pPr>
+        <w:spacing w:after="0" w:line="276" w:lineRule="auto"/>
+        <w:rPr>
+          <w:rFonts w:ascii="Arial" w:eastAsia="Arial" w:hAnsi="Arial" w:cs="Arial"/>
+          <w:kern w:val="0"/>
+          <w:sz w:val="22"/>
+          <w:szCs w:val="22"/>
+          <w:lang w:val="en"/>
+          <w14:ligatures w14:val="none"/>
+        </w:rPr>
+      </w:pPr>
+      <w:r>
+        <w:rPr>
+          <w:rFonts w:ascii="Roboto Mono" w:eastAsia="Roboto Mono" w:hAnsi="Roboto Mono" w:cs="Arial"/>
+          <w:kern w:val="0"/>
+          <w:szCs w:val="22"/>
+          <w:lang w:val="en"/>
+          <w14:ligatures w14:val="none"/>
+        </w:rPr>
+        <w:pict w14:anchorId="189DFD1D">
           <v:rect id="_x0000_i1027" style="width:0;height:1.5pt" o:hralign="center" o:hrstd="t" o:hr="t" fillcolor="#a0a0a0" stroked="f"/>
         </w:pict>
       </w:r>
     </w:p>
     <w:p>
       <w:pPr>
-        <w:pStyle w:val="Heading3"/>
+        <w:keepNext/>
+        <w:keepLines/>
+        <w:spacing w:before="160" w:after="80" w:line="276" w:lineRule="auto"/>
+        <w:outlineLvl w:val="2"/>
+        <w:rPr>
+          <w:rFonts w:ascii="Arial" w:eastAsiaTheme="majorEastAsia" w:hAnsi="Arial" w:cstheme="majorBidi"/>
+          <w:color w:val="2F5496" w:themeColor="accent1" w:themeShade="BF"/>
+          <w:kern w:val="0"/>
+          <w:sz w:val="28"/>
+          <w:szCs w:val="28"/>
+          <w:lang w:val="en"/>
+          <w14:ligatures w14:val="none"/>
+        </w:rPr>
       </w:pPr>
       <w:bookmarkStart w:id="5" w:name="_glvzl5ni3htx" w:colFirst="0" w:colLast="0"/>
       <w:bookmarkEnd w:id="5"/>
       <w:r>
-        <w:t>📌 Why It Matters:</w:t>
-      </w:r>
-    </w:p>
-    <w:p>
-      <w:pPr>
-        <w:spacing w:before="240" w:after="240"/>
-      </w:pPr>
-      <w:r>
-        <w:rPr>
-          <w:b/>
+        <w:rPr>
+          <w:rFonts w:ascii="Segoe UI Emoji" w:eastAsiaTheme="majorEastAsia" w:hAnsi="Segoe UI Emoji" w:cs="Segoe UI Emoji"/>
+          <w:color w:val="2F5496" w:themeColor="accent1" w:themeShade="BF"/>
+          <w:kern w:val="0"/>
+          <w:sz w:val="28"/>
+          <w:szCs w:val="28"/>
+          <w:lang w:val="en"/>
+          <w14:ligatures w14:val="none"/>
+        </w:rPr>
+        <w:t>📌</w:t>
+      </w:r>
+      <w:r>
+        <w:rPr>
+          <w:rFonts w:ascii="Arial" w:eastAsiaTheme="majorEastAsia" w:hAnsi="Arial" w:cstheme="majorBidi"/>
+          <w:color w:val="2F5496" w:themeColor="accent1" w:themeShade="BF"/>
+          <w:kern w:val="0"/>
+          <w:sz w:val="28"/>
+          <w:szCs w:val="28"/>
+          <w:lang w:val="en"/>
+          <w14:ligatures w14:val="none"/>
+        </w:rPr>
+        <w:t xml:space="preserve"> Why It Matters:</w:t>
+      </w:r>
+    </w:p>
+    <w:p>
+      <w:pPr>
+        <w:spacing w:before="240" w:after="240" w:line="276" w:lineRule="auto"/>
+        <w:rPr>
+          <w:rFonts w:ascii="Arial" w:eastAsia="Arial" w:hAnsi="Arial" w:cs="Arial"/>
+          <w:kern w:val="0"/>
+          <w:sz w:val="22"/>
+          <w:szCs w:val="22"/>
+          <w:lang w:val="en"/>
+          <w14:ligatures w14:val="none"/>
+        </w:rPr>
+      </w:pPr>
+      <w:r>
+        <w:rPr>
+          <w:rFonts w:ascii="Arial" w:eastAsia="Arial" w:hAnsi="Arial" w:cs="Arial"/>
+          <w:b/>
+          <w:kern w:val="0"/>
+          <w:sz w:val="22"/>
+          <w:szCs w:val="22"/>
           <w:highlight w:val="darkGray"/>
+          <w:lang w:val="en"/>
+          <w14:ligatures w14:val="none"/>
         </w:rPr>
         <w:t># Source</w:t>
       </w:r>
       <w:r>
         <w:rPr>
+          <w:rFonts w:ascii="Arial" w:eastAsia="Arial" w:hAnsi="Arial" w:cs="Arial"/>
+          <w:kern w:val="0"/>
+          <w:sz w:val="22"/>
+          <w:szCs w:val="22"/>
           <w:highlight w:val="darkGray"/>
+          <w:lang w:val="en"/>
+          <w14:ligatures w14:val="none"/>
         </w:rPr>
         <w:t xml:space="preserve">: </w:t>
       </w:r>
       <w:r>
         <w:rPr>
-          <w:b/>
+          <w:rFonts w:ascii="Arial" w:eastAsia="Arial" w:hAnsi="Arial" w:cs="Arial"/>
+          <w:b/>
+          <w:kern w:val="0"/>
+          <w:sz w:val="22"/>
+          <w:szCs w:val="22"/>
           <w:highlight w:val="darkGray"/>
-        </w:rPr>
-        <w:t>Chatgpt (GPT‑5 Mini) at [12/18/2025]</w:t>
-      </w:r>
-    </w:p>
-    <w:p>
-      <w:r>
-        <w:rPr>
+          <w:lang w:val="en"/>
+          <w14:ligatures w14:val="none"/>
+        </w:rPr>
+        <w:t>Chatgpt (GPT</w:t>
+      </w:r>
+      <w:r>
+        <w:rPr>
+          <w:rFonts w:ascii="Cambria Math" w:eastAsia="Arial" w:hAnsi="Cambria Math" w:cs="Cambria Math"/>
+          <w:b/>
+          <w:kern w:val="0"/>
+          <w:sz w:val="22"/>
+          <w:szCs w:val="22"/>
+          <w:highlight w:val="darkGray"/>
+          <w:lang w:val="en"/>
+          <w14:ligatures w14:val="none"/>
+        </w:rPr>
+        <w:t>‑</w:t>
+      </w:r>
+      <w:r>
+        <w:rPr>
+          <w:rFonts w:ascii="Arial" w:eastAsia="Arial" w:hAnsi="Arial" w:cs="Arial"/>
+          <w:b/>
+          <w:kern w:val="0"/>
+          <w:sz w:val="22"/>
+          <w:szCs w:val="22"/>
+          <w:highlight w:val="darkGray"/>
+          <w:lang w:val="en"/>
+          <w14:ligatures w14:val="none"/>
+        </w:rPr>
+        <w:t>5 Mini) at [12/18/2025]</w:t>
+      </w:r>
+    </w:p>
+    <w:p>
+      <w:pPr>
+        <w:spacing w:after="0" w:line="276" w:lineRule="auto"/>
+        <w:rPr>
+          <w:rFonts w:ascii="Arial" w:eastAsia="Arial" w:hAnsi="Arial" w:cs="Arial"/>
+          <w:kern w:val="0"/>
+          <w:sz w:val="22"/>
+          <w:szCs w:val="22"/>
+          <w:lang w:val="en"/>
+          <w14:ligatures w14:val="none"/>
+        </w:rPr>
+      </w:pPr>
+      <w:r>
+        <w:rPr>
+          <w:rFonts w:ascii="Arial" w:eastAsia="Arial" w:hAnsi="Arial" w:cs="Arial"/>
           <w:noProof/>
+          <w:kern w:val="0"/>
+          <w:sz w:val="22"/>
+          <w:szCs w:val="22"/>
+          <w:lang w:val="en"/>
+          <w14:ligatures w14:val="none"/>
         </w:rPr>
         <w:drawing>
-          <wp:inline distT="114300" distB="114300" distL="114300" distR="114300" wp14:anchorId="1E341F08" wp14:editId="5097481A">
+          <wp:inline distT="114300" distB="114300" distL="114300" distR="114300" wp14:anchorId="5C14265C" wp14:editId="0C107217">
             <wp:extent cx="5943600" cy="1295400"/>
             <wp:effectExtent l="0" t="0" r="0" b="0"/>
             <wp:docPr id="11" name="image4.png"/>
@@ -716,14 +1595,26 @@
           </w:tcPr>
           <w:p>
             <w:pPr>
+              <w:spacing w:after="0" w:line="276" w:lineRule="auto"/>
               <w:jc w:val="center"/>
+              <w:rPr>
+                <w:rFonts w:ascii="Arial" w:eastAsia="Arial" w:hAnsi="Arial" w:cs="Arial"/>
+                <w:kern w:val="0"/>
+                <w:sz w:val="22"/>
+                <w:szCs w:val="22"/>
+                <w:lang w:val="en"/>
+                <w14:ligatures w14:val="none"/>
+              </w:rPr>
             </w:pPr>
             <w:r>
               <w:rPr>
-                <w:rFonts w:ascii="Roboto Mono" w:eastAsia="Roboto Mono" w:hAnsi="Roboto Mono"/>
+                <w:rFonts w:ascii="Roboto Mono" w:eastAsia="Roboto Mono" w:hAnsi="Roboto Mono" w:cs="Arial"/>
                 <w:b/>
                 <w:bCs/>
-                <w:sz w:val="24"/>
+                <w:kern w:val="0"/>
+                <w:szCs w:val="22"/>
+                <w:lang w:val="en"/>
+                <w14:ligatures w14:val="none"/>
               </w:rPr>
               <w:t>Feature</w:t>
             </w:r>
@@ -747,14 +1638,26 @@
           </w:tcPr>
           <w:p>
             <w:pPr>
+              <w:spacing w:after="0" w:line="276" w:lineRule="auto"/>
               <w:jc w:val="center"/>
+              <w:rPr>
+                <w:rFonts w:ascii="Arial" w:eastAsia="Arial" w:hAnsi="Arial" w:cs="Arial"/>
+                <w:kern w:val="0"/>
+                <w:sz w:val="22"/>
+                <w:szCs w:val="22"/>
+                <w:lang w:val="en"/>
+                <w14:ligatures w14:val="none"/>
+              </w:rPr>
             </w:pPr>
             <w:r>
               <w:rPr>
-                <w:rFonts w:ascii="Roboto Mono" w:eastAsia="Roboto Mono" w:hAnsi="Roboto Mono"/>
+                <w:rFonts w:ascii="Roboto Mono" w:eastAsia="Roboto Mono" w:hAnsi="Roboto Mono" w:cs="Arial"/>
                 <w:b/>
                 <w:bCs/>
-                <w:sz w:val="24"/>
+                <w:kern w:val="0"/>
+                <w:szCs w:val="22"/>
+                <w:lang w:val="en"/>
+                <w14:ligatures w14:val="none"/>
               </w:rPr>
               <w:t>Benefit</w:t>
             </w:r>
@@ -782,19 +1685,46 @@
             </w:tcMar>
           </w:tcPr>
           <w:p>
-            <w:r>
-              <w:rPr>
-                <w:rFonts w:ascii="Roboto Mono" w:eastAsia="Roboto Mono" w:hAnsi="Roboto Mono"/>
-                <w:sz w:val="24"/>
-              </w:rPr>
-              <w:t xml:space="preserve">🔁 </w:t>
-            </w:r>
-            <w:r>
-              <w:rPr>
-                <w:rFonts w:ascii="Roboto Mono" w:eastAsia="Roboto Mono" w:hAnsi="Roboto Mono"/>
+            <w:pPr>
+              <w:spacing w:after="0" w:line="276" w:lineRule="auto"/>
+              <w:rPr>
+                <w:rFonts w:ascii="Arial" w:eastAsia="Arial" w:hAnsi="Arial" w:cs="Arial"/>
+                <w:kern w:val="0"/>
+                <w:sz w:val="22"/>
+                <w:szCs w:val="22"/>
+                <w:lang w:val="en"/>
+                <w14:ligatures w14:val="none"/>
+              </w:rPr>
+            </w:pPr>
+            <w:r>
+              <w:rPr>
+                <w:rFonts w:ascii="Segoe UI Emoji" w:eastAsia="Roboto Mono" w:hAnsi="Segoe UI Emoji" w:cs="Segoe UI Emoji"/>
+                <w:kern w:val="0"/>
+                <w:szCs w:val="22"/>
+                <w:lang w:val="en"/>
+                <w14:ligatures w14:val="none"/>
+              </w:rPr>
+              <w:t>🔁</w:t>
+            </w:r>
+            <w:r>
+              <w:rPr>
+                <w:rFonts w:ascii="Roboto Mono" w:eastAsia="Roboto Mono" w:hAnsi="Roboto Mono" w:cs="Arial"/>
+                <w:kern w:val="0"/>
+                <w:szCs w:val="22"/>
+                <w:lang w:val="en"/>
+                <w14:ligatures w14:val="none"/>
+              </w:rPr>
+              <w:t xml:space="preserve"> </w:t>
+            </w:r>
+            <w:r>
+              <w:rPr>
+                <w:rFonts w:ascii="Roboto Mono" w:eastAsia="Roboto Mono" w:hAnsi="Roboto Mono" w:cs="Arial"/>
                 <w:b/>
                 <w:bCs/>
-                <w:sz w:val="24"/>
+                <w:kern w:val="0"/>
+                <w:szCs w:val="22"/>
+                <w:lang w:val="en"/>
+                <w14:ligatures w14:val="none"/>
               </w:rPr>
               <w:t>Redundancy</w:t>
             </w:r>
@@ -817,10 +1747,24 @@
             </w:tcMar>
           </w:tcPr>
           <w:p>
-            <w:r>
-              <w:rPr>
-                <w:rFonts w:ascii="Roboto Mono" w:eastAsia="Roboto Mono" w:hAnsi="Roboto Mono"/>
-                <w:sz w:val="24"/>
+            <w:pPr>
+              <w:spacing w:after="0" w:line="276" w:lineRule="auto"/>
+              <w:rPr>
+                <w:rFonts w:ascii="Arial" w:eastAsia="Arial" w:hAnsi="Arial" w:cs="Arial"/>
+                <w:kern w:val="0"/>
+                <w:sz w:val="22"/>
+                <w:szCs w:val="22"/>
+                <w:lang w:val="en"/>
+                <w14:ligatures w14:val="none"/>
+              </w:rPr>
+            </w:pPr>
+            <w:r>
+              <w:rPr>
+                <w:rFonts w:ascii="Roboto Mono" w:eastAsia="Roboto Mono" w:hAnsi="Roboto Mono" w:cs="Arial"/>
+                <w:kern w:val="0"/>
+                <w:szCs w:val="22"/>
+                <w:lang w:val="en"/>
+                <w14:ligatures w14:val="none"/>
               </w:rPr>
               <w:t>If one path fails, data can take another</w:t>
             </w:r>
@@ -848,20 +1792,46 @@
             </w:tcMar>
           </w:tcPr>
           <w:p>
-            <w:r>
-              <w:rPr>
-                <w:rFonts w:ascii="Roboto Mono" w:eastAsia="Roboto Mono" w:hAnsi="Roboto Mono"/>
-                <w:sz w:val="24"/>
-              </w:rPr>
-              <w:lastRenderedPageBreak/>
-              <w:t xml:space="preserve">🚀 </w:t>
-            </w:r>
-            <w:r>
-              <w:rPr>
-                <w:rFonts w:ascii="Roboto Mono" w:eastAsia="Roboto Mono" w:hAnsi="Roboto Mono"/>
+            <w:pPr>
+              <w:spacing w:after="0" w:line="276" w:lineRule="auto"/>
+              <w:rPr>
+                <w:rFonts w:ascii="Arial" w:eastAsia="Arial" w:hAnsi="Arial" w:cs="Arial"/>
+                <w:kern w:val="0"/>
+                <w:sz w:val="22"/>
+                <w:szCs w:val="22"/>
+                <w:lang w:val="en"/>
+                <w14:ligatures w14:val="none"/>
+              </w:rPr>
+            </w:pPr>
+            <w:r>
+              <w:rPr>
+                <w:rFonts w:ascii="Segoe UI Emoji" w:eastAsia="Roboto Mono" w:hAnsi="Segoe UI Emoji" w:cs="Segoe UI Emoji"/>
+                <w:kern w:val="0"/>
+                <w:szCs w:val="22"/>
+                <w:lang w:val="en"/>
+                <w14:ligatures w14:val="none"/>
+              </w:rPr>
+              <w:t>🚀</w:t>
+            </w:r>
+            <w:r>
+              <w:rPr>
+                <w:rFonts w:ascii="Roboto Mono" w:eastAsia="Roboto Mono" w:hAnsi="Roboto Mono" w:cs="Arial"/>
+                <w:kern w:val="0"/>
+                <w:szCs w:val="22"/>
+                <w:lang w:val="en"/>
+                <w14:ligatures w14:val="none"/>
+              </w:rPr>
+              <w:t xml:space="preserve"> </w:t>
+            </w:r>
+            <w:r>
+              <w:rPr>
+                <w:rFonts w:ascii="Roboto Mono" w:eastAsia="Roboto Mono" w:hAnsi="Roboto Mono" w:cs="Arial"/>
                 <w:b/>
                 <w:bCs/>
-                <w:sz w:val="24"/>
+                <w:kern w:val="0"/>
+                <w:szCs w:val="22"/>
+                <w:lang w:val="en"/>
+                <w14:ligatures w14:val="none"/>
               </w:rPr>
               <w:t>Performance</w:t>
             </w:r>
@@ -884,10 +1854,24 @@
             </w:tcMar>
           </w:tcPr>
           <w:p>
-            <w:r>
-              <w:rPr>
-                <w:rFonts w:ascii="Roboto Mono" w:eastAsia="Roboto Mono" w:hAnsi="Roboto Mono"/>
-                <w:sz w:val="24"/>
+            <w:pPr>
+              <w:spacing w:after="0" w:line="276" w:lineRule="auto"/>
+              <w:rPr>
+                <w:rFonts w:ascii="Arial" w:eastAsia="Arial" w:hAnsi="Arial" w:cs="Arial"/>
+                <w:kern w:val="0"/>
+                <w:sz w:val="22"/>
+                <w:szCs w:val="22"/>
+                <w:lang w:val="en"/>
+                <w14:ligatures w14:val="none"/>
+              </w:rPr>
+            </w:pPr>
+            <w:r>
+              <w:rPr>
+                <w:rFonts w:ascii="Roboto Mono" w:eastAsia="Roboto Mono" w:hAnsi="Roboto Mono" w:cs="Arial"/>
+                <w:kern w:val="0"/>
+                <w:szCs w:val="22"/>
+                <w:lang w:val="en"/>
+                <w14:ligatures w14:val="none"/>
               </w:rPr>
               <w:t>Data can take the fastest available path</w:t>
             </w:r>
@@ -915,19 +1899,46 @@
             </w:tcMar>
           </w:tcPr>
           <w:p>
-            <w:r>
-              <w:rPr>
-                <w:rFonts w:ascii="Roboto Mono" w:eastAsia="Roboto Mono" w:hAnsi="Roboto Mono"/>
-                <w:sz w:val="24"/>
-              </w:rPr>
-              <w:t xml:space="preserve">🛡️ </w:t>
-            </w:r>
-            <w:r>
-              <w:rPr>
-                <w:rFonts w:ascii="Roboto Mono" w:eastAsia="Roboto Mono" w:hAnsi="Roboto Mono"/>
+            <w:pPr>
+              <w:spacing w:after="0" w:line="276" w:lineRule="auto"/>
+              <w:rPr>
+                <w:rFonts w:ascii="Arial" w:eastAsia="Arial" w:hAnsi="Arial" w:cs="Arial"/>
+                <w:kern w:val="0"/>
+                <w:sz w:val="22"/>
+                <w:szCs w:val="22"/>
+                <w:lang w:val="en"/>
+                <w14:ligatures w14:val="none"/>
+              </w:rPr>
+            </w:pPr>
+            <w:r>
+              <w:rPr>
+                <w:rFonts w:ascii="Segoe UI Emoji" w:eastAsia="Roboto Mono" w:hAnsi="Segoe UI Emoji" w:cs="Segoe UI Emoji"/>
+                <w:kern w:val="0"/>
+                <w:szCs w:val="22"/>
+                <w:lang w:val="en"/>
+                <w14:ligatures w14:val="none"/>
+              </w:rPr>
+              <w:t>🛡️</w:t>
+            </w:r>
+            <w:r>
+              <w:rPr>
+                <w:rFonts w:ascii="Roboto Mono" w:eastAsia="Roboto Mono" w:hAnsi="Roboto Mono" w:cs="Arial"/>
+                <w:kern w:val="0"/>
+                <w:szCs w:val="22"/>
+                <w:lang w:val="en"/>
+                <w14:ligatures w14:val="none"/>
+              </w:rPr>
+              <w:t xml:space="preserve"> </w:t>
+            </w:r>
+            <w:r>
+              <w:rPr>
+                <w:rFonts w:ascii="Roboto Mono" w:eastAsia="Roboto Mono" w:hAnsi="Roboto Mono" w:cs="Arial"/>
                 <w:b/>
                 <w:bCs/>
-                <w:sz w:val="24"/>
+                <w:kern w:val="0"/>
+                <w:szCs w:val="22"/>
+                <w:lang w:val="en"/>
+                <w14:ligatures w14:val="none"/>
               </w:rPr>
               <w:t>Fault Tolerance</w:t>
             </w:r>
@@ -950,10 +1961,24 @@
             </w:tcMar>
           </w:tcPr>
           <w:p>
-            <w:r>
-              <w:rPr>
-                <w:rFonts w:ascii="Roboto Mono" w:eastAsia="Roboto Mono" w:hAnsi="Roboto Mono"/>
-                <w:sz w:val="24"/>
+            <w:pPr>
+              <w:spacing w:after="0" w:line="276" w:lineRule="auto"/>
+              <w:rPr>
+                <w:rFonts w:ascii="Arial" w:eastAsia="Arial" w:hAnsi="Arial" w:cs="Arial"/>
+                <w:kern w:val="0"/>
+                <w:sz w:val="22"/>
+                <w:szCs w:val="22"/>
+                <w:lang w:val="en"/>
+                <w14:ligatures w14:val="none"/>
+              </w:rPr>
+            </w:pPr>
+            <w:r>
+              <w:rPr>
+                <w:rFonts w:ascii="Roboto Mono" w:eastAsia="Roboto Mono" w:hAnsi="Roboto Mono" w:cs="Arial"/>
+                <w:kern w:val="0"/>
+                <w:szCs w:val="22"/>
+                <w:lang w:val="en"/>
+                <w14:ligatures w14:val="none"/>
               </w:rPr>
               <w:t>The network continues to operate under failures</w:t>
             </w:r>
@@ -962,58 +1987,174 @@
       </w:tr>
     </w:tbl>
     <w:p>
-      <w:r>
-        <w:rPr>
-          <w:rFonts w:ascii="Roboto Mono" w:eastAsia="Roboto Mono" w:hAnsi="Roboto Mono"/>
-          <w:sz w:val="24"/>
-        </w:rPr>
-        <w:pict w14:anchorId="137BEAEE">
+      <w:pPr>
+        <w:spacing w:after="0" w:line="276" w:lineRule="auto"/>
+        <w:rPr>
+          <w:rFonts w:ascii="Arial" w:eastAsia="Arial" w:hAnsi="Arial" w:cs="Arial"/>
+          <w:kern w:val="0"/>
+          <w:sz w:val="22"/>
+          <w:szCs w:val="22"/>
+          <w:lang w:val="en"/>
+          <w14:ligatures w14:val="none"/>
+        </w:rPr>
+      </w:pPr>
+      <w:r>
+        <w:rPr>
+          <w:rFonts w:ascii="Roboto Mono" w:eastAsia="Roboto Mono" w:hAnsi="Roboto Mono" w:cs="Arial"/>
+          <w:kern w:val="0"/>
+          <w:szCs w:val="22"/>
+          <w:lang w:val="en"/>
+          <w14:ligatures w14:val="none"/>
+        </w:rPr>
+        <w:pict w14:anchorId="0003FAEF">
           <v:rect id="_x0000_i1028" style="width:0;height:1.5pt" o:hralign="center" o:hrstd="t" o:hr="t" fillcolor="#a0a0a0" stroked="f"/>
         </w:pict>
       </w:r>
     </w:p>
     <w:p>
       <w:pPr>
-        <w:pStyle w:val="Heading3"/>
+        <w:keepNext/>
+        <w:keepLines/>
+        <w:spacing w:before="160" w:after="80" w:line="276" w:lineRule="auto"/>
+        <w:outlineLvl w:val="2"/>
+        <w:rPr>
+          <w:rFonts w:ascii="Arial" w:eastAsiaTheme="majorEastAsia" w:hAnsi="Arial" w:cstheme="majorBidi"/>
+          <w:color w:val="2F5496" w:themeColor="accent1" w:themeShade="BF"/>
+          <w:kern w:val="0"/>
+          <w:sz w:val="28"/>
+          <w:szCs w:val="28"/>
+          <w:lang w:val="en"/>
+          <w14:ligatures w14:val="none"/>
+        </w:rPr>
       </w:pPr>
       <w:bookmarkStart w:id="6" w:name="_korv2k7pvy8e" w:colFirst="0" w:colLast="0"/>
       <w:bookmarkEnd w:id="6"/>
       <w:r>
-        <w:t>🛠 Examples of Web-like Structures:</w:t>
-      </w:r>
-    </w:p>
-    <w:p>
-      <w:pPr>
-        <w:spacing w:before="240" w:after="240"/>
-      </w:pPr>
-      <w:r>
-        <w:rPr>
-          <w:b/>
+        <w:rPr>
+          <w:rFonts w:ascii="Segoe UI Symbol" w:eastAsiaTheme="majorEastAsia" w:hAnsi="Segoe UI Symbol" w:cs="Segoe UI Symbol"/>
+          <w:color w:val="2F5496" w:themeColor="accent1" w:themeShade="BF"/>
+          <w:kern w:val="0"/>
+          <w:sz w:val="28"/>
+          <w:szCs w:val="28"/>
+          <w:lang w:val="en"/>
+          <w14:ligatures w14:val="none"/>
+        </w:rPr>
+        <w:t>🛠</w:t>
+      </w:r>
+      <w:r>
+        <w:rPr>
+          <w:rFonts w:ascii="Arial" w:eastAsiaTheme="majorEastAsia" w:hAnsi="Arial" w:cstheme="majorBidi"/>
+          <w:color w:val="2F5496" w:themeColor="accent1" w:themeShade="BF"/>
+          <w:kern w:val="0"/>
+          <w:sz w:val="28"/>
+          <w:szCs w:val="28"/>
+          <w:lang w:val="en"/>
+          <w14:ligatures w14:val="none"/>
+        </w:rPr>
+        <w:t xml:space="preserve"> Examples of Web-like Structures:</w:t>
+      </w:r>
+    </w:p>
+    <w:p>
+      <w:pPr>
+        <w:spacing w:before="240" w:after="240" w:line="276" w:lineRule="auto"/>
+        <w:rPr>
+          <w:rFonts w:ascii="Arial" w:eastAsia="Arial" w:hAnsi="Arial" w:cs="Arial"/>
+          <w:kern w:val="0"/>
+          <w:sz w:val="22"/>
+          <w:szCs w:val="22"/>
+          <w:lang w:val="en"/>
+          <w14:ligatures w14:val="none"/>
+        </w:rPr>
+      </w:pPr>
+      <w:r>
+        <w:rPr>
+          <w:rFonts w:ascii="Arial" w:eastAsia="Arial" w:hAnsi="Arial" w:cs="Arial"/>
+          <w:b/>
+          <w:kern w:val="0"/>
+          <w:sz w:val="22"/>
+          <w:szCs w:val="22"/>
           <w:highlight w:val="darkGray"/>
+          <w:lang w:val="en"/>
+          <w14:ligatures w14:val="none"/>
         </w:rPr>
         <w:t># Source</w:t>
       </w:r>
       <w:r>
         <w:rPr>
+          <w:rFonts w:ascii="Arial" w:eastAsia="Arial" w:hAnsi="Arial" w:cs="Arial"/>
+          <w:kern w:val="0"/>
+          <w:sz w:val="22"/>
+          <w:szCs w:val="22"/>
           <w:highlight w:val="darkGray"/>
+          <w:lang w:val="en"/>
+          <w14:ligatures w14:val="none"/>
         </w:rPr>
         <w:t xml:space="preserve">: </w:t>
       </w:r>
       <w:r>
         <w:rPr>
-          <w:b/>
+          <w:rFonts w:ascii="Arial" w:eastAsia="Arial" w:hAnsi="Arial" w:cs="Arial"/>
+          <w:b/>
+          <w:kern w:val="0"/>
+          <w:sz w:val="22"/>
+          <w:szCs w:val="22"/>
           <w:highlight w:val="darkGray"/>
-        </w:rPr>
-        <w:t>Chatgpt (GPT‑5 Mini) at [12/18/2025]</w:t>
-      </w:r>
-    </w:p>
-    <w:p>
-      <w:r>
-        <w:rPr>
+          <w:lang w:val="en"/>
+          <w14:ligatures w14:val="none"/>
+        </w:rPr>
+        <w:t>Chatgpt (GPT</w:t>
+      </w:r>
+      <w:r>
+        <w:rPr>
+          <w:rFonts w:ascii="Cambria Math" w:eastAsia="Arial" w:hAnsi="Cambria Math" w:cs="Cambria Math"/>
+          <w:b/>
+          <w:kern w:val="0"/>
+          <w:sz w:val="22"/>
+          <w:szCs w:val="22"/>
+          <w:highlight w:val="darkGray"/>
+          <w:lang w:val="en"/>
+          <w14:ligatures w14:val="none"/>
+        </w:rPr>
+        <w:t>‑</w:t>
+      </w:r>
+      <w:r>
+        <w:rPr>
+          <w:rFonts w:ascii="Arial" w:eastAsia="Arial" w:hAnsi="Arial" w:cs="Arial"/>
+          <w:b/>
+          <w:kern w:val="0"/>
+          <w:sz w:val="22"/>
+          <w:szCs w:val="22"/>
+          <w:highlight w:val="darkGray"/>
+          <w:lang w:val="en"/>
+          <w14:ligatures w14:val="none"/>
+        </w:rPr>
+        <w:t>5 Mini) at [12/18/2025]</w:t>
+      </w:r>
+    </w:p>
+    <w:p>
+      <w:pPr>
+        <w:spacing w:after="0" w:line="276" w:lineRule="auto"/>
+        <w:rPr>
+          <w:rFonts w:ascii="Arial" w:eastAsia="Arial" w:hAnsi="Arial" w:cs="Arial"/>
+          <w:kern w:val="0"/>
+          <w:sz w:val="22"/>
+          <w:szCs w:val="22"/>
+          <w:lang w:val="en"/>
+          <w14:ligatures w14:val="none"/>
+        </w:rPr>
+      </w:pPr>
+      <w:r>
+        <w:rPr>
+          <w:rFonts w:ascii="Arial" w:eastAsia="Arial" w:hAnsi="Arial" w:cs="Arial"/>
           <w:noProof/>
+          <w:kern w:val="0"/>
+          <w:sz w:val="22"/>
+          <w:szCs w:val="22"/>
+          <w:lang w:val="en"/>
+          <w14:ligatures w14:val="none"/>
         </w:rPr>
         <w:drawing>
-          <wp:inline distT="114300" distB="114300" distL="114300" distR="114300" wp14:anchorId="56B5F140" wp14:editId="1CF4FBFE">
+          <wp:inline distT="114300" distB="114300" distL="114300" distR="114300" wp14:anchorId="6DF58796" wp14:editId="7F5F7E46">
             <wp:extent cx="5943600" cy="1257300"/>
             <wp:effectExtent l="0" t="0" r="0" b="0"/>
             <wp:docPr id="8" name="image9.png"/>
@@ -1089,14 +2230,26 @@
           </w:tcPr>
           <w:p>
             <w:pPr>
+              <w:spacing w:after="0" w:line="276" w:lineRule="auto"/>
               <w:jc w:val="center"/>
+              <w:rPr>
+                <w:rFonts w:ascii="Arial" w:eastAsia="Arial" w:hAnsi="Arial" w:cs="Arial"/>
+                <w:kern w:val="0"/>
+                <w:sz w:val="22"/>
+                <w:szCs w:val="22"/>
+                <w:lang w:val="en"/>
+                <w14:ligatures w14:val="none"/>
+              </w:rPr>
             </w:pPr>
             <w:r>
               <w:rPr>
-                <w:rFonts w:ascii="Roboto Mono" w:eastAsia="Roboto Mono" w:hAnsi="Roboto Mono"/>
+                <w:rFonts w:ascii="Roboto Mono" w:eastAsia="Roboto Mono" w:hAnsi="Roboto Mono" w:cs="Arial"/>
                 <w:b/>
                 <w:bCs/>
-                <w:sz w:val="24"/>
+                <w:kern w:val="0"/>
+                <w:szCs w:val="22"/>
+                <w:lang w:val="en"/>
+                <w14:ligatures w14:val="none"/>
               </w:rPr>
               <w:t>Used In</w:t>
             </w:r>
@@ -1120,14 +2273,26 @@
           </w:tcPr>
           <w:p>
             <w:pPr>
+              <w:spacing w:after="0" w:line="276" w:lineRule="auto"/>
               <w:jc w:val="center"/>
+              <w:rPr>
+                <w:rFonts w:ascii="Arial" w:eastAsia="Arial" w:hAnsi="Arial" w:cs="Arial"/>
+                <w:kern w:val="0"/>
+                <w:sz w:val="22"/>
+                <w:szCs w:val="22"/>
+                <w:lang w:val="en"/>
+                <w14:ligatures w14:val="none"/>
+              </w:rPr>
             </w:pPr>
             <w:r>
               <w:rPr>
-                <w:rFonts w:ascii="Roboto Mono" w:eastAsia="Roboto Mono" w:hAnsi="Roboto Mono"/>
+                <w:rFonts w:ascii="Roboto Mono" w:eastAsia="Roboto Mono" w:hAnsi="Roboto Mono" w:cs="Arial"/>
                 <w:b/>
                 <w:bCs/>
-                <w:sz w:val="24"/>
+                <w:kern w:val="0"/>
+                <w:szCs w:val="22"/>
+                <w:lang w:val="en"/>
+                <w14:ligatures w14:val="none"/>
               </w:rPr>
               <w:t>Purpose</w:t>
             </w:r>
@@ -1155,19 +2320,46 @@
             </w:tcMar>
           </w:tcPr>
           <w:p>
-            <w:r>
-              <w:rPr>
-                <w:rFonts w:ascii="Roboto Mono" w:eastAsia="Roboto Mono" w:hAnsi="Roboto Mono"/>
-                <w:sz w:val="24"/>
-              </w:rPr>
-              <w:t xml:space="preserve">🔗 </w:t>
-            </w:r>
-            <w:r>
-              <w:rPr>
-                <w:rFonts w:ascii="Roboto Mono" w:eastAsia="Roboto Mono" w:hAnsi="Roboto Mono"/>
+            <w:pPr>
+              <w:spacing w:after="0" w:line="276" w:lineRule="auto"/>
+              <w:rPr>
+                <w:rFonts w:ascii="Arial" w:eastAsia="Arial" w:hAnsi="Arial" w:cs="Arial"/>
+                <w:kern w:val="0"/>
+                <w:sz w:val="22"/>
+                <w:szCs w:val="22"/>
+                <w:lang w:val="en"/>
+                <w14:ligatures w14:val="none"/>
+              </w:rPr>
+            </w:pPr>
+            <w:r>
+              <w:rPr>
+                <w:rFonts w:ascii="Segoe UI Emoji" w:eastAsia="Roboto Mono" w:hAnsi="Segoe UI Emoji" w:cs="Segoe UI Emoji"/>
+                <w:kern w:val="0"/>
+                <w:szCs w:val="22"/>
+                <w:lang w:val="en"/>
+                <w14:ligatures w14:val="none"/>
+              </w:rPr>
+              <w:t>🔗</w:t>
+            </w:r>
+            <w:r>
+              <w:rPr>
+                <w:rFonts w:ascii="Roboto Mono" w:eastAsia="Roboto Mono" w:hAnsi="Roboto Mono" w:cs="Arial"/>
+                <w:kern w:val="0"/>
+                <w:szCs w:val="22"/>
+                <w:lang w:val="en"/>
+                <w14:ligatures w14:val="none"/>
+              </w:rPr>
+              <w:t xml:space="preserve"> </w:t>
+            </w:r>
+            <w:r>
+              <w:rPr>
+                <w:rFonts w:ascii="Roboto Mono" w:eastAsia="Roboto Mono" w:hAnsi="Roboto Mono" w:cs="Arial"/>
                 <w:b/>
                 <w:bCs/>
-                <w:sz w:val="24"/>
+                <w:kern w:val="0"/>
+                <w:szCs w:val="22"/>
+                <w:lang w:val="en"/>
+                <w14:ligatures w14:val="none"/>
               </w:rPr>
               <w:t>Mesh Networks</w:t>
             </w:r>
@@ -1190,10 +2382,24 @@
             </w:tcMar>
           </w:tcPr>
           <w:p>
-            <w:r>
-              <w:rPr>
-                <w:rFonts w:ascii="Roboto Mono" w:eastAsia="Roboto Mono" w:hAnsi="Roboto Mono"/>
-                <w:sz w:val="24"/>
+            <w:pPr>
+              <w:spacing w:after="0" w:line="276" w:lineRule="auto"/>
+              <w:rPr>
+                <w:rFonts w:ascii="Arial" w:eastAsia="Arial" w:hAnsi="Arial" w:cs="Arial"/>
+                <w:kern w:val="0"/>
+                <w:sz w:val="22"/>
+                <w:szCs w:val="22"/>
+                <w:lang w:val="en"/>
+                <w14:ligatures w14:val="none"/>
+              </w:rPr>
+            </w:pPr>
+            <w:r>
+              <w:rPr>
+                <w:rFonts w:ascii="Roboto Mono" w:eastAsia="Roboto Mono" w:hAnsi="Roboto Mono" w:cs="Arial"/>
+                <w:kern w:val="0"/>
+                <w:szCs w:val="22"/>
+                <w:lang w:val="en"/>
+                <w14:ligatures w14:val="none"/>
               </w:rPr>
               <w:t>Redundant LAN or wireless networks</w:t>
             </w:r>
@@ -1221,19 +2427,46 @@
             </w:tcMar>
           </w:tcPr>
           <w:p>
-            <w:r>
-              <w:rPr>
-                <w:rFonts w:ascii="Roboto Mono" w:eastAsia="Roboto Mono" w:hAnsi="Roboto Mono"/>
-                <w:sz w:val="24"/>
-              </w:rPr>
-              <w:t xml:space="preserve">🌐 </w:t>
-            </w:r>
-            <w:r>
-              <w:rPr>
-                <w:rFonts w:ascii="Roboto Mono" w:eastAsia="Roboto Mono" w:hAnsi="Roboto Mono"/>
+            <w:pPr>
+              <w:spacing w:after="0" w:line="276" w:lineRule="auto"/>
+              <w:rPr>
+                <w:rFonts w:ascii="Arial" w:eastAsia="Arial" w:hAnsi="Arial" w:cs="Arial"/>
+                <w:kern w:val="0"/>
+                <w:sz w:val="22"/>
+                <w:szCs w:val="22"/>
+                <w:lang w:val="en"/>
+                <w14:ligatures w14:val="none"/>
+              </w:rPr>
+            </w:pPr>
+            <w:r>
+              <w:rPr>
+                <w:rFonts w:ascii="Segoe UI Emoji" w:eastAsia="Roboto Mono" w:hAnsi="Segoe UI Emoji" w:cs="Segoe UI Emoji"/>
+                <w:kern w:val="0"/>
+                <w:szCs w:val="22"/>
+                <w:lang w:val="en"/>
+                <w14:ligatures w14:val="none"/>
+              </w:rPr>
+              <w:t>🌐</w:t>
+            </w:r>
+            <w:r>
+              <w:rPr>
+                <w:rFonts w:ascii="Roboto Mono" w:eastAsia="Roboto Mono" w:hAnsi="Roboto Mono" w:cs="Arial"/>
+                <w:kern w:val="0"/>
+                <w:szCs w:val="22"/>
+                <w:lang w:val="en"/>
+                <w14:ligatures w14:val="none"/>
+              </w:rPr>
+              <w:t xml:space="preserve"> </w:t>
+            </w:r>
+            <w:r>
+              <w:rPr>
+                <w:rFonts w:ascii="Roboto Mono" w:eastAsia="Roboto Mono" w:hAnsi="Roboto Mono" w:cs="Arial"/>
                 <w:b/>
                 <w:bCs/>
-                <w:sz w:val="24"/>
+                <w:kern w:val="0"/>
+                <w:szCs w:val="22"/>
+                <w:lang w:val="en"/>
+                <w14:ligatures w14:val="none"/>
               </w:rPr>
               <w:t>Internet Backbone</w:t>
             </w:r>
@@ -1256,10 +2489,24 @@
             </w:tcMar>
           </w:tcPr>
           <w:p>
-            <w:r>
-              <w:rPr>
-                <w:rFonts w:ascii="Roboto Mono" w:eastAsia="Roboto Mono" w:hAnsi="Roboto Mono"/>
-                <w:sz w:val="24"/>
+            <w:pPr>
+              <w:spacing w:after="0" w:line="276" w:lineRule="auto"/>
+              <w:rPr>
+                <w:rFonts w:ascii="Arial" w:eastAsia="Arial" w:hAnsi="Arial" w:cs="Arial"/>
+                <w:kern w:val="0"/>
+                <w:sz w:val="22"/>
+                <w:szCs w:val="22"/>
+                <w:lang w:val="en"/>
+                <w14:ligatures w14:val="none"/>
+              </w:rPr>
+            </w:pPr>
+            <w:r>
+              <w:rPr>
+                <w:rFonts w:ascii="Roboto Mono" w:eastAsia="Roboto Mono" w:hAnsi="Roboto Mono" w:cs="Arial"/>
+                <w:kern w:val="0"/>
+                <w:szCs w:val="22"/>
+                <w:lang w:val="en"/>
+                <w14:ligatures w14:val="none"/>
               </w:rPr>
               <w:t>Multiple paths between major nodes</w:t>
             </w:r>
@@ -1287,19 +2534,46 @@
             </w:tcMar>
           </w:tcPr>
           <w:p>
-            <w:r>
-              <w:rPr>
-                <w:rFonts w:ascii="Roboto Mono" w:eastAsia="Roboto Mono" w:hAnsi="Roboto Mono"/>
-                <w:sz w:val="24"/>
-              </w:rPr>
-              <w:t xml:space="preserve">🏙️ </w:t>
-            </w:r>
-            <w:r>
-              <w:rPr>
-                <w:rFonts w:ascii="Roboto Mono" w:eastAsia="Roboto Mono" w:hAnsi="Roboto Mono"/>
+            <w:pPr>
+              <w:spacing w:after="0" w:line="276" w:lineRule="auto"/>
+              <w:rPr>
+                <w:rFonts w:ascii="Arial" w:eastAsia="Arial" w:hAnsi="Arial" w:cs="Arial"/>
+                <w:kern w:val="0"/>
+                <w:sz w:val="22"/>
+                <w:szCs w:val="22"/>
+                <w:lang w:val="en"/>
+                <w14:ligatures w14:val="none"/>
+              </w:rPr>
+            </w:pPr>
+            <w:r>
+              <w:rPr>
+                <w:rFonts w:ascii="Segoe UI Emoji" w:eastAsia="Roboto Mono" w:hAnsi="Segoe UI Emoji" w:cs="Segoe UI Emoji"/>
+                <w:kern w:val="0"/>
+                <w:szCs w:val="22"/>
+                <w:lang w:val="en"/>
+                <w14:ligatures w14:val="none"/>
+              </w:rPr>
+              <w:t>🏙️</w:t>
+            </w:r>
+            <w:r>
+              <w:rPr>
+                <w:rFonts w:ascii="Roboto Mono" w:eastAsia="Roboto Mono" w:hAnsi="Roboto Mono" w:cs="Arial"/>
+                <w:kern w:val="0"/>
+                <w:szCs w:val="22"/>
+                <w:lang w:val="en"/>
+                <w14:ligatures w14:val="none"/>
+              </w:rPr>
+              <w:t xml:space="preserve"> </w:t>
+            </w:r>
+            <w:r>
+              <w:rPr>
+                <w:rFonts w:ascii="Roboto Mono" w:eastAsia="Roboto Mono" w:hAnsi="Roboto Mono" w:cs="Arial"/>
                 <w:b/>
                 <w:bCs/>
-                <w:sz w:val="24"/>
+                <w:kern w:val="0"/>
+                <w:szCs w:val="22"/>
+                <w:lang w:val="en"/>
+                <w14:ligatures w14:val="none"/>
               </w:rPr>
               <w:t>Smart Cities</w:t>
             </w:r>
@@ -1322,10 +2596,24 @@
             </w:tcMar>
           </w:tcPr>
           <w:p>
-            <w:r>
-              <w:rPr>
-                <w:rFonts w:ascii="Roboto Mono" w:eastAsia="Roboto Mono" w:hAnsi="Roboto Mono"/>
-                <w:sz w:val="24"/>
+            <w:pPr>
+              <w:spacing w:after="0" w:line="276" w:lineRule="auto"/>
+              <w:rPr>
+                <w:rFonts w:ascii="Arial" w:eastAsia="Arial" w:hAnsi="Arial" w:cs="Arial"/>
+                <w:kern w:val="0"/>
+                <w:sz w:val="22"/>
+                <w:szCs w:val="22"/>
+                <w:lang w:val="en"/>
+                <w14:ligatures w14:val="none"/>
+              </w:rPr>
+            </w:pPr>
+            <w:r>
+              <w:rPr>
+                <w:rFonts w:ascii="Roboto Mono" w:eastAsia="Roboto Mono" w:hAnsi="Roboto Mono" w:cs="Arial"/>
+                <w:kern w:val="0"/>
+                <w:szCs w:val="22"/>
+                <w:lang w:val="en"/>
+                <w14:ligatures w14:val="none"/>
               </w:rPr>
               <w:t>Resilient IoT and sensor networks</w:t>
             </w:r>
@@ -1334,61 +2622,174 @@
       </w:tr>
     </w:tbl>
     <w:p>
-      <w:r>
-        <w:rPr>
-          <w:rFonts w:ascii="Roboto Mono" w:eastAsia="Roboto Mono" w:hAnsi="Roboto Mono"/>
-          <w:sz w:val="24"/>
-        </w:rPr>
-        <w:pict w14:anchorId="13F05F6A">
+      <w:pPr>
+        <w:spacing w:after="0" w:line="276" w:lineRule="auto"/>
+        <w:rPr>
+          <w:rFonts w:ascii="Arial" w:eastAsia="Arial" w:hAnsi="Arial" w:cs="Arial"/>
+          <w:kern w:val="0"/>
+          <w:sz w:val="22"/>
+          <w:szCs w:val="22"/>
+          <w:lang w:val="en"/>
+          <w14:ligatures w14:val="none"/>
+        </w:rPr>
+      </w:pPr>
+      <w:r>
+        <w:rPr>
+          <w:rFonts w:ascii="Roboto Mono" w:eastAsia="Roboto Mono" w:hAnsi="Roboto Mono" w:cs="Arial"/>
+          <w:kern w:val="0"/>
+          <w:szCs w:val="22"/>
+          <w:lang w:val="en"/>
+          <w14:ligatures w14:val="none"/>
+        </w:rPr>
+        <w:pict w14:anchorId="33BE5B8C">
           <v:rect id="_x0000_i1029" style="width:0;height:1.5pt" o:hralign="center" o:hrstd="t" o:hr="t" fillcolor="#a0a0a0" stroked="f"/>
         </w:pict>
       </w:r>
     </w:p>
     <w:p>
       <w:pPr>
-        <w:pStyle w:val="Heading3"/>
+        <w:keepNext/>
+        <w:keepLines/>
+        <w:spacing w:before="160" w:after="80" w:line="276" w:lineRule="auto"/>
+        <w:outlineLvl w:val="2"/>
+        <w:rPr>
+          <w:rFonts w:ascii="Arial" w:eastAsiaTheme="majorEastAsia" w:hAnsi="Arial" w:cstheme="majorBidi"/>
+          <w:color w:val="2F5496" w:themeColor="accent1" w:themeShade="BF"/>
+          <w:kern w:val="0"/>
+          <w:sz w:val="28"/>
+          <w:szCs w:val="28"/>
+          <w:lang w:val="en"/>
+          <w14:ligatures w14:val="none"/>
+        </w:rPr>
       </w:pPr>
       <w:bookmarkStart w:id="7" w:name="_pcqc7n8ah58f" w:colFirst="0" w:colLast="0"/>
       <w:bookmarkEnd w:id="7"/>
       <w:r>
         <w:rPr>
+          <w:rFonts w:ascii="Segoe UI Emoji" w:eastAsia="Arial Unicode MS" w:hAnsi="Segoe UI Emoji" w:cs="Segoe UI Emoji"/>
+          <w:color w:val="2F5496" w:themeColor="accent1" w:themeShade="BF"/>
+          <w:kern w:val="0"/>
+          <w:sz w:val="28"/>
+          <w:szCs w:val="28"/>
+          <w:lang w:val="en"/>
+          <w14:ligatures w14:val="none"/>
+        </w:rPr>
+        <w:t>✅</w:t>
+      </w:r>
+      <w:r>
+        <w:rPr>
           <w:rFonts w:ascii="Arial Unicode MS" w:eastAsia="Arial Unicode MS" w:hAnsi="Arial Unicode MS" w:cs="Arial Unicode MS"/>
-        </w:rPr>
-        <w:t>✅ Summary</w:t>
-      </w:r>
-    </w:p>
-    <w:p>
-      <w:pPr>
-        <w:spacing w:before="240" w:after="240"/>
-      </w:pPr>
-      <w:r>
-        <w:rPr>
-          <w:b/>
+          <w:color w:val="2F5496" w:themeColor="accent1" w:themeShade="BF"/>
+          <w:kern w:val="0"/>
+          <w:sz w:val="28"/>
+          <w:szCs w:val="28"/>
+          <w:lang w:val="en"/>
+          <w14:ligatures w14:val="none"/>
+        </w:rPr>
+        <w:t xml:space="preserve"> Summary</w:t>
+      </w:r>
+    </w:p>
+    <w:p>
+      <w:pPr>
+        <w:spacing w:before="240" w:after="240" w:line="276" w:lineRule="auto"/>
+        <w:rPr>
+          <w:rFonts w:ascii="Arial" w:eastAsia="Arial" w:hAnsi="Arial" w:cs="Arial"/>
+          <w:kern w:val="0"/>
+          <w:sz w:val="22"/>
+          <w:szCs w:val="22"/>
+          <w:lang w:val="en"/>
+          <w14:ligatures w14:val="none"/>
+        </w:rPr>
+      </w:pPr>
+      <w:r>
+        <w:rPr>
+          <w:rFonts w:ascii="Arial" w:eastAsia="Arial" w:hAnsi="Arial" w:cs="Arial"/>
+          <w:b/>
+          <w:kern w:val="0"/>
+          <w:sz w:val="22"/>
+          <w:szCs w:val="22"/>
           <w:highlight w:val="darkGray"/>
+          <w:lang w:val="en"/>
+          <w14:ligatures w14:val="none"/>
         </w:rPr>
         <w:t># Source</w:t>
       </w:r>
       <w:r>
         <w:rPr>
+          <w:rFonts w:ascii="Arial" w:eastAsia="Arial" w:hAnsi="Arial" w:cs="Arial"/>
+          <w:kern w:val="0"/>
+          <w:sz w:val="22"/>
+          <w:szCs w:val="22"/>
           <w:highlight w:val="darkGray"/>
+          <w:lang w:val="en"/>
+          <w14:ligatures w14:val="none"/>
         </w:rPr>
         <w:t xml:space="preserve">: </w:t>
       </w:r>
       <w:r>
         <w:rPr>
-          <w:b/>
+          <w:rFonts w:ascii="Arial" w:eastAsia="Arial" w:hAnsi="Arial" w:cs="Arial"/>
+          <w:b/>
+          <w:kern w:val="0"/>
+          <w:sz w:val="22"/>
+          <w:szCs w:val="22"/>
           <w:highlight w:val="darkGray"/>
-        </w:rPr>
-        <w:t>Chatgpt (GPT‑5 Mini) at [12/18/2025]</w:t>
-      </w:r>
-    </w:p>
-    <w:p>
-      <w:r>
-        <w:rPr>
+          <w:lang w:val="en"/>
+          <w14:ligatures w14:val="none"/>
+        </w:rPr>
+        <w:t>Chatgpt (GPT</w:t>
+      </w:r>
+      <w:r>
+        <w:rPr>
+          <w:rFonts w:ascii="Cambria Math" w:eastAsia="Arial" w:hAnsi="Cambria Math" w:cs="Cambria Math"/>
+          <w:b/>
+          <w:kern w:val="0"/>
+          <w:sz w:val="22"/>
+          <w:szCs w:val="22"/>
+          <w:highlight w:val="darkGray"/>
+          <w:lang w:val="en"/>
+          <w14:ligatures w14:val="none"/>
+        </w:rPr>
+        <w:t>‑</w:t>
+      </w:r>
+      <w:r>
+        <w:rPr>
+          <w:rFonts w:ascii="Arial" w:eastAsia="Arial" w:hAnsi="Arial" w:cs="Arial"/>
+          <w:b/>
+          <w:kern w:val="0"/>
+          <w:sz w:val="22"/>
+          <w:szCs w:val="22"/>
+          <w:highlight w:val="darkGray"/>
+          <w:lang w:val="en"/>
+          <w14:ligatures w14:val="none"/>
+        </w:rPr>
+        <w:t>5 Mini) at [12/18/2025]</w:t>
+      </w:r>
+    </w:p>
+    <w:p>
+      <w:pPr>
+        <w:spacing w:after="0" w:line="276" w:lineRule="auto"/>
+        <w:rPr>
+          <w:rFonts w:ascii="Arial" w:eastAsia="Arial" w:hAnsi="Arial" w:cs="Arial"/>
+          <w:kern w:val="0"/>
+          <w:sz w:val="22"/>
+          <w:szCs w:val="22"/>
+          <w:lang w:val="en"/>
+          <w14:ligatures w14:val="none"/>
+        </w:rPr>
+      </w:pPr>
+      <w:r>
+        <w:rPr>
+          <w:rFonts w:ascii="Arial" w:eastAsia="Arial" w:hAnsi="Arial" w:cs="Arial"/>
           <w:noProof/>
+          <w:kern w:val="0"/>
+          <w:sz w:val="22"/>
+          <w:szCs w:val="22"/>
+          <w:lang w:val="en"/>
+          <w14:ligatures w14:val="none"/>
         </w:rPr>
         <w:drawing>
-          <wp:inline distT="114300" distB="114300" distL="114300" distR="114300" wp14:anchorId="7D740DA5" wp14:editId="683C72FE">
+          <wp:inline distT="114300" distB="114300" distL="114300" distR="114300" wp14:anchorId="0D7C3C25" wp14:editId="721BFC87">
             <wp:extent cx="5943600" cy="1244600"/>
             <wp:effectExtent l="0" t="0" r="0" b="0"/>
             <wp:docPr id="10" name="image5.png"/>
@@ -1464,16 +2865,27 @@
           </w:tcPr>
           <w:p>
             <w:pPr>
+              <w:spacing w:after="0" w:line="276" w:lineRule="auto"/>
               <w:jc w:val="center"/>
+              <w:rPr>
+                <w:rFonts w:ascii="Arial" w:eastAsia="Arial" w:hAnsi="Arial" w:cs="Arial"/>
+                <w:kern w:val="0"/>
+                <w:sz w:val="22"/>
+                <w:szCs w:val="22"/>
+                <w:lang w:val="en"/>
+                <w14:ligatures w14:val="none"/>
+              </w:rPr>
             </w:pPr>
             <w:r>
               <w:rPr>
-                <w:rFonts w:ascii="Roboto Mono" w:eastAsia="Roboto Mono" w:hAnsi="Roboto Mono"/>
+                <w:rFonts w:ascii="Roboto Mono" w:eastAsia="Roboto Mono" w:hAnsi="Roboto Mono" w:cs="Arial"/>
                 <w:b/>
                 <w:bCs/>
-                <w:sz w:val="24"/>
-              </w:rPr>
-              <w:lastRenderedPageBreak/>
+                <w:kern w:val="0"/>
+                <w:szCs w:val="22"/>
+                <w:lang w:val="en"/>
+                <w14:ligatures w14:val="none"/>
+              </w:rPr>
               <w:t>Term</w:t>
             </w:r>
           </w:p>
@@ -1496,14 +2908,26 @@
           </w:tcPr>
           <w:p>
             <w:pPr>
+              <w:spacing w:after="0" w:line="276" w:lineRule="auto"/>
               <w:jc w:val="center"/>
+              <w:rPr>
+                <w:rFonts w:ascii="Arial" w:eastAsia="Arial" w:hAnsi="Arial" w:cs="Arial"/>
+                <w:kern w:val="0"/>
+                <w:sz w:val="22"/>
+                <w:szCs w:val="22"/>
+                <w:lang w:val="en"/>
+                <w14:ligatures w14:val="none"/>
+              </w:rPr>
             </w:pPr>
             <w:r>
               <w:rPr>
-                <w:rFonts w:ascii="Roboto Mono" w:eastAsia="Roboto Mono" w:hAnsi="Roboto Mono"/>
+                <w:rFonts w:ascii="Roboto Mono" w:eastAsia="Roboto Mono" w:hAnsi="Roboto Mono" w:cs="Arial"/>
                 <w:b/>
                 <w:bCs/>
-                <w:sz w:val="24"/>
+                <w:kern w:val="0"/>
+                <w:szCs w:val="22"/>
+                <w:lang w:val="en"/>
+                <w14:ligatures w14:val="none"/>
               </w:rPr>
               <w:t>Web-like Structure</w:t>
             </w:r>
@@ -1531,12 +2955,26 @@
             </w:tcMar>
           </w:tcPr>
           <w:p>
-            <w:r>
-              <w:rPr>
-                <w:rFonts w:ascii="Roboto Mono" w:eastAsia="Roboto Mono" w:hAnsi="Roboto Mono"/>
+            <w:pPr>
+              <w:spacing w:after="0" w:line="276" w:lineRule="auto"/>
+              <w:rPr>
+                <w:rFonts w:ascii="Arial" w:eastAsia="Arial" w:hAnsi="Arial" w:cs="Arial"/>
+                <w:kern w:val="0"/>
+                <w:sz w:val="22"/>
+                <w:szCs w:val="22"/>
+                <w:lang w:val="en"/>
+                <w14:ligatures w14:val="none"/>
+              </w:rPr>
+            </w:pPr>
+            <w:r>
+              <w:rPr>
+                <w:rFonts w:ascii="Roboto Mono" w:eastAsia="Roboto Mono" w:hAnsi="Roboto Mono" w:cs="Arial"/>
                 <w:b/>
                 <w:bCs/>
-                <w:sz w:val="24"/>
+                <w:kern w:val="0"/>
+                <w:szCs w:val="22"/>
+                <w:lang w:val="en"/>
+                <w14:ligatures w14:val="none"/>
               </w:rPr>
               <w:t>Means</w:t>
             </w:r>
@@ -1559,10 +2997,24 @@
             </w:tcMar>
           </w:tcPr>
           <w:p>
-            <w:r>
-              <w:rPr>
-                <w:rFonts w:ascii="Roboto Mono" w:eastAsia="Roboto Mono" w:hAnsi="Roboto Mono"/>
-                <w:sz w:val="24"/>
+            <w:pPr>
+              <w:spacing w:after="0" w:line="276" w:lineRule="auto"/>
+              <w:rPr>
+                <w:rFonts w:ascii="Arial" w:eastAsia="Arial" w:hAnsi="Arial" w:cs="Arial"/>
+                <w:kern w:val="0"/>
+                <w:sz w:val="22"/>
+                <w:szCs w:val="22"/>
+                <w:lang w:val="en"/>
+                <w14:ligatures w14:val="none"/>
+              </w:rPr>
+            </w:pPr>
+            <w:r>
+              <w:rPr>
+                <w:rFonts w:ascii="Roboto Mono" w:eastAsia="Roboto Mono" w:hAnsi="Roboto Mono" w:cs="Arial"/>
+                <w:kern w:val="0"/>
+                <w:szCs w:val="22"/>
+                <w:lang w:val="en"/>
+                <w14:ligatures w14:val="none"/>
               </w:rPr>
               <w:t>Devices are interconnected like a web</w:t>
             </w:r>
@@ -1590,12 +3042,26 @@
             </w:tcMar>
           </w:tcPr>
           <w:p>
-            <w:r>
-              <w:rPr>
-                <w:rFonts w:ascii="Roboto Mono" w:eastAsia="Roboto Mono" w:hAnsi="Roboto Mono"/>
+            <w:pPr>
+              <w:spacing w:after="0" w:line="276" w:lineRule="auto"/>
+              <w:rPr>
+                <w:rFonts w:ascii="Arial" w:eastAsia="Arial" w:hAnsi="Arial" w:cs="Arial"/>
+                <w:kern w:val="0"/>
+                <w:sz w:val="22"/>
+                <w:szCs w:val="22"/>
+                <w:lang w:val="en"/>
+                <w14:ligatures w14:val="none"/>
+              </w:rPr>
+            </w:pPr>
+            <w:r>
+              <w:rPr>
+                <w:rFonts w:ascii="Roboto Mono" w:eastAsia="Roboto Mono" w:hAnsi="Roboto Mono" w:cs="Arial"/>
                 <w:b/>
                 <w:bCs/>
-                <w:sz w:val="24"/>
+                <w:kern w:val="0"/>
+                <w:szCs w:val="22"/>
+                <w:lang w:val="en"/>
+                <w14:ligatures w14:val="none"/>
               </w:rPr>
               <w:t>Seen In</w:t>
             </w:r>
@@ -1618,10 +3084,24 @@
             </w:tcMar>
           </w:tcPr>
           <w:p>
-            <w:r>
-              <w:rPr>
-                <w:rFonts w:ascii="Roboto Mono" w:eastAsia="Roboto Mono" w:hAnsi="Roboto Mono"/>
-                <w:sz w:val="24"/>
+            <w:pPr>
+              <w:spacing w:after="0" w:line="276" w:lineRule="auto"/>
+              <w:rPr>
+                <w:rFonts w:ascii="Arial" w:eastAsia="Arial" w:hAnsi="Arial" w:cs="Arial"/>
+                <w:kern w:val="0"/>
+                <w:sz w:val="22"/>
+                <w:szCs w:val="22"/>
+                <w:lang w:val="en"/>
+                <w14:ligatures w14:val="none"/>
+              </w:rPr>
+            </w:pPr>
+            <w:r>
+              <w:rPr>
+                <w:rFonts w:ascii="Roboto Mono" w:eastAsia="Roboto Mono" w:hAnsi="Roboto Mono" w:cs="Arial"/>
+                <w:kern w:val="0"/>
+                <w:szCs w:val="22"/>
+                <w:lang w:val="en"/>
+                <w14:ligatures w14:val="none"/>
               </w:rPr>
               <w:t>Mesh topologies and redundant systems</w:t>
             </w:r>
@@ -1649,12 +3129,26 @@
             </w:tcMar>
           </w:tcPr>
           <w:p>
-            <w:r>
-              <w:rPr>
-                <w:rFonts w:ascii="Roboto Mono" w:eastAsia="Roboto Mono" w:hAnsi="Roboto Mono"/>
+            <w:pPr>
+              <w:spacing w:after="0" w:line="276" w:lineRule="auto"/>
+              <w:rPr>
+                <w:rFonts w:ascii="Arial" w:eastAsia="Arial" w:hAnsi="Arial" w:cs="Arial"/>
+                <w:kern w:val="0"/>
+                <w:sz w:val="22"/>
+                <w:szCs w:val="22"/>
+                <w:lang w:val="en"/>
+                <w14:ligatures w14:val="none"/>
+              </w:rPr>
+            </w:pPr>
+            <w:r>
+              <w:rPr>
+                <w:rFonts w:ascii="Roboto Mono" w:eastAsia="Roboto Mono" w:hAnsi="Roboto Mono" w:cs="Arial"/>
                 <w:b/>
                 <w:bCs/>
-                <w:sz w:val="24"/>
+                <w:kern w:val="0"/>
+                <w:szCs w:val="22"/>
+                <w:lang w:val="en"/>
+                <w14:ligatures w14:val="none"/>
               </w:rPr>
               <w:t>Benefits</w:t>
             </w:r>
@@ -1677,10 +3171,24 @@
             </w:tcMar>
           </w:tcPr>
           <w:p>
-            <w:r>
-              <w:rPr>
-                <w:rFonts w:ascii="Roboto Mono" w:eastAsia="Roboto Mono" w:hAnsi="Roboto Mono"/>
-                <w:sz w:val="24"/>
+            <w:pPr>
+              <w:spacing w:after="0" w:line="276" w:lineRule="auto"/>
+              <w:rPr>
+                <w:rFonts w:ascii="Arial" w:eastAsia="Arial" w:hAnsi="Arial" w:cs="Arial"/>
+                <w:kern w:val="0"/>
+                <w:sz w:val="22"/>
+                <w:szCs w:val="22"/>
+                <w:lang w:val="en"/>
+                <w14:ligatures w14:val="none"/>
+              </w:rPr>
+            </w:pPr>
+            <w:r>
+              <w:rPr>
+                <w:rFonts w:ascii="Roboto Mono" w:eastAsia="Roboto Mono" w:hAnsi="Roboto Mono" w:cs="Arial"/>
+                <w:kern w:val="0"/>
+                <w:szCs w:val="22"/>
+                <w:lang w:val="en"/>
+                <w14:ligatures w14:val="none"/>
               </w:rPr>
               <w:t>High availability, multiple paths</w:t>
             </w:r>
@@ -1689,200 +3197,420 @@
       </w:tr>
     </w:tbl>
     <w:p>
-      <w:r>
-        <w:rPr>
-          <w:rFonts w:ascii="Roboto Mono" w:eastAsia="Roboto Mono" w:hAnsi="Roboto Mono"/>
-          <w:sz w:val="24"/>
-        </w:rPr>
-        <w:pict w14:anchorId="07892CC5">
+      <w:pPr>
+        <w:spacing w:after="0" w:line="276" w:lineRule="auto"/>
+        <w:rPr>
+          <w:rFonts w:ascii="Arial" w:eastAsia="Arial" w:hAnsi="Arial" w:cs="Arial"/>
+          <w:kern w:val="0"/>
+          <w:sz w:val="22"/>
+          <w:szCs w:val="22"/>
+          <w:lang w:val="en"/>
+          <w14:ligatures w14:val="none"/>
+        </w:rPr>
+      </w:pPr>
+      <w:r>
+        <w:rPr>
+          <w:rFonts w:ascii="Roboto Mono" w:eastAsia="Roboto Mono" w:hAnsi="Roboto Mono" w:cs="Arial"/>
+          <w:kern w:val="0"/>
+          <w:szCs w:val="22"/>
+          <w:lang w:val="en"/>
+          <w14:ligatures w14:val="none"/>
+        </w:rPr>
+        <w:pict w14:anchorId="28CAD098">
           <v:rect id="_x0000_i1030" style="width:0;height:1.5pt" o:hralign="center" o:hrstd="t" o:hr="t" fillcolor="#a0a0a0" stroked="f"/>
         </w:pict>
       </w:r>
     </w:p>
     <w:p>
       <w:pPr>
-        <w:pStyle w:val="Heading2"/>
-        <w:keepNext w:val="0"/>
-        <w:keepLines w:val="0"/>
-        <w:rPr>
+        <w:spacing w:before="160" w:after="80" w:line="276" w:lineRule="auto"/>
+        <w:outlineLvl w:val="1"/>
+        <w:rPr>
+          <w:rFonts w:asciiTheme="majorHAnsi" w:eastAsiaTheme="majorEastAsia" w:hAnsiTheme="majorHAnsi" w:cstheme="majorBidi"/>
           <w:b/>
           <w:bCs/>
+          <w:color w:val="2F5496" w:themeColor="accent1" w:themeShade="BF"/>
+          <w:kern w:val="0"/>
           <w:sz w:val="34"/>
           <w:szCs w:val="34"/>
+          <w:lang w:val="en"/>
+          <w14:ligatures w14:val="none"/>
         </w:rPr>
       </w:pPr>
       <w:bookmarkStart w:id="8" w:name="_nw9l13e351rc" w:colFirst="0" w:colLast="0"/>
       <w:bookmarkEnd w:id="8"/>
       <w:r>
         <w:rPr>
+          <w:rFonts w:ascii="Segoe UI Emoji" w:eastAsiaTheme="majorEastAsia" w:hAnsi="Segoe UI Emoji" w:cs="Segoe UI Emoji"/>
           <w:b/>
           <w:bCs/>
+          <w:color w:val="2F5496" w:themeColor="accent1" w:themeShade="BF"/>
+          <w:kern w:val="0"/>
           <w:sz w:val="34"/>
           <w:szCs w:val="34"/>
-        </w:rPr>
-        <w:t>🧠 Simple Definition:</w:t>
-      </w:r>
-    </w:p>
-    <w:p>
-      <w:pPr>
-        <w:spacing w:before="240" w:after="240"/>
-      </w:pPr>
-      <w:r>
-        <w:rPr>
-          <w:b/>
+          <w:lang w:val="en"/>
+          <w14:ligatures w14:val="none"/>
+        </w:rPr>
+        <w:t>🧠</w:t>
+      </w:r>
+      <w:r>
+        <w:rPr>
+          <w:rFonts w:asciiTheme="majorHAnsi" w:eastAsiaTheme="majorEastAsia" w:hAnsiTheme="majorHAnsi" w:cstheme="majorBidi"/>
+          <w:b/>
+          <w:bCs/>
+          <w:color w:val="2F5496" w:themeColor="accent1" w:themeShade="BF"/>
+          <w:kern w:val="0"/>
+          <w:sz w:val="34"/>
+          <w:szCs w:val="34"/>
+          <w:lang w:val="en"/>
+          <w14:ligatures w14:val="none"/>
+        </w:rPr>
+        <w:t xml:space="preserve"> Simple Definition:</w:t>
+      </w:r>
+    </w:p>
+    <w:p>
+      <w:pPr>
+        <w:spacing w:before="240" w:after="240" w:line="276" w:lineRule="auto"/>
+        <w:rPr>
+          <w:rFonts w:ascii="Arial" w:eastAsia="Arial" w:hAnsi="Arial" w:cs="Arial"/>
+          <w:kern w:val="0"/>
+          <w:sz w:val="22"/>
+          <w:szCs w:val="22"/>
+          <w:lang w:val="en"/>
+          <w14:ligatures w14:val="none"/>
+        </w:rPr>
+      </w:pPr>
+      <w:r>
+        <w:rPr>
+          <w:rFonts w:ascii="Arial" w:eastAsia="Arial" w:hAnsi="Arial" w:cs="Arial"/>
+          <w:b/>
+          <w:kern w:val="0"/>
+          <w:sz w:val="22"/>
+          <w:szCs w:val="22"/>
           <w:highlight w:val="darkGray"/>
+          <w:lang w:val="en"/>
+          <w14:ligatures w14:val="none"/>
         </w:rPr>
         <w:t># Source</w:t>
       </w:r>
       <w:r>
         <w:rPr>
+          <w:rFonts w:ascii="Arial" w:eastAsia="Arial" w:hAnsi="Arial" w:cs="Arial"/>
+          <w:kern w:val="0"/>
+          <w:sz w:val="22"/>
+          <w:szCs w:val="22"/>
           <w:highlight w:val="darkGray"/>
+          <w:lang w:val="en"/>
+          <w14:ligatures w14:val="none"/>
         </w:rPr>
         <w:t xml:space="preserve">: </w:t>
       </w:r>
       <w:r>
         <w:rPr>
-          <w:b/>
+          <w:rFonts w:ascii="Arial" w:eastAsia="Arial" w:hAnsi="Arial" w:cs="Arial"/>
+          <w:b/>
+          <w:kern w:val="0"/>
+          <w:sz w:val="22"/>
+          <w:szCs w:val="22"/>
           <w:highlight w:val="darkGray"/>
-        </w:rPr>
-        <w:t>Chatgpt (GPT‑5 Mini) at [12/18/2025]</w:t>
-      </w:r>
-    </w:p>
-    <w:p>
-      <w:pPr>
-        <w:spacing w:before="240" w:after="240"/>
+          <w:lang w:val="en"/>
+          <w14:ligatures w14:val="none"/>
+        </w:rPr>
+        <w:t>Chatgpt (GPT</w:t>
+      </w:r>
+      <w:r>
+        <w:rPr>
+          <w:rFonts w:ascii="Cambria Math" w:eastAsia="Arial" w:hAnsi="Cambria Math" w:cs="Cambria Math"/>
+          <w:b/>
+          <w:kern w:val="0"/>
+          <w:sz w:val="22"/>
+          <w:szCs w:val="22"/>
+          <w:highlight w:val="darkGray"/>
+          <w:lang w:val="en"/>
+          <w14:ligatures w14:val="none"/>
+        </w:rPr>
+        <w:t>‑</w:t>
+      </w:r>
+      <w:r>
+        <w:rPr>
+          <w:rFonts w:ascii="Arial" w:eastAsia="Arial" w:hAnsi="Arial" w:cs="Arial"/>
+          <w:b/>
+          <w:kern w:val="0"/>
+          <w:sz w:val="22"/>
+          <w:szCs w:val="22"/>
+          <w:highlight w:val="darkGray"/>
+          <w:lang w:val="en"/>
+          <w14:ligatures w14:val="none"/>
+        </w:rPr>
+        <w:t>5 Mini) at [12/18/2025]</w:t>
+      </w:r>
+    </w:p>
+    <w:p>
+      <w:pPr>
+        <w:spacing w:before="240" w:after="240" w:line="276" w:lineRule="auto"/>
         <w:ind w:left="600" w:right="600"/>
-      </w:pPr>
-      <w:r>
-        <w:rPr>
-          <w:rFonts w:ascii="Roboto Mono" w:eastAsia="Roboto Mono" w:hAnsi="Roboto Mono"/>
-          <w:sz w:val="24"/>
+        <w:rPr>
+          <w:rFonts w:ascii="Arial" w:eastAsia="Arial" w:hAnsi="Arial" w:cs="Arial"/>
+          <w:kern w:val="0"/>
+          <w:sz w:val="22"/>
+          <w:szCs w:val="22"/>
+          <w:lang w:val="en"/>
+          <w14:ligatures w14:val="none"/>
+        </w:rPr>
+      </w:pPr>
+      <w:r>
+        <w:rPr>
+          <w:rFonts w:ascii="Roboto Mono" w:eastAsia="Roboto Mono" w:hAnsi="Roboto Mono" w:cs="Arial"/>
+          <w:kern w:val="0"/>
+          <w:szCs w:val="22"/>
+          <w:lang w:val="en"/>
+          <w14:ligatures w14:val="none"/>
         </w:rPr>
         <w:t xml:space="preserve">In a </w:t>
       </w:r>
       <w:r>
         <w:rPr>
-          <w:rFonts w:ascii="Roboto Mono" w:eastAsia="Roboto Mono" w:hAnsi="Roboto Mono"/>
+          <w:rFonts w:ascii="Roboto Mono" w:eastAsia="Roboto Mono" w:hAnsi="Roboto Mono" w:cs="Arial"/>
           <w:b/>
           <w:bCs/>
-          <w:sz w:val="24"/>
+          <w:kern w:val="0"/>
+          <w:szCs w:val="22"/>
+          <w:lang w:val="en"/>
+          <w14:ligatures w14:val="none"/>
         </w:rPr>
         <w:t>mesh topology</w:t>
       </w:r>
       <w:r>
         <w:rPr>
-          <w:rFonts w:ascii="Roboto Mono" w:eastAsia="Roboto Mono" w:hAnsi="Roboto Mono"/>
-          <w:sz w:val="24"/>
+          <w:rFonts w:ascii="Roboto Mono" w:eastAsia="Roboto Mono" w:hAnsi="Roboto Mono" w:cs="Arial"/>
+          <w:kern w:val="0"/>
+          <w:szCs w:val="22"/>
+          <w:lang w:val="en"/>
+          <w14:ligatures w14:val="none"/>
         </w:rPr>
         <w:t xml:space="preserve">, devices are interconnected to ensure </w:t>
       </w:r>
       <w:r>
         <w:rPr>
-          <w:rFonts w:ascii="Roboto Mono" w:eastAsia="Roboto Mono" w:hAnsi="Roboto Mono"/>
+          <w:rFonts w:ascii="Roboto Mono" w:eastAsia="Roboto Mono" w:hAnsi="Roboto Mono" w:cs="Arial"/>
           <w:b/>
           <w:bCs/>
-          <w:sz w:val="24"/>
+          <w:kern w:val="0"/>
+          <w:szCs w:val="22"/>
+          <w:lang w:val="en"/>
+          <w14:ligatures w14:val="none"/>
         </w:rPr>
         <w:t>multiple data paths</w:t>
       </w:r>
       <w:r>
         <w:rPr>
-          <w:rFonts w:ascii="Roboto Mono" w:eastAsia="Roboto Mono" w:hAnsi="Roboto Mono"/>
-          <w:sz w:val="24"/>
+          <w:rFonts w:ascii="Roboto Mono" w:eastAsia="Roboto Mono" w:hAnsi="Roboto Mono" w:cs="Arial"/>
+          <w:kern w:val="0"/>
+          <w:szCs w:val="22"/>
+          <w:lang w:val="en"/>
+          <w14:ligatures w14:val="none"/>
         </w:rPr>
         <w:t xml:space="preserve"> exist between any two points, offering </w:t>
       </w:r>
       <w:r>
         <w:rPr>
-          <w:rFonts w:ascii="Roboto Mono" w:eastAsia="Roboto Mono" w:hAnsi="Roboto Mono"/>
+          <w:rFonts w:ascii="Roboto Mono" w:eastAsia="Roboto Mono" w:hAnsi="Roboto Mono" w:cs="Arial"/>
           <w:b/>
           <w:bCs/>
-          <w:sz w:val="24"/>
+          <w:kern w:val="0"/>
+          <w:szCs w:val="22"/>
+          <w:lang w:val="en"/>
+          <w14:ligatures w14:val="none"/>
         </w:rPr>
         <w:t>high redundancy and fault tolerance</w:t>
       </w:r>
       <w:r>
         <w:rPr>
-          <w:rFonts w:ascii="Roboto Mono" w:eastAsia="Roboto Mono" w:hAnsi="Roboto Mono"/>
-          <w:sz w:val="24"/>
+          <w:rFonts w:ascii="Roboto Mono" w:eastAsia="Roboto Mono" w:hAnsi="Roboto Mono" w:cs="Arial"/>
+          <w:kern w:val="0"/>
+          <w:szCs w:val="22"/>
+          <w:lang w:val="en"/>
+          <w14:ligatures w14:val="none"/>
         </w:rPr>
         <w:t>.</w:t>
       </w:r>
     </w:p>
     <w:p>
-      <w:r>
-        <w:rPr>
-          <w:rFonts w:ascii="Roboto Mono" w:eastAsia="Roboto Mono" w:hAnsi="Roboto Mono"/>
-          <w:sz w:val="24"/>
-        </w:rPr>
-        <w:pict w14:anchorId="34872B14">
+      <w:pPr>
+        <w:spacing w:after="0" w:line="276" w:lineRule="auto"/>
+        <w:rPr>
+          <w:rFonts w:ascii="Arial" w:eastAsia="Arial" w:hAnsi="Arial" w:cs="Arial"/>
+          <w:kern w:val="0"/>
+          <w:sz w:val="22"/>
+          <w:szCs w:val="22"/>
+          <w:lang w:val="en"/>
+          <w14:ligatures w14:val="none"/>
+        </w:rPr>
+      </w:pPr>
+      <w:r>
+        <w:rPr>
+          <w:rFonts w:ascii="Roboto Mono" w:eastAsia="Roboto Mono" w:hAnsi="Roboto Mono" w:cs="Arial"/>
+          <w:kern w:val="0"/>
+          <w:szCs w:val="22"/>
+          <w:lang w:val="en"/>
+          <w14:ligatures w14:val="none"/>
+        </w:rPr>
+        <w:pict w14:anchorId="07B12A81">
           <v:rect id="_x0000_i1031" style="width:0;height:1.5pt" o:hralign="center" o:hrstd="t" o:hr="t" fillcolor="#a0a0a0" stroked="f"/>
         </w:pict>
       </w:r>
     </w:p>
     <w:p>
       <w:pPr>
-        <w:pStyle w:val="Heading2"/>
-        <w:keepNext w:val="0"/>
-        <w:keepLines w:val="0"/>
-        <w:rPr>
+        <w:spacing w:before="160" w:after="80" w:line="276" w:lineRule="auto"/>
+        <w:outlineLvl w:val="1"/>
+        <w:rPr>
+          <w:rFonts w:asciiTheme="majorHAnsi" w:eastAsiaTheme="majorEastAsia" w:hAnsiTheme="majorHAnsi" w:cstheme="majorBidi"/>
           <w:b/>
           <w:bCs/>
+          <w:color w:val="2F5496" w:themeColor="accent1" w:themeShade="BF"/>
+          <w:kern w:val="0"/>
           <w:sz w:val="34"/>
           <w:szCs w:val="34"/>
+          <w:lang w:val="en"/>
+          <w14:ligatures w14:val="none"/>
         </w:rPr>
       </w:pPr>
       <w:bookmarkStart w:id="9" w:name="_txeyqhtq8vgc" w:colFirst="0" w:colLast="0"/>
       <w:bookmarkEnd w:id="9"/>
       <w:r>
         <w:rPr>
+          <w:rFonts w:ascii="Segoe UI Emoji" w:eastAsiaTheme="majorEastAsia" w:hAnsi="Segoe UI Emoji" w:cs="Segoe UI Emoji"/>
           <w:b/>
           <w:bCs/>
+          <w:color w:val="2F5496" w:themeColor="accent1" w:themeShade="BF"/>
+          <w:kern w:val="0"/>
           <w:sz w:val="34"/>
           <w:szCs w:val="34"/>
-        </w:rPr>
-        <w:t>🔗 Types of Mesh Topology</w:t>
-      </w:r>
-    </w:p>
-    <w:p>
-      <w:pPr>
-        <w:spacing w:before="240" w:after="240"/>
-        <w:rPr>
+          <w:lang w:val="en"/>
+          <w14:ligatures w14:val="none"/>
+        </w:rPr>
+        <w:t>🔗</w:t>
+      </w:r>
+      <w:r>
+        <w:rPr>
+          <w:rFonts w:asciiTheme="majorHAnsi" w:eastAsiaTheme="majorEastAsia" w:hAnsiTheme="majorHAnsi" w:cstheme="majorBidi"/>
           <w:b/>
           <w:bCs/>
+          <w:color w:val="2F5496" w:themeColor="accent1" w:themeShade="BF"/>
+          <w:kern w:val="0"/>
+          <w:sz w:val="34"/>
+          <w:szCs w:val="34"/>
+          <w:lang w:val="en"/>
+          <w14:ligatures w14:val="none"/>
+        </w:rPr>
+        <w:t xml:space="preserve"> Types of Mesh Topology</w:t>
+      </w:r>
+    </w:p>
+    <w:p>
+      <w:pPr>
+        <w:spacing w:before="240" w:after="240" w:line="276" w:lineRule="auto"/>
+        <w:rPr>
+          <w:rFonts w:ascii="Arial" w:eastAsia="Arial" w:hAnsi="Arial" w:cs="Arial"/>
+          <w:b/>
+          <w:bCs/>
+          <w:kern w:val="0"/>
           <w:sz w:val="14"/>
           <w:szCs w:val="14"/>
           <w:shd w:val="clear" w:color="auto" w:fill="B7B7B7"/>
-        </w:rPr>
-      </w:pPr>
-      <w:r>
-        <w:rPr>
-          <w:b/>
+          <w:lang w:val="en"/>
+          <w14:ligatures w14:val="none"/>
+        </w:rPr>
+      </w:pPr>
+      <w:r>
+        <w:rPr>
+          <w:rFonts w:ascii="Arial" w:eastAsia="Arial" w:hAnsi="Arial" w:cs="Arial"/>
+          <w:b/>
+          <w:kern w:val="0"/>
+          <w:sz w:val="22"/>
+          <w:szCs w:val="22"/>
           <w:highlight w:val="darkGray"/>
+          <w:lang w:val="en"/>
+          <w14:ligatures w14:val="none"/>
         </w:rPr>
         <w:t># Source</w:t>
       </w:r>
       <w:r>
         <w:rPr>
+          <w:rFonts w:ascii="Arial" w:eastAsia="Arial" w:hAnsi="Arial" w:cs="Arial"/>
+          <w:kern w:val="0"/>
+          <w:sz w:val="22"/>
+          <w:szCs w:val="22"/>
           <w:highlight w:val="darkGray"/>
+          <w:lang w:val="en"/>
+          <w14:ligatures w14:val="none"/>
         </w:rPr>
         <w:t xml:space="preserve">: </w:t>
       </w:r>
       <w:r>
         <w:rPr>
-          <w:b/>
+          <w:rFonts w:ascii="Arial" w:eastAsia="Arial" w:hAnsi="Arial" w:cs="Arial"/>
+          <w:b/>
+          <w:kern w:val="0"/>
+          <w:sz w:val="22"/>
+          <w:szCs w:val="22"/>
           <w:highlight w:val="darkGray"/>
-        </w:rPr>
-        <w:t>Chatgpt (GPT‑5 Mini) at [12/18/2025]</w:t>
-      </w:r>
-    </w:p>
-    <w:p>
-      <w:r>
-        <w:rPr>
+          <w:lang w:val="en"/>
+          <w14:ligatures w14:val="none"/>
+        </w:rPr>
+        <w:t>Chatgpt (GPT</w:t>
+      </w:r>
+      <w:r>
+        <w:rPr>
+          <w:rFonts w:ascii="Cambria Math" w:eastAsia="Arial" w:hAnsi="Cambria Math" w:cs="Cambria Math"/>
+          <w:b/>
+          <w:kern w:val="0"/>
+          <w:sz w:val="22"/>
+          <w:szCs w:val="22"/>
+          <w:highlight w:val="darkGray"/>
+          <w:lang w:val="en"/>
+          <w14:ligatures w14:val="none"/>
+        </w:rPr>
+        <w:t>‑</w:t>
+      </w:r>
+      <w:r>
+        <w:rPr>
+          <w:rFonts w:ascii="Arial" w:eastAsia="Arial" w:hAnsi="Arial" w:cs="Arial"/>
+          <w:b/>
+          <w:kern w:val="0"/>
+          <w:sz w:val="22"/>
+          <w:szCs w:val="22"/>
+          <w:highlight w:val="darkGray"/>
+          <w:lang w:val="en"/>
+          <w14:ligatures w14:val="none"/>
+        </w:rPr>
+        <w:t>5 Mini) at [12/18/2025]</w:t>
+      </w:r>
+    </w:p>
+    <w:p>
+      <w:pPr>
+        <w:spacing w:after="0" w:line="276" w:lineRule="auto"/>
+        <w:rPr>
+          <w:rFonts w:ascii="Arial" w:eastAsia="Arial" w:hAnsi="Arial" w:cs="Arial"/>
+          <w:kern w:val="0"/>
+          <w:sz w:val="22"/>
+          <w:szCs w:val="22"/>
+          <w:lang w:val="en"/>
+          <w14:ligatures w14:val="none"/>
+        </w:rPr>
+      </w:pPr>
+      <w:r>
+        <w:rPr>
+          <w:rFonts w:ascii="Arial" w:eastAsia="Arial" w:hAnsi="Arial" w:cs="Arial"/>
           <w:noProof/>
+          <w:kern w:val="0"/>
+          <w:sz w:val="22"/>
+          <w:szCs w:val="22"/>
+          <w:lang w:val="en"/>
+          <w14:ligatures w14:val="none"/>
         </w:rPr>
         <w:drawing>
-          <wp:inline distT="114300" distB="114300" distL="114300" distR="114300" wp14:anchorId="72146472" wp14:editId="135E5204">
+          <wp:inline distT="114300" distB="114300" distL="114300" distR="114300" wp14:anchorId="36B3C3E0" wp14:editId="296E3388">
             <wp:extent cx="5943600" cy="990600"/>
             <wp:effectExtent l="0" t="0" r="0" b="0"/>
             <wp:docPr id="1" name="image7.png"/>
@@ -1918,7 +3646,19 @@
         </w:drawing>
       </w:r>
     </w:p>
-    <w:p/>
+    <w:p>
+      <w:pPr>
+        <w:spacing w:after="0" w:line="276" w:lineRule="auto"/>
+        <w:rPr>
+          <w:rFonts w:ascii="Arial" w:eastAsia="Arial" w:hAnsi="Arial" w:cs="Arial"/>
+          <w:kern w:val="0"/>
+          <w:sz w:val="22"/>
+          <w:szCs w:val="22"/>
+          <w:lang w:val="en"/>
+          <w14:ligatures w14:val="none"/>
+        </w:rPr>
+      </w:pPr>
+    </w:p>
     <w:tbl>
       <w:tblPr>
         <w:tblW w:w="6835" w:type="dxa"/>
@@ -1959,14 +3699,26 @@
           </w:tcPr>
           <w:p>
             <w:pPr>
+              <w:spacing w:after="0" w:line="276" w:lineRule="auto"/>
               <w:jc w:val="center"/>
+              <w:rPr>
+                <w:rFonts w:ascii="Arial" w:eastAsia="Arial" w:hAnsi="Arial" w:cs="Arial"/>
+                <w:kern w:val="0"/>
+                <w:sz w:val="22"/>
+                <w:szCs w:val="22"/>
+                <w:lang w:val="en"/>
+                <w14:ligatures w14:val="none"/>
+              </w:rPr>
             </w:pPr>
             <w:r>
               <w:rPr>
-                <w:rFonts w:ascii="Roboto Mono" w:eastAsia="Roboto Mono" w:hAnsi="Roboto Mono"/>
+                <w:rFonts w:ascii="Roboto Mono" w:eastAsia="Roboto Mono" w:hAnsi="Roboto Mono" w:cs="Arial"/>
                 <w:b/>
                 <w:bCs/>
-                <w:sz w:val="24"/>
+                <w:kern w:val="0"/>
+                <w:szCs w:val="22"/>
+                <w:lang w:val="en"/>
+                <w14:ligatures w14:val="none"/>
               </w:rPr>
               <w:t>Type</w:t>
             </w:r>
@@ -1990,14 +3742,26 @@
           </w:tcPr>
           <w:p>
             <w:pPr>
+              <w:spacing w:after="0" w:line="276" w:lineRule="auto"/>
               <w:jc w:val="center"/>
+              <w:rPr>
+                <w:rFonts w:ascii="Arial" w:eastAsia="Arial" w:hAnsi="Arial" w:cs="Arial"/>
+                <w:kern w:val="0"/>
+                <w:sz w:val="22"/>
+                <w:szCs w:val="22"/>
+                <w:lang w:val="en"/>
+                <w14:ligatures w14:val="none"/>
+              </w:rPr>
             </w:pPr>
             <w:r>
               <w:rPr>
-                <w:rFonts w:ascii="Roboto Mono" w:eastAsia="Roboto Mono" w:hAnsi="Roboto Mono"/>
+                <w:rFonts w:ascii="Roboto Mono" w:eastAsia="Roboto Mono" w:hAnsi="Roboto Mono" w:cs="Arial"/>
                 <w:b/>
                 <w:bCs/>
-                <w:sz w:val="24"/>
+                <w:kern w:val="0"/>
+                <w:szCs w:val="22"/>
+                <w:lang w:val="en"/>
+                <w14:ligatures w14:val="none"/>
               </w:rPr>
               <w:t>Description</w:t>
             </w:r>
@@ -2025,19 +3789,46 @@
             </w:tcMar>
           </w:tcPr>
           <w:p>
+            <w:pPr>
+              <w:spacing w:after="0" w:line="276" w:lineRule="auto"/>
+              <w:rPr>
+                <w:rFonts w:ascii="Arial" w:eastAsia="Arial" w:hAnsi="Arial" w:cs="Arial"/>
+                <w:kern w:val="0"/>
+                <w:sz w:val="22"/>
+                <w:szCs w:val="22"/>
+                <w:lang w:val="en"/>
+                <w14:ligatures w14:val="none"/>
+              </w:rPr>
+            </w:pPr>
+            <w:r>
+              <w:rPr>
+                <w:rFonts w:ascii="Segoe UI Emoji" w:eastAsia="Roboto Mono" w:hAnsi="Segoe UI Emoji" w:cs="Segoe UI Emoji"/>
+                <w:kern w:val="0"/>
+                <w:szCs w:val="22"/>
+                <w:lang w:val="en"/>
+                <w14:ligatures w14:val="none"/>
+              </w:rPr>
+              <w:t>✅</w:t>
+            </w:r>
             <w:r>
               <w:rPr>
                 <w:rFonts w:ascii="Roboto Mono" w:eastAsia="Roboto Mono" w:hAnsi="Roboto Mono" w:cs="Arial Unicode MS"/>
-                <w:sz w:val="24"/>
-              </w:rPr>
-              <w:t xml:space="preserve">✅ </w:t>
-            </w:r>
-            <w:r>
-              <w:rPr>
-                <w:rFonts w:ascii="Roboto Mono" w:eastAsia="Roboto Mono" w:hAnsi="Roboto Mono"/>
+                <w:kern w:val="0"/>
+                <w:szCs w:val="22"/>
+                <w:lang w:val="en"/>
+                <w14:ligatures w14:val="none"/>
+              </w:rPr>
+              <w:t xml:space="preserve"> </w:t>
+            </w:r>
+            <w:r>
+              <w:rPr>
+                <w:rFonts w:ascii="Roboto Mono" w:eastAsia="Roboto Mono" w:hAnsi="Roboto Mono" w:cs="Arial"/>
                 <w:b/>
                 <w:bCs/>
-                <w:sz w:val="24"/>
+                <w:kern w:val="0"/>
+                <w:szCs w:val="22"/>
+                <w:lang w:val="en"/>
+                <w14:ligatures w14:val="none"/>
               </w:rPr>
               <w:t>Full Mesh</w:t>
             </w:r>
@@ -2060,26 +3851,46 @@
             </w:tcMar>
           </w:tcPr>
           <w:p>
-            <w:r>
-              <w:rPr>
-                <w:rFonts w:ascii="Roboto Mono" w:eastAsia="Roboto Mono" w:hAnsi="Roboto Mono"/>
-                <w:sz w:val="24"/>
+            <w:pPr>
+              <w:spacing w:after="0" w:line="276" w:lineRule="auto"/>
+              <w:rPr>
+                <w:rFonts w:ascii="Arial" w:eastAsia="Arial" w:hAnsi="Arial" w:cs="Arial"/>
+                <w:kern w:val="0"/>
+                <w:sz w:val="22"/>
+                <w:szCs w:val="22"/>
+                <w:lang w:val="en"/>
+                <w14:ligatures w14:val="none"/>
+              </w:rPr>
+            </w:pPr>
+            <w:r>
+              <w:rPr>
+                <w:rFonts w:ascii="Roboto Mono" w:eastAsia="Roboto Mono" w:hAnsi="Roboto Mono" w:cs="Arial"/>
+                <w:kern w:val="0"/>
+                <w:szCs w:val="22"/>
+                <w:lang w:val="en"/>
+                <w14:ligatures w14:val="none"/>
               </w:rPr>
               <w:t xml:space="preserve">Every device is connected to </w:t>
             </w:r>
             <w:r>
               <w:rPr>
-                <w:rFonts w:ascii="Roboto Mono" w:eastAsia="Roboto Mono" w:hAnsi="Roboto Mono"/>
+                <w:rFonts w:ascii="Roboto Mono" w:eastAsia="Roboto Mono" w:hAnsi="Roboto Mono" w:cs="Arial"/>
                 <w:b/>
                 <w:bCs/>
-                <w:sz w:val="24"/>
+                <w:kern w:val="0"/>
+                <w:szCs w:val="22"/>
+                <w:lang w:val="en"/>
+                <w14:ligatures w14:val="none"/>
               </w:rPr>
               <w:t>every other</w:t>
             </w:r>
             <w:r>
               <w:rPr>
-                <w:rFonts w:ascii="Roboto Mono" w:eastAsia="Roboto Mono" w:hAnsi="Roboto Mono"/>
-                <w:sz w:val="24"/>
+                <w:rFonts w:ascii="Roboto Mono" w:eastAsia="Roboto Mono" w:hAnsi="Roboto Mono" w:cs="Arial"/>
+                <w:kern w:val="0"/>
+                <w:szCs w:val="22"/>
+                <w:lang w:val="en"/>
+                <w14:ligatures w14:val="none"/>
               </w:rPr>
               <w:t xml:space="preserve"> device</w:t>
             </w:r>
@@ -2107,20 +3918,46 @@
             </w:tcMar>
           </w:tcPr>
           <w:p>
-            <w:r>
-              <w:rPr>
-                <w:rFonts w:ascii="Roboto Mono" w:eastAsia="Roboto Mono" w:hAnsi="Roboto Mono"/>
-                <w:sz w:val="24"/>
-              </w:rPr>
-              <w:lastRenderedPageBreak/>
-              <w:t xml:space="preserve">🔁 </w:t>
-            </w:r>
-            <w:r>
-              <w:rPr>
-                <w:rFonts w:ascii="Roboto Mono" w:eastAsia="Roboto Mono" w:hAnsi="Roboto Mono"/>
+            <w:pPr>
+              <w:spacing w:after="0" w:line="276" w:lineRule="auto"/>
+              <w:rPr>
+                <w:rFonts w:ascii="Arial" w:eastAsia="Arial" w:hAnsi="Arial" w:cs="Arial"/>
+                <w:kern w:val="0"/>
+                <w:sz w:val="22"/>
+                <w:szCs w:val="22"/>
+                <w:lang w:val="en"/>
+                <w14:ligatures w14:val="none"/>
+              </w:rPr>
+            </w:pPr>
+            <w:r>
+              <w:rPr>
+                <w:rFonts w:ascii="Segoe UI Emoji" w:eastAsia="Roboto Mono" w:hAnsi="Segoe UI Emoji" w:cs="Segoe UI Emoji"/>
+                <w:kern w:val="0"/>
+                <w:szCs w:val="22"/>
+                <w:lang w:val="en"/>
+                <w14:ligatures w14:val="none"/>
+              </w:rPr>
+              <w:t>🔁</w:t>
+            </w:r>
+            <w:r>
+              <w:rPr>
+                <w:rFonts w:ascii="Roboto Mono" w:eastAsia="Roboto Mono" w:hAnsi="Roboto Mono" w:cs="Arial"/>
+                <w:kern w:val="0"/>
+                <w:szCs w:val="22"/>
+                <w:lang w:val="en"/>
+                <w14:ligatures w14:val="none"/>
+              </w:rPr>
+              <w:t xml:space="preserve"> </w:t>
+            </w:r>
+            <w:r>
+              <w:rPr>
+                <w:rFonts w:ascii="Roboto Mono" w:eastAsia="Roboto Mono" w:hAnsi="Roboto Mono" w:cs="Arial"/>
                 <w:b/>
                 <w:bCs/>
-                <w:sz w:val="24"/>
+                <w:kern w:val="0"/>
+                <w:szCs w:val="22"/>
+                <w:lang w:val="en"/>
+                <w14:ligatures w14:val="none"/>
               </w:rPr>
               <w:t>Partial Mesh</w:t>
             </w:r>
@@ -2143,10 +3980,24 @@
             </w:tcMar>
           </w:tcPr>
           <w:p>
-            <w:r>
-              <w:rPr>
-                <w:rFonts w:ascii="Roboto Mono" w:eastAsia="Roboto Mono" w:hAnsi="Roboto Mono"/>
-                <w:sz w:val="24"/>
+            <w:pPr>
+              <w:spacing w:after="0" w:line="276" w:lineRule="auto"/>
+              <w:rPr>
+                <w:rFonts w:ascii="Arial" w:eastAsia="Arial" w:hAnsi="Arial" w:cs="Arial"/>
+                <w:kern w:val="0"/>
+                <w:sz w:val="22"/>
+                <w:szCs w:val="22"/>
+                <w:lang w:val="en"/>
+                <w14:ligatures w14:val="none"/>
+              </w:rPr>
+            </w:pPr>
+            <w:r>
+              <w:rPr>
+                <w:rFonts w:ascii="Roboto Mono" w:eastAsia="Roboto Mono" w:hAnsi="Roboto Mono" w:cs="Arial"/>
+                <w:kern w:val="0"/>
+                <w:szCs w:val="22"/>
+                <w:lang w:val="en"/>
+                <w14:ligatures w14:val="none"/>
               </w:rPr>
               <w:t>Some devices are fully connected, others not</w:t>
             </w:r>
@@ -2155,107 +4006,228 @@
       </w:tr>
     </w:tbl>
     <w:p>
-      <w:r>
-        <w:rPr>
-          <w:rFonts w:ascii="Roboto Mono" w:eastAsia="Roboto Mono" w:hAnsi="Roboto Mono"/>
-          <w:sz w:val="24"/>
-        </w:rPr>
-        <w:pict w14:anchorId="408C69DE">
+      <w:pPr>
+        <w:spacing w:after="0" w:line="276" w:lineRule="auto"/>
+        <w:rPr>
+          <w:rFonts w:ascii="Arial" w:eastAsia="Arial" w:hAnsi="Arial" w:cs="Arial"/>
+          <w:kern w:val="0"/>
+          <w:sz w:val="22"/>
+          <w:szCs w:val="22"/>
+          <w:lang w:val="en"/>
+          <w14:ligatures w14:val="none"/>
+        </w:rPr>
+      </w:pPr>
+      <w:r>
+        <w:rPr>
+          <w:rFonts w:ascii="Roboto Mono" w:eastAsia="Roboto Mono" w:hAnsi="Roboto Mono" w:cs="Arial"/>
+          <w:kern w:val="0"/>
+          <w:szCs w:val="22"/>
+          <w:lang w:val="en"/>
+          <w14:ligatures w14:val="none"/>
+        </w:rPr>
+        <w:pict w14:anchorId="32B85970">
           <v:rect id="_x0000_i1032" style="width:0;height:1.5pt" o:hralign="center" o:hrstd="t" o:hr="t" fillcolor="#a0a0a0" stroked="f"/>
         </w:pict>
       </w:r>
     </w:p>
     <w:p>
       <w:pPr>
-        <w:pStyle w:val="Heading2"/>
-        <w:keepNext w:val="0"/>
-        <w:keepLines w:val="0"/>
-        <w:rPr>
+        <w:spacing w:before="160" w:after="80" w:line="276" w:lineRule="auto"/>
+        <w:outlineLvl w:val="1"/>
+        <w:rPr>
+          <w:rFonts w:asciiTheme="majorHAnsi" w:eastAsiaTheme="majorEastAsia" w:hAnsiTheme="majorHAnsi" w:cstheme="majorBidi"/>
           <w:b/>
           <w:bCs/>
+          <w:color w:val="2F5496" w:themeColor="accent1" w:themeShade="BF"/>
+          <w:kern w:val="0"/>
           <w:sz w:val="34"/>
           <w:szCs w:val="34"/>
+          <w:lang w:val="en"/>
+          <w14:ligatures w14:val="none"/>
         </w:rPr>
       </w:pPr>
       <w:bookmarkStart w:id="10" w:name="_hc9ut64mgfrl" w:colFirst="0" w:colLast="0"/>
       <w:bookmarkEnd w:id="10"/>
       <w:r>
         <w:rPr>
+          <w:rFonts w:ascii="Segoe UI Emoji" w:eastAsiaTheme="majorEastAsia" w:hAnsi="Segoe UI Emoji" w:cs="Segoe UI Emoji"/>
           <w:b/>
           <w:bCs/>
+          <w:color w:val="2F5496" w:themeColor="accent1" w:themeShade="BF"/>
+          <w:kern w:val="0"/>
           <w:sz w:val="34"/>
           <w:szCs w:val="34"/>
-        </w:rPr>
-        <w:t>🖼️ Visual Example</w:t>
-      </w:r>
-    </w:p>
-    <w:p>
-      <w:pPr>
-        <w:pStyle w:val="Heading3"/>
-        <w:keepNext w:val="0"/>
-        <w:keepLines w:val="0"/>
-        <w:spacing w:before="280"/>
-        <w:rPr>
+          <w:lang w:val="en"/>
+          <w14:ligatures w14:val="none"/>
+        </w:rPr>
+        <w:t>🖼️</w:t>
+      </w:r>
+      <w:r>
+        <w:rPr>
+          <w:rFonts w:asciiTheme="majorHAnsi" w:eastAsiaTheme="majorEastAsia" w:hAnsiTheme="majorHAnsi" w:cstheme="majorBidi"/>
+          <w:b/>
+          <w:bCs/>
+          <w:color w:val="2F5496" w:themeColor="accent1" w:themeShade="BF"/>
+          <w:kern w:val="0"/>
+          <w:sz w:val="34"/>
+          <w:szCs w:val="34"/>
+          <w:lang w:val="en"/>
+          <w14:ligatures w14:val="none"/>
+        </w:rPr>
+        <w:t xml:space="preserve"> Visual Example</w:t>
+      </w:r>
+    </w:p>
+    <w:p>
+      <w:pPr>
+        <w:spacing w:before="280" w:after="80" w:line="276" w:lineRule="auto"/>
+        <w:outlineLvl w:val="2"/>
+        <w:rPr>
+          <w:rFonts w:ascii="Arial" w:eastAsiaTheme="majorEastAsia" w:hAnsi="Arial" w:cstheme="majorBidi"/>
           <w:b/>
           <w:bCs/>
           <w:color w:val="000000"/>
+          <w:kern w:val="0"/>
           <w:sz w:val="26"/>
           <w:szCs w:val="26"/>
+          <w:lang w:val="en"/>
+          <w14:ligatures w14:val="none"/>
         </w:rPr>
       </w:pPr>
       <w:bookmarkStart w:id="11" w:name="_962mhk700g7f" w:colFirst="0" w:colLast="0"/>
       <w:bookmarkEnd w:id="11"/>
       <w:r>
         <w:rPr>
-          <w:rFonts w:ascii="Arial Unicode MS" w:eastAsia="Arial Unicode MS" w:hAnsi="Arial Unicode MS" w:cs="Arial Unicode MS"/>
+          <w:rFonts w:ascii="Segoe UI Symbol" w:eastAsia="Arial Unicode MS" w:hAnsi="Segoe UI Symbol" w:cs="Segoe UI Symbol"/>
           <w:b/>
           <w:bCs/>
           <w:color w:val="000000"/>
+          <w:kern w:val="0"/>
           <w:sz w:val="26"/>
           <w:szCs w:val="26"/>
-        </w:rPr>
-        <w:t>✔ Full Mesh:</w:t>
-      </w:r>
-    </w:p>
-    <w:p>
-      <w:pPr>
-        <w:spacing w:before="240" w:after="240"/>
-        <w:rPr>
+          <w:lang w:val="en"/>
+          <w14:ligatures w14:val="none"/>
+        </w:rPr>
+        <w:t>✔</w:t>
+      </w:r>
+      <w:r>
+        <w:rPr>
+          <w:rFonts w:ascii="Arial Unicode MS" w:eastAsia="Arial Unicode MS" w:hAnsi="Arial Unicode MS" w:cs="Arial Unicode MS"/>
           <w:b/>
           <w:bCs/>
+          <w:color w:val="000000"/>
+          <w:kern w:val="0"/>
+          <w:sz w:val="26"/>
+          <w:szCs w:val="26"/>
+          <w:lang w:val="en"/>
+          <w14:ligatures w14:val="none"/>
+        </w:rPr>
+        <w:t xml:space="preserve"> Full Mesh:</w:t>
+      </w:r>
+    </w:p>
+    <w:p>
+      <w:pPr>
+        <w:spacing w:before="240" w:after="240" w:line="276" w:lineRule="auto"/>
+        <w:rPr>
+          <w:rFonts w:ascii="Arial" w:eastAsia="Arial" w:hAnsi="Arial" w:cs="Arial"/>
+          <w:b/>
+          <w:bCs/>
+          <w:kern w:val="0"/>
           <w:sz w:val="14"/>
           <w:szCs w:val="14"/>
           <w:shd w:val="clear" w:color="auto" w:fill="B7B7B7"/>
-        </w:rPr>
-      </w:pPr>
-      <w:r>
-        <w:rPr>
-          <w:b/>
+          <w:lang w:val="en"/>
+          <w14:ligatures w14:val="none"/>
+        </w:rPr>
+      </w:pPr>
+      <w:r>
+        <w:rPr>
+          <w:rFonts w:ascii="Arial" w:eastAsia="Arial" w:hAnsi="Arial" w:cs="Arial"/>
+          <w:b/>
+          <w:kern w:val="0"/>
+          <w:sz w:val="22"/>
+          <w:szCs w:val="22"/>
           <w:highlight w:val="darkGray"/>
+          <w:lang w:val="en"/>
+          <w14:ligatures w14:val="none"/>
         </w:rPr>
         <w:t># Source</w:t>
       </w:r>
       <w:r>
         <w:rPr>
+          <w:rFonts w:ascii="Arial" w:eastAsia="Arial" w:hAnsi="Arial" w:cs="Arial"/>
+          <w:kern w:val="0"/>
+          <w:sz w:val="22"/>
+          <w:szCs w:val="22"/>
           <w:highlight w:val="darkGray"/>
+          <w:lang w:val="en"/>
+          <w14:ligatures w14:val="none"/>
         </w:rPr>
         <w:t xml:space="preserve">: </w:t>
       </w:r>
       <w:r>
         <w:rPr>
-          <w:b/>
+          <w:rFonts w:ascii="Arial" w:eastAsia="Arial" w:hAnsi="Arial" w:cs="Arial"/>
+          <w:b/>
+          <w:kern w:val="0"/>
+          <w:sz w:val="22"/>
+          <w:szCs w:val="22"/>
           <w:highlight w:val="darkGray"/>
-        </w:rPr>
-        <w:t>Chatgpt (GPT‑5 Mini) at [12/18/2025]</w:t>
-      </w:r>
-    </w:p>
-    <w:p>
-      <w:r>
-        <w:rPr>
+          <w:lang w:val="en"/>
+          <w14:ligatures w14:val="none"/>
+        </w:rPr>
+        <w:t>Chatgpt (GPT</w:t>
+      </w:r>
+      <w:r>
+        <w:rPr>
+          <w:rFonts w:ascii="Cambria Math" w:eastAsia="Arial" w:hAnsi="Cambria Math" w:cs="Cambria Math"/>
+          <w:b/>
+          <w:kern w:val="0"/>
+          <w:sz w:val="22"/>
+          <w:szCs w:val="22"/>
+          <w:highlight w:val="darkGray"/>
+          <w:lang w:val="en"/>
+          <w14:ligatures w14:val="none"/>
+        </w:rPr>
+        <w:t>‑</w:t>
+      </w:r>
+      <w:r>
+        <w:rPr>
+          <w:rFonts w:ascii="Arial" w:eastAsia="Arial" w:hAnsi="Arial" w:cs="Arial"/>
+          <w:b/>
+          <w:kern w:val="0"/>
+          <w:sz w:val="22"/>
+          <w:szCs w:val="22"/>
+          <w:highlight w:val="darkGray"/>
+          <w:lang w:val="en"/>
+          <w14:ligatures w14:val="none"/>
+        </w:rPr>
+        <w:t>5 Mini) at [12/18/2025]</w:t>
+      </w:r>
+    </w:p>
+    <w:p>
+      <w:pPr>
+        <w:spacing w:after="0" w:line="276" w:lineRule="auto"/>
+        <w:rPr>
+          <w:rFonts w:ascii="Arial" w:eastAsia="Arial" w:hAnsi="Arial" w:cs="Arial"/>
+          <w:kern w:val="0"/>
+          <w:sz w:val="22"/>
+          <w:szCs w:val="22"/>
+          <w:lang w:val="en"/>
+          <w14:ligatures w14:val="none"/>
+        </w:rPr>
+      </w:pPr>
+      <w:r>
+        <w:rPr>
+          <w:rFonts w:ascii="Arial" w:eastAsia="Arial" w:hAnsi="Arial" w:cs="Arial"/>
           <w:noProof/>
+          <w:kern w:val="0"/>
+          <w:sz w:val="22"/>
+          <w:szCs w:val="22"/>
+          <w:lang w:val="en"/>
+          <w14:ligatures w14:val="none"/>
         </w:rPr>
         <w:drawing>
-          <wp:inline distT="114300" distB="114300" distL="114300" distR="114300" wp14:anchorId="247D2CCF" wp14:editId="712CD45E">
+          <wp:inline distT="114300" distB="114300" distL="114300" distR="114300" wp14:anchorId="03BBA301" wp14:editId="5069127D">
             <wp:extent cx="5943600" cy="1562100"/>
             <wp:effectExtent l="0" t="0" r="0" b="0"/>
             <wp:docPr id="6" name="image3.png"/>
@@ -2291,120 +4263,428 @@
         </w:drawing>
       </w:r>
     </w:p>
-    <w:p/>
-    <w:p>
-      <w:r>
-        <w:rPr>
-          <w:rFonts w:ascii="Roboto Mono" w:eastAsia="Roboto Mono" w:hAnsi="Roboto Mono"/>
-          <w:sz w:val="24"/>
-        </w:rPr>
-        <w:t>[A]────[B]</w:t>
-      </w:r>
-    </w:p>
-    <w:p>
-      <w:r>
-        <w:rPr>
-          <w:rFonts w:ascii="Roboto Mono" w:eastAsia="Roboto Mono" w:hAnsi="Roboto Mono"/>
-          <w:sz w:val="24"/>
-        </w:rPr>
-        <w:t xml:space="preserve">  │ \   / │</w:t>
-      </w:r>
-    </w:p>
-    <w:p>
-      <w:r>
-        <w:rPr>
-          <w:rFonts w:ascii="Roboto Mono" w:eastAsia="Roboto Mono" w:hAnsi="Roboto Mono"/>
-          <w:sz w:val="24"/>
-        </w:rPr>
-        <w:t xml:space="preserve">  │  [C]  │</w:t>
-      </w:r>
-    </w:p>
-    <w:p>
-      <w:r>
-        <w:rPr>
-          <w:rFonts w:ascii="Roboto Mono" w:eastAsia="Roboto Mono" w:hAnsi="Roboto Mono"/>
-          <w:sz w:val="24"/>
-        </w:rPr>
-        <w:t xml:space="preserve">  │ /   \ │</w:t>
-      </w:r>
-    </w:p>
-    <w:p>
-      <w:r>
-        <w:rPr>
-          <w:rFonts w:ascii="Roboto Mono" w:eastAsia="Roboto Mono" w:hAnsi="Roboto Mono"/>
-          <w:sz w:val="24"/>
-        </w:rPr>
-        <w:t xml:space="preserve"> [D]────[E]</w:t>
-      </w:r>
-    </w:p>
-    <w:p/>
-    <w:p>
-      <w:pPr>
-        <w:pStyle w:val="Heading3"/>
-        <w:keepNext w:val="0"/>
-        <w:keepLines w:val="0"/>
-        <w:spacing w:before="280"/>
-        <w:rPr>
+    <w:p>
+      <w:pPr>
+        <w:spacing w:after="0" w:line="276" w:lineRule="auto"/>
+        <w:rPr>
+          <w:rFonts w:ascii="Arial" w:eastAsia="Arial" w:hAnsi="Arial" w:cs="Arial"/>
+          <w:kern w:val="0"/>
+          <w:sz w:val="22"/>
+          <w:szCs w:val="22"/>
+          <w:lang w:val="en"/>
+          <w14:ligatures w14:val="none"/>
+        </w:rPr>
+      </w:pPr>
+    </w:p>
+    <w:p>
+      <w:pPr>
+        <w:spacing w:after="0" w:line="276" w:lineRule="auto"/>
+        <w:rPr>
+          <w:rFonts w:ascii="Arial" w:eastAsia="Arial" w:hAnsi="Arial" w:cs="Arial"/>
+          <w:kern w:val="0"/>
+          <w:sz w:val="22"/>
+          <w:szCs w:val="22"/>
+          <w:lang w:val="en"/>
+          <w14:ligatures w14:val="none"/>
+        </w:rPr>
+      </w:pPr>
+      <w:r>
+        <w:rPr>
+          <w:rFonts w:ascii="Roboto Mono" w:eastAsia="Roboto Mono" w:hAnsi="Roboto Mono" w:cs="Arial"/>
+          <w:kern w:val="0"/>
+          <w:szCs w:val="22"/>
+          <w:lang w:val="en"/>
+          <w14:ligatures w14:val="none"/>
+        </w:rPr>
+        <w:t>[A]</w:t>
+      </w:r>
+      <w:r>
+        <w:rPr>
+          <w:rFonts w:ascii="Arial" w:eastAsia="Roboto Mono" w:hAnsi="Arial" w:cs="Arial"/>
+          <w:kern w:val="0"/>
+          <w:szCs w:val="22"/>
+          <w:lang w:val="en"/>
+          <w14:ligatures w14:val="none"/>
+        </w:rPr>
+        <w:t>────</w:t>
+      </w:r>
+      <w:r>
+        <w:rPr>
+          <w:rFonts w:ascii="Roboto Mono" w:eastAsia="Roboto Mono" w:hAnsi="Roboto Mono" w:cs="Arial"/>
+          <w:kern w:val="0"/>
+          <w:szCs w:val="22"/>
+          <w:lang w:val="en"/>
+          <w14:ligatures w14:val="none"/>
+        </w:rPr>
+        <w:t>[B]</w:t>
+      </w:r>
+    </w:p>
+    <w:p>
+      <w:pPr>
+        <w:spacing w:after="0" w:line="276" w:lineRule="auto"/>
+        <w:rPr>
+          <w:rFonts w:ascii="Arial" w:eastAsia="Arial" w:hAnsi="Arial" w:cs="Arial"/>
+          <w:kern w:val="0"/>
+          <w:sz w:val="22"/>
+          <w:szCs w:val="22"/>
+          <w:lang w:val="en"/>
+          <w14:ligatures w14:val="none"/>
+        </w:rPr>
+      </w:pPr>
+      <w:r>
+        <w:rPr>
+          <w:rFonts w:ascii="Roboto Mono" w:eastAsia="Roboto Mono" w:hAnsi="Roboto Mono" w:cs="Arial"/>
+          <w:kern w:val="0"/>
+          <w:szCs w:val="22"/>
+          <w:lang w:val="en"/>
+          <w14:ligatures w14:val="none"/>
+        </w:rPr>
+        <w:t xml:space="preserve">  </w:t>
+      </w:r>
+      <w:r>
+        <w:rPr>
+          <w:rFonts w:ascii="MS Gothic" w:eastAsia="MS Gothic" w:hAnsi="MS Gothic" w:cs="MS Gothic" w:hint="eastAsia"/>
+          <w:kern w:val="0"/>
+          <w:szCs w:val="22"/>
+          <w:lang w:val="en"/>
+          <w14:ligatures w14:val="none"/>
+        </w:rPr>
+        <w:t>│</w:t>
+      </w:r>
+      <w:r>
+        <w:rPr>
+          <w:rFonts w:ascii="Roboto Mono" w:eastAsia="Roboto Mono" w:hAnsi="Roboto Mono" w:cs="Arial"/>
+          <w:kern w:val="0"/>
+          <w:szCs w:val="22"/>
+          <w:lang w:val="en"/>
+          <w14:ligatures w14:val="none"/>
+        </w:rPr>
+        <w:t xml:space="preserve"> \   / </w:t>
+      </w:r>
+      <w:r>
+        <w:rPr>
+          <w:rFonts w:ascii="MS Gothic" w:eastAsia="MS Gothic" w:hAnsi="MS Gothic" w:cs="MS Gothic" w:hint="eastAsia"/>
+          <w:kern w:val="0"/>
+          <w:szCs w:val="22"/>
+          <w:lang w:val="en"/>
+          <w14:ligatures w14:val="none"/>
+        </w:rPr>
+        <w:t>│</w:t>
+      </w:r>
+    </w:p>
+    <w:p>
+      <w:pPr>
+        <w:spacing w:after="0" w:line="276" w:lineRule="auto"/>
+        <w:rPr>
+          <w:rFonts w:ascii="Arial" w:eastAsia="Arial" w:hAnsi="Arial" w:cs="Arial"/>
+          <w:kern w:val="0"/>
+          <w:sz w:val="22"/>
+          <w:szCs w:val="22"/>
+          <w:lang w:val="en"/>
+          <w14:ligatures w14:val="none"/>
+        </w:rPr>
+      </w:pPr>
+      <w:r>
+        <w:rPr>
+          <w:rFonts w:ascii="Roboto Mono" w:eastAsia="Roboto Mono" w:hAnsi="Roboto Mono" w:cs="Arial"/>
+          <w:kern w:val="0"/>
+          <w:szCs w:val="22"/>
+          <w:lang w:val="en"/>
+          <w14:ligatures w14:val="none"/>
+        </w:rPr>
+        <w:t xml:space="preserve">  </w:t>
+      </w:r>
+      <w:r>
+        <w:rPr>
+          <w:rFonts w:ascii="MS Gothic" w:eastAsia="MS Gothic" w:hAnsi="MS Gothic" w:cs="MS Gothic" w:hint="eastAsia"/>
+          <w:kern w:val="0"/>
+          <w:szCs w:val="22"/>
+          <w:lang w:val="en"/>
+          <w14:ligatures w14:val="none"/>
+        </w:rPr>
+        <w:t>│</w:t>
+      </w:r>
+      <w:r>
+        <w:rPr>
+          <w:rFonts w:ascii="Roboto Mono" w:eastAsia="Roboto Mono" w:hAnsi="Roboto Mono" w:cs="Arial"/>
+          <w:kern w:val="0"/>
+          <w:szCs w:val="22"/>
+          <w:lang w:val="en"/>
+          <w14:ligatures w14:val="none"/>
+        </w:rPr>
+        <w:t xml:space="preserve">  [C]  </w:t>
+      </w:r>
+      <w:r>
+        <w:rPr>
+          <w:rFonts w:ascii="MS Gothic" w:eastAsia="MS Gothic" w:hAnsi="MS Gothic" w:cs="MS Gothic" w:hint="eastAsia"/>
+          <w:kern w:val="0"/>
+          <w:szCs w:val="22"/>
+          <w:lang w:val="en"/>
+          <w14:ligatures w14:val="none"/>
+        </w:rPr>
+        <w:t>│</w:t>
+      </w:r>
+    </w:p>
+    <w:p>
+      <w:pPr>
+        <w:spacing w:after="0" w:line="276" w:lineRule="auto"/>
+        <w:rPr>
+          <w:rFonts w:ascii="Arial" w:eastAsia="Arial" w:hAnsi="Arial" w:cs="Arial"/>
+          <w:kern w:val="0"/>
+          <w:sz w:val="22"/>
+          <w:szCs w:val="22"/>
+          <w:lang w:val="en"/>
+          <w14:ligatures w14:val="none"/>
+        </w:rPr>
+      </w:pPr>
+      <w:r>
+        <w:rPr>
+          <w:rFonts w:ascii="Roboto Mono" w:eastAsia="Roboto Mono" w:hAnsi="Roboto Mono" w:cs="Arial"/>
+          <w:kern w:val="0"/>
+          <w:szCs w:val="22"/>
+          <w:lang w:val="en"/>
+          <w14:ligatures w14:val="none"/>
+        </w:rPr>
+        <w:t xml:space="preserve">  </w:t>
+      </w:r>
+      <w:r>
+        <w:rPr>
+          <w:rFonts w:ascii="MS Gothic" w:eastAsia="MS Gothic" w:hAnsi="MS Gothic" w:cs="MS Gothic" w:hint="eastAsia"/>
+          <w:kern w:val="0"/>
+          <w:szCs w:val="22"/>
+          <w:lang w:val="en"/>
+          <w14:ligatures w14:val="none"/>
+        </w:rPr>
+        <w:t>│</w:t>
+      </w:r>
+      <w:r>
+        <w:rPr>
+          <w:rFonts w:ascii="Roboto Mono" w:eastAsia="Roboto Mono" w:hAnsi="Roboto Mono" w:cs="Arial"/>
+          <w:kern w:val="0"/>
+          <w:szCs w:val="22"/>
+          <w:lang w:val="en"/>
+          <w14:ligatures w14:val="none"/>
+        </w:rPr>
+        <w:t xml:space="preserve"> /   \ </w:t>
+      </w:r>
+      <w:r>
+        <w:rPr>
+          <w:rFonts w:ascii="MS Gothic" w:eastAsia="MS Gothic" w:hAnsi="MS Gothic" w:cs="MS Gothic" w:hint="eastAsia"/>
+          <w:kern w:val="0"/>
+          <w:szCs w:val="22"/>
+          <w:lang w:val="en"/>
+          <w14:ligatures w14:val="none"/>
+        </w:rPr>
+        <w:t>│</w:t>
+      </w:r>
+    </w:p>
+    <w:p>
+      <w:pPr>
+        <w:spacing w:after="0" w:line="276" w:lineRule="auto"/>
+        <w:rPr>
+          <w:rFonts w:ascii="Arial" w:eastAsia="Arial" w:hAnsi="Arial" w:cs="Arial"/>
+          <w:kern w:val="0"/>
+          <w:sz w:val="22"/>
+          <w:szCs w:val="22"/>
+          <w:lang w:val="en"/>
+          <w14:ligatures w14:val="none"/>
+        </w:rPr>
+      </w:pPr>
+      <w:r>
+        <w:rPr>
+          <w:rFonts w:ascii="Roboto Mono" w:eastAsia="Roboto Mono" w:hAnsi="Roboto Mono" w:cs="Arial"/>
+          <w:kern w:val="0"/>
+          <w:szCs w:val="22"/>
+          <w:lang w:val="en"/>
+          <w14:ligatures w14:val="none"/>
+        </w:rPr>
+        <w:t xml:space="preserve"> [D]</w:t>
+      </w:r>
+      <w:r>
+        <w:rPr>
+          <w:rFonts w:ascii="Arial" w:eastAsia="Roboto Mono" w:hAnsi="Arial" w:cs="Arial"/>
+          <w:kern w:val="0"/>
+          <w:szCs w:val="22"/>
+          <w:lang w:val="en"/>
+          <w14:ligatures w14:val="none"/>
+        </w:rPr>
+        <w:t>────</w:t>
+      </w:r>
+      <w:r>
+        <w:rPr>
+          <w:rFonts w:ascii="Roboto Mono" w:eastAsia="Roboto Mono" w:hAnsi="Roboto Mono" w:cs="Arial"/>
+          <w:kern w:val="0"/>
+          <w:szCs w:val="22"/>
+          <w:lang w:val="en"/>
+          <w14:ligatures w14:val="none"/>
+        </w:rPr>
+        <w:t>[E]</w:t>
+      </w:r>
+    </w:p>
+    <w:p>
+      <w:pPr>
+        <w:spacing w:after="0" w:line="276" w:lineRule="auto"/>
+        <w:rPr>
+          <w:rFonts w:ascii="Arial" w:eastAsia="Arial" w:hAnsi="Arial" w:cs="Arial"/>
+          <w:kern w:val="0"/>
+          <w:sz w:val="22"/>
+          <w:szCs w:val="22"/>
+          <w:lang w:val="en"/>
+          <w14:ligatures w14:val="none"/>
+        </w:rPr>
+      </w:pPr>
+    </w:p>
+    <w:p>
+      <w:pPr>
+        <w:spacing w:before="280" w:after="80" w:line="276" w:lineRule="auto"/>
+        <w:outlineLvl w:val="2"/>
+        <w:rPr>
+          <w:rFonts w:ascii="Arial" w:eastAsiaTheme="majorEastAsia" w:hAnsi="Arial" w:cstheme="majorBidi"/>
           <w:b/>
           <w:bCs/>
           <w:color w:val="000000"/>
+          <w:kern w:val="0"/>
           <w:sz w:val="26"/>
           <w:szCs w:val="26"/>
+          <w:lang w:val="en"/>
+          <w14:ligatures w14:val="none"/>
         </w:rPr>
       </w:pPr>
       <w:bookmarkStart w:id="12" w:name="_jwnyk8ehuh74" w:colFirst="0" w:colLast="0"/>
       <w:bookmarkEnd w:id="12"/>
       <w:r>
         <w:rPr>
-          <w:rFonts w:ascii="Arial Unicode MS" w:eastAsia="Arial Unicode MS" w:hAnsi="Arial Unicode MS" w:cs="Arial Unicode MS"/>
+          <w:rFonts w:ascii="Segoe UI Emoji" w:eastAsia="Arial Unicode MS" w:hAnsi="Segoe UI Emoji" w:cs="Segoe UI Emoji"/>
           <w:b/>
           <w:bCs/>
           <w:color w:val="000000"/>
+          <w:kern w:val="0"/>
           <w:sz w:val="26"/>
           <w:szCs w:val="26"/>
-        </w:rPr>
-        <w:t>➖ Partial Mesh:</w:t>
-      </w:r>
-    </w:p>
-    <w:p>
-      <w:pPr>
-        <w:spacing w:before="240" w:after="240"/>
-        <w:rPr>
+          <w:lang w:val="en"/>
+          <w14:ligatures w14:val="none"/>
+        </w:rPr>
+        <w:t>➖</w:t>
+      </w:r>
+      <w:r>
+        <w:rPr>
+          <w:rFonts w:ascii="Arial Unicode MS" w:eastAsia="Arial Unicode MS" w:hAnsi="Arial Unicode MS" w:cs="Arial Unicode MS"/>
           <w:b/>
           <w:bCs/>
+          <w:color w:val="000000"/>
+          <w:kern w:val="0"/>
+          <w:sz w:val="26"/>
+          <w:szCs w:val="26"/>
+          <w:lang w:val="en"/>
+          <w14:ligatures w14:val="none"/>
+        </w:rPr>
+        <w:t xml:space="preserve"> Partial Mesh:</w:t>
+      </w:r>
+    </w:p>
+    <w:p>
+      <w:pPr>
+        <w:spacing w:before="240" w:after="240" w:line="276" w:lineRule="auto"/>
+        <w:rPr>
+          <w:rFonts w:ascii="Arial" w:eastAsia="Arial" w:hAnsi="Arial" w:cs="Arial"/>
+          <w:b/>
+          <w:bCs/>
+          <w:kern w:val="0"/>
           <w:sz w:val="14"/>
           <w:szCs w:val="14"/>
           <w:shd w:val="clear" w:color="auto" w:fill="B7B7B7"/>
-        </w:rPr>
-      </w:pPr>
-      <w:r>
-        <w:rPr>
-          <w:b/>
+          <w:lang w:val="en"/>
+          <w14:ligatures w14:val="none"/>
+        </w:rPr>
+      </w:pPr>
+      <w:r>
+        <w:rPr>
+          <w:rFonts w:ascii="Arial" w:eastAsia="Arial" w:hAnsi="Arial" w:cs="Arial"/>
+          <w:b/>
+          <w:kern w:val="0"/>
+          <w:sz w:val="22"/>
+          <w:szCs w:val="22"/>
           <w:highlight w:val="darkGray"/>
+          <w:lang w:val="en"/>
+          <w14:ligatures w14:val="none"/>
         </w:rPr>
         <w:t># Source</w:t>
       </w:r>
       <w:r>
         <w:rPr>
+          <w:rFonts w:ascii="Arial" w:eastAsia="Arial" w:hAnsi="Arial" w:cs="Arial"/>
+          <w:kern w:val="0"/>
+          <w:sz w:val="22"/>
+          <w:szCs w:val="22"/>
           <w:highlight w:val="darkGray"/>
+          <w:lang w:val="en"/>
+          <w14:ligatures w14:val="none"/>
         </w:rPr>
         <w:t xml:space="preserve">: </w:t>
       </w:r>
       <w:r>
         <w:rPr>
-          <w:b/>
+          <w:rFonts w:ascii="Arial" w:eastAsia="Arial" w:hAnsi="Arial" w:cs="Arial"/>
+          <w:b/>
+          <w:kern w:val="0"/>
+          <w:sz w:val="22"/>
+          <w:szCs w:val="22"/>
           <w:highlight w:val="darkGray"/>
-        </w:rPr>
-        <w:t>Chatgpt (GPT‑5 Mini) at [12/18/2025]</w:t>
-      </w:r>
-    </w:p>
-    <w:p>
-      <w:r>
-        <w:rPr>
+          <w:lang w:val="en"/>
+          <w14:ligatures w14:val="none"/>
+        </w:rPr>
+        <w:t>Chatgpt (GPT</w:t>
+      </w:r>
+      <w:r>
+        <w:rPr>
+          <w:rFonts w:ascii="Cambria Math" w:eastAsia="Arial" w:hAnsi="Cambria Math" w:cs="Cambria Math"/>
+          <w:b/>
+          <w:kern w:val="0"/>
+          <w:sz w:val="22"/>
+          <w:szCs w:val="22"/>
+          <w:highlight w:val="darkGray"/>
+          <w:lang w:val="en"/>
+          <w14:ligatures w14:val="none"/>
+        </w:rPr>
+        <w:t>‑</w:t>
+      </w:r>
+      <w:r>
+        <w:rPr>
+          <w:rFonts w:ascii="Arial" w:eastAsia="Arial" w:hAnsi="Arial" w:cs="Arial"/>
+          <w:b/>
+          <w:kern w:val="0"/>
+          <w:sz w:val="22"/>
+          <w:szCs w:val="22"/>
+          <w:highlight w:val="darkGray"/>
+          <w:lang w:val="en"/>
+          <w14:ligatures w14:val="none"/>
+        </w:rPr>
+        <w:t>5 Mini) at [12/18/2025]</w:t>
+      </w:r>
+    </w:p>
+    <w:p>
+      <w:pPr>
+        <w:spacing w:after="0" w:line="276" w:lineRule="auto"/>
+        <w:rPr>
+          <w:rFonts w:ascii="Arial" w:eastAsia="Arial" w:hAnsi="Arial" w:cs="Arial"/>
+          <w:kern w:val="0"/>
+          <w:sz w:val="22"/>
+          <w:szCs w:val="22"/>
+          <w:lang w:val="en"/>
+          <w14:ligatures w14:val="none"/>
+        </w:rPr>
+      </w:pPr>
+      <w:r>
+        <w:rPr>
+          <w:rFonts w:ascii="Arial" w:eastAsia="Arial" w:hAnsi="Arial" w:cs="Arial"/>
           <w:noProof/>
+          <w:kern w:val="0"/>
+          <w:sz w:val="22"/>
+          <w:szCs w:val="22"/>
+          <w:lang w:val="en"/>
+          <w14:ligatures w14:val="none"/>
         </w:rPr>
         <w:drawing>
-          <wp:inline distT="114300" distB="114300" distL="114300" distR="114300" wp14:anchorId="5FDC0BD0" wp14:editId="17BE1989">
+          <wp:inline distT="114300" distB="114300" distL="114300" distR="114300" wp14:anchorId="69F716EE" wp14:editId="47379A47">
             <wp:extent cx="5943600" cy="1092200"/>
             <wp:effectExtent l="0" t="0" r="0" b="0"/>
             <wp:docPr id="2" name="image6.png"/>
@@ -2441,104 +4721,327 @@
       </w:r>
     </w:p>
     <w:p>
-      <w:r>
-        <w:rPr>
-          <w:rFonts w:ascii="Roboto Mono" w:eastAsia="Roboto Mono" w:hAnsi="Roboto Mono"/>
-          <w:sz w:val="24"/>
-        </w:rPr>
-        <w:t>[A]────[B]</w:t>
-      </w:r>
-    </w:p>
-    <w:p>
-      <w:r>
-        <w:rPr>
-          <w:rFonts w:ascii="Roboto Mono" w:eastAsia="Roboto Mono" w:hAnsi="Roboto Mono"/>
-          <w:sz w:val="24"/>
-        </w:rPr>
-        <w:t xml:space="preserve">  │       │</w:t>
-      </w:r>
-    </w:p>
-    <w:p>
-      <w:r>
-        <w:rPr>
-          <w:rFonts w:ascii="Roboto Mono" w:eastAsia="Roboto Mono" w:hAnsi="Roboto Mono"/>
-          <w:sz w:val="24"/>
-        </w:rPr>
-        <w:t xml:space="preserve"> [C]────[D]</w:t>
-      </w:r>
-    </w:p>
-    <w:p/>
-    <w:p>
-      <w:pPr>
-        <w:spacing w:before="240" w:after="240"/>
-      </w:pPr>
-      <w:r>
-        <w:rPr>
-          <w:rFonts w:ascii="Roboto Mono" w:eastAsia="Roboto Mono" w:hAnsi="Roboto Mono"/>
-          <w:sz w:val="24"/>
-        </w:rPr>
-        <w:lastRenderedPageBreak/>
+      <w:pPr>
+        <w:spacing w:after="0" w:line="276" w:lineRule="auto"/>
+        <w:rPr>
+          <w:rFonts w:ascii="Arial" w:eastAsia="Arial" w:hAnsi="Arial" w:cs="Arial"/>
+          <w:kern w:val="0"/>
+          <w:sz w:val="22"/>
+          <w:szCs w:val="22"/>
+          <w:lang w:val="en"/>
+          <w14:ligatures w14:val="none"/>
+        </w:rPr>
+      </w:pPr>
+      <w:r>
+        <w:rPr>
+          <w:rFonts w:ascii="Roboto Mono" w:eastAsia="Roboto Mono" w:hAnsi="Roboto Mono" w:cs="Arial"/>
+          <w:kern w:val="0"/>
+          <w:szCs w:val="22"/>
+          <w:lang w:val="en"/>
+          <w14:ligatures w14:val="none"/>
+        </w:rPr>
+        <w:t>[A]</w:t>
+      </w:r>
+      <w:r>
+        <w:rPr>
+          <w:rFonts w:ascii="Arial" w:eastAsia="Roboto Mono" w:hAnsi="Arial" w:cs="Arial"/>
+          <w:kern w:val="0"/>
+          <w:szCs w:val="22"/>
+          <w:lang w:val="en"/>
+          <w14:ligatures w14:val="none"/>
+        </w:rPr>
+        <w:t>────</w:t>
+      </w:r>
+      <w:r>
+        <w:rPr>
+          <w:rFonts w:ascii="Roboto Mono" w:eastAsia="Roboto Mono" w:hAnsi="Roboto Mono" w:cs="Arial"/>
+          <w:kern w:val="0"/>
+          <w:szCs w:val="22"/>
+          <w:lang w:val="en"/>
+          <w14:ligatures w14:val="none"/>
+        </w:rPr>
+        <w:t>[B]</w:t>
+      </w:r>
+    </w:p>
+    <w:p>
+      <w:pPr>
+        <w:spacing w:after="0" w:line="276" w:lineRule="auto"/>
+        <w:rPr>
+          <w:rFonts w:ascii="Arial" w:eastAsia="Arial" w:hAnsi="Arial" w:cs="Arial"/>
+          <w:kern w:val="0"/>
+          <w:sz w:val="22"/>
+          <w:szCs w:val="22"/>
+          <w:lang w:val="en"/>
+          <w14:ligatures w14:val="none"/>
+        </w:rPr>
+      </w:pPr>
+      <w:r>
+        <w:rPr>
+          <w:rFonts w:ascii="Roboto Mono" w:eastAsia="Roboto Mono" w:hAnsi="Roboto Mono" w:cs="Arial"/>
+          <w:kern w:val="0"/>
+          <w:szCs w:val="22"/>
+          <w:lang w:val="en"/>
+          <w14:ligatures w14:val="none"/>
+        </w:rPr>
+        <w:t xml:space="preserve">  </w:t>
+      </w:r>
+      <w:r>
+        <w:rPr>
+          <w:rFonts w:ascii="MS Gothic" w:eastAsia="MS Gothic" w:hAnsi="MS Gothic" w:cs="MS Gothic" w:hint="eastAsia"/>
+          <w:kern w:val="0"/>
+          <w:szCs w:val="22"/>
+          <w:lang w:val="en"/>
+          <w14:ligatures w14:val="none"/>
+        </w:rPr>
+        <w:t>│</w:t>
+      </w:r>
+      <w:r>
+        <w:rPr>
+          <w:rFonts w:ascii="Roboto Mono" w:eastAsia="Roboto Mono" w:hAnsi="Roboto Mono" w:cs="Arial"/>
+          <w:kern w:val="0"/>
+          <w:szCs w:val="22"/>
+          <w:lang w:val="en"/>
+          <w14:ligatures w14:val="none"/>
+        </w:rPr>
+        <w:t xml:space="preserve">       </w:t>
+      </w:r>
+      <w:r>
+        <w:rPr>
+          <w:rFonts w:ascii="MS Gothic" w:eastAsia="MS Gothic" w:hAnsi="MS Gothic" w:cs="MS Gothic" w:hint="eastAsia"/>
+          <w:kern w:val="0"/>
+          <w:szCs w:val="22"/>
+          <w:lang w:val="en"/>
+          <w14:ligatures w14:val="none"/>
+        </w:rPr>
+        <w:t>│</w:t>
+      </w:r>
+    </w:p>
+    <w:p>
+      <w:pPr>
+        <w:spacing w:after="0" w:line="276" w:lineRule="auto"/>
+        <w:rPr>
+          <w:rFonts w:ascii="Arial" w:eastAsia="Arial" w:hAnsi="Arial" w:cs="Arial"/>
+          <w:kern w:val="0"/>
+          <w:sz w:val="22"/>
+          <w:szCs w:val="22"/>
+          <w:lang w:val="en"/>
+          <w14:ligatures w14:val="none"/>
+        </w:rPr>
+      </w:pPr>
+      <w:r>
+        <w:rPr>
+          <w:rFonts w:ascii="Roboto Mono" w:eastAsia="Roboto Mono" w:hAnsi="Roboto Mono" w:cs="Arial"/>
+          <w:kern w:val="0"/>
+          <w:szCs w:val="22"/>
+          <w:lang w:val="en"/>
+          <w14:ligatures w14:val="none"/>
+        </w:rPr>
+        <w:t xml:space="preserve"> [C]</w:t>
+      </w:r>
+      <w:r>
+        <w:rPr>
+          <w:rFonts w:ascii="Arial" w:eastAsia="Roboto Mono" w:hAnsi="Arial" w:cs="Arial"/>
+          <w:kern w:val="0"/>
+          <w:szCs w:val="22"/>
+          <w:lang w:val="en"/>
+          <w14:ligatures w14:val="none"/>
+        </w:rPr>
+        <w:t>────</w:t>
+      </w:r>
+      <w:r>
+        <w:rPr>
+          <w:rFonts w:ascii="Roboto Mono" w:eastAsia="Roboto Mono" w:hAnsi="Roboto Mono" w:cs="Arial"/>
+          <w:kern w:val="0"/>
+          <w:szCs w:val="22"/>
+          <w:lang w:val="en"/>
+          <w14:ligatures w14:val="none"/>
+        </w:rPr>
+        <w:t>[D]</w:t>
+      </w:r>
+    </w:p>
+    <w:p>
+      <w:pPr>
+        <w:spacing w:after="0" w:line="276" w:lineRule="auto"/>
+        <w:rPr>
+          <w:rFonts w:ascii="Arial" w:eastAsia="Arial" w:hAnsi="Arial" w:cs="Arial"/>
+          <w:kern w:val="0"/>
+          <w:sz w:val="22"/>
+          <w:szCs w:val="22"/>
+          <w:lang w:val="en"/>
+          <w14:ligatures w14:val="none"/>
+        </w:rPr>
+      </w:pPr>
+    </w:p>
+    <w:p>
+      <w:pPr>
+        <w:spacing w:before="240" w:after="240" w:line="276" w:lineRule="auto"/>
+        <w:rPr>
+          <w:rFonts w:ascii="Arial" w:eastAsia="Arial" w:hAnsi="Arial" w:cs="Arial"/>
+          <w:kern w:val="0"/>
+          <w:sz w:val="22"/>
+          <w:szCs w:val="22"/>
+          <w:lang w:val="en"/>
+          <w14:ligatures w14:val="none"/>
+        </w:rPr>
+      </w:pPr>
+      <w:r>
+        <w:rPr>
+          <w:rFonts w:ascii="Roboto Mono" w:eastAsia="Roboto Mono" w:hAnsi="Roboto Mono" w:cs="Arial"/>
+          <w:kern w:val="0"/>
+          <w:szCs w:val="22"/>
+          <w:lang w:val="en"/>
+          <w14:ligatures w14:val="none"/>
+        </w:rPr>
         <w:t>(only some devices are interconnected)</w:t>
       </w:r>
     </w:p>
     <w:p>
-      <w:r>
-        <w:rPr>
-          <w:rFonts w:ascii="Roboto Mono" w:eastAsia="Roboto Mono" w:hAnsi="Roboto Mono"/>
-          <w:sz w:val="24"/>
-        </w:rPr>
-        <w:pict w14:anchorId="65C64E0D">
+      <w:pPr>
+        <w:spacing w:after="0" w:line="276" w:lineRule="auto"/>
+        <w:rPr>
+          <w:rFonts w:ascii="Arial" w:eastAsia="Arial" w:hAnsi="Arial" w:cs="Arial"/>
+          <w:kern w:val="0"/>
+          <w:sz w:val="22"/>
+          <w:szCs w:val="22"/>
+          <w:lang w:val="en"/>
+          <w14:ligatures w14:val="none"/>
+        </w:rPr>
+      </w:pPr>
+      <w:r>
+        <w:rPr>
+          <w:rFonts w:ascii="Roboto Mono" w:eastAsia="Roboto Mono" w:hAnsi="Roboto Mono" w:cs="Arial"/>
+          <w:kern w:val="0"/>
+          <w:szCs w:val="22"/>
+          <w:lang w:val="en"/>
+          <w14:ligatures w14:val="none"/>
+        </w:rPr>
+        <w:pict w14:anchorId="654BF337">
           <v:rect id="_x0000_i1033" style="width:0;height:1.5pt" o:hralign="center" o:hrstd="t" o:hr="t" fillcolor="#a0a0a0" stroked="f"/>
         </w:pict>
       </w:r>
     </w:p>
     <w:p>
       <w:pPr>
-        <w:pStyle w:val="Heading2"/>
-        <w:keepNext w:val="0"/>
-        <w:keepLines w:val="0"/>
-        <w:rPr>
+        <w:spacing w:before="160" w:after="80" w:line="276" w:lineRule="auto"/>
+        <w:outlineLvl w:val="1"/>
+        <w:rPr>
+          <w:rFonts w:asciiTheme="majorHAnsi" w:eastAsiaTheme="majorEastAsia" w:hAnsiTheme="majorHAnsi" w:cstheme="majorBidi"/>
           <w:b/>
           <w:bCs/>
+          <w:color w:val="2F5496" w:themeColor="accent1" w:themeShade="BF"/>
+          <w:kern w:val="0"/>
           <w:sz w:val="34"/>
           <w:szCs w:val="34"/>
+          <w:lang w:val="en"/>
+          <w14:ligatures w14:val="none"/>
         </w:rPr>
       </w:pPr>
       <w:bookmarkStart w:id="13" w:name="_yomxcqwu0jdx" w:colFirst="0" w:colLast="0"/>
       <w:bookmarkEnd w:id="13"/>
       <w:r>
         <w:rPr>
+          <w:rFonts w:ascii="Segoe UI Emoji" w:eastAsiaTheme="majorEastAsia" w:hAnsi="Segoe UI Emoji" w:cs="Segoe UI Emoji"/>
           <w:b/>
           <w:bCs/>
+          <w:color w:val="2F5496" w:themeColor="accent1" w:themeShade="BF"/>
+          <w:kern w:val="0"/>
           <w:sz w:val="34"/>
           <w:szCs w:val="34"/>
-        </w:rPr>
-        <w:t>📦 How It Works</w:t>
-      </w:r>
-    </w:p>
-    <w:p>
-      <w:pPr>
-        <w:spacing w:before="240" w:after="240"/>
-      </w:pPr>
-      <w:r>
-        <w:rPr>
-          <w:b/>
+          <w:lang w:val="en"/>
+          <w14:ligatures w14:val="none"/>
+        </w:rPr>
+        <w:t>📦</w:t>
+      </w:r>
+      <w:r>
+        <w:rPr>
+          <w:rFonts w:asciiTheme="majorHAnsi" w:eastAsiaTheme="majorEastAsia" w:hAnsiTheme="majorHAnsi" w:cstheme="majorBidi"/>
+          <w:b/>
+          <w:bCs/>
+          <w:color w:val="2F5496" w:themeColor="accent1" w:themeShade="BF"/>
+          <w:kern w:val="0"/>
+          <w:sz w:val="34"/>
+          <w:szCs w:val="34"/>
+          <w:lang w:val="en"/>
+          <w14:ligatures w14:val="none"/>
+        </w:rPr>
+        <w:t xml:space="preserve"> How It Works</w:t>
+      </w:r>
+    </w:p>
+    <w:p>
+      <w:pPr>
+        <w:spacing w:before="240" w:after="240" w:line="276" w:lineRule="auto"/>
+        <w:rPr>
+          <w:rFonts w:ascii="Arial" w:eastAsia="Arial" w:hAnsi="Arial" w:cs="Arial"/>
+          <w:kern w:val="0"/>
+          <w:sz w:val="22"/>
+          <w:szCs w:val="22"/>
+          <w:lang w:val="en"/>
+          <w14:ligatures w14:val="none"/>
+        </w:rPr>
+      </w:pPr>
+      <w:r>
+        <w:rPr>
+          <w:rFonts w:ascii="Arial" w:eastAsia="Arial" w:hAnsi="Arial" w:cs="Arial"/>
+          <w:b/>
+          <w:kern w:val="0"/>
+          <w:sz w:val="22"/>
+          <w:szCs w:val="22"/>
           <w:highlight w:val="darkGray"/>
+          <w:lang w:val="en"/>
+          <w14:ligatures w14:val="none"/>
         </w:rPr>
         <w:t># Source</w:t>
       </w:r>
       <w:r>
         <w:rPr>
+          <w:rFonts w:ascii="Arial" w:eastAsia="Arial" w:hAnsi="Arial" w:cs="Arial"/>
+          <w:kern w:val="0"/>
+          <w:sz w:val="22"/>
+          <w:szCs w:val="22"/>
           <w:highlight w:val="darkGray"/>
+          <w:lang w:val="en"/>
+          <w14:ligatures w14:val="none"/>
         </w:rPr>
         <w:t xml:space="preserve">: </w:t>
       </w:r>
       <w:r>
         <w:rPr>
-          <w:b/>
+          <w:rFonts w:ascii="Arial" w:eastAsia="Arial" w:hAnsi="Arial" w:cs="Arial"/>
+          <w:b/>
+          <w:kern w:val="0"/>
+          <w:sz w:val="22"/>
+          <w:szCs w:val="22"/>
           <w:highlight w:val="darkGray"/>
-        </w:rPr>
-        <w:t>Chatgpt (GPT‑5 Mini) at [12/18/2025]</w:t>
+          <w:lang w:val="en"/>
+          <w14:ligatures w14:val="none"/>
+        </w:rPr>
+        <w:t>Chatgpt (GPT</w:t>
+      </w:r>
+      <w:r>
+        <w:rPr>
+          <w:rFonts w:ascii="Cambria Math" w:eastAsia="Arial" w:hAnsi="Cambria Math" w:cs="Cambria Math"/>
+          <w:b/>
+          <w:kern w:val="0"/>
+          <w:sz w:val="22"/>
+          <w:szCs w:val="22"/>
+          <w:highlight w:val="darkGray"/>
+          <w:lang w:val="en"/>
+          <w14:ligatures w14:val="none"/>
+        </w:rPr>
+        <w:t>‑</w:t>
+      </w:r>
+      <w:r>
+        <w:rPr>
+          <w:rFonts w:ascii="Arial" w:eastAsia="Arial" w:hAnsi="Arial" w:cs="Arial"/>
+          <w:b/>
+          <w:kern w:val="0"/>
+          <w:sz w:val="22"/>
+          <w:szCs w:val="22"/>
+          <w:highlight w:val="darkGray"/>
+          <w:lang w:val="en"/>
+          <w14:ligatures w14:val="none"/>
+        </w:rPr>
+        <w:t>5 Mini) at [12/18/2025]</w:t>
       </w:r>
     </w:p>
     <w:p>
@@ -2547,35 +5050,55 @@
           <w:ilvl w:val="0"/>
           <w:numId w:val="1"/>
         </w:numPr>
-        <w:spacing w:before="240"/>
-      </w:pPr>
-      <w:r>
-        <w:rPr>
-          <w:rFonts w:ascii="Roboto Mono" w:eastAsia="Roboto Mono" w:hAnsi="Roboto Mono"/>
-          <w:sz w:val="24"/>
+        <w:spacing w:before="240" w:after="0" w:line="276" w:lineRule="auto"/>
+        <w:rPr>
+          <w:rFonts w:ascii="Arial" w:eastAsia="Arial" w:hAnsi="Arial" w:cs="Arial"/>
+          <w:kern w:val="0"/>
+          <w:sz w:val="22"/>
+          <w:szCs w:val="22"/>
+          <w:lang w:val="en"/>
+          <w14:ligatures w14:val="none"/>
+        </w:rPr>
+      </w:pPr>
+      <w:r>
+        <w:rPr>
+          <w:rFonts w:ascii="Roboto Mono" w:eastAsia="Roboto Mono" w:hAnsi="Roboto Mono" w:cs="Arial"/>
+          <w:kern w:val="0"/>
+          <w:szCs w:val="22"/>
+          <w:lang w:val="en"/>
+          <w14:ligatures w14:val="none"/>
         </w:rPr>
         <w:t xml:space="preserve">Data can take </w:t>
       </w:r>
       <w:r>
         <w:rPr>
-          <w:rFonts w:ascii="Roboto Mono" w:eastAsia="Roboto Mono" w:hAnsi="Roboto Mono"/>
+          <w:rFonts w:ascii="Roboto Mono" w:eastAsia="Roboto Mono" w:hAnsi="Roboto Mono" w:cs="Arial"/>
           <w:b/>
           <w:bCs/>
-          <w:sz w:val="24"/>
+          <w:kern w:val="0"/>
+          <w:szCs w:val="22"/>
+          <w:lang w:val="en"/>
+          <w14:ligatures w14:val="none"/>
         </w:rPr>
         <w:t>multiple paths</w:t>
       </w:r>
       <w:r>
         <w:rPr>
-          <w:rFonts w:ascii="Roboto Mono" w:eastAsia="Roboto Mono" w:hAnsi="Roboto Mono"/>
-          <w:sz w:val="24"/>
+          <w:rFonts w:ascii="Roboto Mono" w:eastAsia="Roboto Mono" w:hAnsi="Roboto Mono" w:cs="Arial"/>
+          <w:kern w:val="0"/>
+          <w:szCs w:val="22"/>
+          <w:lang w:val="en"/>
+          <w14:ligatures w14:val="none"/>
         </w:rPr>
         <w:t xml:space="preserve"> to reach its destination.</w:t>
       </w:r>
       <w:r>
         <w:rPr>
-          <w:rFonts w:ascii="Roboto Mono" w:eastAsia="Roboto Mono" w:hAnsi="Roboto Mono"/>
-          <w:sz w:val="24"/>
+          <w:rFonts w:ascii="Roboto Mono" w:eastAsia="Roboto Mono" w:hAnsi="Roboto Mono" w:cs="Arial"/>
+          <w:kern w:val="0"/>
+          <w:szCs w:val="22"/>
+          <w:lang w:val="en"/>
+          <w14:ligatures w14:val="none"/>
         </w:rPr>
         <w:br/>
       </w:r>
@@ -2586,34 +5109,55 @@
           <w:ilvl w:val="0"/>
           <w:numId w:val="1"/>
         </w:numPr>
-      </w:pPr>
-      <w:r>
-        <w:rPr>
-          <w:rFonts w:ascii="Roboto Mono" w:eastAsia="Roboto Mono" w:hAnsi="Roboto Mono"/>
-          <w:sz w:val="24"/>
+        <w:spacing w:after="0" w:line="276" w:lineRule="auto"/>
+        <w:rPr>
+          <w:rFonts w:ascii="Arial" w:eastAsia="Arial" w:hAnsi="Arial" w:cs="Arial"/>
+          <w:kern w:val="0"/>
+          <w:sz w:val="22"/>
+          <w:szCs w:val="22"/>
+          <w:lang w:val="en"/>
+          <w14:ligatures w14:val="none"/>
+        </w:rPr>
+      </w:pPr>
+      <w:r>
+        <w:rPr>
+          <w:rFonts w:ascii="Roboto Mono" w:eastAsia="Roboto Mono" w:hAnsi="Roboto Mono" w:cs="Arial"/>
+          <w:kern w:val="0"/>
+          <w:szCs w:val="22"/>
+          <w:lang w:val="en"/>
+          <w14:ligatures w14:val="none"/>
         </w:rPr>
         <w:t xml:space="preserve">If one path fails, the network </w:t>
       </w:r>
       <w:r>
         <w:rPr>
-          <w:rFonts w:ascii="Roboto Mono" w:eastAsia="Roboto Mono" w:hAnsi="Roboto Mono"/>
+          <w:rFonts w:ascii="Roboto Mono" w:eastAsia="Roboto Mono" w:hAnsi="Roboto Mono" w:cs="Arial"/>
           <w:b/>
           <w:bCs/>
-          <w:sz w:val="24"/>
+          <w:kern w:val="0"/>
+          <w:szCs w:val="22"/>
+          <w:lang w:val="en"/>
+          <w14:ligatures w14:val="none"/>
         </w:rPr>
         <w:t>reroutes</w:t>
       </w:r>
       <w:r>
         <w:rPr>
-          <w:rFonts w:ascii="Roboto Mono" w:eastAsia="Roboto Mono" w:hAnsi="Roboto Mono"/>
-          <w:sz w:val="24"/>
+          <w:rFonts w:ascii="Roboto Mono" w:eastAsia="Roboto Mono" w:hAnsi="Roboto Mono" w:cs="Arial"/>
+          <w:kern w:val="0"/>
+          <w:szCs w:val="22"/>
+          <w:lang w:val="en"/>
+          <w14:ligatures w14:val="none"/>
         </w:rPr>
         <w:t xml:space="preserve"> traffic using an alternative path.</w:t>
       </w:r>
       <w:r>
         <w:rPr>
-          <w:rFonts w:ascii="Roboto Mono" w:eastAsia="Roboto Mono" w:hAnsi="Roboto Mono"/>
-          <w:sz w:val="24"/>
+          <w:rFonts w:ascii="Roboto Mono" w:eastAsia="Roboto Mono" w:hAnsi="Roboto Mono" w:cs="Arial"/>
+          <w:kern w:val="0"/>
+          <w:szCs w:val="22"/>
+          <w:lang w:val="en"/>
+          <w14:ligatures w14:val="none"/>
         </w:rPr>
         <w:br/>
       </w:r>
@@ -2624,146 +5168,279 @@
           <w:ilvl w:val="0"/>
           <w:numId w:val="1"/>
         </w:numPr>
-        <w:spacing w:after="240"/>
-      </w:pPr>
-      <w:r>
-        <w:rPr>
-          <w:rFonts w:ascii="Roboto Mono" w:eastAsia="Roboto Mono" w:hAnsi="Roboto Mono"/>
-          <w:sz w:val="24"/>
+        <w:spacing w:after="240" w:line="276" w:lineRule="auto"/>
+        <w:rPr>
+          <w:rFonts w:ascii="Arial" w:eastAsia="Arial" w:hAnsi="Arial" w:cs="Arial"/>
+          <w:kern w:val="0"/>
+          <w:sz w:val="22"/>
+          <w:szCs w:val="22"/>
+          <w:lang w:val="en"/>
+          <w14:ligatures w14:val="none"/>
+        </w:rPr>
+      </w:pPr>
+      <w:r>
+        <w:rPr>
+          <w:rFonts w:ascii="Roboto Mono" w:eastAsia="Roboto Mono" w:hAnsi="Roboto Mono" w:cs="Arial"/>
+          <w:kern w:val="0"/>
+          <w:szCs w:val="22"/>
+          <w:lang w:val="en"/>
+          <w14:ligatures w14:val="none"/>
         </w:rPr>
         <w:t xml:space="preserve">Mesh is common in </w:t>
       </w:r>
       <w:r>
         <w:rPr>
-          <w:rFonts w:ascii="Roboto Mono" w:eastAsia="Roboto Mono" w:hAnsi="Roboto Mono"/>
+          <w:rFonts w:ascii="Roboto Mono" w:eastAsia="Roboto Mono" w:hAnsi="Roboto Mono" w:cs="Arial"/>
           <w:b/>
           <w:bCs/>
-          <w:sz w:val="24"/>
+          <w:kern w:val="0"/>
+          <w:szCs w:val="22"/>
+          <w:lang w:val="en"/>
+          <w14:ligatures w14:val="none"/>
         </w:rPr>
         <w:t>wireless</w:t>
       </w:r>
       <w:r>
         <w:rPr>
-          <w:rFonts w:ascii="Roboto Mono" w:eastAsia="Roboto Mono" w:hAnsi="Roboto Mono"/>
-          <w:sz w:val="24"/>
+          <w:rFonts w:ascii="Roboto Mono" w:eastAsia="Roboto Mono" w:hAnsi="Roboto Mono" w:cs="Arial"/>
+          <w:kern w:val="0"/>
+          <w:szCs w:val="22"/>
+          <w:lang w:val="en"/>
+          <w14:ligatures w14:val="none"/>
         </w:rPr>
         <w:t xml:space="preserve">, </w:t>
       </w:r>
       <w:r>
         <w:rPr>
-          <w:rFonts w:ascii="Roboto Mono" w:eastAsia="Roboto Mono" w:hAnsi="Roboto Mono"/>
+          <w:rFonts w:ascii="Roboto Mono" w:eastAsia="Roboto Mono" w:hAnsi="Roboto Mono" w:cs="Arial"/>
           <w:b/>
           <w:bCs/>
-          <w:sz w:val="24"/>
+          <w:kern w:val="0"/>
+          <w:szCs w:val="22"/>
+          <w:lang w:val="en"/>
+          <w14:ligatures w14:val="none"/>
         </w:rPr>
         <w:t>data center</w:t>
       </w:r>
       <w:r>
         <w:rPr>
-          <w:rFonts w:ascii="Roboto Mono" w:eastAsia="Roboto Mono" w:hAnsi="Roboto Mono"/>
-          <w:sz w:val="24"/>
+          <w:rFonts w:ascii="Roboto Mono" w:eastAsia="Roboto Mono" w:hAnsi="Roboto Mono" w:cs="Arial"/>
+          <w:kern w:val="0"/>
+          <w:szCs w:val="22"/>
+          <w:lang w:val="en"/>
+          <w14:ligatures w14:val="none"/>
         </w:rPr>
         <w:t xml:space="preserve">, and </w:t>
       </w:r>
       <w:r>
         <w:rPr>
-          <w:rFonts w:ascii="Roboto Mono" w:eastAsia="Roboto Mono" w:hAnsi="Roboto Mono"/>
+          <w:rFonts w:ascii="Roboto Mono" w:eastAsia="Roboto Mono" w:hAnsi="Roboto Mono" w:cs="Arial"/>
           <w:b/>
           <w:bCs/>
-          <w:sz w:val="24"/>
+          <w:kern w:val="0"/>
+          <w:szCs w:val="22"/>
+          <w:lang w:val="en"/>
+          <w14:ligatures w14:val="none"/>
         </w:rPr>
         <w:t>mission-critical networks</w:t>
       </w:r>
       <w:r>
         <w:rPr>
-          <w:rFonts w:ascii="Roboto Mono" w:eastAsia="Roboto Mono" w:hAnsi="Roboto Mono"/>
-          <w:sz w:val="24"/>
+          <w:rFonts w:ascii="Roboto Mono" w:eastAsia="Roboto Mono" w:hAnsi="Roboto Mono" w:cs="Arial"/>
+          <w:kern w:val="0"/>
+          <w:szCs w:val="22"/>
+          <w:lang w:val="en"/>
+          <w14:ligatures w14:val="none"/>
         </w:rPr>
         <w:t>.</w:t>
       </w:r>
       <w:r>
         <w:rPr>
-          <w:rFonts w:ascii="Roboto Mono" w:eastAsia="Roboto Mono" w:hAnsi="Roboto Mono"/>
-          <w:sz w:val="24"/>
+          <w:rFonts w:ascii="Roboto Mono" w:eastAsia="Roboto Mono" w:hAnsi="Roboto Mono" w:cs="Arial"/>
+          <w:kern w:val="0"/>
+          <w:szCs w:val="22"/>
+          <w:lang w:val="en"/>
+          <w14:ligatures w14:val="none"/>
         </w:rPr>
         <w:br/>
       </w:r>
     </w:p>
     <w:p>
-      <w:r>
-        <w:rPr>
-          <w:rFonts w:ascii="Roboto Mono" w:eastAsia="Roboto Mono" w:hAnsi="Roboto Mono"/>
-          <w:sz w:val="24"/>
-        </w:rPr>
-        <w:pict w14:anchorId="03AD31DA">
+      <w:pPr>
+        <w:spacing w:after="0" w:line="276" w:lineRule="auto"/>
+        <w:rPr>
+          <w:rFonts w:ascii="Arial" w:eastAsia="Arial" w:hAnsi="Arial" w:cs="Arial"/>
+          <w:kern w:val="0"/>
+          <w:sz w:val="22"/>
+          <w:szCs w:val="22"/>
+          <w:lang w:val="en"/>
+          <w14:ligatures w14:val="none"/>
+        </w:rPr>
+      </w:pPr>
+      <w:r>
+        <w:rPr>
+          <w:rFonts w:ascii="Roboto Mono" w:eastAsia="Roboto Mono" w:hAnsi="Roboto Mono" w:cs="Arial"/>
+          <w:kern w:val="0"/>
+          <w:szCs w:val="22"/>
+          <w:lang w:val="en"/>
+          <w14:ligatures w14:val="none"/>
+        </w:rPr>
+        <w:pict w14:anchorId="2DBE7F27">
           <v:rect id="_x0000_i1034" style="width:0;height:1.5pt" o:hralign="center" o:hrstd="t" o:hr="t" fillcolor="#a0a0a0" stroked="f"/>
         </w:pict>
       </w:r>
     </w:p>
     <w:p>
       <w:pPr>
-        <w:pStyle w:val="Heading2"/>
-        <w:keepNext w:val="0"/>
-        <w:keepLines w:val="0"/>
-        <w:rPr>
+        <w:spacing w:before="160" w:after="80" w:line="276" w:lineRule="auto"/>
+        <w:outlineLvl w:val="1"/>
+        <w:rPr>
+          <w:rFonts w:asciiTheme="majorHAnsi" w:eastAsiaTheme="majorEastAsia" w:hAnsiTheme="majorHAnsi" w:cstheme="majorBidi"/>
           <w:b/>
           <w:bCs/>
+          <w:color w:val="2F5496" w:themeColor="accent1" w:themeShade="BF"/>
+          <w:kern w:val="0"/>
           <w:sz w:val="34"/>
           <w:szCs w:val="34"/>
+          <w:lang w:val="en"/>
+          <w14:ligatures w14:val="none"/>
         </w:rPr>
       </w:pPr>
       <w:bookmarkStart w:id="14" w:name="_wkeav7p6mxn6" w:colFirst="0" w:colLast="0"/>
       <w:bookmarkEnd w:id="14"/>
       <w:r>
         <w:rPr>
-          <w:rFonts w:ascii="Arial Unicode MS" w:eastAsia="Arial Unicode MS" w:hAnsi="Arial Unicode MS" w:cs="Arial Unicode MS"/>
+          <w:rFonts w:ascii="Segoe UI Emoji" w:eastAsia="Arial Unicode MS" w:hAnsi="Segoe UI Emoji" w:cs="Segoe UI Emoji"/>
           <w:b/>
           <w:bCs/>
+          <w:color w:val="2F5496" w:themeColor="accent1" w:themeShade="BF"/>
+          <w:kern w:val="0"/>
           <w:sz w:val="34"/>
           <w:szCs w:val="34"/>
-        </w:rPr>
-        <w:t>✅ Advantages</w:t>
-      </w:r>
-    </w:p>
-    <w:p>
-      <w:pPr>
-        <w:spacing w:before="240" w:after="240"/>
-        <w:rPr>
+          <w:lang w:val="en"/>
+          <w14:ligatures w14:val="none"/>
+        </w:rPr>
+        <w:t>✅</w:t>
+      </w:r>
+      <w:r>
+        <w:rPr>
+          <w:rFonts w:ascii="Arial Unicode MS" w:eastAsia="Arial Unicode MS" w:hAnsi="Arial Unicode MS" w:cs="Arial Unicode MS"/>
           <w:b/>
           <w:bCs/>
+          <w:color w:val="2F5496" w:themeColor="accent1" w:themeShade="BF"/>
+          <w:kern w:val="0"/>
+          <w:sz w:val="34"/>
+          <w:szCs w:val="34"/>
+          <w:lang w:val="en"/>
+          <w14:ligatures w14:val="none"/>
+        </w:rPr>
+        <w:t xml:space="preserve"> Advantages</w:t>
+      </w:r>
+    </w:p>
+    <w:p>
+      <w:pPr>
+        <w:spacing w:before="240" w:after="240" w:line="276" w:lineRule="auto"/>
+        <w:rPr>
+          <w:rFonts w:ascii="Arial" w:eastAsia="Arial" w:hAnsi="Arial" w:cs="Arial"/>
+          <w:b/>
+          <w:bCs/>
+          <w:kern w:val="0"/>
           <w:sz w:val="14"/>
           <w:szCs w:val="14"/>
           <w:shd w:val="clear" w:color="auto" w:fill="B7B7B7"/>
-        </w:rPr>
-      </w:pPr>
-      <w:r>
-        <w:rPr>
-          <w:b/>
+          <w:lang w:val="en"/>
+          <w14:ligatures w14:val="none"/>
+        </w:rPr>
+      </w:pPr>
+      <w:r>
+        <w:rPr>
+          <w:rFonts w:ascii="Arial" w:eastAsia="Arial" w:hAnsi="Arial" w:cs="Arial"/>
+          <w:b/>
+          <w:kern w:val="0"/>
+          <w:sz w:val="22"/>
+          <w:szCs w:val="22"/>
           <w:highlight w:val="darkGray"/>
+          <w:lang w:val="en"/>
+          <w14:ligatures w14:val="none"/>
         </w:rPr>
         <w:t># Source</w:t>
       </w:r>
       <w:r>
         <w:rPr>
+          <w:rFonts w:ascii="Arial" w:eastAsia="Arial" w:hAnsi="Arial" w:cs="Arial"/>
+          <w:kern w:val="0"/>
+          <w:sz w:val="22"/>
+          <w:szCs w:val="22"/>
           <w:highlight w:val="darkGray"/>
+          <w:lang w:val="en"/>
+          <w14:ligatures w14:val="none"/>
         </w:rPr>
         <w:t xml:space="preserve">: </w:t>
       </w:r>
       <w:r>
         <w:rPr>
-          <w:b/>
+          <w:rFonts w:ascii="Arial" w:eastAsia="Arial" w:hAnsi="Arial" w:cs="Arial"/>
+          <w:b/>
+          <w:kern w:val="0"/>
+          <w:sz w:val="22"/>
+          <w:szCs w:val="22"/>
           <w:highlight w:val="darkGray"/>
-        </w:rPr>
-        <w:t>Chatgpt (GPT‑5 Mini) at [12/18/2025]</w:t>
-      </w:r>
-    </w:p>
-    <w:p>
-      <w:r>
-        <w:rPr>
+          <w:lang w:val="en"/>
+          <w14:ligatures w14:val="none"/>
+        </w:rPr>
+        <w:t>Chatgpt (GPT</w:t>
+      </w:r>
+      <w:r>
+        <w:rPr>
+          <w:rFonts w:ascii="Cambria Math" w:eastAsia="Arial" w:hAnsi="Cambria Math" w:cs="Cambria Math"/>
+          <w:b/>
+          <w:kern w:val="0"/>
+          <w:sz w:val="22"/>
+          <w:szCs w:val="22"/>
+          <w:highlight w:val="darkGray"/>
+          <w:lang w:val="en"/>
+          <w14:ligatures w14:val="none"/>
+        </w:rPr>
+        <w:t>‑</w:t>
+      </w:r>
+      <w:r>
+        <w:rPr>
+          <w:rFonts w:ascii="Arial" w:eastAsia="Arial" w:hAnsi="Arial" w:cs="Arial"/>
+          <w:b/>
+          <w:kern w:val="0"/>
+          <w:sz w:val="22"/>
+          <w:szCs w:val="22"/>
+          <w:highlight w:val="darkGray"/>
+          <w:lang w:val="en"/>
+          <w14:ligatures w14:val="none"/>
+        </w:rPr>
+        <w:t>5 Mini) at [12/18/2025]</w:t>
+      </w:r>
+    </w:p>
+    <w:p>
+      <w:pPr>
+        <w:spacing w:after="0" w:line="276" w:lineRule="auto"/>
+        <w:rPr>
+          <w:rFonts w:ascii="Arial" w:eastAsia="Arial" w:hAnsi="Arial" w:cs="Arial"/>
+          <w:kern w:val="0"/>
+          <w:sz w:val="22"/>
+          <w:szCs w:val="22"/>
+          <w:lang w:val="en"/>
+          <w14:ligatures w14:val="none"/>
+        </w:rPr>
+      </w:pPr>
+      <w:r>
+        <w:rPr>
+          <w:rFonts w:ascii="Arial" w:eastAsia="Arial" w:hAnsi="Arial" w:cs="Arial"/>
           <w:noProof/>
+          <w:kern w:val="0"/>
+          <w:sz w:val="22"/>
+          <w:szCs w:val="22"/>
+          <w:lang w:val="en"/>
+          <w14:ligatures w14:val="none"/>
         </w:rPr>
         <w:drawing>
-          <wp:inline distT="114300" distB="114300" distL="114300" distR="114300" wp14:anchorId="72E6509E" wp14:editId="08AFB1EA">
+          <wp:inline distT="114300" distB="114300" distL="114300" distR="114300" wp14:anchorId="3B266C43" wp14:editId="4C141158">
             <wp:extent cx="5943600" cy="1270000"/>
             <wp:effectExtent l="0" t="0" r="0" b="0"/>
             <wp:docPr id="5" name="image1.png"/>
@@ -2799,7 +5476,19 @@
         </w:drawing>
       </w:r>
     </w:p>
-    <w:p/>
+    <w:p>
+      <w:pPr>
+        <w:spacing w:after="0" w:line="276" w:lineRule="auto"/>
+        <w:rPr>
+          <w:rFonts w:ascii="Arial" w:eastAsia="Arial" w:hAnsi="Arial" w:cs="Arial"/>
+          <w:kern w:val="0"/>
+          <w:sz w:val="22"/>
+          <w:szCs w:val="22"/>
+          <w:lang w:val="en"/>
+          <w14:ligatures w14:val="none"/>
+        </w:rPr>
+      </w:pPr>
+    </w:p>
     <w:tbl>
       <w:tblPr>
         <w:tblW w:w="7060" w:type="dxa"/>
@@ -2840,14 +5529,26 @@
           </w:tcPr>
           <w:p>
             <w:pPr>
+              <w:spacing w:after="0" w:line="276" w:lineRule="auto"/>
               <w:jc w:val="center"/>
+              <w:rPr>
+                <w:rFonts w:ascii="Arial" w:eastAsia="Arial" w:hAnsi="Arial" w:cs="Arial"/>
+                <w:kern w:val="0"/>
+                <w:sz w:val="22"/>
+                <w:szCs w:val="22"/>
+                <w:lang w:val="en"/>
+                <w14:ligatures w14:val="none"/>
+              </w:rPr>
             </w:pPr>
             <w:r>
               <w:rPr>
-                <w:rFonts w:ascii="Roboto Mono" w:eastAsia="Roboto Mono" w:hAnsi="Roboto Mono"/>
+                <w:rFonts w:ascii="Roboto Mono" w:eastAsia="Roboto Mono" w:hAnsi="Roboto Mono" w:cs="Arial"/>
                 <w:b/>
                 <w:bCs/>
-                <w:sz w:val="24"/>
+                <w:kern w:val="0"/>
+                <w:szCs w:val="22"/>
+                <w:lang w:val="en"/>
+                <w14:ligatures w14:val="none"/>
               </w:rPr>
               <w:t>Benefit</w:t>
             </w:r>
@@ -2871,14 +5572,26 @@
           </w:tcPr>
           <w:p>
             <w:pPr>
+              <w:spacing w:after="0" w:line="276" w:lineRule="auto"/>
               <w:jc w:val="center"/>
+              <w:rPr>
+                <w:rFonts w:ascii="Arial" w:eastAsia="Arial" w:hAnsi="Arial" w:cs="Arial"/>
+                <w:kern w:val="0"/>
+                <w:sz w:val="22"/>
+                <w:szCs w:val="22"/>
+                <w:lang w:val="en"/>
+                <w14:ligatures w14:val="none"/>
+              </w:rPr>
             </w:pPr>
             <w:r>
               <w:rPr>
-                <w:rFonts w:ascii="Roboto Mono" w:eastAsia="Roboto Mono" w:hAnsi="Roboto Mono"/>
+                <w:rFonts w:ascii="Roboto Mono" w:eastAsia="Roboto Mono" w:hAnsi="Roboto Mono" w:cs="Arial"/>
                 <w:b/>
                 <w:bCs/>
-                <w:sz w:val="24"/>
+                <w:kern w:val="0"/>
+                <w:szCs w:val="22"/>
+                <w:lang w:val="en"/>
+                <w14:ligatures w14:val="none"/>
               </w:rPr>
               <w:t>Description</w:t>
             </w:r>
@@ -2906,19 +5619,46 @@
             </w:tcMar>
           </w:tcPr>
           <w:p>
-            <w:r>
-              <w:rPr>
-                <w:rFonts w:ascii="Roboto Mono" w:eastAsia="Roboto Mono" w:hAnsi="Roboto Mono"/>
-                <w:sz w:val="24"/>
-              </w:rPr>
-              <w:t xml:space="preserve">🔁 </w:t>
-            </w:r>
-            <w:r>
-              <w:rPr>
-                <w:rFonts w:ascii="Roboto Mono" w:eastAsia="Roboto Mono" w:hAnsi="Roboto Mono"/>
+            <w:pPr>
+              <w:spacing w:after="0" w:line="276" w:lineRule="auto"/>
+              <w:rPr>
+                <w:rFonts w:ascii="Arial" w:eastAsia="Arial" w:hAnsi="Arial" w:cs="Arial"/>
+                <w:kern w:val="0"/>
+                <w:sz w:val="22"/>
+                <w:szCs w:val="22"/>
+                <w:lang w:val="en"/>
+                <w14:ligatures w14:val="none"/>
+              </w:rPr>
+            </w:pPr>
+            <w:r>
+              <w:rPr>
+                <w:rFonts w:ascii="Segoe UI Emoji" w:eastAsia="Roboto Mono" w:hAnsi="Segoe UI Emoji" w:cs="Segoe UI Emoji"/>
+                <w:kern w:val="0"/>
+                <w:szCs w:val="22"/>
+                <w:lang w:val="en"/>
+                <w14:ligatures w14:val="none"/>
+              </w:rPr>
+              <w:t>🔁</w:t>
+            </w:r>
+            <w:r>
+              <w:rPr>
+                <w:rFonts w:ascii="Roboto Mono" w:eastAsia="Roboto Mono" w:hAnsi="Roboto Mono" w:cs="Arial"/>
+                <w:kern w:val="0"/>
+                <w:szCs w:val="22"/>
+                <w:lang w:val="en"/>
+                <w14:ligatures w14:val="none"/>
+              </w:rPr>
+              <w:t xml:space="preserve"> </w:t>
+            </w:r>
+            <w:r>
+              <w:rPr>
+                <w:rFonts w:ascii="Roboto Mono" w:eastAsia="Roboto Mono" w:hAnsi="Roboto Mono" w:cs="Arial"/>
                 <w:b/>
                 <w:bCs/>
-                <w:sz w:val="24"/>
+                <w:kern w:val="0"/>
+                <w:szCs w:val="22"/>
+                <w:lang w:val="en"/>
+                <w14:ligatures w14:val="none"/>
               </w:rPr>
               <w:t>Redundancy</w:t>
             </w:r>
@@ -2941,10 +5681,24 @@
             </w:tcMar>
           </w:tcPr>
           <w:p>
-            <w:r>
-              <w:rPr>
-                <w:rFonts w:ascii="Roboto Mono" w:eastAsia="Roboto Mono" w:hAnsi="Roboto Mono"/>
-                <w:sz w:val="24"/>
+            <w:pPr>
+              <w:spacing w:after="0" w:line="276" w:lineRule="auto"/>
+              <w:rPr>
+                <w:rFonts w:ascii="Arial" w:eastAsia="Arial" w:hAnsi="Arial" w:cs="Arial"/>
+                <w:kern w:val="0"/>
+                <w:sz w:val="22"/>
+                <w:szCs w:val="22"/>
+                <w:lang w:val="en"/>
+                <w14:ligatures w14:val="none"/>
+              </w:rPr>
+            </w:pPr>
+            <w:r>
+              <w:rPr>
+                <w:rFonts w:ascii="Roboto Mono" w:eastAsia="Roboto Mono" w:hAnsi="Roboto Mono" w:cs="Arial"/>
+                <w:kern w:val="0"/>
+                <w:szCs w:val="22"/>
+                <w:lang w:val="en"/>
+                <w14:ligatures w14:val="none"/>
               </w:rPr>
               <w:t>Multiple paths prevent single-point failure</w:t>
             </w:r>
@@ -2972,19 +5726,46 @@
             </w:tcMar>
           </w:tcPr>
           <w:p>
-            <w:r>
-              <w:rPr>
-                <w:rFonts w:ascii="Roboto Mono" w:eastAsia="Roboto Mono" w:hAnsi="Roboto Mono"/>
-                <w:sz w:val="24"/>
-              </w:rPr>
-              <w:t xml:space="preserve">⚙️ </w:t>
-            </w:r>
-            <w:r>
-              <w:rPr>
-                <w:rFonts w:ascii="Roboto Mono" w:eastAsia="Roboto Mono" w:hAnsi="Roboto Mono"/>
+            <w:pPr>
+              <w:spacing w:after="0" w:line="276" w:lineRule="auto"/>
+              <w:rPr>
+                <w:rFonts w:ascii="Arial" w:eastAsia="Arial" w:hAnsi="Arial" w:cs="Arial"/>
+                <w:kern w:val="0"/>
+                <w:sz w:val="22"/>
+                <w:szCs w:val="22"/>
+                <w:lang w:val="en"/>
+                <w14:ligatures w14:val="none"/>
+              </w:rPr>
+            </w:pPr>
+            <w:r>
+              <w:rPr>
+                <w:rFonts w:ascii="Segoe UI Emoji" w:eastAsia="Roboto Mono" w:hAnsi="Segoe UI Emoji" w:cs="Segoe UI Emoji"/>
+                <w:kern w:val="0"/>
+                <w:szCs w:val="22"/>
+                <w:lang w:val="en"/>
+                <w14:ligatures w14:val="none"/>
+              </w:rPr>
+              <w:t>⚙️</w:t>
+            </w:r>
+            <w:r>
+              <w:rPr>
+                <w:rFonts w:ascii="Roboto Mono" w:eastAsia="Roboto Mono" w:hAnsi="Roboto Mono" w:cs="Arial"/>
+                <w:kern w:val="0"/>
+                <w:szCs w:val="22"/>
+                <w:lang w:val="en"/>
+                <w14:ligatures w14:val="none"/>
+              </w:rPr>
+              <w:t xml:space="preserve"> </w:t>
+            </w:r>
+            <w:r>
+              <w:rPr>
+                <w:rFonts w:ascii="Roboto Mono" w:eastAsia="Roboto Mono" w:hAnsi="Roboto Mono" w:cs="Arial"/>
                 <w:b/>
                 <w:bCs/>
-                <w:sz w:val="24"/>
+                <w:kern w:val="0"/>
+                <w:szCs w:val="22"/>
+                <w:lang w:val="en"/>
+                <w14:ligatures w14:val="none"/>
               </w:rPr>
               <w:t>High reliability</w:t>
             </w:r>
@@ -3007,10 +5788,24 @@
             </w:tcMar>
           </w:tcPr>
           <w:p>
-            <w:r>
-              <w:rPr>
-                <w:rFonts w:ascii="Roboto Mono" w:eastAsia="Roboto Mono" w:hAnsi="Roboto Mono"/>
-                <w:sz w:val="24"/>
+            <w:pPr>
+              <w:spacing w:after="0" w:line="276" w:lineRule="auto"/>
+              <w:rPr>
+                <w:rFonts w:ascii="Arial" w:eastAsia="Arial" w:hAnsi="Arial" w:cs="Arial"/>
+                <w:kern w:val="0"/>
+                <w:sz w:val="22"/>
+                <w:szCs w:val="22"/>
+                <w:lang w:val="en"/>
+                <w14:ligatures w14:val="none"/>
+              </w:rPr>
+            </w:pPr>
+            <w:r>
+              <w:rPr>
+                <w:rFonts w:ascii="Roboto Mono" w:eastAsia="Roboto Mono" w:hAnsi="Roboto Mono" w:cs="Arial"/>
+                <w:kern w:val="0"/>
+                <w:szCs w:val="22"/>
+                <w:lang w:val="en"/>
+                <w14:ligatures w14:val="none"/>
               </w:rPr>
               <w:t>Network keeps working if one link/device fails</w:t>
             </w:r>
@@ -3038,20 +5833,46 @@
             </w:tcMar>
           </w:tcPr>
           <w:p>
-            <w:r>
-              <w:rPr>
-                <w:rFonts w:ascii="Roboto Mono" w:eastAsia="Roboto Mono" w:hAnsi="Roboto Mono"/>
-                <w:sz w:val="24"/>
-              </w:rPr>
-              <w:lastRenderedPageBreak/>
-              <w:t xml:space="preserve">🚀 </w:t>
-            </w:r>
-            <w:r>
-              <w:rPr>
-                <w:rFonts w:ascii="Roboto Mono" w:eastAsia="Roboto Mono" w:hAnsi="Roboto Mono"/>
+            <w:pPr>
+              <w:spacing w:after="0" w:line="276" w:lineRule="auto"/>
+              <w:rPr>
+                <w:rFonts w:ascii="Arial" w:eastAsia="Arial" w:hAnsi="Arial" w:cs="Arial"/>
+                <w:kern w:val="0"/>
+                <w:sz w:val="22"/>
+                <w:szCs w:val="22"/>
+                <w:lang w:val="en"/>
+                <w14:ligatures w14:val="none"/>
+              </w:rPr>
+            </w:pPr>
+            <w:r>
+              <w:rPr>
+                <w:rFonts w:ascii="Segoe UI Emoji" w:eastAsia="Roboto Mono" w:hAnsi="Segoe UI Emoji" w:cs="Segoe UI Emoji"/>
+                <w:kern w:val="0"/>
+                <w:szCs w:val="22"/>
+                <w:lang w:val="en"/>
+                <w14:ligatures w14:val="none"/>
+              </w:rPr>
+              <w:t>🚀</w:t>
+            </w:r>
+            <w:r>
+              <w:rPr>
+                <w:rFonts w:ascii="Roboto Mono" w:eastAsia="Roboto Mono" w:hAnsi="Roboto Mono" w:cs="Arial"/>
+                <w:kern w:val="0"/>
+                <w:szCs w:val="22"/>
+                <w:lang w:val="en"/>
+                <w14:ligatures w14:val="none"/>
+              </w:rPr>
+              <w:t xml:space="preserve"> </w:t>
+            </w:r>
+            <w:r>
+              <w:rPr>
+                <w:rFonts w:ascii="Roboto Mono" w:eastAsia="Roboto Mono" w:hAnsi="Roboto Mono" w:cs="Arial"/>
                 <w:b/>
                 <w:bCs/>
-                <w:sz w:val="24"/>
+                <w:kern w:val="0"/>
+                <w:szCs w:val="22"/>
+                <w:lang w:val="en"/>
+                <w14:ligatures w14:val="none"/>
               </w:rPr>
               <w:t>Efficient routing</w:t>
             </w:r>
@@ -3074,10 +5895,24 @@
             </w:tcMar>
           </w:tcPr>
           <w:p>
-            <w:r>
-              <w:rPr>
-                <w:rFonts w:ascii="Roboto Mono" w:eastAsia="Roboto Mono" w:hAnsi="Roboto Mono"/>
-                <w:sz w:val="24"/>
+            <w:pPr>
+              <w:spacing w:after="0" w:line="276" w:lineRule="auto"/>
+              <w:rPr>
+                <w:rFonts w:ascii="Arial" w:eastAsia="Arial" w:hAnsi="Arial" w:cs="Arial"/>
+                <w:kern w:val="0"/>
+                <w:sz w:val="22"/>
+                <w:szCs w:val="22"/>
+                <w:lang w:val="en"/>
+                <w14:ligatures w14:val="none"/>
+              </w:rPr>
+            </w:pPr>
+            <w:r>
+              <w:rPr>
+                <w:rFonts w:ascii="Roboto Mono" w:eastAsia="Roboto Mono" w:hAnsi="Roboto Mono" w:cs="Arial"/>
+                <w:kern w:val="0"/>
+                <w:szCs w:val="22"/>
+                <w:lang w:val="en"/>
+                <w14:ligatures w14:val="none"/>
               </w:rPr>
               <w:t>Best paths can be selected dynamically</w:t>
             </w:r>
@@ -3086,80 +5921,181 @@
       </w:tr>
     </w:tbl>
     <w:p>
-      <w:r>
-        <w:rPr>
-          <w:rFonts w:ascii="Roboto Mono" w:eastAsia="Roboto Mono" w:hAnsi="Roboto Mono"/>
-          <w:sz w:val="24"/>
-        </w:rPr>
-        <w:pict w14:anchorId="265E259B">
+      <w:pPr>
+        <w:spacing w:after="0" w:line="276" w:lineRule="auto"/>
+        <w:rPr>
+          <w:rFonts w:ascii="Arial" w:eastAsia="Arial" w:hAnsi="Arial" w:cs="Arial"/>
+          <w:kern w:val="0"/>
+          <w:sz w:val="22"/>
+          <w:szCs w:val="22"/>
+          <w:lang w:val="en"/>
+          <w14:ligatures w14:val="none"/>
+        </w:rPr>
+      </w:pPr>
+      <w:r>
+        <w:rPr>
+          <w:rFonts w:ascii="Roboto Mono" w:eastAsia="Roboto Mono" w:hAnsi="Roboto Mono" w:cs="Arial"/>
+          <w:kern w:val="0"/>
+          <w:szCs w:val="22"/>
+          <w:lang w:val="en"/>
+          <w14:ligatures w14:val="none"/>
+        </w:rPr>
+        <w:pict w14:anchorId="0020C833">
           <v:rect id="_x0000_i1035" style="width:0;height:1.5pt" o:hralign="center" o:hrstd="t" o:hr="t" fillcolor="#a0a0a0" stroked="f"/>
         </w:pict>
       </w:r>
     </w:p>
     <w:p>
       <w:pPr>
-        <w:pStyle w:val="Heading2"/>
-        <w:keepNext w:val="0"/>
-        <w:keepLines w:val="0"/>
-        <w:rPr>
+        <w:spacing w:before="160" w:after="80" w:line="276" w:lineRule="auto"/>
+        <w:outlineLvl w:val="1"/>
+        <w:rPr>
+          <w:rFonts w:asciiTheme="majorHAnsi" w:eastAsiaTheme="majorEastAsia" w:hAnsiTheme="majorHAnsi" w:cstheme="majorBidi"/>
           <w:b/>
           <w:bCs/>
+          <w:color w:val="2F5496" w:themeColor="accent1" w:themeShade="BF"/>
+          <w:kern w:val="0"/>
           <w:sz w:val="34"/>
           <w:szCs w:val="34"/>
+          <w:lang w:val="en"/>
+          <w14:ligatures w14:val="none"/>
         </w:rPr>
       </w:pPr>
       <w:bookmarkStart w:id="15" w:name="_w4ofzzvoicwz" w:colFirst="0" w:colLast="0"/>
       <w:bookmarkEnd w:id="15"/>
       <w:r>
         <w:rPr>
-          <w:rFonts w:ascii="Arial Unicode MS" w:eastAsia="Arial Unicode MS" w:hAnsi="Arial Unicode MS" w:cs="Arial Unicode MS"/>
+          <w:rFonts w:ascii="Segoe UI Emoji" w:eastAsia="Arial Unicode MS" w:hAnsi="Segoe UI Emoji" w:cs="Segoe UI Emoji"/>
           <w:b/>
           <w:bCs/>
+          <w:color w:val="2F5496" w:themeColor="accent1" w:themeShade="BF"/>
+          <w:kern w:val="0"/>
           <w:sz w:val="34"/>
           <w:szCs w:val="34"/>
-        </w:rPr>
-        <w:t>❌ Disadvantages</w:t>
-      </w:r>
-    </w:p>
-    <w:p>
-      <w:pPr>
-        <w:spacing w:before="240" w:after="240"/>
-        <w:rPr>
+          <w:lang w:val="en"/>
+          <w14:ligatures w14:val="none"/>
+        </w:rPr>
+        <w:t>❌</w:t>
+      </w:r>
+      <w:r>
+        <w:rPr>
+          <w:rFonts w:ascii="Arial Unicode MS" w:eastAsia="Arial Unicode MS" w:hAnsi="Arial Unicode MS" w:cs="Arial Unicode MS"/>
           <w:b/>
           <w:bCs/>
+          <w:color w:val="2F5496" w:themeColor="accent1" w:themeShade="BF"/>
+          <w:kern w:val="0"/>
+          <w:sz w:val="34"/>
+          <w:szCs w:val="34"/>
+          <w:lang w:val="en"/>
+          <w14:ligatures w14:val="none"/>
+        </w:rPr>
+        <w:t xml:space="preserve"> Disadvantages</w:t>
+      </w:r>
+    </w:p>
+    <w:p>
+      <w:pPr>
+        <w:spacing w:before="240" w:after="240" w:line="276" w:lineRule="auto"/>
+        <w:rPr>
+          <w:rFonts w:ascii="Arial" w:eastAsia="Arial" w:hAnsi="Arial" w:cs="Arial"/>
+          <w:b/>
+          <w:bCs/>
+          <w:kern w:val="0"/>
           <w:sz w:val="14"/>
           <w:szCs w:val="14"/>
           <w:shd w:val="clear" w:color="auto" w:fill="B7B7B7"/>
-        </w:rPr>
-      </w:pPr>
-      <w:r>
-        <w:rPr>
-          <w:b/>
+          <w:lang w:val="en"/>
+          <w14:ligatures w14:val="none"/>
+        </w:rPr>
+      </w:pPr>
+      <w:r>
+        <w:rPr>
+          <w:rFonts w:ascii="Arial" w:eastAsia="Arial" w:hAnsi="Arial" w:cs="Arial"/>
+          <w:b/>
+          <w:kern w:val="0"/>
+          <w:sz w:val="22"/>
+          <w:szCs w:val="22"/>
           <w:highlight w:val="darkGray"/>
+          <w:lang w:val="en"/>
+          <w14:ligatures w14:val="none"/>
         </w:rPr>
         <w:t># Source</w:t>
       </w:r>
       <w:r>
         <w:rPr>
+          <w:rFonts w:ascii="Arial" w:eastAsia="Arial" w:hAnsi="Arial" w:cs="Arial"/>
+          <w:kern w:val="0"/>
+          <w:sz w:val="22"/>
+          <w:szCs w:val="22"/>
           <w:highlight w:val="darkGray"/>
+          <w:lang w:val="en"/>
+          <w14:ligatures w14:val="none"/>
         </w:rPr>
         <w:t xml:space="preserve">: </w:t>
       </w:r>
       <w:r>
         <w:rPr>
-          <w:b/>
+          <w:rFonts w:ascii="Arial" w:eastAsia="Arial" w:hAnsi="Arial" w:cs="Arial"/>
+          <w:b/>
+          <w:kern w:val="0"/>
+          <w:sz w:val="22"/>
+          <w:szCs w:val="22"/>
           <w:highlight w:val="darkGray"/>
-        </w:rPr>
-        <w:t>Chatgpt (GPT‑5 Mini) at [12/18/2025]</w:t>
-      </w:r>
-    </w:p>
-    <w:p>
-      <w:r>
-        <w:rPr>
+          <w:lang w:val="en"/>
+          <w14:ligatures w14:val="none"/>
+        </w:rPr>
+        <w:t>Chatgpt (GPT</w:t>
+      </w:r>
+      <w:r>
+        <w:rPr>
+          <w:rFonts w:ascii="Cambria Math" w:eastAsia="Arial" w:hAnsi="Cambria Math" w:cs="Cambria Math"/>
+          <w:b/>
+          <w:kern w:val="0"/>
+          <w:sz w:val="22"/>
+          <w:szCs w:val="22"/>
+          <w:highlight w:val="darkGray"/>
+          <w:lang w:val="en"/>
+          <w14:ligatures w14:val="none"/>
+        </w:rPr>
+        <w:t>‑</w:t>
+      </w:r>
+      <w:r>
+        <w:rPr>
+          <w:rFonts w:ascii="Arial" w:eastAsia="Arial" w:hAnsi="Arial" w:cs="Arial"/>
+          <w:b/>
+          <w:kern w:val="0"/>
+          <w:sz w:val="22"/>
+          <w:szCs w:val="22"/>
+          <w:highlight w:val="darkGray"/>
+          <w:lang w:val="en"/>
+          <w14:ligatures w14:val="none"/>
+        </w:rPr>
+        <w:t>5 Mini) at [12/18/2025]</w:t>
+      </w:r>
+    </w:p>
+    <w:p>
+      <w:pPr>
+        <w:spacing w:after="0" w:line="276" w:lineRule="auto"/>
+        <w:rPr>
+          <w:rFonts w:ascii="Arial" w:eastAsia="Arial" w:hAnsi="Arial" w:cs="Arial"/>
+          <w:kern w:val="0"/>
+          <w:sz w:val="22"/>
+          <w:szCs w:val="22"/>
+          <w:lang w:val="en"/>
+          <w14:ligatures w14:val="none"/>
+        </w:rPr>
+      </w:pPr>
+      <w:r>
+        <w:rPr>
+          <w:rFonts w:ascii="Arial" w:eastAsia="Arial" w:hAnsi="Arial" w:cs="Arial"/>
           <w:noProof/>
+          <w:kern w:val="0"/>
+          <w:sz w:val="22"/>
+          <w:szCs w:val="22"/>
+          <w:lang w:val="en"/>
+          <w14:ligatures w14:val="none"/>
         </w:rPr>
         <w:drawing>
-          <wp:inline distT="114300" distB="114300" distL="114300" distR="114300" wp14:anchorId="574922DE" wp14:editId="2BCB75B7">
+          <wp:inline distT="114300" distB="114300" distL="114300" distR="114300" wp14:anchorId="38EA2FFD" wp14:editId="0B3FE0A5">
             <wp:extent cx="5943600" cy="1333500"/>
             <wp:effectExtent l="0" t="0" r="0" b="0"/>
             <wp:docPr id="9" name="image11.png"/>
@@ -3195,7 +6131,19 @@
         </w:drawing>
       </w:r>
     </w:p>
-    <w:p/>
+    <w:p>
+      <w:pPr>
+        <w:spacing w:after="0" w:line="276" w:lineRule="auto"/>
+        <w:rPr>
+          <w:rFonts w:ascii="Arial" w:eastAsia="Arial" w:hAnsi="Arial" w:cs="Arial"/>
+          <w:kern w:val="0"/>
+          <w:sz w:val="22"/>
+          <w:szCs w:val="22"/>
+          <w:lang w:val="en"/>
+          <w14:ligatures w14:val="none"/>
+        </w:rPr>
+      </w:pPr>
+    </w:p>
     <w:tbl>
       <w:tblPr>
         <w:tblW w:w="7570" w:type="dxa"/>
@@ -3236,14 +6184,26 @@
           </w:tcPr>
           <w:p>
             <w:pPr>
+              <w:spacing w:after="0" w:line="276" w:lineRule="auto"/>
               <w:jc w:val="center"/>
+              <w:rPr>
+                <w:rFonts w:ascii="Arial" w:eastAsia="Arial" w:hAnsi="Arial" w:cs="Arial"/>
+                <w:kern w:val="0"/>
+                <w:sz w:val="22"/>
+                <w:szCs w:val="22"/>
+                <w:lang w:val="en"/>
+                <w14:ligatures w14:val="none"/>
+              </w:rPr>
             </w:pPr>
             <w:r>
               <w:rPr>
-                <w:rFonts w:ascii="Roboto Mono" w:eastAsia="Roboto Mono" w:hAnsi="Roboto Mono"/>
+                <w:rFonts w:ascii="Roboto Mono" w:eastAsia="Roboto Mono" w:hAnsi="Roboto Mono" w:cs="Arial"/>
                 <w:b/>
                 <w:bCs/>
-                <w:sz w:val="24"/>
+                <w:kern w:val="0"/>
+                <w:szCs w:val="22"/>
+                <w:lang w:val="en"/>
+                <w14:ligatures w14:val="none"/>
               </w:rPr>
               <w:t>Limitation</w:t>
             </w:r>
@@ -3267,14 +6227,26 @@
           </w:tcPr>
           <w:p>
             <w:pPr>
+              <w:spacing w:after="0" w:line="276" w:lineRule="auto"/>
               <w:jc w:val="center"/>
+              <w:rPr>
+                <w:rFonts w:ascii="Arial" w:eastAsia="Arial" w:hAnsi="Arial" w:cs="Arial"/>
+                <w:kern w:val="0"/>
+                <w:sz w:val="22"/>
+                <w:szCs w:val="22"/>
+                <w:lang w:val="en"/>
+                <w14:ligatures w14:val="none"/>
+              </w:rPr>
             </w:pPr>
             <w:r>
               <w:rPr>
-                <w:rFonts w:ascii="Roboto Mono" w:eastAsia="Roboto Mono" w:hAnsi="Roboto Mono"/>
+                <w:rFonts w:ascii="Roboto Mono" w:eastAsia="Roboto Mono" w:hAnsi="Roboto Mono" w:cs="Arial"/>
                 <w:b/>
                 <w:bCs/>
-                <w:sz w:val="24"/>
+                <w:kern w:val="0"/>
+                <w:szCs w:val="22"/>
+                <w:lang w:val="en"/>
+                <w14:ligatures w14:val="none"/>
               </w:rPr>
               <w:t>Description</w:t>
             </w:r>
@@ -3302,19 +6274,46 @@
             </w:tcMar>
           </w:tcPr>
           <w:p>
-            <w:r>
-              <w:rPr>
-                <w:rFonts w:ascii="Roboto Mono" w:eastAsia="Roboto Mono" w:hAnsi="Roboto Mono"/>
-                <w:sz w:val="24"/>
-              </w:rPr>
-              <w:t xml:space="preserve">💰 </w:t>
-            </w:r>
-            <w:r>
-              <w:rPr>
-                <w:rFonts w:ascii="Roboto Mono" w:eastAsia="Roboto Mono" w:hAnsi="Roboto Mono"/>
+            <w:pPr>
+              <w:spacing w:after="0" w:line="276" w:lineRule="auto"/>
+              <w:rPr>
+                <w:rFonts w:ascii="Arial" w:eastAsia="Arial" w:hAnsi="Arial" w:cs="Arial"/>
+                <w:kern w:val="0"/>
+                <w:sz w:val="22"/>
+                <w:szCs w:val="22"/>
+                <w:lang w:val="en"/>
+                <w14:ligatures w14:val="none"/>
+              </w:rPr>
+            </w:pPr>
+            <w:r>
+              <w:rPr>
+                <w:rFonts w:ascii="Segoe UI Emoji" w:eastAsia="Roboto Mono" w:hAnsi="Segoe UI Emoji" w:cs="Segoe UI Emoji"/>
+                <w:kern w:val="0"/>
+                <w:szCs w:val="22"/>
+                <w:lang w:val="en"/>
+                <w14:ligatures w14:val="none"/>
+              </w:rPr>
+              <w:t>💰</w:t>
+            </w:r>
+            <w:r>
+              <w:rPr>
+                <w:rFonts w:ascii="Roboto Mono" w:eastAsia="Roboto Mono" w:hAnsi="Roboto Mono" w:cs="Arial"/>
+                <w:kern w:val="0"/>
+                <w:szCs w:val="22"/>
+                <w:lang w:val="en"/>
+                <w14:ligatures w14:val="none"/>
+              </w:rPr>
+              <w:t xml:space="preserve"> </w:t>
+            </w:r>
+            <w:r>
+              <w:rPr>
+                <w:rFonts w:ascii="Roboto Mono" w:eastAsia="Roboto Mono" w:hAnsi="Roboto Mono" w:cs="Arial"/>
                 <w:b/>
                 <w:bCs/>
-                <w:sz w:val="24"/>
+                <w:kern w:val="0"/>
+                <w:szCs w:val="22"/>
+                <w:lang w:val="en"/>
+                <w14:ligatures w14:val="none"/>
               </w:rPr>
               <w:t>Expensive</w:t>
             </w:r>
@@ -3337,10 +6336,24 @@
             </w:tcMar>
           </w:tcPr>
           <w:p>
-            <w:r>
-              <w:rPr>
-                <w:rFonts w:ascii="Roboto Mono" w:eastAsia="Roboto Mono" w:hAnsi="Roboto Mono"/>
-                <w:sz w:val="24"/>
+            <w:pPr>
+              <w:spacing w:after="0" w:line="276" w:lineRule="auto"/>
+              <w:rPr>
+                <w:rFonts w:ascii="Arial" w:eastAsia="Arial" w:hAnsi="Arial" w:cs="Arial"/>
+                <w:kern w:val="0"/>
+                <w:sz w:val="22"/>
+                <w:szCs w:val="22"/>
+                <w:lang w:val="en"/>
+                <w14:ligatures w14:val="none"/>
+              </w:rPr>
+            </w:pPr>
+            <w:r>
+              <w:rPr>
+                <w:rFonts w:ascii="Roboto Mono" w:eastAsia="Roboto Mono" w:hAnsi="Roboto Mono" w:cs="Arial"/>
+                <w:kern w:val="0"/>
+                <w:szCs w:val="22"/>
+                <w:lang w:val="en"/>
+                <w14:ligatures w14:val="none"/>
               </w:rPr>
               <w:t>Lots of cabling and configuration required</w:t>
             </w:r>
@@ -3368,19 +6381,46 @@
             </w:tcMar>
           </w:tcPr>
           <w:p>
-            <w:r>
-              <w:rPr>
-                <w:rFonts w:ascii="Roboto Mono" w:eastAsia="Roboto Mono" w:hAnsi="Roboto Mono"/>
-                <w:sz w:val="24"/>
-              </w:rPr>
-              <w:t xml:space="preserve">🛠️ </w:t>
-            </w:r>
-            <w:r>
-              <w:rPr>
-                <w:rFonts w:ascii="Roboto Mono" w:eastAsia="Roboto Mono" w:hAnsi="Roboto Mono"/>
+            <w:pPr>
+              <w:spacing w:after="0" w:line="276" w:lineRule="auto"/>
+              <w:rPr>
+                <w:rFonts w:ascii="Arial" w:eastAsia="Arial" w:hAnsi="Arial" w:cs="Arial"/>
+                <w:kern w:val="0"/>
+                <w:sz w:val="22"/>
+                <w:szCs w:val="22"/>
+                <w:lang w:val="en"/>
+                <w14:ligatures w14:val="none"/>
+              </w:rPr>
+            </w:pPr>
+            <w:r>
+              <w:rPr>
+                <w:rFonts w:ascii="Segoe UI Emoji" w:eastAsia="Roboto Mono" w:hAnsi="Segoe UI Emoji" w:cs="Segoe UI Emoji"/>
+                <w:kern w:val="0"/>
+                <w:szCs w:val="22"/>
+                <w:lang w:val="en"/>
+                <w14:ligatures w14:val="none"/>
+              </w:rPr>
+              <w:t>🛠️</w:t>
+            </w:r>
+            <w:r>
+              <w:rPr>
+                <w:rFonts w:ascii="Roboto Mono" w:eastAsia="Roboto Mono" w:hAnsi="Roboto Mono" w:cs="Arial"/>
+                <w:kern w:val="0"/>
+                <w:szCs w:val="22"/>
+                <w:lang w:val="en"/>
+                <w14:ligatures w14:val="none"/>
+              </w:rPr>
+              <w:t xml:space="preserve"> </w:t>
+            </w:r>
+            <w:r>
+              <w:rPr>
+                <w:rFonts w:ascii="Roboto Mono" w:eastAsia="Roboto Mono" w:hAnsi="Roboto Mono" w:cs="Arial"/>
                 <w:b/>
                 <w:bCs/>
-                <w:sz w:val="24"/>
+                <w:kern w:val="0"/>
+                <w:szCs w:val="22"/>
+                <w:lang w:val="en"/>
+                <w14:ligatures w14:val="none"/>
               </w:rPr>
               <w:t>Complex management</w:t>
             </w:r>
@@ -3403,10 +6443,24 @@
             </w:tcMar>
           </w:tcPr>
           <w:p>
-            <w:r>
-              <w:rPr>
-                <w:rFonts w:ascii="Roboto Mono" w:eastAsia="Roboto Mono" w:hAnsi="Roboto Mono"/>
-                <w:sz w:val="24"/>
+            <w:pPr>
+              <w:spacing w:after="0" w:line="276" w:lineRule="auto"/>
+              <w:rPr>
+                <w:rFonts w:ascii="Arial" w:eastAsia="Arial" w:hAnsi="Arial" w:cs="Arial"/>
+                <w:kern w:val="0"/>
+                <w:sz w:val="22"/>
+                <w:szCs w:val="22"/>
+                <w:lang w:val="en"/>
+                <w14:ligatures w14:val="none"/>
+              </w:rPr>
+            </w:pPr>
+            <w:r>
+              <w:rPr>
+                <w:rFonts w:ascii="Roboto Mono" w:eastAsia="Roboto Mono" w:hAnsi="Roboto Mono" w:cs="Arial"/>
+                <w:kern w:val="0"/>
+                <w:szCs w:val="22"/>
+                <w:lang w:val="en"/>
+                <w14:ligatures w14:val="none"/>
               </w:rPr>
               <w:t>Harder to maintain and troubleshoot</w:t>
             </w:r>
@@ -3434,19 +6488,46 @@
             </w:tcMar>
           </w:tcPr>
           <w:p>
-            <w:r>
-              <w:rPr>
-                <w:rFonts w:ascii="Roboto Mono" w:eastAsia="Roboto Mono" w:hAnsi="Roboto Mono"/>
-                <w:sz w:val="24"/>
-              </w:rPr>
-              <w:t xml:space="preserve">🧱 </w:t>
-            </w:r>
-            <w:r>
-              <w:rPr>
-                <w:rFonts w:ascii="Roboto Mono" w:eastAsia="Roboto Mono" w:hAnsi="Roboto Mono"/>
+            <w:pPr>
+              <w:spacing w:after="0" w:line="276" w:lineRule="auto"/>
+              <w:rPr>
+                <w:rFonts w:ascii="Arial" w:eastAsia="Arial" w:hAnsi="Arial" w:cs="Arial"/>
+                <w:kern w:val="0"/>
+                <w:sz w:val="22"/>
+                <w:szCs w:val="22"/>
+                <w:lang w:val="en"/>
+                <w14:ligatures w14:val="none"/>
+              </w:rPr>
+            </w:pPr>
+            <w:r>
+              <w:rPr>
+                <w:rFonts w:ascii="Segoe UI Emoji" w:eastAsia="Roboto Mono" w:hAnsi="Segoe UI Emoji" w:cs="Segoe UI Emoji"/>
+                <w:kern w:val="0"/>
+                <w:szCs w:val="22"/>
+                <w:lang w:val="en"/>
+                <w14:ligatures w14:val="none"/>
+              </w:rPr>
+              <w:t>🧱</w:t>
+            </w:r>
+            <w:r>
+              <w:rPr>
+                <w:rFonts w:ascii="Roboto Mono" w:eastAsia="Roboto Mono" w:hAnsi="Roboto Mono" w:cs="Arial"/>
+                <w:kern w:val="0"/>
+                <w:szCs w:val="22"/>
+                <w:lang w:val="en"/>
+                <w14:ligatures w14:val="none"/>
+              </w:rPr>
+              <w:t xml:space="preserve"> </w:t>
+            </w:r>
+            <w:r>
+              <w:rPr>
+                <w:rFonts w:ascii="Roboto Mono" w:eastAsia="Roboto Mono" w:hAnsi="Roboto Mono" w:cs="Arial"/>
                 <w:b/>
                 <w:bCs/>
-                <w:sz w:val="24"/>
+                <w:kern w:val="0"/>
+                <w:szCs w:val="22"/>
+                <w:lang w:val="en"/>
+                <w14:ligatures w14:val="none"/>
               </w:rPr>
               <w:t>Scalability limits</w:t>
             </w:r>
@@ -3469,10 +6550,24 @@
             </w:tcMar>
           </w:tcPr>
           <w:p>
-            <w:r>
-              <w:rPr>
-                <w:rFonts w:ascii="Roboto Mono" w:eastAsia="Roboto Mono" w:hAnsi="Roboto Mono"/>
-                <w:sz w:val="24"/>
+            <w:pPr>
+              <w:spacing w:after="0" w:line="276" w:lineRule="auto"/>
+              <w:rPr>
+                <w:rFonts w:ascii="Arial" w:eastAsia="Arial" w:hAnsi="Arial" w:cs="Arial"/>
+                <w:kern w:val="0"/>
+                <w:sz w:val="22"/>
+                <w:szCs w:val="22"/>
+                <w:lang w:val="en"/>
+                <w14:ligatures w14:val="none"/>
+              </w:rPr>
+            </w:pPr>
+            <w:r>
+              <w:rPr>
+                <w:rFonts w:ascii="Roboto Mono" w:eastAsia="Roboto Mono" w:hAnsi="Roboto Mono" w:cs="Arial"/>
+                <w:kern w:val="0"/>
+                <w:szCs w:val="22"/>
+                <w:lang w:val="en"/>
+                <w14:ligatures w14:val="none"/>
               </w:rPr>
               <w:t>Full mesh doesn’t scale well with many nodes</w:t>
             </w:r>
@@ -3481,80 +6576,181 @@
       </w:tr>
     </w:tbl>
     <w:p>
-      <w:r>
-        <w:rPr>
-          <w:rFonts w:ascii="Roboto Mono" w:eastAsia="Roboto Mono" w:hAnsi="Roboto Mono"/>
-          <w:sz w:val="24"/>
-        </w:rPr>
-        <w:pict w14:anchorId="04D561A3">
+      <w:pPr>
+        <w:spacing w:after="0" w:line="276" w:lineRule="auto"/>
+        <w:rPr>
+          <w:rFonts w:ascii="Arial" w:eastAsia="Arial" w:hAnsi="Arial" w:cs="Arial"/>
+          <w:kern w:val="0"/>
+          <w:sz w:val="22"/>
+          <w:szCs w:val="22"/>
+          <w:lang w:val="en"/>
+          <w14:ligatures w14:val="none"/>
+        </w:rPr>
+      </w:pPr>
+      <w:r>
+        <w:rPr>
+          <w:rFonts w:ascii="Roboto Mono" w:eastAsia="Roboto Mono" w:hAnsi="Roboto Mono" w:cs="Arial"/>
+          <w:kern w:val="0"/>
+          <w:szCs w:val="22"/>
+          <w:lang w:val="en"/>
+          <w14:ligatures w14:val="none"/>
+        </w:rPr>
+        <w:pict w14:anchorId="04ACF584">
           <v:rect id="_x0000_i1036" style="width:0;height:1.5pt" o:hralign="center" o:hrstd="t" o:hr="t" fillcolor="#a0a0a0" stroked="f"/>
         </w:pict>
       </w:r>
     </w:p>
     <w:p>
       <w:pPr>
-        <w:pStyle w:val="Heading2"/>
-        <w:keepNext w:val="0"/>
-        <w:keepLines w:val="0"/>
-        <w:rPr>
+        <w:spacing w:before="160" w:after="80" w:line="276" w:lineRule="auto"/>
+        <w:outlineLvl w:val="1"/>
+        <w:rPr>
+          <w:rFonts w:asciiTheme="majorHAnsi" w:eastAsiaTheme="majorEastAsia" w:hAnsiTheme="majorHAnsi" w:cstheme="majorBidi"/>
           <w:b/>
           <w:bCs/>
+          <w:color w:val="2F5496" w:themeColor="accent1" w:themeShade="BF"/>
+          <w:kern w:val="0"/>
           <w:sz w:val="34"/>
           <w:szCs w:val="34"/>
+          <w:lang w:val="en"/>
+          <w14:ligatures w14:val="none"/>
         </w:rPr>
       </w:pPr>
       <w:bookmarkStart w:id="16" w:name="_a70i6l7a9sjv" w:colFirst="0" w:colLast="0"/>
       <w:bookmarkEnd w:id="16"/>
       <w:r>
         <w:rPr>
+          <w:rFonts w:ascii="Segoe UI Emoji" w:eastAsiaTheme="majorEastAsia" w:hAnsi="Segoe UI Emoji" w:cs="Segoe UI Emoji"/>
           <w:b/>
           <w:bCs/>
+          <w:color w:val="2F5496" w:themeColor="accent1" w:themeShade="BF"/>
+          <w:kern w:val="0"/>
           <w:sz w:val="34"/>
           <w:szCs w:val="34"/>
-        </w:rPr>
-        <w:t>🛠️ Common Use Cases</w:t>
-      </w:r>
-    </w:p>
-    <w:p>
-      <w:pPr>
-        <w:spacing w:before="240" w:after="240"/>
-        <w:rPr>
+          <w:lang w:val="en"/>
+          <w14:ligatures w14:val="none"/>
+        </w:rPr>
+        <w:t>🛠️</w:t>
+      </w:r>
+      <w:r>
+        <w:rPr>
+          <w:rFonts w:asciiTheme="majorHAnsi" w:eastAsiaTheme="majorEastAsia" w:hAnsiTheme="majorHAnsi" w:cstheme="majorBidi"/>
           <w:b/>
           <w:bCs/>
+          <w:color w:val="2F5496" w:themeColor="accent1" w:themeShade="BF"/>
+          <w:kern w:val="0"/>
+          <w:sz w:val="34"/>
+          <w:szCs w:val="34"/>
+          <w:lang w:val="en"/>
+          <w14:ligatures w14:val="none"/>
+        </w:rPr>
+        <w:t xml:space="preserve"> Common Use Cases</w:t>
+      </w:r>
+    </w:p>
+    <w:p>
+      <w:pPr>
+        <w:spacing w:before="240" w:after="240" w:line="276" w:lineRule="auto"/>
+        <w:rPr>
+          <w:rFonts w:ascii="Arial" w:eastAsia="Arial" w:hAnsi="Arial" w:cs="Arial"/>
+          <w:b/>
+          <w:bCs/>
+          <w:kern w:val="0"/>
           <w:sz w:val="14"/>
           <w:szCs w:val="14"/>
           <w:shd w:val="clear" w:color="auto" w:fill="B7B7B7"/>
-        </w:rPr>
-      </w:pPr>
-      <w:r>
-        <w:rPr>
-          <w:b/>
+          <w:lang w:val="en"/>
+          <w14:ligatures w14:val="none"/>
+        </w:rPr>
+      </w:pPr>
+      <w:r>
+        <w:rPr>
+          <w:rFonts w:ascii="Arial" w:eastAsia="Arial" w:hAnsi="Arial" w:cs="Arial"/>
+          <w:b/>
+          <w:kern w:val="0"/>
+          <w:sz w:val="22"/>
+          <w:szCs w:val="22"/>
           <w:highlight w:val="darkGray"/>
+          <w:lang w:val="en"/>
+          <w14:ligatures w14:val="none"/>
         </w:rPr>
         <w:t># Source</w:t>
       </w:r>
       <w:r>
         <w:rPr>
+          <w:rFonts w:ascii="Arial" w:eastAsia="Arial" w:hAnsi="Arial" w:cs="Arial"/>
+          <w:kern w:val="0"/>
+          <w:sz w:val="22"/>
+          <w:szCs w:val="22"/>
           <w:highlight w:val="darkGray"/>
+          <w:lang w:val="en"/>
+          <w14:ligatures w14:val="none"/>
         </w:rPr>
         <w:t xml:space="preserve">: </w:t>
       </w:r>
       <w:r>
         <w:rPr>
-          <w:b/>
+          <w:rFonts w:ascii="Arial" w:eastAsia="Arial" w:hAnsi="Arial" w:cs="Arial"/>
+          <w:b/>
+          <w:kern w:val="0"/>
+          <w:sz w:val="22"/>
+          <w:szCs w:val="22"/>
           <w:highlight w:val="darkGray"/>
-        </w:rPr>
-        <w:t>Chatgpt (GPT‑5 Mini) at [12/18/2025]</w:t>
-      </w:r>
-    </w:p>
-    <w:p>
-      <w:r>
-        <w:rPr>
+          <w:lang w:val="en"/>
+          <w14:ligatures w14:val="none"/>
+        </w:rPr>
+        <w:t>Chatgpt (GPT</w:t>
+      </w:r>
+      <w:r>
+        <w:rPr>
+          <w:rFonts w:ascii="Cambria Math" w:eastAsia="Arial" w:hAnsi="Cambria Math" w:cs="Cambria Math"/>
+          <w:b/>
+          <w:kern w:val="0"/>
+          <w:sz w:val="22"/>
+          <w:szCs w:val="22"/>
+          <w:highlight w:val="darkGray"/>
+          <w:lang w:val="en"/>
+          <w14:ligatures w14:val="none"/>
+        </w:rPr>
+        <w:t>‑</w:t>
+      </w:r>
+      <w:r>
+        <w:rPr>
+          <w:rFonts w:ascii="Arial" w:eastAsia="Arial" w:hAnsi="Arial" w:cs="Arial"/>
+          <w:b/>
+          <w:kern w:val="0"/>
+          <w:sz w:val="22"/>
+          <w:szCs w:val="22"/>
+          <w:highlight w:val="darkGray"/>
+          <w:lang w:val="en"/>
+          <w14:ligatures w14:val="none"/>
+        </w:rPr>
+        <w:t>5 Mini) at [12/18/2025]</w:t>
+      </w:r>
+    </w:p>
+    <w:p>
+      <w:pPr>
+        <w:spacing w:after="0" w:line="276" w:lineRule="auto"/>
+        <w:rPr>
+          <w:rFonts w:ascii="Arial" w:eastAsia="Arial" w:hAnsi="Arial" w:cs="Arial"/>
+          <w:kern w:val="0"/>
+          <w:sz w:val="22"/>
+          <w:szCs w:val="22"/>
+          <w:lang w:val="en"/>
+          <w14:ligatures w14:val="none"/>
+        </w:rPr>
+      </w:pPr>
+      <w:r>
+        <w:rPr>
+          <w:rFonts w:ascii="Arial" w:eastAsia="Arial" w:hAnsi="Arial" w:cs="Arial"/>
           <w:noProof/>
-        </w:rPr>
-        <w:lastRenderedPageBreak/>
+          <w:kern w:val="0"/>
+          <w:sz w:val="22"/>
+          <w:szCs w:val="22"/>
+          <w:lang w:val="en"/>
+          <w14:ligatures w14:val="none"/>
+        </w:rPr>
         <w:drawing>
-          <wp:inline distT="114300" distB="114300" distL="114300" distR="114300" wp14:anchorId="376FC9DE" wp14:editId="56A02210">
+          <wp:inline distT="114300" distB="114300" distL="114300" distR="114300" wp14:anchorId="2C99C45A" wp14:editId="220E8332">
             <wp:extent cx="5943600" cy="1612900"/>
             <wp:effectExtent l="0" t="0" r="0" b="0"/>
             <wp:docPr id="3" name="image8.png"/>
@@ -3590,7 +6786,19 @@
         </w:drawing>
       </w:r>
     </w:p>
-    <w:p/>
+    <w:p>
+      <w:pPr>
+        <w:spacing w:after="0" w:line="276" w:lineRule="auto"/>
+        <w:rPr>
+          <w:rFonts w:ascii="Arial" w:eastAsia="Arial" w:hAnsi="Arial" w:cs="Arial"/>
+          <w:kern w:val="0"/>
+          <w:sz w:val="22"/>
+          <w:szCs w:val="22"/>
+          <w:lang w:val="en"/>
+          <w14:ligatures w14:val="none"/>
+        </w:rPr>
+      </w:pPr>
+    </w:p>
     <w:tbl>
       <w:tblPr>
         <w:tblW w:w="6970" w:type="dxa"/>
@@ -3631,14 +6839,26 @@
           </w:tcPr>
           <w:p>
             <w:pPr>
+              <w:spacing w:after="0" w:line="276" w:lineRule="auto"/>
               <w:jc w:val="center"/>
+              <w:rPr>
+                <w:rFonts w:ascii="Arial" w:eastAsia="Arial" w:hAnsi="Arial" w:cs="Arial"/>
+                <w:kern w:val="0"/>
+                <w:sz w:val="22"/>
+                <w:szCs w:val="22"/>
+                <w:lang w:val="en"/>
+                <w14:ligatures w14:val="none"/>
+              </w:rPr>
             </w:pPr>
             <w:r>
               <w:rPr>
-                <w:rFonts w:ascii="Roboto Mono" w:eastAsia="Roboto Mono" w:hAnsi="Roboto Mono"/>
+                <w:rFonts w:ascii="Roboto Mono" w:eastAsia="Roboto Mono" w:hAnsi="Roboto Mono" w:cs="Arial"/>
                 <w:b/>
                 <w:bCs/>
-                <w:sz w:val="24"/>
+                <w:kern w:val="0"/>
+                <w:szCs w:val="22"/>
+                <w:lang w:val="en"/>
+                <w14:ligatures w14:val="none"/>
               </w:rPr>
               <w:t>Scenario</w:t>
             </w:r>
@@ -3662,14 +6882,26 @@
           </w:tcPr>
           <w:p>
             <w:pPr>
+              <w:spacing w:after="0" w:line="276" w:lineRule="auto"/>
               <w:jc w:val="center"/>
+              <w:rPr>
+                <w:rFonts w:ascii="Arial" w:eastAsia="Arial" w:hAnsi="Arial" w:cs="Arial"/>
+                <w:kern w:val="0"/>
+                <w:sz w:val="22"/>
+                <w:szCs w:val="22"/>
+                <w:lang w:val="en"/>
+                <w14:ligatures w14:val="none"/>
+              </w:rPr>
             </w:pPr>
             <w:r>
               <w:rPr>
-                <w:rFonts w:ascii="Roboto Mono" w:eastAsia="Roboto Mono" w:hAnsi="Roboto Mono"/>
+                <w:rFonts w:ascii="Roboto Mono" w:eastAsia="Roboto Mono" w:hAnsi="Roboto Mono" w:cs="Arial"/>
                 <w:b/>
                 <w:bCs/>
-                <w:sz w:val="24"/>
+                <w:kern w:val="0"/>
+                <w:szCs w:val="22"/>
+                <w:lang w:val="en"/>
+                <w14:ligatures w14:val="none"/>
               </w:rPr>
               <w:t>Why Mesh?</w:t>
             </w:r>
@@ -3697,12 +6929,36 @@
             </w:tcMar>
           </w:tcPr>
           <w:p>
-            <w:r>
-              <w:rPr>
-                <w:rFonts w:ascii="Roboto Mono" w:eastAsia="Roboto Mono" w:hAnsi="Roboto Mono"/>
-                <w:sz w:val="24"/>
-              </w:rPr>
-              <w:t>🏥 Hospitals</w:t>
+            <w:pPr>
+              <w:spacing w:after="0" w:line="276" w:lineRule="auto"/>
+              <w:rPr>
+                <w:rFonts w:ascii="Arial" w:eastAsia="Arial" w:hAnsi="Arial" w:cs="Arial"/>
+                <w:kern w:val="0"/>
+                <w:sz w:val="22"/>
+                <w:szCs w:val="22"/>
+                <w:lang w:val="en"/>
+                <w14:ligatures w14:val="none"/>
+              </w:rPr>
+            </w:pPr>
+            <w:r>
+              <w:rPr>
+                <w:rFonts w:ascii="Segoe UI Emoji" w:eastAsia="Roboto Mono" w:hAnsi="Segoe UI Emoji" w:cs="Segoe UI Emoji"/>
+                <w:kern w:val="0"/>
+                <w:szCs w:val="22"/>
+                <w:lang w:val="en"/>
+                <w14:ligatures w14:val="none"/>
+              </w:rPr>
+              <w:t>🏥</w:t>
+            </w:r>
+            <w:r>
+              <w:rPr>
+                <w:rFonts w:ascii="Roboto Mono" w:eastAsia="Roboto Mono" w:hAnsi="Roboto Mono" w:cs="Arial"/>
+                <w:kern w:val="0"/>
+                <w:szCs w:val="22"/>
+                <w:lang w:val="en"/>
+                <w14:ligatures w14:val="none"/>
+              </w:rPr>
+              <w:t xml:space="preserve"> Hospitals</w:t>
             </w:r>
           </w:p>
         </w:tc>
@@ -3723,10 +6979,24 @@
             </w:tcMar>
           </w:tcPr>
           <w:p>
-            <w:r>
-              <w:rPr>
-                <w:rFonts w:ascii="Roboto Mono" w:eastAsia="Roboto Mono" w:hAnsi="Roboto Mono"/>
-                <w:sz w:val="24"/>
+            <w:pPr>
+              <w:spacing w:after="0" w:line="276" w:lineRule="auto"/>
+              <w:rPr>
+                <w:rFonts w:ascii="Arial" w:eastAsia="Arial" w:hAnsi="Arial" w:cs="Arial"/>
+                <w:kern w:val="0"/>
+                <w:sz w:val="22"/>
+                <w:szCs w:val="22"/>
+                <w:lang w:val="en"/>
+                <w14:ligatures w14:val="none"/>
+              </w:rPr>
+            </w:pPr>
+            <w:r>
+              <w:rPr>
+                <w:rFonts w:ascii="Roboto Mono" w:eastAsia="Roboto Mono" w:hAnsi="Roboto Mono" w:cs="Arial"/>
+                <w:kern w:val="0"/>
+                <w:szCs w:val="22"/>
+                <w:lang w:val="en"/>
+                <w14:ligatures w14:val="none"/>
               </w:rPr>
               <w:t>No downtime in critical systems</w:t>
             </w:r>
@@ -3754,12 +7024,36 @@
             </w:tcMar>
           </w:tcPr>
           <w:p>
-            <w:r>
-              <w:rPr>
-                <w:rFonts w:ascii="Roboto Mono" w:eastAsia="Roboto Mono" w:hAnsi="Roboto Mono"/>
-                <w:sz w:val="24"/>
-              </w:rPr>
-              <w:t>🛰️ Military/Disaster recovery</w:t>
+            <w:pPr>
+              <w:spacing w:after="0" w:line="276" w:lineRule="auto"/>
+              <w:rPr>
+                <w:rFonts w:ascii="Arial" w:eastAsia="Arial" w:hAnsi="Arial" w:cs="Arial"/>
+                <w:kern w:val="0"/>
+                <w:sz w:val="22"/>
+                <w:szCs w:val="22"/>
+                <w:lang w:val="en"/>
+                <w14:ligatures w14:val="none"/>
+              </w:rPr>
+            </w:pPr>
+            <w:r>
+              <w:rPr>
+                <w:rFonts w:ascii="Segoe UI Emoji" w:eastAsia="Roboto Mono" w:hAnsi="Segoe UI Emoji" w:cs="Segoe UI Emoji"/>
+                <w:kern w:val="0"/>
+                <w:szCs w:val="22"/>
+                <w:lang w:val="en"/>
+                <w14:ligatures w14:val="none"/>
+              </w:rPr>
+              <w:t>🛰️</w:t>
+            </w:r>
+            <w:r>
+              <w:rPr>
+                <w:rFonts w:ascii="Roboto Mono" w:eastAsia="Roboto Mono" w:hAnsi="Roboto Mono" w:cs="Arial"/>
+                <w:kern w:val="0"/>
+                <w:szCs w:val="22"/>
+                <w:lang w:val="en"/>
+                <w14:ligatures w14:val="none"/>
+              </w:rPr>
+              <w:t xml:space="preserve"> Military/Disaster recovery</w:t>
             </w:r>
           </w:p>
         </w:tc>
@@ -3780,10 +7074,24 @@
             </w:tcMar>
           </w:tcPr>
           <w:p>
-            <w:r>
-              <w:rPr>
-                <w:rFonts w:ascii="Roboto Mono" w:eastAsia="Roboto Mono" w:hAnsi="Roboto Mono"/>
-                <w:sz w:val="24"/>
+            <w:pPr>
+              <w:spacing w:after="0" w:line="276" w:lineRule="auto"/>
+              <w:rPr>
+                <w:rFonts w:ascii="Arial" w:eastAsia="Arial" w:hAnsi="Arial" w:cs="Arial"/>
+                <w:kern w:val="0"/>
+                <w:sz w:val="22"/>
+                <w:szCs w:val="22"/>
+                <w:lang w:val="en"/>
+                <w14:ligatures w14:val="none"/>
+              </w:rPr>
+            </w:pPr>
+            <w:r>
+              <w:rPr>
+                <w:rFonts w:ascii="Roboto Mono" w:eastAsia="Roboto Mono" w:hAnsi="Roboto Mono" w:cs="Arial"/>
+                <w:kern w:val="0"/>
+                <w:szCs w:val="22"/>
+                <w:lang w:val="en"/>
+                <w14:ligatures w14:val="none"/>
               </w:rPr>
               <w:t>Robust wireless communication</w:t>
             </w:r>
@@ -3811,12 +7119,36 @@
             </w:tcMar>
           </w:tcPr>
           <w:p>
-            <w:r>
-              <w:rPr>
-                <w:rFonts w:ascii="Roboto Mono" w:eastAsia="Roboto Mono" w:hAnsi="Roboto Mono"/>
-                <w:sz w:val="24"/>
-              </w:rPr>
-              <w:t>📡 Wireless mesh networks</w:t>
+            <w:pPr>
+              <w:spacing w:after="0" w:line="276" w:lineRule="auto"/>
+              <w:rPr>
+                <w:rFonts w:ascii="Arial" w:eastAsia="Arial" w:hAnsi="Arial" w:cs="Arial"/>
+                <w:kern w:val="0"/>
+                <w:sz w:val="22"/>
+                <w:szCs w:val="22"/>
+                <w:lang w:val="en"/>
+                <w14:ligatures w14:val="none"/>
+              </w:rPr>
+            </w:pPr>
+            <w:r>
+              <w:rPr>
+                <w:rFonts w:ascii="Segoe UI Emoji" w:eastAsia="Roboto Mono" w:hAnsi="Segoe UI Emoji" w:cs="Segoe UI Emoji"/>
+                <w:kern w:val="0"/>
+                <w:szCs w:val="22"/>
+                <w:lang w:val="en"/>
+                <w14:ligatures w14:val="none"/>
+              </w:rPr>
+              <w:t>📡</w:t>
+            </w:r>
+            <w:r>
+              <w:rPr>
+                <w:rFonts w:ascii="Roboto Mono" w:eastAsia="Roboto Mono" w:hAnsi="Roboto Mono" w:cs="Arial"/>
+                <w:kern w:val="0"/>
+                <w:szCs w:val="22"/>
+                <w:lang w:val="en"/>
+                <w14:ligatures w14:val="none"/>
+              </w:rPr>
+              <w:t xml:space="preserve"> Wireless mesh networks</w:t>
             </w:r>
           </w:p>
         </w:tc>
@@ -3837,10 +7169,24 @@
             </w:tcMar>
           </w:tcPr>
           <w:p>
-            <w:r>
-              <w:rPr>
-                <w:rFonts w:ascii="Roboto Mono" w:eastAsia="Roboto Mono" w:hAnsi="Roboto Mono"/>
-                <w:sz w:val="24"/>
+            <w:pPr>
+              <w:spacing w:after="0" w:line="276" w:lineRule="auto"/>
+              <w:rPr>
+                <w:rFonts w:ascii="Arial" w:eastAsia="Arial" w:hAnsi="Arial" w:cs="Arial"/>
+                <w:kern w:val="0"/>
+                <w:sz w:val="22"/>
+                <w:szCs w:val="22"/>
+                <w:lang w:val="en"/>
+                <w14:ligatures w14:val="none"/>
+              </w:rPr>
+            </w:pPr>
+            <w:r>
+              <w:rPr>
+                <w:rFonts w:ascii="Roboto Mono" w:eastAsia="Roboto Mono" w:hAnsi="Roboto Mono" w:cs="Arial"/>
+                <w:kern w:val="0"/>
+                <w:szCs w:val="22"/>
+                <w:lang w:val="en"/>
+                <w14:ligatures w14:val="none"/>
               </w:rPr>
               <w:t>Dynamic, self-healing connectivity</w:t>
             </w:r>
@@ -3868,12 +7214,36 @@
             </w:tcMar>
           </w:tcPr>
           <w:p>
-            <w:r>
-              <w:rPr>
-                <w:rFonts w:ascii="Roboto Mono" w:eastAsia="Roboto Mono" w:hAnsi="Roboto Mono"/>
-                <w:sz w:val="24"/>
-              </w:rPr>
-              <w:t>🏢 Data centers</w:t>
+            <w:pPr>
+              <w:spacing w:after="0" w:line="276" w:lineRule="auto"/>
+              <w:rPr>
+                <w:rFonts w:ascii="Arial" w:eastAsia="Arial" w:hAnsi="Arial" w:cs="Arial"/>
+                <w:kern w:val="0"/>
+                <w:sz w:val="22"/>
+                <w:szCs w:val="22"/>
+                <w:lang w:val="en"/>
+                <w14:ligatures w14:val="none"/>
+              </w:rPr>
+            </w:pPr>
+            <w:r>
+              <w:rPr>
+                <w:rFonts w:ascii="Segoe UI Emoji" w:eastAsia="Roboto Mono" w:hAnsi="Segoe UI Emoji" w:cs="Segoe UI Emoji"/>
+                <w:kern w:val="0"/>
+                <w:szCs w:val="22"/>
+                <w:lang w:val="en"/>
+                <w14:ligatures w14:val="none"/>
+              </w:rPr>
+              <w:t>🏢</w:t>
+            </w:r>
+            <w:r>
+              <w:rPr>
+                <w:rFonts w:ascii="Roboto Mono" w:eastAsia="Roboto Mono" w:hAnsi="Roboto Mono" w:cs="Arial"/>
+                <w:kern w:val="0"/>
+                <w:szCs w:val="22"/>
+                <w:lang w:val="en"/>
+                <w14:ligatures w14:val="none"/>
+              </w:rPr>
+              <w:t xml:space="preserve"> Data centers</w:t>
             </w:r>
           </w:p>
         </w:tc>
@@ -3894,10 +7264,24 @@
             </w:tcMar>
           </w:tcPr>
           <w:p>
-            <w:r>
-              <w:rPr>
-                <w:rFonts w:ascii="Roboto Mono" w:eastAsia="Roboto Mono" w:hAnsi="Roboto Mono"/>
-                <w:sz w:val="24"/>
+            <w:pPr>
+              <w:spacing w:after="0" w:line="276" w:lineRule="auto"/>
+              <w:rPr>
+                <w:rFonts w:ascii="Arial" w:eastAsia="Arial" w:hAnsi="Arial" w:cs="Arial"/>
+                <w:kern w:val="0"/>
+                <w:sz w:val="22"/>
+                <w:szCs w:val="22"/>
+                <w:lang w:val="en"/>
+                <w14:ligatures w14:val="none"/>
+              </w:rPr>
+            </w:pPr>
+            <w:r>
+              <w:rPr>
+                <w:rFonts w:ascii="Roboto Mono" w:eastAsia="Roboto Mono" w:hAnsi="Roboto Mono" w:cs="Arial"/>
+                <w:kern w:val="0"/>
+                <w:szCs w:val="22"/>
+                <w:lang w:val="en"/>
+                <w14:ligatures w14:val="none"/>
               </w:rPr>
               <w:t>Fast, redundant server-to-server links</w:t>
             </w:r>
@@ -3906,100 +7290,212 @@
       </w:tr>
     </w:tbl>
     <w:p>
-      <w:r>
-        <w:rPr>
-          <w:rFonts w:ascii="Roboto Mono" w:eastAsia="Roboto Mono" w:hAnsi="Roboto Mono"/>
-          <w:sz w:val="24"/>
-        </w:rPr>
-        <w:pict w14:anchorId="090F51C8">
+      <w:pPr>
+        <w:spacing w:after="0" w:line="276" w:lineRule="auto"/>
+        <w:rPr>
+          <w:rFonts w:ascii="Arial" w:eastAsia="Arial" w:hAnsi="Arial" w:cs="Arial"/>
+          <w:kern w:val="0"/>
+          <w:sz w:val="22"/>
+          <w:szCs w:val="22"/>
+          <w:lang w:val="en"/>
+          <w14:ligatures w14:val="none"/>
+        </w:rPr>
+      </w:pPr>
+      <w:r>
+        <w:rPr>
+          <w:rFonts w:ascii="Roboto Mono" w:eastAsia="Roboto Mono" w:hAnsi="Roboto Mono" w:cs="Arial"/>
+          <w:kern w:val="0"/>
+          <w:szCs w:val="22"/>
+          <w:lang w:val="en"/>
+          <w14:ligatures w14:val="none"/>
+        </w:rPr>
+        <w:pict w14:anchorId="7A538A24">
           <v:rect id="_x0000_i1037" style="width:0;height:1.5pt" o:hralign="center" o:hrstd="t" o:hr="t" fillcolor="#a0a0a0" stroked="f"/>
         </w:pict>
       </w:r>
     </w:p>
     <w:p>
       <w:pPr>
-        <w:pStyle w:val="Heading2"/>
-        <w:keepNext w:val="0"/>
-        <w:keepLines w:val="0"/>
-        <w:rPr>
+        <w:spacing w:before="160" w:after="80" w:line="276" w:lineRule="auto"/>
+        <w:outlineLvl w:val="1"/>
+        <w:rPr>
+          <w:rFonts w:asciiTheme="majorHAnsi" w:eastAsiaTheme="majorEastAsia" w:hAnsiTheme="majorHAnsi" w:cstheme="majorBidi"/>
           <w:b/>
           <w:bCs/>
+          <w:color w:val="2F5496" w:themeColor="accent1" w:themeShade="BF"/>
+          <w:kern w:val="0"/>
           <w:sz w:val="34"/>
           <w:szCs w:val="34"/>
+          <w:lang w:val="en"/>
+          <w14:ligatures w14:val="none"/>
         </w:rPr>
       </w:pPr>
       <w:bookmarkStart w:id="17" w:name="_vmc3x5c4lzjy" w:colFirst="0" w:colLast="0"/>
       <w:bookmarkEnd w:id="17"/>
       <w:r>
         <w:rPr>
+          <w:rFonts w:ascii="Segoe UI Emoji" w:eastAsiaTheme="majorEastAsia" w:hAnsi="Segoe UI Emoji" w:cs="Segoe UI Emoji"/>
           <w:b/>
           <w:bCs/>
+          <w:color w:val="2F5496" w:themeColor="accent1" w:themeShade="BF"/>
+          <w:kern w:val="0"/>
           <w:sz w:val="34"/>
           <w:szCs w:val="34"/>
-        </w:rPr>
-        <w:t>📐 Formula: Full Mesh Connections</w:t>
-      </w:r>
-    </w:p>
-    <w:p>
-      <w:pPr>
-        <w:spacing w:before="240" w:after="240"/>
-      </w:pPr>
-      <w:r>
-        <w:rPr>
-          <w:b/>
+          <w:lang w:val="en"/>
+          <w14:ligatures w14:val="none"/>
+        </w:rPr>
+        <w:t>📐</w:t>
+      </w:r>
+      <w:r>
+        <w:rPr>
+          <w:rFonts w:asciiTheme="majorHAnsi" w:eastAsiaTheme="majorEastAsia" w:hAnsiTheme="majorHAnsi" w:cstheme="majorBidi"/>
+          <w:b/>
+          <w:bCs/>
+          <w:color w:val="2F5496" w:themeColor="accent1" w:themeShade="BF"/>
+          <w:kern w:val="0"/>
+          <w:sz w:val="34"/>
+          <w:szCs w:val="34"/>
+          <w:lang w:val="en"/>
+          <w14:ligatures w14:val="none"/>
+        </w:rPr>
+        <w:t xml:space="preserve"> Formula: Full Mesh Connections</w:t>
+      </w:r>
+    </w:p>
+    <w:p>
+      <w:pPr>
+        <w:spacing w:before="240" w:after="240" w:line="276" w:lineRule="auto"/>
+        <w:rPr>
+          <w:rFonts w:ascii="Arial" w:eastAsia="Arial" w:hAnsi="Arial" w:cs="Arial"/>
+          <w:kern w:val="0"/>
+          <w:sz w:val="22"/>
+          <w:szCs w:val="22"/>
+          <w:lang w:val="en"/>
+          <w14:ligatures w14:val="none"/>
+        </w:rPr>
+      </w:pPr>
+      <w:r>
+        <w:rPr>
+          <w:rFonts w:ascii="Arial" w:eastAsia="Arial" w:hAnsi="Arial" w:cs="Arial"/>
+          <w:b/>
+          <w:kern w:val="0"/>
+          <w:sz w:val="22"/>
+          <w:szCs w:val="22"/>
           <w:highlight w:val="darkGray"/>
+          <w:lang w:val="en"/>
+          <w14:ligatures w14:val="none"/>
         </w:rPr>
         <w:t># Source</w:t>
       </w:r>
       <w:r>
         <w:rPr>
+          <w:rFonts w:ascii="Arial" w:eastAsia="Arial" w:hAnsi="Arial" w:cs="Arial"/>
+          <w:kern w:val="0"/>
+          <w:sz w:val="22"/>
+          <w:szCs w:val="22"/>
           <w:highlight w:val="darkGray"/>
+          <w:lang w:val="en"/>
+          <w14:ligatures w14:val="none"/>
         </w:rPr>
         <w:t xml:space="preserve">: </w:t>
       </w:r>
       <w:r>
         <w:rPr>
-          <w:b/>
+          <w:rFonts w:ascii="Arial" w:eastAsia="Arial" w:hAnsi="Arial" w:cs="Arial"/>
+          <w:b/>
+          <w:kern w:val="0"/>
+          <w:sz w:val="22"/>
+          <w:szCs w:val="22"/>
           <w:highlight w:val="darkGray"/>
-        </w:rPr>
-        <w:t>Chatgpt (GPT‑5 Mini) at [12/18/2025]</w:t>
-      </w:r>
-    </w:p>
-    <w:p>
-      <w:pPr>
-        <w:spacing w:before="240" w:after="240"/>
-      </w:pPr>
-      <w:r>
-        <w:rPr>
-          <w:rFonts w:ascii="Roboto Mono" w:eastAsia="Roboto Mono" w:hAnsi="Roboto Mono"/>
-          <w:sz w:val="24"/>
+          <w:lang w:val="en"/>
+          <w14:ligatures w14:val="none"/>
+        </w:rPr>
+        <w:t>Chatgpt (GPT</w:t>
+      </w:r>
+      <w:r>
+        <w:rPr>
+          <w:rFonts w:ascii="Cambria Math" w:eastAsia="Arial" w:hAnsi="Cambria Math" w:cs="Cambria Math"/>
+          <w:b/>
+          <w:kern w:val="0"/>
+          <w:sz w:val="22"/>
+          <w:szCs w:val="22"/>
+          <w:highlight w:val="darkGray"/>
+          <w:lang w:val="en"/>
+          <w14:ligatures w14:val="none"/>
+        </w:rPr>
+        <w:t>‑</w:t>
+      </w:r>
+      <w:r>
+        <w:rPr>
+          <w:rFonts w:ascii="Arial" w:eastAsia="Arial" w:hAnsi="Arial" w:cs="Arial"/>
+          <w:b/>
+          <w:kern w:val="0"/>
+          <w:sz w:val="22"/>
+          <w:szCs w:val="22"/>
+          <w:highlight w:val="darkGray"/>
+          <w:lang w:val="en"/>
+          <w14:ligatures w14:val="none"/>
+        </w:rPr>
+        <w:t>5 Mini) at [12/18/2025]</w:t>
+      </w:r>
+    </w:p>
+    <w:p>
+      <w:pPr>
+        <w:spacing w:before="240" w:after="240" w:line="276" w:lineRule="auto"/>
+        <w:rPr>
+          <w:rFonts w:ascii="Arial" w:eastAsia="Arial" w:hAnsi="Arial" w:cs="Arial"/>
+          <w:kern w:val="0"/>
+          <w:sz w:val="22"/>
+          <w:szCs w:val="22"/>
+          <w:lang w:val="en"/>
+          <w14:ligatures w14:val="none"/>
+        </w:rPr>
+      </w:pPr>
+      <w:r>
+        <w:rPr>
+          <w:rFonts w:ascii="Roboto Mono" w:eastAsia="Roboto Mono" w:hAnsi="Roboto Mono" w:cs="Arial"/>
+          <w:kern w:val="0"/>
+          <w:szCs w:val="22"/>
+          <w:lang w:val="en"/>
+          <w14:ligatures w14:val="none"/>
         </w:rPr>
         <w:t xml:space="preserve">For </w:t>
       </w:r>
       <w:r>
         <w:rPr>
-          <w:rFonts w:ascii="Roboto Mono" w:eastAsia="Roboto Mono" w:hAnsi="Roboto Mono"/>
+          <w:rFonts w:ascii="Roboto Mono" w:eastAsia="Roboto Mono" w:hAnsi="Roboto Mono" w:cs="Arial"/>
           <w:b/>
           <w:bCs/>
-          <w:sz w:val="24"/>
+          <w:kern w:val="0"/>
+          <w:szCs w:val="22"/>
+          <w:lang w:val="en"/>
+          <w14:ligatures w14:val="none"/>
         </w:rPr>
         <w:t>N</w:t>
       </w:r>
       <w:r>
         <w:rPr>
-          <w:rFonts w:ascii="Roboto Mono" w:eastAsia="Roboto Mono" w:hAnsi="Roboto Mono"/>
-          <w:sz w:val="24"/>
+          <w:rFonts w:ascii="Roboto Mono" w:eastAsia="Roboto Mono" w:hAnsi="Roboto Mono" w:cs="Arial"/>
+          <w:kern w:val="0"/>
+          <w:szCs w:val="22"/>
+          <w:lang w:val="en"/>
+          <w14:ligatures w14:val="none"/>
         </w:rPr>
         <w:t xml:space="preserve"> devices, full mesh requires:</w:t>
       </w:r>
     </w:p>
     <w:p>
       <w:pPr>
-        <w:spacing w:before="240" w:after="240"/>
+        <w:spacing w:before="240" w:after="240" w:line="276" w:lineRule="auto"/>
         <w:ind w:left="600" w:right="600"/>
         <w:rPr>
+          <w:rFonts w:ascii="Arial" w:eastAsia="Arial" w:hAnsi="Arial" w:cs="Arial"/>
           <w:b/>
           <w:bCs/>
+          <w:kern w:val="0"/>
+          <w:sz w:val="22"/>
+          <w:szCs w:val="22"/>
+          <w:lang w:val="en"/>
+          <w14:ligatures w14:val="none"/>
         </w:rPr>
       </w:pPr>
       <w:r>
@@ -4008,123 +7504,276 @@
           <w:b/>
           <w:bCs/>
           <w:color w:val="188038"/>
-          <w:sz w:val="24"/>
+          <w:kern w:val="0"/>
+          <w:szCs w:val="22"/>
+          <w:lang w:val="en"/>
+          <w14:ligatures w14:val="none"/>
         </w:rPr>
         <w:t>N(N - 1) / 2</w:t>
       </w:r>
       <w:r>
         <w:rPr>
-          <w:rFonts w:ascii="Roboto Mono" w:eastAsia="Roboto Mono" w:hAnsi="Roboto Mono"/>
+          <w:rFonts w:ascii="Roboto Mono" w:eastAsia="Roboto Mono" w:hAnsi="Roboto Mono" w:cs="Arial"/>
           <w:b/>
           <w:bCs/>
-          <w:sz w:val="24"/>
+          <w:kern w:val="0"/>
+          <w:szCs w:val="22"/>
+          <w:lang w:val="en"/>
+          <w14:ligatures w14:val="none"/>
         </w:rPr>
         <w:t xml:space="preserve"> connections</w:t>
       </w:r>
     </w:p>
     <w:p>
       <w:pPr>
-        <w:spacing w:before="240" w:after="240"/>
-      </w:pPr>
-      <w:r>
-        <w:rPr>
-          <w:rFonts w:ascii="Roboto Mono" w:eastAsia="Roboto Mono" w:hAnsi="Roboto Mono"/>
-          <w:sz w:val="24"/>
-        </w:rPr>
-        <w:t xml:space="preserve">📌 Example: 5 devices → </w:t>
+        <w:spacing w:before="240" w:after="240" w:line="276" w:lineRule="auto"/>
+        <w:rPr>
+          <w:rFonts w:ascii="Arial" w:eastAsia="Arial" w:hAnsi="Arial" w:cs="Arial"/>
+          <w:kern w:val="0"/>
+          <w:sz w:val="22"/>
+          <w:szCs w:val="22"/>
+          <w:lang w:val="en"/>
+          <w14:ligatures w14:val="none"/>
+        </w:rPr>
+      </w:pPr>
+      <w:r>
+        <w:rPr>
+          <w:rFonts w:ascii="Segoe UI Emoji" w:eastAsia="Roboto Mono" w:hAnsi="Segoe UI Emoji" w:cs="Segoe UI Emoji"/>
+          <w:kern w:val="0"/>
+          <w:szCs w:val="22"/>
+          <w:lang w:val="en"/>
+          <w14:ligatures w14:val="none"/>
+        </w:rPr>
+        <w:t>📌</w:t>
+      </w:r>
+      <w:r>
+        <w:rPr>
+          <w:rFonts w:ascii="Roboto Mono" w:eastAsia="Roboto Mono" w:hAnsi="Roboto Mono" w:cs="Arial"/>
+          <w:kern w:val="0"/>
+          <w:szCs w:val="22"/>
+          <w:lang w:val="en"/>
+          <w14:ligatures w14:val="none"/>
+        </w:rPr>
+        <w:t xml:space="preserve"> Example: 5 devices </w:t>
+      </w:r>
+      <w:r>
+        <w:rPr>
+          <w:rFonts w:ascii="Arial" w:eastAsia="Roboto Mono" w:hAnsi="Arial" w:cs="Arial"/>
+          <w:kern w:val="0"/>
+          <w:szCs w:val="22"/>
+          <w:lang w:val="en"/>
+          <w14:ligatures w14:val="none"/>
+        </w:rPr>
+        <w:t>→</w:t>
+      </w:r>
+      <w:r>
+        <w:rPr>
+          <w:rFonts w:ascii="Roboto Mono" w:eastAsia="Roboto Mono" w:hAnsi="Roboto Mono" w:cs="Arial"/>
+          <w:kern w:val="0"/>
+          <w:szCs w:val="22"/>
+          <w:lang w:val="en"/>
+          <w14:ligatures w14:val="none"/>
+        </w:rPr>
+        <w:t xml:space="preserve"> </w:t>
       </w:r>
       <w:r>
         <w:rPr>
           <w:rFonts w:ascii="Roboto Mono" w:eastAsia="Roboto Mono" w:hAnsi="Roboto Mono" w:cs="Roboto Mono"/>
           <w:color w:val="188038"/>
-          <w:sz w:val="24"/>
+          <w:kern w:val="0"/>
+          <w:szCs w:val="22"/>
+          <w:lang w:val="en"/>
+          <w14:ligatures w14:val="none"/>
         </w:rPr>
         <w:t>5(5-1)/2 = 10</w:t>
       </w:r>
       <w:r>
         <w:rPr>
-          <w:rFonts w:ascii="Roboto Mono" w:eastAsia="Roboto Mono" w:hAnsi="Roboto Mono"/>
-          <w:sz w:val="24"/>
+          <w:rFonts w:ascii="Roboto Mono" w:eastAsia="Roboto Mono" w:hAnsi="Roboto Mono" w:cs="Arial"/>
+          <w:kern w:val="0"/>
+          <w:szCs w:val="22"/>
+          <w:lang w:val="en"/>
+          <w14:ligatures w14:val="none"/>
         </w:rPr>
         <w:t xml:space="preserve"> connections</w:t>
       </w:r>
     </w:p>
     <w:p>
-      <w:r>
-        <w:rPr>
-          <w:rFonts w:ascii="Roboto Mono" w:eastAsia="Roboto Mono" w:hAnsi="Roboto Mono"/>
-          <w:sz w:val="24"/>
-        </w:rPr>
-        <w:pict w14:anchorId="2BC11589">
+      <w:pPr>
+        <w:spacing w:after="0" w:line="276" w:lineRule="auto"/>
+        <w:rPr>
+          <w:rFonts w:ascii="Arial" w:eastAsia="Arial" w:hAnsi="Arial" w:cs="Arial"/>
+          <w:kern w:val="0"/>
+          <w:sz w:val="22"/>
+          <w:szCs w:val="22"/>
+          <w:lang w:val="en"/>
+          <w14:ligatures w14:val="none"/>
+        </w:rPr>
+      </w:pPr>
+      <w:r>
+        <w:rPr>
+          <w:rFonts w:ascii="Roboto Mono" w:eastAsia="Roboto Mono" w:hAnsi="Roboto Mono" w:cs="Arial"/>
+          <w:kern w:val="0"/>
+          <w:szCs w:val="22"/>
+          <w:lang w:val="en"/>
+          <w14:ligatures w14:val="none"/>
+        </w:rPr>
+        <w:pict w14:anchorId="71E77056">
           <v:rect id="_x0000_i1038" style="width:0;height:1.5pt" o:hralign="center" o:hrstd="t" o:hr="t" fillcolor="#a0a0a0" stroked="f"/>
         </w:pict>
       </w:r>
     </w:p>
     <w:p>
       <w:pPr>
-        <w:pStyle w:val="Heading2"/>
-        <w:keepNext w:val="0"/>
-        <w:keepLines w:val="0"/>
-        <w:rPr>
+        <w:spacing w:before="160" w:after="80" w:line="276" w:lineRule="auto"/>
+        <w:outlineLvl w:val="1"/>
+        <w:rPr>
+          <w:rFonts w:asciiTheme="majorHAnsi" w:eastAsiaTheme="majorEastAsia" w:hAnsiTheme="majorHAnsi" w:cstheme="majorBidi"/>
           <w:b/>
           <w:bCs/>
+          <w:color w:val="2F5496" w:themeColor="accent1" w:themeShade="BF"/>
+          <w:kern w:val="0"/>
           <w:sz w:val="34"/>
           <w:szCs w:val="34"/>
+          <w:lang w:val="en"/>
+          <w14:ligatures w14:val="none"/>
         </w:rPr>
       </w:pPr>
       <w:bookmarkStart w:id="18" w:name="_c1rsh89td89k" w:colFirst="0" w:colLast="0"/>
       <w:bookmarkEnd w:id="18"/>
       <w:r>
         <w:rPr>
-          <w:rFonts w:ascii="Arial Unicode MS" w:eastAsia="Arial Unicode MS" w:hAnsi="Arial Unicode MS" w:cs="Arial Unicode MS"/>
+          <w:rFonts w:ascii="Segoe UI Emoji" w:eastAsia="Arial Unicode MS" w:hAnsi="Segoe UI Emoji" w:cs="Segoe UI Emoji"/>
           <w:b/>
           <w:bCs/>
+          <w:color w:val="2F5496" w:themeColor="accent1" w:themeShade="BF"/>
+          <w:kern w:val="0"/>
           <w:sz w:val="34"/>
           <w:szCs w:val="34"/>
-        </w:rPr>
-        <w:t>✅ Summary</w:t>
-      </w:r>
-    </w:p>
-    <w:p>
-      <w:pPr>
-        <w:spacing w:before="240" w:after="240"/>
-        <w:rPr>
+          <w:lang w:val="en"/>
+          <w14:ligatures w14:val="none"/>
+        </w:rPr>
+        <w:t>✅</w:t>
+      </w:r>
+      <w:r>
+        <w:rPr>
+          <w:rFonts w:ascii="Arial Unicode MS" w:eastAsia="Arial Unicode MS" w:hAnsi="Arial Unicode MS" w:cs="Arial Unicode MS"/>
           <w:b/>
           <w:bCs/>
+          <w:color w:val="2F5496" w:themeColor="accent1" w:themeShade="BF"/>
+          <w:kern w:val="0"/>
+          <w:sz w:val="34"/>
+          <w:szCs w:val="34"/>
+          <w:lang w:val="en"/>
+          <w14:ligatures w14:val="none"/>
+        </w:rPr>
+        <w:t xml:space="preserve"> Summary</w:t>
+      </w:r>
+    </w:p>
+    <w:p>
+      <w:pPr>
+        <w:spacing w:before="240" w:after="240" w:line="276" w:lineRule="auto"/>
+        <w:rPr>
+          <w:rFonts w:ascii="Arial" w:eastAsia="Arial" w:hAnsi="Arial" w:cs="Arial"/>
+          <w:b/>
+          <w:bCs/>
+          <w:kern w:val="0"/>
           <w:sz w:val="14"/>
           <w:szCs w:val="14"/>
           <w:shd w:val="clear" w:color="auto" w:fill="B7B7B7"/>
-        </w:rPr>
-      </w:pPr>
-      <w:r>
-        <w:rPr>
-          <w:b/>
+          <w:lang w:val="en"/>
+          <w14:ligatures w14:val="none"/>
+        </w:rPr>
+      </w:pPr>
+      <w:r>
+        <w:rPr>
+          <w:rFonts w:ascii="Arial" w:eastAsia="Arial" w:hAnsi="Arial" w:cs="Arial"/>
+          <w:b/>
+          <w:kern w:val="0"/>
+          <w:sz w:val="22"/>
+          <w:szCs w:val="22"/>
           <w:highlight w:val="darkGray"/>
+          <w:lang w:val="en"/>
+          <w14:ligatures w14:val="none"/>
         </w:rPr>
         <w:t># Source</w:t>
       </w:r>
       <w:r>
         <w:rPr>
+          <w:rFonts w:ascii="Arial" w:eastAsia="Arial" w:hAnsi="Arial" w:cs="Arial"/>
+          <w:kern w:val="0"/>
+          <w:sz w:val="22"/>
+          <w:szCs w:val="22"/>
           <w:highlight w:val="darkGray"/>
+          <w:lang w:val="en"/>
+          <w14:ligatures w14:val="none"/>
         </w:rPr>
         <w:t xml:space="preserve">: </w:t>
       </w:r>
       <w:r>
         <w:rPr>
-          <w:b/>
+          <w:rFonts w:ascii="Arial" w:eastAsia="Arial" w:hAnsi="Arial" w:cs="Arial"/>
+          <w:b/>
+          <w:kern w:val="0"/>
+          <w:sz w:val="22"/>
+          <w:szCs w:val="22"/>
           <w:highlight w:val="darkGray"/>
-        </w:rPr>
-        <w:t>Chatgpt (GPT‑5 Mini) at [12/18/2025]</w:t>
-      </w:r>
-    </w:p>
-    <w:p>
-      <w:r>
-        <w:rPr>
+          <w:lang w:val="en"/>
+          <w14:ligatures w14:val="none"/>
+        </w:rPr>
+        <w:t>Chatgpt (GPT</w:t>
+      </w:r>
+      <w:r>
+        <w:rPr>
+          <w:rFonts w:ascii="Cambria Math" w:eastAsia="Arial" w:hAnsi="Cambria Math" w:cs="Cambria Math"/>
+          <w:b/>
+          <w:kern w:val="0"/>
+          <w:sz w:val="22"/>
+          <w:szCs w:val="22"/>
+          <w:highlight w:val="darkGray"/>
+          <w:lang w:val="en"/>
+          <w14:ligatures w14:val="none"/>
+        </w:rPr>
+        <w:t>‑</w:t>
+      </w:r>
+      <w:r>
+        <w:rPr>
+          <w:rFonts w:ascii="Arial" w:eastAsia="Arial" w:hAnsi="Arial" w:cs="Arial"/>
+          <w:b/>
+          <w:kern w:val="0"/>
+          <w:sz w:val="22"/>
+          <w:szCs w:val="22"/>
+          <w:highlight w:val="darkGray"/>
+          <w:lang w:val="en"/>
+          <w14:ligatures w14:val="none"/>
+        </w:rPr>
+        <w:t>5 Mini) at [12/18/2025]</w:t>
+      </w:r>
+    </w:p>
+    <w:p>
+      <w:pPr>
+        <w:spacing w:after="0" w:line="276" w:lineRule="auto"/>
+        <w:rPr>
+          <w:rFonts w:ascii="Arial" w:eastAsia="Arial" w:hAnsi="Arial" w:cs="Arial"/>
+          <w:kern w:val="0"/>
+          <w:sz w:val="22"/>
+          <w:szCs w:val="22"/>
+          <w:lang w:val="en"/>
+          <w14:ligatures w14:val="none"/>
+        </w:rPr>
+      </w:pPr>
+      <w:r>
+        <w:rPr>
+          <w:rFonts w:ascii="Arial" w:eastAsia="Arial" w:hAnsi="Arial" w:cs="Arial"/>
           <w:noProof/>
-        </w:rPr>
-        <w:lastRenderedPageBreak/>
+          <w:kern w:val="0"/>
+          <w:sz w:val="22"/>
+          <w:szCs w:val="22"/>
+          <w:lang w:val="en"/>
+          <w14:ligatures w14:val="none"/>
+        </w:rPr>
         <w:drawing>
-          <wp:inline distT="114300" distB="114300" distL="114300" distR="114300" wp14:anchorId="5847A68A" wp14:editId="4FCCD718">
+          <wp:inline distT="114300" distB="114300" distL="114300" distR="114300" wp14:anchorId="21CBC81E" wp14:editId="21C8EE28">
             <wp:extent cx="5943600" cy="1638300"/>
             <wp:effectExtent l="0" t="0" r="0" b="0"/>
             <wp:docPr id="4" name="image2.png"/>
@@ -4200,14 +7849,26 @@
           </w:tcPr>
           <w:p>
             <w:pPr>
+              <w:spacing w:after="0" w:line="276" w:lineRule="auto"/>
               <w:jc w:val="center"/>
+              <w:rPr>
+                <w:rFonts w:ascii="Arial" w:eastAsia="Arial" w:hAnsi="Arial" w:cs="Arial"/>
+                <w:kern w:val="0"/>
+                <w:sz w:val="22"/>
+                <w:szCs w:val="22"/>
+                <w:lang w:val="en"/>
+                <w14:ligatures w14:val="none"/>
+              </w:rPr>
             </w:pPr>
             <w:r>
               <w:rPr>
-                <w:rFonts w:ascii="Roboto Mono" w:eastAsia="Roboto Mono" w:hAnsi="Roboto Mono"/>
+                <w:rFonts w:ascii="Roboto Mono" w:eastAsia="Roboto Mono" w:hAnsi="Roboto Mono" w:cs="Arial"/>
                 <w:b/>
                 <w:bCs/>
-                <w:sz w:val="24"/>
+                <w:kern w:val="0"/>
+                <w:szCs w:val="22"/>
+                <w:lang w:val="en"/>
+                <w14:ligatures w14:val="none"/>
               </w:rPr>
               <w:t>Attribute</w:t>
             </w:r>
@@ -4231,14 +7892,26 @@
           </w:tcPr>
           <w:p>
             <w:pPr>
+              <w:spacing w:after="0" w:line="276" w:lineRule="auto"/>
               <w:jc w:val="center"/>
+              <w:rPr>
+                <w:rFonts w:ascii="Arial" w:eastAsia="Arial" w:hAnsi="Arial" w:cs="Arial"/>
+                <w:kern w:val="0"/>
+                <w:sz w:val="22"/>
+                <w:szCs w:val="22"/>
+                <w:lang w:val="en"/>
+                <w14:ligatures w14:val="none"/>
+              </w:rPr>
             </w:pPr>
             <w:r>
               <w:rPr>
-                <w:rFonts w:ascii="Roboto Mono" w:eastAsia="Roboto Mono" w:hAnsi="Roboto Mono"/>
+                <w:rFonts w:ascii="Roboto Mono" w:eastAsia="Roboto Mono" w:hAnsi="Roboto Mono" w:cs="Arial"/>
                 <w:b/>
                 <w:bCs/>
-                <w:sz w:val="24"/>
+                <w:kern w:val="0"/>
+                <w:szCs w:val="22"/>
+                <w:lang w:val="en"/>
+                <w14:ligatures w14:val="none"/>
               </w:rPr>
               <w:t>Mesh Topology</w:t>
             </w:r>
@@ -4266,12 +7939,26 @@
             </w:tcMar>
           </w:tcPr>
           <w:p>
-            <w:r>
-              <w:rPr>
-                <w:rFonts w:ascii="Roboto Mono" w:eastAsia="Roboto Mono" w:hAnsi="Roboto Mono"/>
+            <w:pPr>
+              <w:spacing w:after="0" w:line="276" w:lineRule="auto"/>
+              <w:rPr>
+                <w:rFonts w:ascii="Arial" w:eastAsia="Arial" w:hAnsi="Arial" w:cs="Arial"/>
+                <w:kern w:val="0"/>
+                <w:sz w:val="22"/>
+                <w:szCs w:val="22"/>
+                <w:lang w:val="en"/>
+                <w14:ligatures w14:val="none"/>
+              </w:rPr>
+            </w:pPr>
+            <w:r>
+              <w:rPr>
+                <w:rFonts w:ascii="Roboto Mono" w:eastAsia="Roboto Mono" w:hAnsi="Roboto Mono" w:cs="Arial"/>
                 <w:b/>
                 <w:bCs/>
-                <w:sz w:val="24"/>
+                <w:kern w:val="0"/>
+                <w:szCs w:val="22"/>
+                <w:lang w:val="en"/>
+                <w14:ligatures w14:val="none"/>
               </w:rPr>
               <w:t>Design</w:t>
             </w:r>
@@ -4294,10 +7981,24 @@
             </w:tcMar>
           </w:tcPr>
           <w:p>
-            <w:r>
-              <w:rPr>
-                <w:rFonts w:ascii="Roboto Mono" w:eastAsia="Roboto Mono" w:hAnsi="Roboto Mono"/>
-                <w:sz w:val="24"/>
+            <w:pPr>
+              <w:spacing w:after="0" w:line="276" w:lineRule="auto"/>
+              <w:rPr>
+                <w:rFonts w:ascii="Arial" w:eastAsia="Arial" w:hAnsi="Arial" w:cs="Arial"/>
+                <w:kern w:val="0"/>
+                <w:sz w:val="22"/>
+                <w:szCs w:val="22"/>
+                <w:lang w:val="en"/>
+                <w14:ligatures w14:val="none"/>
+              </w:rPr>
+            </w:pPr>
+            <w:r>
+              <w:rPr>
+                <w:rFonts w:ascii="Roboto Mono" w:eastAsia="Roboto Mono" w:hAnsi="Roboto Mono" w:cs="Arial"/>
+                <w:kern w:val="0"/>
+                <w:szCs w:val="22"/>
+                <w:lang w:val="en"/>
+                <w14:ligatures w14:val="none"/>
               </w:rPr>
               <w:t>Devices interconnected (fully or partially)</w:t>
             </w:r>
@@ -4325,12 +8026,26 @@
             </w:tcMar>
           </w:tcPr>
           <w:p>
-            <w:r>
-              <w:rPr>
-                <w:rFonts w:ascii="Roboto Mono" w:eastAsia="Roboto Mono" w:hAnsi="Roboto Mono"/>
+            <w:pPr>
+              <w:spacing w:after="0" w:line="276" w:lineRule="auto"/>
+              <w:rPr>
+                <w:rFonts w:ascii="Arial" w:eastAsia="Arial" w:hAnsi="Arial" w:cs="Arial"/>
+                <w:kern w:val="0"/>
+                <w:sz w:val="22"/>
+                <w:szCs w:val="22"/>
+                <w:lang w:val="en"/>
+                <w14:ligatures w14:val="none"/>
+              </w:rPr>
+            </w:pPr>
+            <w:r>
+              <w:rPr>
+                <w:rFonts w:ascii="Roboto Mono" w:eastAsia="Roboto Mono" w:hAnsi="Roboto Mono" w:cs="Arial"/>
                 <w:b/>
                 <w:bCs/>
-                <w:sz w:val="24"/>
+                <w:kern w:val="0"/>
+                <w:szCs w:val="22"/>
+                <w:lang w:val="en"/>
+                <w14:ligatures w14:val="none"/>
               </w:rPr>
               <w:t>Best For</w:t>
             </w:r>
@@ -4353,10 +8068,24 @@
             </w:tcMar>
           </w:tcPr>
           <w:p>
-            <w:r>
-              <w:rPr>
-                <w:rFonts w:ascii="Roboto Mono" w:eastAsia="Roboto Mono" w:hAnsi="Roboto Mono"/>
-                <w:sz w:val="24"/>
+            <w:pPr>
+              <w:spacing w:after="0" w:line="276" w:lineRule="auto"/>
+              <w:rPr>
+                <w:rFonts w:ascii="Arial" w:eastAsia="Arial" w:hAnsi="Arial" w:cs="Arial"/>
+                <w:kern w:val="0"/>
+                <w:sz w:val="22"/>
+                <w:szCs w:val="22"/>
+                <w:lang w:val="en"/>
+                <w14:ligatures w14:val="none"/>
+              </w:rPr>
+            </w:pPr>
+            <w:r>
+              <w:rPr>
+                <w:rFonts w:ascii="Roboto Mono" w:eastAsia="Roboto Mono" w:hAnsi="Roboto Mono" w:cs="Arial"/>
+                <w:kern w:val="0"/>
+                <w:szCs w:val="22"/>
+                <w:lang w:val="en"/>
+                <w14:ligatures w14:val="none"/>
               </w:rPr>
               <w:t>High-availability, critical applications</w:t>
             </w:r>
@@ -4384,12 +8113,26 @@
             </w:tcMar>
           </w:tcPr>
           <w:p>
-            <w:r>
-              <w:rPr>
-                <w:rFonts w:ascii="Roboto Mono" w:eastAsia="Roboto Mono" w:hAnsi="Roboto Mono"/>
+            <w:pPr>
+              <w:spacing w:after="0" w:line="276" w:lineRule="auto"/>
+              <w:rPr>
+                <w:rFonts w:ascii="Arial" w:eastAsia="Arial" w:hAnsi="Arial" w:cs="Arial"/>
+                <w:kern w:val="0"/>
+                <w:sz w:val="22"/>
+                <w:szCs w:val="22"/>
+                <w:lang w:val="en"/>
+                <w14:ligatures w14:val="none"/>
+              </w:rPr>
+            </w:pPr>
+            <w:r>
+              <w:rPr>
+                <w:rFonts w:ascii="Roboto Mono" w:eastAsia="Roboto Mono" w:hAnsi="Roboto Mono" w:cs="Arial"/>
                 <w:b/>
                 <w:bCs/>
-                <w:sz w:val="24"/>
+                <w:kern w:val="0"/>
+                <w:szCs w:val="22"/>
+                <w:lang w:val="en"/>
+                <w14:ligatures w14:val="none"/>
               </w:rPr>
               <w:t>Pros</w:t>
             </w:r>
@@ -4412,10 +8155,24 @@
             </w:tcMar>
           </w:tcPr>
           <w:p>
-            <w:r>
-              <w:rPr>
-                <w:rFonts w:ascii="Roboto Mono" w:eastAsia="Roboto Mono" w:hAnsi="Roboto Mono"/>
-                <w:sz w:val="24"/>
+            <w:pPr>
+              <w:spacing w:after="0" w:line="276" w:lineRule="auto"/>
+              <w:rPr>
+                <w:rFonts w:ascii="Arial" w:eastAsia="Arial" w:hAnsi="Arial" w:cs="Arial"/>
+                <w:kern w:val="0"/>
+                <w:sz w:val="22"/>
+                <w:szCs w:val="22"/>
+                <w:lang w:val="en"/>
+                <w14:ligatures w14:val="none"/>
+              </w:rPr>
+            </w:pPr>
+            <w:r>
+              <w:rPr>
+                <w:rFonts w:ascii="Roboto Mono" w:eastAsia="Roboto Mono" w:hAnsi="Roboto Mono" w:cs="Arial"/>
+                <w:kern w:val="0"/>
+                <w:szCs w:val="22"/>
+                <w:lang w:val="en"/>
+                <w14:ligatures w14:val="none"/>
               </w:rPr>
               <w:t>Redundant, reliable, fast</w:t>
             </w:r>
@@ -4443,12 +8200,26 @@
             </w:tcMar>
           </w:tcPr>
           <w:p>
-            <w:r>
-              <w:rPr>
-                <w:rFonts w:ascii="Roboto Mono" w:eastAsia="Roboto Mono" w:hAnsi="Roboto Mono"/>
+            <w:pPr>
+              <w:spacing w:after="0" w:line="276" w:lineRule="auto"/>
+              <w:rPr>
+                <w:rFonts w:ascii="Arial" w:eastAsia="Arial" w:hAnsi="Arial" w:cs="Arial"/>
+                <w:kern w:val="0"/>
+                <w:sz w:val="22"/>
+                <w:szCs w:val="22"/>
+                <w:lang w:val="en"/>
+                <w14:ligatures w14:val="none"/>
+              </w:rPr>
+            </w:pPr>
+            <w:r>
+              <w:rPr>
+                <w:rFonts w:ascii="Roboto Mono" w:eastAsia="Roboto Mono" w:hAnsi="Roboto Mono" w:cs="Arial"/>
                 <w:b/>
                 <w:bCs/>
-                <w:sz w:val="24"/>
+                <w:kern w:val="0"/>
+                <w:szCs w:val="22"/>
+                <w:lang w:val="en"/>
+                <w14:ligatures w14:val="none"/>
               </w:rPr>
               <w:t>Cons</w:t>
             </w:r>
@@ -4471,10 +8242,24 @@
             </w:tcMar>
           </w:tcPr>
           <w:p>
-            <w:r>
-              <w:rPr>
-                <w:rFonts w:ascii="Roboto Mono" w:eastAsia="Roboto Mono" w:hAnsi="Roboto Mono"/>
-                <w:sz w:val="24"/>
+            <w:pPr>
+              <w:spacing w:after="0" w:line="276" w:lineRule="auto"/>
+              <w:rPr>
+                <w:rFonts w:ascii="Arial" w:eastAsia="Arial" w:hAnsi="Arial" w:cs="Arial"/>
+                <w:kern w:val="0"/>
+                <w:sz w:val="22"/>
+                <w:szCs w:val="22"/>
+                <w:lang w:val="en"/>
+                <w14:ligatures w14:val="none"/>
+              </w:rPr>
+            </w:pPr>
+            <w:r>
+              <w:rPr>
+                <w:rFonts w:ascii="Roboto Mono" w:eastAsia="Roboto Mono" w:hAnsi="Roboto Mono" w:cs="Arial"/>
+                <w:kern w:val="0"/>
+                <w:szCs w:val="22"/>
+                <w:lang w:val="en"/>
+                <w14:ligatures w14:val="none"/>
               </w:rPr>
               <w:t>Expensive, complex, hard to scale</w:t>
             </w:r>
@@ -4483,22 +8268,69 @@
       </w:tr>
     </w:tbl>
     <w:p>
-      <w:r>
-        <w:rPr>
-          <w:rFonts w:ascii="Roboto Mono" w:eastAsia="Roboto Mono" w:hAnsi="Roboto Mono"/>
-          <w:sz w:val="24"/>
-        </w:rPr>
-        <w:pict w14:anchorId="2964053C">
+      <w:pPr>
+        <w:spacing w:after="0" w:line="276" w:lineRule="auto"/>
+        <w:rPr>
+          <w:rFonts w:ascii="Arial" w:eastAsia="Arial" w:hAnsi="Arial" w:cs="Arial"/>
+          <w:kern w:val="0"/>
+          <w:sz w:val="22"/>
+          <w:szCs w:val="22"/>
+          <w:lang w:val="en"/>
+          <w14:ligatures w14:val="none"/>
+        </w:rPr>
+      </w:pPr>
+      <w:r>
+        <w:rPr>
+          <w:rFonts w:ascii="Roboto Mono" w:eastAsia="Roboto Mono" w:hAnsi="Roboto Mono" w:cs="Arial"/>
+          <w:kern w:val="0"/>
+          <w:szCs w:val="22"/>
+          <w:lang w:val="en"/>
+          <w14:ligatures w14:val="none"/>
+        </w:rPr>
+        <w:pict w14:anchorId="56CD8475">
           <v:rect id="_x0000_i1039" style="width:0;height:1.5pt" o:hralign="center" o:hrstd="t" o:hr="t" fillcolor="#a0a0a0" stroked="f"/>
         </w:pict>
       </w:r>
     </w:p>
     <w:p>
       <w:pPr>
-        <w:spacing w:before="240" w:after="240"/>
-      </w:pPr>
-    </w:p>
-    <w:p/>
+        <w:spacing w:before="240" w:after="240" w:line="276" w:lineRule="auto"/>
+        <w:rPr>
+          <w:rFonts w:ascii="Arial" w:eastAsia="Arial" w:hAnsi="Arial" w:cs="Arial"/>
+          <w:kern w:val="0"/>
+          <w:sz w:val="22"/>
+          <w:szCs w:val="22"/>
+          <w:lang w:val="en"/>
+          <w14:ligatures w14:val="none"/>
+        </w:rPr>
+      </w:pPr>
+    </w:p>
+    <w:p>
+      <w:pPr>
+        <w:spacing w:after="0" w:line="276" w:lineRule="auto"/>
+        <w:rPr>
+          <w:rFonts w:ascii="Arial" w:eastAsia="Arial" w:hAnsi="Arial" w:cs="Arial"/>
+          <w:kern w:val="0"/>
+          <w:sz w:val="22"/>
+          <w:szCs w:val="22"/>
+          <w:lang w:val="en"/>
+          <w14:ligatures w14:val="none"/>
+        </w:rPr>
+      </w:pPr>
+    </w:p>
+    <w:p>
+      <w:pPr>
+        <w:spacing w:after="0" w:line="276" w:lineRule="auto"/>
+        <w:rPr>
+          <w:rFonts w:ascii="Arial" w:eastAsia="Arial" w:hAnsi="Arial" w:cs="Arial"/>
+          <w:kern w:val="0"/>
+          <w:sz w:val="22"/>
+          <w:szCs w:val="22"/>
+          <w:lang w:val="en"/>
+          <w14:ligatures w14:val="none"/>
+        </w:rPr>
+      </w:pPr>
+    </w:p>
     <w:p/>
     <w:sectPr>
       <w:pgSz w:w="12240" w:h="15840"/>
@@ -5031,18 +8863,6 @@
   <w:style w:type="paragraph" w:default="1" w:styleId="Normal">
     <w:name w:val="Normal"/>
     <w:qFormat/>
-    <w:rsid w:val="00C24114"/>
-    <w:pPr>
-      <w:spacing w:after="0" w:line="276" w:lineRule="auto"/>
-    </w:pPr>
-    <w:rPr>
-      <w:rFonts w:ascii="Arial" w:eastAsia="Arial" w:hAnsi="Arial" w:cs="Arial"/>
-      <w:kern w:val="0"/>
-      <w:sz w:val="22"/>
-      <w:szCs w:val="22"/>
-      <w:lang w:val="en"/>
-      <w14:ligatures w14:val="none"/>
-    </w:rPr>
   </w:style>
   <w:style w:type="paragraph" w:styleId="Heading1">
     <w:name w:val="heading 1"/>
@@ -5051,7 +8871,7 @@
     <w:link w:val="Heading1Char"/>
     <w:uiPriority w:val="9"/>
     <w:qFormat/>
-    <w:rsid w:val="002F50BF"/>
+    <w:rsid w:val="00A244D5"/>
     <w:pPr>
       <w:keepNext/>
       <w:keepLines/>
@@ -5071,9 +8891,10 @@
     <w:next w:val="Normal"/>
     <w:link w:val="Heading2Char"/>
     <w:uiPriority w:val="9"/>
+    <w:semiHidden/>
     <w:unhideWhenUsed/>
     <w:qFormat/>
-    <w:rsid w:val="002F50BF"/>
+    <w:rsid w:val="00A244D5"/>
     <w:pPr>
       <w:keepNext/>
       <w:keepLines/>
@@ -5093,9 +8914,10 @@
     <w:next w:val="Normal"/>
     <w:link w:val="Heading3Char"/>
     <w:uiPriority w:val="9"/>
+    <w:semiHidden/>
     <w:unhideWhenUsed/>
     <w:qFormat/>
-    <w:rsid w:val="002F50BF"/>
+    <w:rsid w:val="00A244D5"/>
     <w:pPr>
       <w:keepNext/>
       <w:keepLines/>
@@ -5118,7 +8940,7 @@
     <w:semiHidden/>
     <w:unhideWhenUsed/>
     <w:qFormat/>
-    <w:rsid w:val="002F50BF"/>
+    <w:rsid w:val="00A244D5"/>
     <w:pPr>
       <w:keepNext/>
       <w:keepLines/>
@@ -5141,7 +8963,7 @@
     <w:semiHidden/>
     <w:unhideWhenUsed/>
     <w:qFormat/>
-    <w:rsid w:val="002F50BF"/>
+    <w:rsid w:val="00A244D5"/>
     <w:pPr>
       <w:keepNext/>
       <w:keepLines/>
@@ -5162,11 +8984,11 @@
     <w:semiHidden/>
     <w:unhideWhenUsed/>
     <w:qFormat/>
-    <w:rsid w:val="002F50BF"/>
+    <w:rsid w:val="00A244D5"/>
     <w:pPr>
       <w:keepNext/>
       <w:keepLines/>
-      <w:spacing w:before="40"/>
+      <w:spacing w:before="40" w:after="0"/>
       <w:outlineLvl w:val="5"/>
     </w:pPr>
     <w:rPr>
@@ -5185,11 +9007,11 @@
     <w:semiHidden/>
     <w:unhideWhenUsed/>
     <w:qFormat/>
-    <w:rsid w:val="002F50BF"/>
+    <w:rsid w:val="00A244D5"/>
     <w:pPr>
       <w:keepNext/>
       <w:keepLines/>
-      <w:spacing w:before="40"/>
+      <w:spacing w:before="40" w:after="0"/>
       <w:outlineLvl w:val="6"/>
     </w:pPr>
     <w:rPr>
@@ -5206,10 +9028,11 @@
     <w:semiHidden/>
     <w:unhideWhenUsed/>
     <w:qFormat/>
-    <w:rsid w:val="002F50BF"/>
+    <w:rsid w:val="00A244D5"/>
     <w:pPr>
       <w:keepNext/>
       <w:keepLines/>
+      <w:spacing w:after="0"/>
       <w:outlineLvl w:val="7"/>
     </w:pPr>
     <w:rPr>
@@ -5228,10 +9051,11 @@
     <w:semiHidden/>
     <w:unhideWhenUsed/>
     <w:qFormat/>
-    <w:rsid w:val="002F50BF"/>
+    <w:rsid w:val="00A244D5"/>
     <w:pPr>
       <w:keepNext/>
       <w:keepLines/>
+      <w:spacing w:after="0"/>
       <w:outlineLvl w:val="8"/>
     </w:pPr>
     <w:rPr>
@@ -5271,7 +9095,7 @@
     <w:basedOn w:val="DefaultParagraphFont"/>
     <w:link w:val="Heading1"/>
     <w:uiPriority w:val="9"/>
-    <w:rsid w:val="002F50BF"/>
+    <w:rsid w:val="00A244D5"/>
     <w:rPr>
       <w:rFonts w:asciiTheme="majorHAnsi" w:eastAsiaTheme="majorEastAsia" w:hAnsiTheme="majorHAnsi" w:cstheme="majorBidi"/>
       <w:color w:val="2F5496" w:themeColor="accent1" w:themeShade="BF"/>
@@ -5284,7 +9108,8 @@
     <w:basedOn w:val="DefaultParagraphFont"/>
     <w:link w:val="Heading2"/>
     <w:uiPriority w:val="9"/>
-    <w:rsid w:val="002F50BF"/>
+    <w:semiHidden/>
+    <w:rsid w:val="00A244D5"/>
     <w:rPr>
       <w:rFonts w:asciiTheme="majorHAnsi" w:eastAsiaTheme="majorEastAsia" w:hAnsiTheme="majorHAnsi" w:cstheme="majorBidi"/>
       <w:color w:val="2F5496" w:themeColor="accent1" w:themeShade="BF"/>
@@ -5297,7 +9122,8 @@
     <w:basedOn w:val="DefaultParagraphFont"/>
     <w:link w:val="Heading3"/>
     <w:uiPriority w:val="9"/>
-    <w:rsid w:val="002F50BF"/>
+    <w:semiHidden/>
+    <w:rsid w:val="00A244D5"/>
     <w:rPr>
       <w:rFonts w:eastAsiaTheme="majorEastAsia" w:cstheme="majorBidi"/>
       <w:color w:val="2F5496" w:themeColor="accent1" w:themeShade="BF"/>
@@ -5311,7 +9137,7 @@
     <w:link w:val="Heading4"/>
     <w:uiPriority w:val="9"/>
     <w:semiHidden/>
-    <w:rsid w:val="002F50BF"/>
+    <w:rsid w:val="00A244D5"/>
     <w:rPr>
       <w:rFonts w:eastAsiaTheme="majorEastAsia" w:cstheme="majorBidi"/>
       <w:i/>
@@ -5325,7 +9151,7 @@
     <w:link w:val="Heading5"/>
     <w:uiPriority w:val="9"/>
     <w:semiHidden/>
-    <w:rsid w:val="002F50BF"/>
+    <w:rsid w:val="00A244D5"/>
     <w:rPr>
       <w:rFonts w:eastAsiaTheme="majorEastAsia" w:cstheme="majorBidi"/>
       <w:color w:val="2F5496" w:themeColor="accent1" w:themeShade="BF"/>
@@ -5337,7 +9163,7 @@
     <w:link w:val="Heading6"/>
     <w:uiPriority w:val="9"/>
     <w:semiHidden/>
-    <w:rsid w:val="002F50BF"/>
+    <w:rsid w:val="00A244D5"/>
     <w:rPr>
       <w:rFonts w:eastAsiaTheme="majorEastAsia" w:cstheme="majorBidi"/>
       <w:i/>
@@ -5351,7 +9177,7 @@
     <w:link w:val="Heading7"/>
     <w:uiPriority w:val="9"/>
     <w:semiHidden/>
-    <w:rsid w:val="002F50BF"/>
+    <w:rsid w:val="00A244D5"/>
     <w:rPr>
       <w:rFonts w:eastAsiaTheme="majorEastAsia" w:cstheme="majorBidi"/>
       <w:color w:val="595959" w:themeColor="text1" w:themeTint="A6"/>
@@ -5363,7 +9189,7 @@
     <w:link w:val="Heading8"/>
     <w:uiPriority w:val="9"/>
     <w:semiHidden/>
-    <w:rsid w:val="002F50BF"/>
+    <w:rsid w:val="00A244D5"/>
     <w:rPr>
       <w:rFonts w:eastAsiaTheme="majorEastAsia" w:cstheme="majorBidi"/>
       <w:i/>
@@ -5377,7 +9203,7 @@
     <w:link w:val="Heading9"/>
     <w:uiPriority w:val="9"/>
     <w:semiHidden/>
-    <w:rsid w:val="002F50BF"/>
+    <w:rsid w:val="00A244D5"/>
     <w:rPr>
       <w:rFonts w:eastAsiaTheme="majorEastAsia" w:cstheme="majorBidi"/>
       <w:color w:val="272727" w:themeColor="text1" w:themeTint="D8"/>
@@ -5390,7 +9216,7 @@
     <w:link w:val="TitleChar"/>
     <w:uiPriority w:val="10"/>
     <w:qFormat/>
-    <w:rsid w:val="002F50BF"/>
+    <w:rsid w:val="00A244D5"/>
     <w:pPr>
       <w:spacing w:after="80" w:line="240" w:lineRule="auto"/>
       <w:contextualSpacing/>
@@ -5408,7 +9234,7 @@
     <w:basedOn w:val="DefaultParagraphFont"/>
     <w:link w:val="Title"/>
     <w:uiPriority w:val="10"/>
-    <w:rsid w:val="002F50BF"/>
+    <w:rsid w:val="00A244D5"/>
     <w:rPr>
       <w:rFonts w:asciiTheme="majorHAnsi" w:eastAsiaTheme="majorEastAsia" w:hAnsiTheme="majorHAnsi" w:cstheme="majorBidi"/>
       <w:spacing w:val="-10"/>
@@ -5424,7 +9250,7 @@
     <w:link w:val="SubtitleChar"/>
     <w:uiPriority w:val="11"/>
     <w:qFormat/>
-    <w:rsid w:val="002F50BF"/>
+    <w:rsid w:val="00A244D5"/>
     <w:pPr>
       <w:numPr>
         <w:ilvl w:val="1"/>
@@ -5443,7 +9269,7 @@
     <w:basedOn w:val="DefaultParagraphFont"/>
     <w:link w:val="Subtitle"/>
     <w:uiPriority w:val="11"/>
-    <w:rsid w:val="002F50BF"/>
+    <w:rsid w:val="00A244D5"/>
     <w:rPr>
       <w:rFonts w:eastAsiaTheme="majorEastAsia" w:cstheme="majorBidi"/>
       <w:color w:val="595959" w:themeColor="text1" w:themeTint="A6"/>
@@ -5459,7 +9285,7 @@
     <w:link w:val="QuoteChar"/>
     <w:uiPriority w:val="29"/>
     <w:qFormat/>
-    <w:rsid w:val="002F50BF"/>
+    <w:rsid w:val="00A244D5"/>
     <w:pPr>
       <w:spacing w:before="160"/>
       <w:jc w:val="center"/>
@@ -5475,7 +9301,7 @@
     <w:basedOn w:val="DefaultParagraphFont"/>
     <w:link w:val="Quote"/>
     <w:uiPriority w:val="29"/>
-    <w:rsid w:val="002F50BF"/>
+    <w:rsid w:val="00A244D5"/>
     <w:rPr>
       <w:i/>
       <w:iCs/>
@@ -5487,7 +9313,7 @@
     <w:basedOn w:val="Normal"/>
     <w:uiPriority w:val="34"/>
     <w:qFormat/>
-    <w:rsid w:val="002F50BF"/>
+    <w:rsid w:val="00A244D5"/>
     <w:pPr>
       <w:ind w:left="720"/>
       <w:contextualSpacing/>
@@ -5498,7 +9324,7 @@
     <w:basedOn w:val="DefaultParagraphFont"/>
     <w:uiPriority w:val="21"/>
     <w:qFormat/>
-    <w:rsid w:val="002F50BF"/>
+    <w:rsid w:val="00A244D5"/>
     <w:rPr>
       <w:i/>
       <w:iCs/>
@@ -5512,7 +9338,7 @@
     <w:link w:val="IntenseQuoteChar"/>
     <w:uiPriority w:val="30"/>
     <w:qFormat/>
-    <w:rsid w:val="002F50BF"/>
+    <w:rsid w:val="00A244D5"/>
     <w:pPr>
       <w:pBdr>
         <w:top w:val="single" w:sz="4" w:space="10" w:color="2F5496" w:themeColor="accent1" w:themeShade="BF"/>
@@ -5533,7 +9359,7 @@
     <w:basedOn w:val="DefaultParagraphFont"/>
     <w:link w:val="IntenseQuote"/>
     <w:uiPriority w:val="30"/>
-    <w:rsid w:val="002F50BF"/>
+    <w:rsid w:val="00A244D5"/>
     <w:rPr>
       <w:i/>
       <w:iCs/>
@@ -5545,7 +9371,7 @@
     <w:basedOn w:val="DefaultParagraphFont"/>
     <w:uiPriority w:val="32"/>
     <w:qFormat/>
-    <w:rsid w:val="002F50BF"/>
+    <w:rsid w:val="00A244D5"/>
     <w:rPr>
       <w:b/>
       <w:bCs/>

--- a/Knowledge/3-Work knowledge/1-Software Engineering/1-Software Engineering Fundamentals/5-My Source/3-Network Topologies/6-Mesh Topology.docx
+++ b/Knowledge/3-Work knowledge/1-Software Engineering/1-Software Engineering Fundamentals/5-My Source/3-Network Topologies/6-Mesh Topology.docx
@@ -4,74 +4,39 @@
   <w:body>
     <w:p>
       <w:pPr>
-        <w:keepNext/>
-        <w:keepLines/>
-        <w:spacing w:before="360" w:after="80" w:line="276" w:lineRule="auto"/>
-        <w:outlineLvl w:val="0"/>
-        <w:rPr>
-          <w:rFonts w:asciiTheme="majorHAnsi" w:eastAsiaTheme="majorEastAsia" w:hAnsiTheme="majorHAnsi" w:cstheme="majorBidi"/>
-          <w:color w:val="2F5496" w:themeColor="accent1" w:themeShade="BF"/>
-          <w:kern w:val="0"/>
-          <w:sz w:val="40"/>
-          <w:szCs w:val="40"/>
-          <w:lang w:val="en"/>
-          <w14:ligatures w14:val="none"/>
+        <w:pStyle w:val="Heading1"/>
+        <w:rPr>
+          <w:lang w:val="en"/>
         </w:rPr>
       </w:pPr>
       <w:bookmarkStart w:id="0" w:name="_mi7hezmvbl9j" w:colFirst="0" w:colLast="0"/>
       <w:bookmarkEnd w:id="0"/>
       <w:r>
         <w:rPr>
-          <w:rFonts w:asciiTheme="majorHAnsi" w:eastAsiaTheme="majorEastAsia" w:hAnsiTheme="majorHAnsi" w:cstheme="majorBidi"/>
-          <w:color w:val="2F5496" w:themeColor="accent1" w:themeShade="BF"/>
-          <w:kern w:val="0"/>
-          <w:sz w:val="40"/>
-          <w:szCs w:val="40"/>
-          <w:lang w:val="en"/>
-          <w14:ligatures w14:val="none"/>
+          <w:lang w:val="en"/>
         </w:rPr>
         <w:t>Mesh Topology</w:t>
       </w:r>
     </w:p>
     <w:p>
       <w:pPr>
-        <w:keepNext/>
-        <w:keepLines/>
-        <w:spacing w:before="160" w:after="80" w:line="276" w:lineRule="auto"/>
-        <w:outlineLvl w:val="1"/>
-        <w:rPr>
-          <w:rFonts w:asciiTheme="majorHAnsi" w:eastAsiaTheme="majorEastAsia" w:hAnsiTheme="majorHAnsi" w:cstheme="majorBidi"/>
-          <w:color w:val="2F5496" w:themeColor="accent1" w:themeShade="BF"/>
-          <w:kern w:val="0"/>
-          <w:sz w:val="32"/>
-          <w:szCs w:val="32"/>
-          <w:lang w:val="en"/>
-          <w14:ligatures w14:val="none"/>
+        <w:pStyle w:val="Heading2"/>
+        <w:rPr>
+          <w:lang w:val="en"/>
         </w:rPr>
       </w:pPr>
       <w:bookmarkStart w:id="1" w:name="_t7ls1tjt1dxs" w:colFirst="0" w:colLast="0"/>
       <w:bookmarkEnd w:id="1"/>
       <w:r>
         <w:rPr>
-          <w:rFonts w:ascii="Segoe UI Emoji" w:eastAsiaTheme="majorEastAsia" w:hAnsi="Segoe UI Emoji" w:cs="Segoe UI Emoji"/>
-          <w:color w:val="2F5496" w:themeColor="accent1" w:themeShade="BF"/>
-          <w:kern w:val="0"/>
-          <w:sz w:val="32"/>
-          <w:szCs w:val="32"/>
-          <w:lang w:val="en"/>
-          <w14:ligatures w14:val="none"/>
+          <w:rFonts w:ascii="Segoe UI Emoji" w:hAnsi="Segoe UI Emoji" w:cs="Segoe UI Emoji"/>
+          <w:lang w:val="en"/>
         </w:rPr>
         <w:t>🕸️</w:t>
       </w:r>
       <w:r>
         <w:rPr>
-          <w:rFonts w:asciiTheme="majorHAnsi" w:eastAsiaTheme="majorEastAsia" w:hAnsiTheme="majorHAnsi" w:cstheme="majorBidi"/>
-          <w:color w:val="2F5496" w:themeColor="accent1" w:themeShade="BF"/>
-          <w:kern w:val="0"/>
-          <w:sz w:val="32"/>
-          <w:szCs w:val="32"/>
-          <w:lang w:val="en"/>
-          <w14:ligatures w14:val="none"/>
+          <w:lang w:val="en"/>
         </w:rPr>
         <w:t xml:space="preserve"> What Is a Mesh Topology?</w:t>
       </w:r>
@@ -113,18 +78,33 @@
         </w:rPr>
         <w:t xml:space="preserve">: </w:t>
       </w:r>
-      <w:r>
-        <w:rPr>
-          <w:rFonts w:ascii="Arial" w:eastAsia="Arial" w:hAnsi="Arial" w:cs="Arial"/>
-          <w:b/>
-          <w:kern w:val="0"/>
-          <w:sz w:val="22"/>
-          <w:szCs w:val="22"/>
-          <w:highlight w:val="darkGray"/>
-          <w:lang w:val="en"/>
-          <w14:ligatures w14:val="none"/>
-        </w:rPr>
-        <w:t>Chatgpt (GPT</w:t>
+      <w:proofErr w:type="spellStart"/>
+      <w:r>
+        <w:rPr>
+          <w:rFonts w:ascii="Arial" w:eastAsia="Arial" w:hAnsi="Arial" w:cs="Arial"/>
+          <w:b/>
+          <w:kern w:val="0"/>
+          <w:sz w:val="22"/>
+          <w:szCs w:val="22"/>
+          <w:highlight w:val="darkGray"/>
+          <w:lang w:val="en"/>
+          <w14:ligatures w14:val="none"/>
+        </w:rPr>
+        <w:t>Chatgpt</w:t>
+      </w:r>
+      <w:proofErr w:type="spellEnd"/>
+      <w:r>
+        <w:rPr>
+          <w:rFonts w:ascii="Arial" w:eastAsia="Arial" w:hAnsi="Arial" w:cs="Arial"/>
+          <w:b/>
+          <w:kern w:val="0"/>
+          <w:sz w:val="22"/>
+          <w:szCs w:val="22"/>
+          <w:highlight w:val="darkGray"/>
+          <w:lang w:val="en"/>
+          <w14:ligatures w14:val="none"/>
+        </w:rPr>
+        <w:t xml:space="preserve"> (GPT</w:t>
       </w:r>
       <w:r>
         <w:rPr>
@@ -301,31 +281,16 @@
     </w:p>
     <w:p>
       <w:pPr>
-        <w:keepNext/>
-        <w:keepLines/>
-        <w:spacing w:before="160" w:after="80" w:line="276" w:lineRule="auto"/>
-        <w:outlineLvl w:val="1"/>
-        <w:rPr>
-          <w:rFonts w:asciiTheme="majorHAnsi" w:eastAsiaTheme="majorEastAsia" w:hAnsiTheme="majorHAnsi" w:cstheme="majorBidi"/>
-          <w:color w:val="2F5496" w:themeColor="accent1" w:themeShade="BF"/>
-          <w:kern w:val="0"/>
-          <w:sz w:val="32"/>
-          <w:szCs w:val="32"/>
-          <w:lang w:val="en"/>
-          <w14:ligatures w14:val="none"/>
+        <w:pStyle w:val="Heading2"/>
+        <w:rPr>
+          <w:lang w:val="en"/>
         </w:rPr>
       </w:pPr>
       <w:bookmarkStart w:id="2" w:name="_7o3cdbyx278n" w:colFirst="0" w:colLast="0"/>
       <w:bookmarkEnd w:id="2"/>
       <w:r>
         <w:rPr>
-          <w:rFonts w:asciiTheme="majorHAnsi" w:eastAsiaTheme="majorEastAsia" w:hAnsiTheme="majorHAnsi" w:cstheme="majorBidi"/>
-          <w:color w:val="2F5496" w:themeColor="accent1" w:themeShade="BF"/>
-          <w:kern w:val="0"/>
-          <w:sz w:val="32"/>
-          <w:szCs w:val="32"/>
-          <w:lang w:val="en"/>
-          <w14:ligatures w14:val="none"/>
+          <w:lang w:val="en"/>
         </w:rPr>
         <w:t>What Is a Web-like Structure</w:t>
       </w:r>
@@ -367,18 +332,33 @@
         </w:rPr>
         <w:t xml:space="preserve">: </w:t>
       </w:r>
-      <w:r>
-        <w:rPr>
-          <w:rFonts w:ascii="Arial" w:eastAsia="Arial" w:hAnsi="Arial" w:cs="Arial"/>
-          <w:b/>
-          <w:kern w:val="0"/>
-          <w:sz w:val="22"/>
-          <w:szCs w:val="22"/>
-          <w:highlight w:val="darkGray"/>
-          <w:lang w:val="en"/>
-          <w14:ligatures w14:val="none"/>
-        </w:rPr>
-        <w:t>Chatgpt (GPT</w:t>
+      <w:proofErr w:type="spellStart"/>
+      <w:r>
+        <w:rPr>
+          <w:rFonts w:ascii="Arial" w:eastAsia="Arial" w:hAnsi="Arial" w:cs="Arial"/>
+          <w:b/>
+          <w:kern w:val="0"/>
+          <w:sz w:val="22"/>
+          <w:szCs w:val="22"/>
+          <w:highlight w:val="darkGray"/>
+          <w:lang w:val="en"/>
+          <w14:ligatures w14:val="none"/>
+        </w:rPr>
+        <w:t>Chatgpt</w:t>
+      </w:r>
+      <w:proofErr w:type="spellEnd"/>
+      <w:r>
+        <w:rPr>
+          <w:rFonts w:ascii="Arial" w:eastAsia="Arial" w:hAnsi="Arial" w:cs="Arial"/>
+          <w:b/>
+          <w:kern w:val="0"/>
+          <w:sz w:val="22"/>
+          <w:szCs w:val="22"/>
+          <w:highlight w:val="darkGray"/>
+          <w:lang w:val="en"/>
+          <w14:ligatures w14:val="none"/>
+        </w:rPr>
+        <w:t xml:space="preserve"> (GPT</w:t>
       </w:r>
       <w:r>
         <w:rPr>
@@ -668,43 +648,23 @@
     </w:p>
     <w:p>
       <w:pPr>
-        <w:keepNext/>
-        <w:keepLines/>
-        <w:spacing w:before="160" w:after="80" w:line="276" w:lineRule="auto"/>
-        <w:outlineLvl w:val="2"/>
-        <w:rPr>
-          <w:rFonts w:ascii="Arial" w:eastAsiaTheme="majorEastAsia" w:hAnsi="Arial" w:cstheme="majorBidi"/>
-          <w:color w:val="2F5496" w:themeColor="accent1" w:themeShade="BF"/>
-          <w:kern w:val="0"/>
-          <w:sz w:val="28"/>
-          <w:szCs w:val="28"/>
-          <w:lang w:val="en"/>
-          <w14:ligatures w14:val="none"/>
+        <w:pStyle w:val="Heading3"/>
+        <w:rPr>
+          <w:lang w:val="en"/>
         </w:rPr>
       </w:pPr>
       <w:bookmarkStart w:id="3" w:name="_uv5rrmwh3nkr" w:colFirst="0" w:colLast="0"/>
       <w:bookmarkEnd w:id="3"/>
       <w:r>
         <w:rPr>
-          <w:rFonts w:ascii="Segoe UI Emoji" w:eastAsiaTheme="majorEastAsia" w:hAnsi="Segoe UI Emoji" w:cs="Segoe UI Emoji"/>
-          <w:color w:val="2F5496" w:themeColor="accent1" w:themeShade="BF"/>
-          <w:kern w:val="0"/>
-          <w:sz w:val="28"/>
-          <w:szCs w:val="28"/>
-          <w:lang w:val="en"/>
-          <w14:ligatures w14:val="none"/>
+          <w:rFonts w:ascii="Segoe UI Emoji" w:hAnsi="Segoe UI Emoji" w:cs="Segoe UI Emoji"/>
+          <w:lang w:val="en"/>
         </w:rPr>
         <w:t>🧠</w:t>
       </w:r>
       <w:r>
         <w:rPr>
-          <w:rFonts w:ascii="Arial" w:eastAsiaTheme="majorEastAsia" w:hAnsi="Arial" w:cstheme="majorBidi"/>
-          <w:color w:val="2F5496" w:themeColor="accent1" w:themeShade="BF"/>
-          <w:kern w:val="0"/>
-          <w:sz w:val="28"/>
-          <w:szCs w:val="28"/>
-          <w:lang w:val="en"/>
-          <w14:ligatures w14:val="none"/>
+          <w:lang w:val="en"/>
         </w:rPr>
         <w:t xml:space="preserve"> Simple Definition:</w:t>
       </w:r>
@@ -746,18 +706,33 @@
         </w:rPr>
         <w:t xml:space="preserve">: </w:t>
       </w:r>
-      <w:r>
-        <w:rPr>
-          <w:rFonts w:ascii="Arial" w:eastAsia="Arial" w:hAnsi="Arial" w:cs="Arial"/>
-          <w:b/>
-          <w:kern w:val="0"/>
-          <w:sz w:val="22"/>
-          <w:szCs w:val="22"/>
-          <w:highlight w:val="darkGray"/>
-          <w:lang w:val="en"/>
-          <w14:ligatures w14:val="none"/>
-        </w:rPr>
-        <w:t>Chatgpt (GPT</w:t>
+      <w:proofErr w:type="spellStart"/>
+      <w:r>
+        <w:rPr>
+          <w:rFonts w:ascii="Arial" w:eastAsia="Arial" w:hAnsi="Arial" w:cs="Arial"/>
+          <w:b/>
+          <w:kern w:val="0"/>
+          <w:sz w:val="22"/>
+          <w:szCs w:val="22"/>
+          <w:highlight w:val="darkGray"/>
+          <w:lang w:val="en"/>
+          <w14:ligatures w14:val="none"/>
+        </w:rPr>
+        <w:t>Chatgpt</w:t>
+      </w:r>
+      <w:proofErr w:type="spellEnd"/>
+      <w:r>
+        <w:rPr>
+          <w:rFonts w:ascii="Arial" w:eastAsia="Arial" w:hAnsi="Arial" w:cs="Arial"/>
+          <w:b/>
+          <w:kern w:val="0"/>
+          <w:sz w:val="22"/>
+          <w:szCs w:val="22"/>
+          <w:highlight w:val="darkGray"/>
+          <w:lang w:val="en"/>
+          <w14:ligatures w14:val="none"/>
+        </w:rPr>
+        <w:t xml:space="preserve"> (GPT</w:t>
       </w:r>
       <w:r>
         <w:rPr>
@@ -881,43 +856,24 @@
     </w:p>
     <w:p>
       <w:pPr>
-        <w:keepNext/>
-        <w:keepLines/>
-        <w:spacing w:before="160" w:after="80" w:line="276" w:lineRule="auto"/>
-        <w:outlineLvl w:val="2"/>
-        <w:rPr>
-          <w:rFonts w:ascii="Arial" w:eastAsiaTheme="majorEastAsia" w:hAnsi="Arial" w:cstheme="majorBidi"/>
-          <w:color w:val="2F5496" w:themeColor="accent1" w:themeShade="BF"/>
-          <w:kern w:val="0"/>
-          <w:sz w:val="28"/>
-          <w:szCs w:val="28"/>
-          <w:lang w:val="en"/>
-          <w14:ligatures w14:val="none"/>
+        <w:pStyle w:val="Heading3"/>
+        <w:rPr>
+          <w:lang w:val="en"/>
         </w:rPr>
       </w:pPr>
       <w:bookmarkStart w:id="4" w:name="_1i54s9tb86re" w:colFirst="0" w:colLast="0"/>
       <w:bookmarkEnd w:id="4"/>
       <w:r>
         <w:rPr>
-          <w:rFonts w:ascii="Segoe UI Emoji" w:eastAsiaTheme="majorEastAsia" w:hAnsi="Segoe UI Emoji" w:cs="Segoe UI Emoji"/>
-          <w:color w:val="2F5496" w:themeColor="accent1" w:themeShade="BF"/>
-          <w:kern w:val="0"/>
-          <w:sz w:val="28"/>
-          <w:szCs w:val="28"/>
-          <w:lang w:val="en"/>
-          <w14:ligatures w14:val="none"/>
-        </w:rPr>
+          <w:rFonts w:ascii="Segoe UI Emoji" w:hAnsi="Segoe UI Emoji" w:cs="Segoe UI Emoji"/>
+          <w:lang w:val="en"/>
+        </w:rPr>
+        <w:lastRenderedPageBreak/>
         <w:t>🖼️</w:t>
       </w:r>
       <w:r>
         <w:rPr>
-          <w:rFonts w:ascii="Arial" w:eastAsiaTheme="majorEastAsia" w:hAnsi="Arial" w:cstheme="majorBidi"/>
-          <w:color w:val="2F5496" w:themeColor="accent1" w:themeShade="BF"/>
-          <w:kern w:val="0"/>
-          <w:sz w:val="28"/>
-          <w:szCs w:val="28"/>
-          <w:lang w:val="en"/>
-          <w14:ligatures w14:val="none"/>
+          <w:lang w:val="en"/>
         </w:rPr>
         <w:t xml:space="preserve"> Visual Representation:</w:t>
       </w:r>
@@ -959,18 +915,33 @@
         </w:rPr>
         <w:t xml:space="preserve">: </w:t>
       </w:r>
-      <w:r>
-        <w:rPr>
-          <w:rFonts w:ascii="Arial" w:eastAsia="Arial" w:hAnsi="Arial" w:cs="Arial"/>
-          <w:b/>
-          <w:kern w:val="0"/>
-          <w:sz w:val="22"/>
-          <w:szCs w:val="22"/>
-          <w:highlight w:val="darkGray"/>
-          <w:lang w:val="en"/>
-          <w14:ligatures w14:val="none"/>
-        </w:rPr>
-        <w:t>Chatgpt (GPT</w:t>
+      <w:proofErr w:type="spellStart"/>
+      <w:r>
+        <w:rPr>
+          <w:rFonts w:ascii="Arial" w:eastAsia="Arial" w:hAnsi="Arial" w:cs="Arial"/>
+          <w:b/>
+          <w:kern w:val="0"/>
+          <w:sz w:val="22"/>
+          <w:szCs w:val="22"/>
+          <w:highlight w:val="darkGray"/>
+          <w:lang w:val="en"/>
+          <w14:ligatures w14:val="none"/>
+        </w:rPr>
+        <w:t>Chatgpt</w:t>
+      </w:r>
+      <w:proofErr w:type="spellEnd"/>
+      <w:r>
+        <w:rPr>
+          <w:rFonts w:ascii="Arial" w:eastAsia="Arial" w:hAnsi="Arial" w:cs="Arial"/>
+          <w:b/>
+          <w:kern w:val="0"/>
+          <w:sz w:val="22"/>
+          <w:szCs w:val="22"/>
+          <w:highlight w:val="darkGray"/>
+          <w:lang w:val="en"/>
+          <w14:ligatures w14:val="none"/>
+        </w:rPr>
+        <w:t xml:space="preserve"> (GPT</w:t>
       </w:r>
       <w:r>
         <w:rPr>
@@ -1378,43 +1349,23 @@
     </w:p>
     <w:p>
       <w:pPr>
-        <w:keepNext/>
-        <w:keepLines/>
-        <w:spacing w:before="160" w:after="80" w:line="276" w:lineRule="auto"/>
-        <w:outlineLvl w:val="2"/>
-        <w:rPr>
-          <w:rFonts w:ascii="Arial" w:eastAsiaTheme="majorEastAsia" w:hAnsi="Arial" w:cstheme="majorBidi"/>
-          <w:color w:val="2F5496" w:themeColor="accent1" w:themeShade="BF"/>
-          <w:kern w:val="0"/>
-          <w:sz w:val="28"/>
-          <w:szCs w:val="28"/>
-          <w:lang w:val="en"/>
-          <w14:ligatures w14:val="none"/>
+        <w:pStyle w:val="Heading3"/>
+        <w:rPr>
+          <w:lang w:val="en"/>
         </w:rPr>
       </w:pPr>
       <w:bookmarkStart w:id="5" w:name="_glvzl5ni3htx" w:colFirst="0" w:colLast="0"/>
       <w:bookmarkEnd w:id="5"/>
       <w:r>
         <w:rPr>
-          <w:rFonts w:ascii="Segoe UI Emoji" w:eastAsiaTheme="majorEastAsia" w:hAnsi="Segoe UI Emoji" w:cs="Segoe UI Emoji"/>
-          <w:color w:val="2F5496" w:themeColor="accent1" w:themeShade="BF"/>
-          <w:kern w:val="0"/>
-          <w:sz w:val="28"/>
-          <w:szCs w:val="28"/>
-          <w:lang w:val="en"/>
-          <w14:ligatures w14:val="none"/>
+          <w:rFonts w:ascii="Segoe UI Emoji" w:hAnsi="Segoe UI Emoji" w:cs="Segoe UI Emoji"/>
+          <w:lang w:val="en"/>
         </w:rPr>
         <w:t>📌</w:t>
       </w:r>
       <w:r>
         <w:rPr>
-          <w:rFonts w:ascii="Arial" w:eastAsiaTheme="majorEastAsia" w:hAnsi="Arial" w:cstheme="majorBidi"/>
-          <w:color w:val="2F5496" w:themeColor="accent1" w:themeShade="BF"/>
-          <w:kern w:val="0"/>
-          <w:sz w:val="28"/>
-          <w:szCs w:val="28"/>
-          <w:lang w:val="en"/>
-          <w14:ligatures w14:val="none"/>
+          <w:lang w:val="en"/>
         </w:rPr>
         <w:t xml:space="preserve"> Why It Matters:</w:t>
       </w:r>
@@ -1456,18 +1407,33 @@
         </w:rPr>
         <w:t xml:space="preserve">: </w:t>
       </w:r>
-      <w:r>
-        <w:rPr>
-          <w:rFonts w:ascii="Arial" w:eastAsia="Arial" w:hAnsi="Arial" w:cs="Arial"/>
-          <w:b/>
-          <w:kern w:val="0"/>
-          <w:sz w:val="22"/>
-          <w:szCs w:val="22"/>
-          <w:highlight w:val="darkGray"/>
-          <w:lang w:val="en"/>
-          <w14:ligatures w14:val="none"/>
-        </w:rPr>
-        <w:t>Chatgpt (GPT</w:t>
+      <w:proofErr w:type="spellStart"/>
+      <w:r>
+        <w:rPr>
+          <w:rFonts w:ascii="Arial" w:eastAsia="Arial" w:hAnsi="Arial" w:cs="Arial"/>
+          <w:b/>
+          <w:kern w:val="0"/>
+          <w:sz w:val="22"/>
+          <w:szCs w:val="22"/>
+          <w:highlight w:val="darkGray"/>
+          <w:lang w:val="en"/>
+          <w14:ligatures w14:val="none"/>
+        </w:rPr>
+        <w:t>Chatgpt</w:t>
+      </w:r>
+      <w:proofErr w:type="spellEnd"/>
+      <w:r>
+        <w:rPr>
+          <w:rFonts w:ascii="Arial" w:eastAsia="Arial" w:hAnsi="Arial" w:cs="Arial"/>
+          <w:b/>
+          <w:kern w:val="0"/>
+          <w:sz w:val="22"/>
+          <w:szCs w:val="22"/>
+          <w:highlight w:val="darkGray"/>
+          <w:lang w:val="en"/>
+          <w14:ligatures w14:val="none"/>
+        </w:rPr>
+        <w:t xml:space="preserve"> (GPT</w:t>
       </w:r>
       <w:r>
         <w:rPr>
@@ -1811,6 +1777,7 @@
                 <w:lang w:val="en"/>
                 <w14:ligatures w14:val="none"/>
               </w:rPr>
+              <w:lastRenderedPageBreak/>
               <w:t>🚀</w:t>
             </w:r>
             <w:r>
@@ -2013,43 +1980,23 @@
     </w:p>
     <w:p>
       <w:pPr>
-        <w:keepNext/>
-        <w:keepLines/>
-        <w:spacing w:before="160" w:after="80" w:line="276" w:lineRule="auto"/>
-        <w:outlineLvl w:val="2"/>
-        <w:rPr>
-          <w:rFonts w:ascii="Arial" w:eastAsiaTheme="majorEastAsia" w:hAnsi="Arial" w:cstheme="majorBidi"/>
-          <w:color w:val="2F5496" w:themeColor="accent1" w:themeShade="BF"/>
-          <w:kern w:val="0"/>
-          <w:sz w:val="28"/>
-          <w:szCs w:val="28"/>
-          <w:lang w:val="en"/>
-          <w14:ligatures w14:val="none"/>
+        <w:pStyle w:val="Heading3"/>
+        <w:rPr>
+          <w:lang w:val="en"/>
         </w:rPr>
       </w:pPr>
       <w:bookmarkStart w:id="6" w:name="_korv2k7pvy8e" w:colFirst="0" w:colLast="0"/>
       <w:bookmarkEnd w:id="6"/>
       <w:r>
         <w:rPr>
-          <w:rFonts w:ascii="Segoe UI Symbol" w:eastAsiaTheme="majorEastAsia" w:hAnsi="Segoe UI Symbol" w:cs="Segoe UI Symbol"/>
-          <w:color w:val="2F5496" w:themeColor="accent1" w:themeShade="BF"/>
-          <w:kern w:val="0"/>
-          <w:sz w:val="28"/>
-          <w:szCs w:val="28"/>
-          <w:lang w:val="en"/>
-          <w14:ligatures w14:val="none"/>
+          <w:rFonts w:ascii="Segoe UI Symbol" w:hAnsi="Segoe UI Symbol" w:cs="Segoe UI Symbol"/>
+          <w:lang w:val="en"/>
         </w:rPr>
         <w:t>🛠</w:t>
       </w:r>
       <w:r>
         <w:rPr>
-          <w:rFonts w:ascii="Arial" w:eastAsiaTheme="majorEastAsia" w:hAnsi="Arial" w:cstheme="majorBidi"/>
-          <w:color w:val="2F5496" w:themeColor="accent1" w:themeShade="BF"/>
-          <w:kern w:val="0"/>
-          <w:sz w:val="28"/>
-          <w:szCs w:val="28"/>
-          <w:lang w:val="en"/>
-          <w14:ligatures w14:val="none"/>
+          <w:lang w:val="en"/>
         </w:rPr>
         <w:t xml:space="preserve"> Examples of Web-like Structures:</w:t>
       </w:r>
@@ -2091,18 +2038,33 @@
         </w:rPr>
         <w:t xml:space="preserve">: </w:t>
       </w:r>
-      <w:r>
-        <w:rPr>
-          <w:rFonts w:ascii="Arial" w:eastAsia="Arial" w:hAnsi="Arial" w:cs="Arial"/>
-          <w:b/>
-          <w:kern w:val="0"/>
-          <w:sz w:val="22"/>
-          <w:szCs w:val="22"/>
-          <w:highlight w:val="darkGray"/>
-          <w:lang w:val="en"/>
-          <w14:ligatures w14:val="none"/>
-        </w:rPr>
-        <w:t>Chatgpt (GPT</w:t>
+      <w:proofErr w:type="spellStart"/>
+      <w:r>
+        <w:rPr>
+          <w:rFonts w:ascii="Arial" w:eastAsia="Arial" w:hAnsi="Arial" w:cs="Arial"/>
+          <w:b/>
+          <w:kern w:val="0"/>
+          <w:sz w:val="22"/>
+          <w:szCs w:val="22"/>
+          <w:highlight w:val="darkGray"/>
+          <w:lang w:val="en"/>
+          <w14:ligatures w14:val="none"/>
+        </w:rPr>
+        <w:t>Chatgpt</w:t>
+      </w:r>
+      <w:proofErr w:type="spellEnd"/>
+      <w:r>
+        <w:rPr>
+          <w:rFonts w:ascii="Arial" w:eastAsia="Arial" w:hAnsi="Arial" w:cs="Arial"/>
+          <w:b/>
+          <w:kern w:val="0"/>
+          <w:sz w:val="22"/>
+          <w:szCs w:val="22"/>
+          <w:highlight w:val="darkGray"/>
+          <w:lang w:val="en"/>
+          <w14:ligatures w14:val="none"/>
+        </w:rPr>
+        <w:t xml:space="preserve"> (GPT</w:t>
       </w:r>
       <w:r>
         <w:rPr>
@@ -2648,18 +2610,10 @@
     </w:p>
     <w:p>
       <w:pPr>
-        <w:keepNext/>
-        <w:keepLines/>
-        <w:spacing w:before="160" w:after="80" w:line="276" w:lineRule="auto"/>
-        <w:outlineLvl w:val="2"/>
-        <w:rPr>
-          <w:rFonts w:ascii="Arial" w:eastAsiaTheme="majorEastAsia" w:hAnsi="Arial" w:cstheme="majorBidi"/>
-          <w:color w:val="2F5496" w:themeColor="accent1" w:themeShade="BF"/>
-          <w:kern w:val="0"/>
-          <w:sz w:val="28"/>
-          <w:szCs w:val="28"/>
-          <w:lang w:val="en"/>
-          <w14:ligatures w14:val="none"/>
+        <w:pStyle w:val="Heading3"/>
+        <w:rPr>
+          <w:rFonts w:ascii="Arial" w:hAnsi="Arial"/>
+          <w:lang w:val="en"/>
         </w:rPr>
       </w:pPr>
       <w:bookmarkStart w:id="7" w:name="_pcqc7n8ah58f" w:colFirst="0" w:colLast="0"/>
@@ -2667,24 +2621,14 @@
       <w:r>
         <w:rPr>
           <w:rFonts w:ascii="Segoe UI Emoji" w:eastAsia="Arial Unicode MS" w:hAnsi="Segoe UI Emoji" w:cs="Segoe UI Emoji"/>
-          <w:color w:val="2F5496" w:themeColor="accent1" w:themeShade="BF"/>
-          <w:kern w:val="0"/>
-          <w:sz w:val="28"/>
-          <w:szCs w:val="28"/>
-          <w:lang w:val="en"/>
-          <w14:ligatures w14:val="none"/>
+          <w:lang w:val="en"/>
         </w:rPr>
         <w:t>✅</w:t>
       </w:r>
       <w:r>
         <w:rPr>
-          <w:rFonts w:ascii="Arial Unicode MS" w:eastAsia="Arial Unicode MS" w:hAnsi="Arial Unicode MS" w:cs="Arial Unicode MS"/>
-          <w:color w:val="2F5496" w:themeColor="accent1" w:themeShade="BF"/>
-          <w:kern w:val="0"/>
-          <w:sz w:val="28"/>
-          <w:szCs w:val="28"/>
-          <w:lang w:val="en"/>
-          <w14:ligatures w14:val="none"/>
+          <w:rFonts w:eastAsia="Arial Unicode MS"/>
+          <w:lang w:val="en"/>
         </w:rPr>
         <w:t xml:space="preserve"> Summary</w:t>
       </w:r>
@@ -2726,18 +2670,33 @@
         </w:rPr>
         <w:t xml:space="preserve">: </w:t>
       </w:r>
-      <w:r>
-        <w:rPr>
-          <w:rFonts w:ascii="Arial" w:eastAsia="Arial" w:hAnsi="Arial" w:cs="Arial"/>
-          <w:b/>
-          <w:kern w:val="0"/>
-          <w:sz w:val="22"/>
-          <w:szCs w:val="22"/>
-          <w:highlight w:val="darkGray"/>
-          <w:lang w:val="en"/>
-          <w14:ligatures w14:val="none"/>
-        </w:rPr>
-        <w:t>Chatgpt (GPT</w:t>
+      <w:proofErr w:type="spellStart"/>
+      <w:r>
+        <w:rPr>
+          <w:rFonts w:ascii="Arial" w:eastAsia="Arial" w:hAnsi="Arial" w:cs="Arial"/>
+          <w:b/>
+          <w:kern w:val="0"/>
+          <w:sz w:val="22"/>
+          <w:szCs w:val="22"/>
+          <w:highlight w:val="darkGray"/>
+          <w:lang w:val="en"/>
+          <w14:ligatures w14:val="none"/>
+        </w:rPr>
+        <w:t>Chatgpt</w:t>
+      </w:r>
+      <w:proofErr w:type="spellEnd"/>
+      <w:r>
+        <w:rPr>
+          <w:rFonts w:ascii="Arial" w:eastAsia="Arial" w:hAnsi="Arial" w:cs="Arial"/>
+          <w:b/>
+          <w:kern w:val="0"/>
+          <w:sz w:val="22"/>
+          <w:szCs w:val="22"/>
+          <w:highlight w:val="darkGray"/>
+          <w:lang w:val="en"/>
+          <w14:ligatures w14:val="none"/>
+        </w:rPr>
+        <w:t xml:space="preserve"> (GPT</w:t>
       </w:r>
       <w:r>
         <w:rPr>
@@ -2886,6 +2845,7 @@
                 <w:lang w:val="en"/>
                 <w14:ligatures w14:val="none"/>
               </w:rPr>
+              <w:lastRenderedPageBreak/>
               <w:t>Term</w:t>
             </w:r>
           </w:p>
@@ -3223,47 +3183,23 @@
     </w:p>
     <w:p>
       <w:pPr>
-        <w:spacing w:before="160" w:after="80" w:line="276" w:lineRule="auto"/>
-        <w:outlineLvl w:val="1"/>
-        <w:rPr>
-          <w:rFonts w:asciiTheme="majorHAnsi" w:eastAsiaTheme="majorEastAsia" w:hAnsiTheme="majorHAnsi" w:cstheme="majorBidi"/>
-          <w:b/>
-          <w:bCs/>
-          <w:color w:val="2F5496" w:themeColor="accent1" w:themeShade="BF"/>
-          <w:kern w:val="0"/>
-          <w:sz w:val="34"/>
-          <w:szCs w:val="34"/>
-          <w:lang w:val="en"/>
-          <w14:ligatures w14:val="none"/>
+        <w:pStyle w:val="Heading2"/>
+        <w:rPr>
+          <w:lang w:val="en"/>
         </w:rPr>
       </w:pPr>
       <w:bookmarkStart w:id="8" w:name="_nw9l13e351rc" w:colFirst="0" w:colLast="0"/>
       <w:bookmarkEnd w:id="8"/>
       <w:r>
         <w:rPr>
-          <w:rFonts w:ascii="Segoe UI Emoji" w:eastAsiaTheme="majorEastAsia" w:hAnsi="Segoe UI Emoji" w:cs="Segoe UI Emoji"/>
-          <w:b/>
-          <w:bCs/>
-          <w:color w:val="2F5496" w:themeColor="accent1" w:themeShade="BF"/>
-          <w:kern w:val="0"/>
-          <w:sz w:val="34"/>
-          <w:szCs w:val="34"/>
-          <w:lang w:val="en"/>
-          <w14:ligatures w14:val="none"/>
+          <w:rFonts w:ascii="Segoe UI Emoji" w:hAnsi="Segoe UI Emoji" w:cs="Segoe UI Emoji"/>
+          <w:lang w:val="en"/>
         </w:rPr>
         <w:t>🧠</w:t>
       </w:r>
       <w:r>
         <w:rPr>
-          <w:rFonts w:asciiTheme="majorHAnsi" w:eastAsiaTheme="majorEastAsia" w:hAnsiTheme="majorHAnsi" w:cstheme="majorBidi"/>
-          <w:b/>
-          <w:bCs/>
-          <w:color w:val="2F5496" w:themeColor="accent1" w:themeShade="BF"/>
-          <w:kern w:val="0"/>
-          <w:sz w:val="34"/>
-          <w:szCs w:val="34"/>
-          <w:lang w:val="en"/>
-          <w14:ligatures w14:val="none"/>
+          <w:lang w:val="en"/>
         </w:rPr>
         <w:t xml:space="preserve"> Simple Definition:</w:t>
       </w:r>
@@ -3305,18 +3241,33 @@
         </w:rPr>
         <w:t xml:space="preserve">: </w:t>
       </w:r>
-      <w:r>
-        <w:rPr>
-          <w:rFonts w:ascii="Arial" w:eastAsia="Arial" w:hAnsi="Arial" w:cs="Arial"/>
-          <w:b/>
-          <w:kern w:val="0"/>
-          <w:sz w:val="22"/>
-          <w:szCs w:val="22"/>
-          <w:highlight w:val="darkGray"/>
-          <w:lang w:val="en"/>
-          <w14:ligatures w14:val="none"/>
-        </w:rPr>
-        <w:t>Chatgpt (GPT</w:t>
+      <w:proofErr w:type="spellStart"/>
+      <w:r>
+        <w:rPr>
+          <w:rFonts w:ascii="Arial" w:eastAsia="Arial" w:hAnsi="Arial" w:cs="Arial"/>
+          <w:b/>
+          <w:kern w:val="0"/>
+          <w:sz w:val="22"/>
+          <w:szCs w:val="22"/>
+          <w:highlight w:val="darkGray"/>
+          <w:lang w:val="en"/>
+          <w14:ligatures w14:val="none"/>
+        </w:rPr>
+        <w:t>Chatgpt</w:t>
+      </w:r>
+      <w:proofErr w:type="spellEnd"/>
+      <w:r>
+        <w:rPr>
+          <w:rFonts w:ascii="Arial" w:eastAsia="Arial" w:hAnsi="Arial" w:cs="Arial"/>
+          <w:b/>
+          <w:kern w:val="0"/>
+          <w:sz w:val="22"/>
+          <w:szCs w:val="22"/>
+          <w:highlight w:val="darkGray"/>
+          <w:lang w:val="en"/>
+          <w14:ligatures w14:val="none"/>
+        </w:rPr>
+        <w:t xml:space="preserve"> (GPT</w:t>
       </w:r>
       <w:r>
         <w:rPr>
@@ -3462,47 +3413,23 @@
     </w:p>
     <w:p>
       <w:pPr>
-        <w:spacing w:before="160" w:after="80" w:line="276" w:lineRule="auto"/>
-        <w:outlineLvl w:val="1"/>
-        <w:rPr>
-          <w:rFonts w:asciiTheme="majorHAnsi" w:eastAsiaTheme="majorEastAsia" w:hAnsiTheme="majorHAnsi" w:cstheme="majorBidi"/>
-          <w:b/>
-          <w:bCs/>
-          <w:color w:val="2F5496" w:themeColor="accent1" w:themeShade="BF"/>
-          <w:kern w:val="0"/>
-          <w:sz w:val="34"/>
-          <w:szCs w:val="34"/>
-          <w:lang w:val="en"/>
-          <w14:ligatures w14:val="none"/>
+        <w:pStyle w:val="Heading2"/>
+        <w:rPr>
+          <w:lang w:val="en"/>
         </w:rPr>
       </w:pPr>
       <w:bookmarkStart w:id="9" w:name="_txeyqhtq8vgc" w:colFirst="0" w:colLast="0"/>
       <w:bookmarkEnd w:id="9"/>
       <w:r>
         <w:rPr>
-          <w:rFonts w:ascii="Segoe UI Emoji" w:eastAsiaTheme="majorEastAsia" w:hAnsi="Segoe UI Emoji" w:cs="Segoe UI Emoji"/>
-          <w:b/>
-          <w:bCs/>
-          <w:color w:val="2F5496" w:themeColor="accent1" w:themeShade="BF"/>
-          <w:kern w:val="0"/>
-          <w:sz w:val="34"/>
-          <w:szCs w:val="34"/>
-          <w:lang w:val="en"/>
-          <w14:ligatures w14:val="none"/>
+          <w:rFonts w:ascii="Segoe UI Emoji" w:hAnsi="Segoe UI Emoji" w:cs="Segoe UI Emoji"/>
+          <w:lang w:val="en"/>
         </w:rPr>
         <w:t>🔗</w:t>
       </w:r>
       <w:r>
         <w:rPr>
-          <w:rFonts w:asciiTheme="majorHAnsi" w:eastAsiaTheme="majorEastAsia" w:hAnsiTheme="majorHAnsi" w:cstheme="majorBidi"/>
-          <w:b/>
-          <w:bCs/>
-          <w:color w:val="2F5496" w:themeColor="accent1" w:themeShade="BF"/>
-          <w:kern w:val="0"/>
-          <w:sz w:val="34"/>
-          <w:szCs w:val="34"/>
-          <w:lang w:val="en"/>
-          <w14:ligatures w14:val="none"/>
+          <w:lang w:val="en"/>
         </w:rPr>
         <w:t xml:space="preserve"> Types of Mesh Topology</w:t>
       </w:r>
@@ -3547,18 +3474,33 @@
         </w:rPr>
         <w:t xml:space="preserve">: </w:t>
       </w:r>
-      <w:r>
-        <w:rPr>
-          <w:rFonts w:ascii="Arial" w:eastAsia="Arial" w:hAnsi="Arial" w:cs="Arial"/>
-          <w:b/>
-          <w:kern w:val="0"/>
-          <w:sz w:val="22"/>
-          <w:szCs w:val="22"/>
-          <w:highlight w:val="darkGray"/>
-          <w:lang w:val="en"/>
-          <w14:ligatures w14:val="none"/>
-        </w:rPr>
-        <w:t>Chatgpt (GPT</w:t>
+      <w:proofErr w:type="spellStart"/>
+      <w:r>
+        <w:rPr>
+          <w:rFonts w:ascii="Arial" w:eastAsia="Arial" w:hAnsi="Arial" w:cs="Arial"/>
+          <w:b/>
+          <w:kern w:val="0"/>
+          <w:sz w:val="22"/>
+          <w:szCs w:val="22"/>
+          <w:highlight w:val="darkGray"/>
+          <w:lang w:val="en"/>
+          <w14:ligatures w14:val="none"/>
+        </w:rPr>
+        <w:t>Chatgpt</w:t>
+      </w:r>
+      <w:proofErr w:type="spellEnd"/>
+      <w:r>
+        <w:rPr>
+          <w:rFonts w:ascii="Arial" w:eastAsia="Arial" w:hAnsi="Arial" w:cs="Arial"/>
+          <w:b/>
+          <w:kern w:val="0"/>
+          <w:sz w:val="22"/>
+          <w:szCs w:val="22"/>
+          <w:highlight w:val="darkGray"/>
+          <w:lang w:val="en"/>
+          <w14:ligatures w14:val="none"/>
+        </w:rPr>
+        <w:t xml:space="preserve"> (GPT</w:t>
       </w:r>
       <w:r>
         <w:rPr>
@@ -4025,6 +3967,7 @@
           <w:lang w:val="en"/>
           <w14:ligatures w14:val="none"/>
         </w:rPr>
+        <w:lastRenderedPageBreak/>
         <w:pict w14:anchorId="32B85970">
           <v:rect id="_x0000_i1032" style="width:0;height:1.5pt" o:hralign="center" o:hrstd="t" o:hr="t" fillcolor="#a0a0a0" stroked="f"/>
         </w:pict>
@@ -4032,65 +3975,33 @@
     </w:p>
     <w:p>
       <w:pPr>
-        <w:spacing w:before="160" w:after="80" w:line="276" w:lineRule="auto"/>
-        <w:outlineLvl w:val="1"/>
-        <w:rPr>
-          <w:rFonts w:asciiTheme="majorHAnsi" w:eastAsiaTheme="majorEastAsia" w:hAnsiTheme="majorHAnsi" w:cstheme="majorBidi"/>
-          <w:b/>
-          <w:bCs/>
-          <w:color w:val="2F5496" w:themeColor="accent1" w:themeShade="BF"/>
-          <w:kern w:val="0"/>
-          <w:sz w:val="34"/>
-          <w:szCs w:val="34"/>
-          <w:lang w:val="en"/>
-          <w14:ligatures w14:val="none"/>
+        <w:pStyle w:val="Heading2"/>
+        <w:rPr>
+          <w:lang w:val="en"/>
         </w:rPr>
       </w:pPr>
       <w:bookmarkStart w:id="10" w:name="_hc9ut64mgfrl" w:colFirst="0" w:colLast="0"/>
       <w:bookmarkEnd w:id="10"/>
       <w:r>
         <w:rPr>
-          <w:rFonts w:ascii="Segoe UI Emoji" w:eastAsiaTheme="majorEastAsia" w:hAnsi="Segoe UI Emoji" w:cs="Segoe UI Emoji"/>
-          <w:b/>
-          <w:bCs/>
-          <w:color w:val="2F5496" w:themeColor="accent1" w:themeShade="BF"/>
-          <w:kern w:val="0"/>
-          <w:sz w:val="34"/>
-          <w:szCs w:val="34"/>
-          <w:lang w:val="en"/>
-          <w14:ligatures w14:val="none"/>
+          <w:rFonts w:ascii="Segoe UI Emoji" w:hAnsi="Segoe UI Emoji" w:cs="Segoe UI Emoji"/>
+          <w:lang w:val="en"/>
         </w:rPr>
         <w:t>🖼️</w:t>
       </w:r>
       <w:r>
         <w:rPr>
-          <w:rFonts w:asciiTheme="majorHAnsi" w:eastAsiaTheme="majorEastAsia" w:hAnsiTheme="majorHAnsi" w:cstheme="majorBidi"/>
-          <w:b/>
-          <w:bCs/>
-          <w:color w:val="2F5496" w:themeColor="accent1" w:themeShade="BF"/>
-          <w:kern w:val="0"/>
-          <w:sz w:val="34"/>
-          <w:szCs w:val="34"/>
-          <w:lang w:val="en"/>
-          <w14:ligatures w14:val="none"/>
+          <w:lang w:val="en"/>
         </w:rPr>
         <w:t xml:space="preserve"> Visual Example</w:t>
       </w:r>
     </w:p>
     <w:p>
       <w:pPr>
-        <w:spacing w:before="280" w:after="80" w:line="276" w:lineRule="auto"/>
-        <w:outlineLvl w:val="2"/>
-        <w:rPr>
-          <w:rFonts w:ascii="Arial" w:eastAsiaTheme="majorEastAsia" w:hAnsi="Arial" w:cstheme="majorBidi"/>
-          <w:b/>
-          <w:bCs/>
-          <w:color w:val="000000"/>
-          <w:kern w:val="0"/>
-          <w:sz w:val="26"/>
-          <w:szCs w:val="26"/>
-          <w:lang w:val="en"/>
-          <w14:ligatures w14:val="none"/>
+        <w:pStyle w:val="Heading3"/>
+        <w:rPr>
+          <w:rFonts w:ascii="Arial" w:hAnsi="Arial"/>
+          <w:lang w:val="en"/>
         </w:rPr>
       </w:pPr>
       <w:bookmarkStart w:id="11" w:name="_962mhk700g7f" w:colFirst="0" w:colLast="0"/>
@@ -4098,28 +4009,14 @@
       <w:r>
         <w:rPr>
           <w:rFonts w:ascii="Segoe UI Symbol" w:eastAsia="Arial Unicode MS" w:hAnsi="Segoe UI Symbol" w:cs="Segoe UI Symbol"/>
-          <w:b/>
-          <w:bCs/>
-          <w:color w:val="000000"/>
-          <w:kern w:val="0"/>
-          <w:sz w:val="26"/>
-          <w:szCs w:val="26"/>
-          <w:lang w:val="en"/>
-          <w14:ligatures w14:val="none"/>
+          <w:lang w:val="en"/>
         </w:rPr>
         <w:t>✔</w:t>
       </w:r>
       <w:r>
         <w:rPr>
-          <w:rFonts w:ascii="Arial Unicode MS" w:eastAsia="Arial Unicode MS" w:hAnsi="Arial Unicode MS" w:cs="Arial Unicode MS"/>
-          <w:b/>
-          <w:bCs/>
-          <w:color w:val="000000"/>
-          <w:kern w:val="0"/>
-          <w:sz w:val="26"/>
-          <w:szCs w:val="26"/>
-          <w:lang w:val="en"/>
-          <w14:ligatures w14:val="none"/>
+          <w:rFonts w:eastAsia="Arial Unicode MS"/>
+          <w:lang w:val="en"/>
         </w:rPr>
         <w:t xml:space="preserve"> Full Mesh:</w:t>
       </w:r>
@@ -4164,18 +4061,33 @@
         </w:rPr>
         <w:t xml:space="preserve">: </w:t>
       </w:r>
-      <w:r>
-        <w:rPr>
-          <w:rFonts w:ascii="Arial" w:eastAsia="Arial" w:hAnsi="Arial" w:cs="Arial"/>
-          <w:b/>
-          <w:kern w:val="0"/>
-          <w:sz w:val="22"/>
-          <w:szCs w:val="22"/>
-          <w:highlight w:val="darkGray"/>
-          <w:lang w:val="en"/>
-          <w14:ligatures w14:val="none"/>
-        </w:rPr>
-        <w:t>Chatgpt (GPT</w:t>
+      <w:proofErr w:type="spellStart"/>
+      <w:r>
+        <w:rPr>
+          <w:rFonts w:ascii="Arial" w:eastAsia="Arial" w:hAnsi="Arial" w:cs="Arial"/>
+          <w:b/>
+          <w:kern w:val="0"/>
+          <w:sz w:val="22"/>
+          <w:szCs w:val="22"/>
+          <w:highlight w:val="darkGray"/>
+          <w:lang w:val="en"/>
+          <w14:ligatures w14:val="none"/>
+        </w:rPr>
+        <w:t>Chatgpt</w:t>
+      </w:r>
+      <w:proofErr w:type="spellEnd"/>
+      <w:r>
+        <w:rPr>
+          <w:rFonts w:ascii="Arial" w:eastAsia="Arial" w:hAnsi="Arial" w:cs="Arial"/>
+          <w:b/>
+          <w:kern w:val="0"/>
+          <w:sz w:val="22"/>
+          <w:szCs w:val="22"/>
+          <w:highlight w:val="darkGray"/>
+          <w:lang w:val="en"/>
+          <w14:ligatures w14:val="none"/>
+        </w:rPr>
+        <w:t xml:space="preserve"> (GPT</w:t>
       </w:r>
       <w:r>
         <w:rPr>
@@ -4394,6 +4306,7 @@
         </w:rPr>
         <w:t xml:space="preserve">  </w:t>
       </w:r>
+      <w:proofErr w:type="gramStart"/>
       <w:r>
         <w:rPr>
           <w:rFonts w:ascii="MS Gothic" w:eastAsia="MS Gothic" w:hAnsi="MS Gothic" w:cs="MS Gothic" w:hint="eastAsia"/>
@@ -4412,7 +4325,29 @@
           <w:lang w:val="en"/>
           <w14:ligatures w14:val="none"/>
         </w:rPr>
-        <w:t xml:space="preserve">  [C]  </w:t>
+        <w:t xml:space="preserve">  [</w:t>
+      </w:r>
+      <w:proofErr w:type="gramEnd"/>
+      <w:r>
+        <w:rPr>
+          <w:rFonts w:ascii="Roboto Mono" w:eastAsia="Roboto Mono" w:hAnsi="Roboto Mono" w:cs="Arial"/>
+          <w:kern w:val="0"/>
+          <w:szCs w:val="22"/>
+          <w:lang w:val="en"/>
+          <w14:ligatures w14:val="none"/>
+        </w:rPr>
+        <w:t>C</w:t>
+      </w:r>
+      <w:proofErr w:type="gramStart"/>
+      <w:r>
+        <w:rPr>
+          <w:rFonts w:ascii="Roboto Mono" w:eastAsia="Roboto Mono" w:hAnsi="Roboto Mono" w:cs="Arial"/>
+          <w:kern w:val="0"/>
+          <w:szCs w:val="22"/>
+          <w:lang w:val="en"/>
+          <w14:ligatures w14:val="none"/>
+        </w:rPr>
+        <w:t xml:space="preserve">]  </w:t>
       </w:r>
       <w:r>
         <w:rPr>
@@ -4424,6 +4359,7 @@
         </w:rPr>
         <w:t>│</w:t>
       </w:r>
+      <w:proofErr w:type="gramEnd"/>
     </w:p>
     <w:p>
       <w:pPr>
@@ -4536,18 +4472,10 @@
     </w:p>
     <w:p>
       <w:pPr>
-        <w:spacing w:before="280" w:after="80" w:line="276" w:lineRule="auto"/>
-        <w:outlineLvl w:val="2"/>
-        <w:rPr>
-          <w:rFonts w:ascii="Arial" w:eastAsiaTheme="majorEastAsia" w:hAnsi="Arial" w:cstheme="majorBidi"/>
-          <w:b/>
-          <w:bCs/>
-          <w:color w:val="000000"/>
-          <w:kern w:val="0"/>
-          <w:sz w:val="26"/>
-          <w:szCs w:val="26"/>
-          <w:lang w:val="en"/>
-          <w14:ligatures w14:val="none"/>
+        <w:pStyle w:val="Heading3"/>
+        <w:rPr>
+          <w:rFonts w:ascii="Arial" w:hAnsi="Arial"/>
+          <w:lang w:val="en"/>
         </w:rPr>
       </w:pPr>
       <w:bookmarkStart w:id="12" w:name="_jwnyk8ehuh74" w:colFirst="0" w:colLast="0"/>
@@ -4555,28 +4483,14 @@
       <w:r>
         <w:rPr>
           <w:rFonts w:ascii="Segoe UI Emoji" w:eastAsia="Arial Unicode MS" w:hAnsi="Segoe UI Emoji" w:cs="Segoe UI Emoji"/>
-          <w:b/>
-          <w:bCs/>
-          <w:color w:val="000000"/>
-          <w:kern w:val="0"/>
-          <w:sz w:val="26"/>
-          <w:szCs w:val="26"/>
-          <w:lang w:val="en"/>
-          <w14:ligatures w14:val="none"/>
+          <w:lang w:val="en"/>
         </w:rPr>
         <w:t>➖</w:t>
       </w:r>
       <w:r>
         <w:rPr>
-          <w:rFonts w:ascii="Arial Unicode MS" w:eastAsia="Arial Unicode MS" w:hAnsi="Arial Unicode MS" w:cs="Arial Unicode MS"/>
-          <w:b/>
-          <w:bCs/>
-          <w:color w:val="000000"/>
-          <w:kern w:val="0"/>
-          <w:sz w:val="26"/>
-          <w:szCs w:val="26"/>
-          <w:lang w:val="en"/>
-          <w14:ligatures w14:val="none"/>
+          <w:rFonts w:eastAsia="Arial Unicode MS"/>
+          <w:lang w:val="en"/>
         </w:rPr>
         <w:t xml:space="preserve"> Partial Mesh:</w:t>
       </w:r>
@@ -4621,18 +4535,33 @@
         </w:rPr>
         <w:t xml:space="preserve">: </w:t>
       </w:r>
-      <w:r>
-        <w:rPr>
-          <w:rFonts w:ascii="Arial" w:eastAsia="Arial" w:hAnsi="Arial" w:cs="Arial"/>
-          <w:b/>
-          <w:kern w:val="0"/>
-          <w:sz w:val="22"/>
-          <w:szCs w:val="22"/>
-          <w:highlight w:val="darkGray"/>
-          <w:lang w:val="en"/>
-          <w14:ligatures w14:val="none"/>
-        </w:rPr>
-        <w:t>Chatgpt (GPT</w:t>
+      <w:proofErr w:type="spellStart"/>
+      <w:r>
+        <w:rPr>
+          <w:rFonts w:ascii="Arial" w:eastAsia="Arial" w:hAnsi="Arial" w:cs="Arial"/>
+          <w:b/>
+          <w:kern w:val="0"/>
+          <w:sz w:val="22"/>
+          <w:szCs w:val="22"/>
+          <w:highlight w:val="darkGray"/>
+          <w:lang w:val="en"/>
+          <w14:ligatures w14:val="none"/>
+        </w:rPr>
+        <w:t>Chatgpt</w:t>
+      </w:r>
+      <w:proofErr w:type="spellEnd"/>
+      <w:r>
+        <w:rPr>
+          <w:rFonts w:ascii="Arial" w:eastAsia="Arial" w:hAnsi="Arial" w:cs="Arial"/>
+          <w:b/>
+          <w:kern w:val="0"/>
+          <w:sz w:val="22"/>
+          <w:szCs w:val="22"/>
+          <w:highlight w:val="darkGray"/>
+          <w:lang w:val="en"/>
+          <w14:ligatures w14:val="none"/>
+        </w:rPr>
+        <w:t xml:space="preserve"> (GPT</w:t>
       </w:r>
       <w:r>
         <w:rPr>
@@ -4915,6 +4844,7 @@
           <w:lang w:val="en"/>
           <w14:ligatures w14:val="none"/>
         </w:rPr>
+        <w:lastRenderedPageBreak/>
         <w:pict w14:anchorId="654BF337">
           <v:rect id="_x0000_i1033" style="width:0;height:1.5pt" o:hralign="center" o:hrstd="t" o:hr="t" fillcolor="#a0a0a0" stroked="f"/>
         </w:pict>
@@ -4922,47 +4852,23 @@
     </w:p>
     <w:p>
       <w:pPr>
-        <w:spacing w:before="160" w:after="80" w:line="276" w:lineRule="auto"/>
-        <w:outlineLvl w:val="1"/>
-        <w:rPr>
-          <w:rFonts w:asciiTheme="majorHAnsi" w:eastAsiaTheme="majorEastAsia" w:hAnsiTheme="majorHAnsi" w:cstheme="majorBidi"/>
-          <w:b/>
-          <w:bCs/>
-          <w:color w:val="2F5496" w:themeColor="accent1" w:themeShade="BF"/>
-          <w:kern w:val="0"/>
-          <w:sz w:val="34"/>
-          <w:szCs w:val="34"/>
-          <w:lang w:val="en"/>
-          <w14:ligatures w14:val="none"/>
+        <w:pStyle w:val="Heading2"/>
+        <w:rPr>
+          <w:lang w:val="en"/>
         </w:rPr>
       </w:pPr>
       <w:bookmarkStart w:id="13" w:name="_yomxcqwu0jdx" w:colFirst="0" w:colLast="0"/>
       <w:bookmarkEnd w:id="13"/>
       <w:r>
         <w:rPr>
-          <w:rFonts w:ascii="Segoe UI Emoji" w:eastAsiaTheme="majorEastAsia" w:hAnsi="Segoe UI Emoji" w:cs="Segoe UI Emoji"/>
-          <w:b/>
-          <w:bCs/>
-          <w:color w:val="2F5496" w:themeColor="accent1" w:themeShade="BF"/>
-          <w:kern w:val="0"/>
-          <w:sz w:val="34"/>
-          <w:szCs w:val="34"/>
-          <w:lang w:val="en"/>
-          <w14:ligatures w14:val="none"/>
+          <w:rFonts w:ascii="Segoe UI Emoji" w:hAnsi="Segoe UI Emoji" w:cs="Segoe UI Emoji"/>
+          <w:lang w:val="en"/>
         </w:rPr>
         <w:t>📦</w:t>
       </w:r>
       <w:r>
         <w:rPr>
-          <w:rFonts w:asciiTheme="majorHAnsi" w:eastAsiaTheme="majorEastAsia" w:hAnsiTheme="majorHAnsi" w:cstheme="majorBidi"/>
-          <w:b/>
-          <w:bCs/>
-          <w:color w:val="2F5496" w:themeColor="accent1" w:themeShade="BF"/>
-          <w:kern w:val="0"/>
-          <w:sz w:val="34"/>
-          <w:szCs w:val="34"/>
-          <w:lang w:val="en"/>
-          <w14:ligatures w14:val="none"/>
+          <w:lang w:val="en"/>
         </w:rPr>
         <w:t xml:space="preserve"> How It Works</w:t>
       </w:r>
@@ -5004,18 +4910,33 @@
         </w:rPr>
         <w:t xml:space="preserve">: </w:t>
       </w:r>
-      <w:r>
-        <w:rPr>
-          <w:rFonts w:ascii="Arial" w:eastAsia="Arial" w:hAnsi="Arial" w:cs="Arial"/>
-          <w:b/>
-          <w:kern w:val="0"/>
-          <w:sz w:val="22"/>
-          <w:szCs w:val="22"/>
-          <w:highlight w:val="darkGray"/>
-          <w:lang w:val="en"/>
-          <w14:ligatures w14:val="none"/>
-        </w:rPr>
-        <w:t>Chatgpt (GPT</w:t>
+      <w:proofErr w:type="spellStart"/>
+      <w:r>
+        <w:rPr>
+          <w:rFonts w:ascii="Arial" w:eastAsia="Arial" w:hAnsi="Arial" w:cs="Arial"/>
+          <w:b/>
+          <w:kern w:val="0"/>
+          <w:sz w:val="22"/>
+          <w:szCs w:val="22"/>
+          <w:highlight w:val="darkGray"/>
+          <w:lang w:val="en"/>
+          <w14:ligatures w14:val="none"/>
+        </w:rPr>
+        <w:t>Chatgpt</w:t>
+      </w:r>
+      <w:proofErr w:type="spellEnd"/>
+      <w:r>
+        <w:rPr>
+          <w:rFonts w:ascii="Arial" w:eastAsia="Arial" w:hAnsi="Arial" w:cs="Arial"/>
+          <w:b/>
+          <w:kern w:val="0"/>
+          <w:sz w:val="22"/>
+          <w:szCs w:val="22"/>
+          <w:highlight w:val="darkGray"/>
+          <w:lang w:val="en"/>
+          <w14:ligatures w14:val="none"/>
+        </w:rPr>
+        <w:t xml:space="preserve"> (GPT</w:t>
       </w:r>
       <w:r>
         <w:rPr>
@@ -5292,18 +5213,9 @@
     </w:p>
     <w:p>
       <w:pPr>
-        <w:spacing w:before="160" w:after="80" w:line="276" w:lineRule="auto"/>
-        <w:outlineLvl w:val="1"/>
-        <w:rPr>
-          <w:rFonts w:asciiTheme="majorHAnsi" w:eastAsiaTheme="majorEastAsia" w:hAnsiTheme="majorHAnsi" w:cstheme="majorBidi"/>
-          <w:b/>
-          <w:bCs/>
-          <w:color w:val="2F5496" w:themeColor="accent1" w:themeShade="BF"/>
-          <w:kern w:val="0"/>
-          <w:sz w:val="34"/>
-          <w:szCs w:val="34"/>
-          <w:lang w:val="en"/>
-          <w14:ligatures w14:val="none"/>
+        <w:pStyle w:val="Heading2"/>
+        <w:rPr>
+          <w:lang w:val="en"/>
         </w:rPr>
       </w:pPr>
       <w:bookmarkStart w:id="14" w:name="_wkeav7p6mxn6" w:colFirst="0" w:colLast="0"/>
@@ -5311,28 +5223,14 @@
       <w:r>
         <w:rPr>
           <w:rFonts w:ascii="Segoe UI Emoji" w:eastAsia="Arial Unicode MS" w:hAnsi="Segoe UI Emoji" w:cs="Segoe UI Emoji"/>
-          <w:b/>
-          <w:bCs/>
-          <w:color w:val="2F5496" w:themeColor="accent1" w:themeShade="BF"/>
-          <w:kern w:val="0"/>
-          <w:sz w:val="34"/>
-          <w:szCs w:val="34"/>
-          <w:lang w:val="en"/>
-          <w14:ligatures w14:val="none"/>
+          <w:lang w:val="en"/>
         </w:rPr>
         <w:t>✅</w:t>
       </w:r>
       <w:r>
         <w:rPr>
-          <w:rFonts w:ascii="Arial Unicode MS" w:eastAsia="Arial Unicode MS" w:hAnsi="Arial Unicode MS" w:cs="Arial Unicode MS"/>
-          <w:b/>
-          <w:bCs/>
-          <w:color w:val="2F5496" w:themeColor="accent1" w:themeShade="BF"/>
-          <w:kern w:val="0"/>
-          <w:sz w:val="34"/>
-          <w:szCs w:val="34"/>
-          <w:lang w:val="en"/>
-          <w14:ligatures w14:val="none"/>
+          <w:rFonts w:eastAsia="Arial Unicode MS"/>
+          <w:lang w:val="en"/>
         </w:rPr>
         <w:t xml:space="preserve"> Advantages</w:t>
       </w:r>
@@ -5377,18 +5275,33 @@
         </w:rPr>
         <w:t xml:space="preserve">: </w:t>
       </w:r>
-      <w:r>
-        <w:rPr>
-          <w:rFonts w:ascii="Arial" w:eastAsia="Arial" w:hAnsi="Arial" w:cs="Arial"/>
-          <w:b/>
-          <w:kern w:val="0"/>
-          <w:sz w:val="22"/>
-          <w:szCs w:val="22"/>
-          <w:highlight w:val="darkGray"/>
-          <w:lang w:val="en"/>
-          <w14:ligatures w14:val="none"/>
-        </w:rPr>
-        <w:t>Chatgpt (GPT</w:t>
+      <w:proofErr w:type="spellStart"/>
+      <w:r>
+        <w:rPr>
+          <w:rFonts w:ascii="Arial" w:eastAsia="Arial" w:hAnsi="Arial" w:cs="Arial"/>
+          <w:b/>
+          <w:kern w:val="0"/>
+          <w:sz w:val="22"/>
+          <w:szCs w:val="22"/>
+          <w:highlight w:val="darkGray"/>
+          <w:lang w:val="en"/>
+          <w14:ligatures w14:val="none"/>
+        </w:rPr>
+        <w:t>Chatgpt</w:t>
+      </w:r>
+      <w:proofErr w:type="spellEnd"/>
+      <w:r>
+        <w:rPr>
+          <w:rFonts w:ascii="Arial" w:eastAsia="Arial" w:hAnsi="Arial" w:cs="Arial"/>
+          <w:b/>
+          <w:kern w:val="0"/>
+          <w:sz w:val="22"/>
+          <w:szCs w:val="22"/>
+          <w:highlight w:val="darkGray"/>
+          <w:lang w:val="en"/>
+          <w14:ligatures w14:val="none"/>
+        </w:rPr>
+        <w:t xml:space="preserve"> (GPT</w:t>
       </w:r>
       <w:r>
         <w:rPr>
@@ -5947,18 +5860,9 @@
     </w:p>
     <w:p>
       <w:pPr>
-        <w:spacing w:before="160" w:after="80" w:line="276" w:lineRule="auto"/>
-        <w:outlineLvl w:val="1"/>
-        <w:rPr>
-          <w:rFonts w:asciiTheme="majorHAnsi" w:eastAsiaTheme="majorEastAsia" w:hAnsiTheme="majorHAnsi" w:cstheme="majorBidi"/>
-          <w:b/>
-          <w:bCs/>
-          <w:color w:val="2F5496" w:themeColor="accent1" w:themeShade="BF"/>
-          <w:kern w:val="0"/>
-          <w:sz w:val="34"/>
-          <w:szCs w:val="34"/>
-          <w:lang w:val="en"/>
-          <w14:ligatures w14:val="none"/>
+        <w:pStyle w:val="Heading2"/>
+        <w:rPr>
+          <w:lang w:val="en"/>
         </w:rPr>
       </w:pPr>
       <w:bookmarkStart w:id="15" w:name="_w4ofzzvoicwz" w:colFirst="0" w:colLast="0"/>
@@ -5966,28 +5870,15 @@
       <w:r>
         <w:rPr>
           <w:rFonts w:ascii="Segoe UI Emoji" w:eastAsia="Arial Unicode MS" w:hAnsi="Segoe UI Emoji" w:cs="Segoe UI Emoji"/>
-          <w:b/>
-          <w:bCs/>
-          <w:color w:val="2F5496" w:themeColor="accent1" w:themeShade="BF"/>
-          <w:kern w:val="0"/>
-          <w:sz w:val="34"/>
-          <w:szCs w:val="34"/>
-          <w:lang w:val="en"/>
-          <w14:ligatures w14:val="none"/>
-        </w:rPr>
+          <w:lang w:val="en"/>
+        </w:rPr>
+        <w:lastRenderedPageBreak/>
         <w:t>❌</w:t>
       </w:r>
       <w:r>
         <w:rPr>
-          <w:rFonts w:ascii="Arial Unicode MS" w:eastAsia="Arial Unicode MS" w:hAnsi="Arial Unicode MS" w:cs="Arial Unicode MS"/>
-          <w:b/>
-          <w:bCs/>
-          <w:color w:val="2F5496" w:themeColor="accent1" w:themeShade="BF"/>
-          <w:kern w:val="0"/>
-          <w:sz w:val="34"/>
-          <w:szCs w:val="34"/>
-          <w:lang w:val="en"/>
-          <w14:ligatures w14:val="none"/>
+          <w:rFonts w:eastAsia="Arial Unicode MS"/>
+          <w:lang w:val="en"/>
         </w:rPr>
         <w:t xml:space="preserve"> Disadvantages</w:t>
       </w:r>
@@ -6032,18 +5923,33 @@
         </w:rPr>
         <w:t xml:space="preserve">: </w:t>
       </w:r>
-      <w:r>
-        <w:rPr>
-          <w:rFonts w:ascii="Arial" w:eastAsia="Arial" w:hAnsi="Arial" w:cs="Arial"/>
-          <w:b/>
-          <w:kern w:val="0"/>
-          <w:sz w:val="22"/>
-          <w:szCs w:val="22"/>
-          <w:highlight w:val="darkGray"/>
-          <w:lang w:val="en"/>
-          <w14:ligatures w14:val="none"/>
-        </w:rPr>
-        <w:t>Chatgpt (GPT</w:t>
+      <w:proofErr w:type="spellStart"/>
+      <w:r>
+        <w:rPr>
+          <w:rFonts w:ascii="Arial" w:eastAsia="Arial" w:hAnsi="Arial" w:cs="Arial"/>
+          <w:b/>
+          <w:kern w:val="0"/>
+          <w:sz w:val="22"/>
+          <w:szCs w:val="22"/>
+          <w:highlight w:val="darkGray"/>
+          <w:lang w:val="en"/>
+          <w14:ligatures w14:val="none"/>
+        </w:rPr>
+        <w:t>Chatgpt</w:t>
+      </w:r>
+      <w:proofErr w:type="spellEnd"/>
+      <w:r>
+        <w:rPr>
+          <w:rFonts w:ascii="Arial" w:eastAsia="Arial" w:hAnsi="Arial" w:cs="Arial"/>
+          <w:b/>
+          <w:kern w:val="0"/>
+          <w:sz w:val="22"/>
+          <w:szCs w:val="22"/>
+          <w:highlight w:val="darkGray"/>
+          <w:lang w:val="en"/>
+          <w14:ligatures w14:val="none"/>
+        </w:rPr>
+        <w:t xml:space="preserve"> (GPT</w:t>
       </w:r>
       <w:r>
         <w:rPr>
@@ -6602,47 +6508,23 @@
     </w:p>
     <w:p>
       <w:pPr>
-        <w:spacing w:before="160" w:after="80" w:line="276" w:lineRule="auto"/>
-        <w:outlineLvl w:val="1"/>
-        <w:rPr>
-          <w:rFonts w:asciiTheme="majorHAnsi" w:eastAsiaTheme="majorEastAsia" w:hAnsiTheme="majorHAnsi" w:cstheme="majorBidi"/>
-          <w:b/>
-          <w:bCs/>
-          <w:color w:val="2F5496" w:themeColor="accent1" w:themeShade="BF"/>
-          <w:kern w:val="0"/>
-          <w:sz w:val="34"/>
-          <w:szCs w:val="34"/>
-          <w:lang w:val="en"/>
-          <w14:ligatures w14:val="none"/>
+        <w:pStyle w:val="Heading2"/>
+        <w:rPr>
+          <w:lang w:val="en"/>
         </w:rPr>
       </w:pPr>
       <w:bookmarkStart w:id="16" w:name="_a70i6l7a9sjv" w:colFirst="0" w:colLast="0"/>
       <w:bookmarkEnd w:id="16"/>
       <w:r>
         <w:rPr>
-          <w:rFonts w:ascii="Segoe UI Emoji" w:eastAsiaTheme="majorEastAsia" w:hAnsi="Segoe UI Emoji" w:cs="Segoe UI Emoji"/>
-          <w:b/>
-          <w:bCs/>
-          <w:color w:val="2F5496" w:themeColor="accent1" w:themeShade="BF"/>
-          <w:kern w:val="0"/>
-          <w:sz w:val="34"/>
-          <w:szCs w:val="34"/>
-          <w:lang w:val="en"/>
-          <w14:ligatures w14:val="none"/>
+          <w:rFonts w:ascii="Segoe UI Emoji" w:hAnsi="Segoe UI Emoji" w:cs="Segoe UI Emoji"/>
+          <w:lang w:val="en"/>
         </w:rPr>
         <w:t>🛠️</w:t>
       </w:r>
       <w:r>
         <w:rPr>
-          <w:rFonts w:asciiTheme="majorHAnsi" w:eastAsiaTheme="majorEastAsia" w:hAnsiTheme="majorHAnsi" w:cstheme="majorBidi"/>
-          <w:b/>
-          <w:bCs/>
-          <w:color w:val="2F5496" w:themeColor="accent1" w:themeShade="BF"/>
-          <w:kern w:val="0"/>
-          <w:sz w:val="34"/>
-          <w:szCs w:val="34"/>
-          <w:lang w:val="en"/>
-          <w14:ligatures w14:val="none"/>
+          <w:lang w:val="en"/>
         </w:rPr>
         <w:t xml:space="preserve"> Common Use Cases</w:t>
       </w:r>
@@ -6687,18 +6569,33 @@
         </w:rPr>
         <w:t xml:space="preserve">: </w:t>
       </w:r>
-      <w:r>
-        <w:rPr>
-          <w:rFonts w:ascii="Arial" w:eastAsia="Arial" w:hAnsi="Arial" w:cs="Arial"/>
-          <w:b/>
-          <w:kern w:val="0"/>
-          <w:sz w:val="22"/>
-          <w:szCs w:val="22"/>
-          <w:highlight w:val="darkGray"/>
-          <w:lang w:val="en"/>
-          <w14:ligatures w14:val="none"/>
-        </w:rPr>
-        <w:t>Chatgpt (GPT</w:t>
+      <w:proofErr w:type="spellStart"/>
+      <w:r>
+        <w:rPr>
+          <w:rFonts w:ascii="Arial" w:eastAsia="Arial" w:hAnsi="Arial" w:cs="Arial"/>
+          <w:b/>
+          <w:kern w:val="0"/>
+          <w:sz w:val="22"/>
+          <w:szCs w:val="22"/>
+          <w:highlight w:val="darkGray"/>
+          <w:lang w:val="en"/>
+          <w14:ligatures w14:val="none"/>
+        </w:rPr>
+        <w:t>Chatgpt</w:t>
+      </w:r>
+      <w:proofErr w:type="spellEnd"/>
+      <w:r>
+        <w:rPr>
+          <w:rFonts w:ascii="Arial" w:eastAsia="Arial" w:hAnsi="Arial" w:cs="Arial"/>
+          <w:b/>
+          <w:kern w:val="0"/>
+          <w:sz w:val="22"/>
+          <w:szCs w:val="22"/>
+          <w:highlight w:val="darkGray"/>
+          <w:lang w:val="en"/>
+          <w14:ligatures w14:val="none"/>
+        </w:rPr>
+        <w:t xml:space="preserve"> (GPT</w:t>
       </w:r>
       <w:r>
         <w:rPr>
@@ -6948,6 +6845,7 @@
                 <w:lang w:val="en"/>
                 <w14:ligatures w14:val="none"/>
               </w:rPr>
+              <w:lastRenderedPageBreak/>
               <w:t>🏥</w:t>
             </w:r>
             <w:r>
@@ -7316,47 +7214,23 @@
     </w:p>
     <w:p>
       <w:pPr>
-        <w:spacing w:before="160" w:after="80" w:line="276" w:lineRule="auto"/>
-        <w:outlineLvl w:val="1"/>
-        <w:rPr>
-          <w:rFonts w:asciiTheme="majorHAnsi" w:eastAsiaTheme="majorEastAsia" w:hAnsiTheme="majorHAnsi" w:cstheme="majorBidi"/>
-          <w:b/>
-          <w:bCs/>
-          <w:color w:val="2F5496" w:themeColor="accent1" w:themeShade="BF"/>
-          <w:kern w:val="0"/>
-          <w:sz w:val="34"/>
-          <w:szCs w:val="34"/>
-          <w:lang w:val="en"/>
-          <w14:ligatures w14:val="none"/>
+        <w:pStyle w:val="Heading2"/>
+        <w:rPr>
+          <w:lang w:val="en"/>
         </w:rPr>
       </w:pPr>
       <w:bookmarkStart w:id="17" w:name="_vmc3x5c4lzjy" w:colFirst="0" w:colLast="0"/>
       <w:bookmarkEnd w:id="17"/>
       <w:r>
         <w:rPr>
-          <w:rFonts w:ascii="Segoe UI Emoji" w:eastAsiaTheme="majorEastAsia" w:hAnsi="Segoe UI Emoji" w:cs="Segoe UI Emoji"/>
-          <w:b/>
-          <w:bCs/>
-          <w:color w:val="2F5496" w:themeColor="accent1" w:themeShade="BF"/>
-          <w:kern w:val="0"/>
-          <w:sz w:val="34"/>
-          <w:szCs w:val="34"/>
-          <w:lang w:val="en"/>
-          <w14:ligatures w14:val="none"/>
+          <w:rFonts w:ascii="Segoe UI Emoji" w:hAnsi="Segoe UI Emoji" w:cs="Segoe UI Emoji"/>
+          <w:lang w:val="en"/>
         </w:rPr>
         <w:t>📐</w:t>
       </w:r>
       <w:r>
         <w:rPr>
-          <w:rFonts w:asciiTheme="majorHAnsi" w:eastAsiaTheme="majorEastAsia" w:hAnsiTheme="majorHAnsi" w:cstheme="majorBidi"/>
-          <w:b/>
-          <w:bCs/>
-          <w:color w:val="2F5496" w:themeColor="accent1" w:themeShade="BF"/>
-          <w:kern w:val="0"/>
-          <w:sz w:val="34"/>
-          <w:szCs w:val="34"/>
-          <w:lang w:val="en"/>
-          <w14:ligatures w14:val="none"/>
+          <w:lang w:val="en"/>
         </w:rPr>
         <w:t xml:space="preserve"> Formula: Full Mesh Connections</w:t>
       </w:r>
@@ -7398,18 +7272,33 @@
         </w:rPr>
         <w:t xml:space="preserve">: </w:t>
       </w:r>
-      <w:r>
-        <w:rPr>
-          <w:rFonts w:ascii="Arial" w:eastAsia="Arial" w:hAnsi="Arial" w:cs="Arial"/>
-          <w:b/>
-          <w:kern w:val="0"/>
-          <w:sz w:val="22"/>
-          <w:szCs w:val="22"/>
-          <w:highlight w:val="darkGray"/>
-          <w:lang w:val="en"/>
-          <w14:ligatures w14:val="none"/>
-        </w:rPr>
-        <w:t>Chatgpt (GPT</w:t>
+      <w:proofErr w:type="spellStart"/>
+      <w:r>
+        <w:rPr>
+          <w:rFonts w:ascii="Arial" w:eastAsia="Arial" w:hAnsi="Arial" w:cs="Arial"/>
+          <w:b/>
+          <w:kern w:val="0"/>
+          <w:sz w:val="22"/>
+          <w:szCs w:val="22"/>
+          <w:highlight w:val="darkGray"/>
+          <w:lang w:val="en"/>
+          <w14:ligatures w14:val="none"/>
+        </w:rPr>
+        <w:t>Chatgpt</w:t>
+      </w:r>
+      <w:proofErr w:type="spellEnd"/>
+      <w:r>
+        <w:rPr>
+          <w:rFonts w:ascii="Arial" w:eastAsia="Arial" w:hAnsi="Arial" w:cs="Arial"/>
+          <w:b/>
+          <w:kern w:val="0"/>
+          <w:sz w:val="22"/>
+          <w:szCs w:val="22"/>
+          <w:highlight w:val="darkGray"/>
+          <w:lang w:val="en"/>
+          <w14:ligatures w14:val="none"/>
+        </w:rPr>
+        <w:t xml:space="preserve"> (GPT</w:t>
       </w:r>
       <w:r>
         <w:rPr>
@@ -7498,6 +7387,7 @@
           <w14:ligatures w14:val="none"/>
         </w:rPr>
       </w:pPr>
+      <w:proofErr w:type="gramStart"/>
       <w:r>
         <w:rPr>
           <w:rFonts w:ascii="Roboto Mono" w:eastAsia="Roboto Mono" w:hAnsi="Roboto Mono" w:cs="Roboto Mono"/>
@@ -7509,7 +7399,21 @@
           <w:lang w:val="en"/>
           <w14:ligatures w14:val="none"/>
         </w:rPr>
-        <w:t>N(N - 1) / 2</w:t>
+        <w:t>N(</w:t>
+      </w:r>
+      <w:proofErr w:type="gramEnd"/>
+      <w:r>
+        <w:rPr>
+          <w:rFonts w:ascii="Roboto Mono" w:eastAsia="Roboto Mono" w:hAnsi="Roboto Mono" w:cs="Roboto Mono"/>
+          <w:b/>
+          <w:bCs/>
+          <w:color w:val="188038"/>
+          <w:kern w:val="0"/>
+          <w:szCs w:val="22"/>
+          <w:lang w:val="en"/>
+          <w14:ligatures w14:val="none"/>
+        </w:rPr>
+        <w:t>N - 1) / 2</w:t>
       </w:r>
       <w:r>
         <w:rPr>
@@ -7625,18 +7529,9 @@
     </w:p>
     <w:p>
       <w:pPr>
-        <w:spacing w:before="160" w:after="80" w:line="276" w:lineRule="auto"/>
-        <w:outlineLvl w:val="1"/>
-        <w:rPr>
-          <w:rFonts w:asciiTheme="majorHAnsi" w:eastAsiaTheme="majorEastAsia" w:hAnsiTheme="majorHAnsi" w:cstheme="majorBidi"/>
-          <w:b/>
-          <w:bCs/>
-          <w:color w:val="2F5496" w:themeColor="accent1" w:themeShade="BF"/>
-          <w:kern w:val="0"/>
-          <w:sz w:val="34"/>
-          <w:szCs w:val="34"/>
-          <w:lang w:val="en"/>
-          <w14:ligatures w14:val="none"/>
+        <w:pStyle w:val="Heading2"/>
+        <w:rPr>
+          <w:lang w:val="en"/>
         </w:rPr>
       </w:pPr>
       <w:bookmarkStart w:id="18" w:name="_c1rsh89td89k" w:colFirst="0" w:colLast="0"/>
@@ -7644,28 +7539,14 @@
       <w:r>
         <w:rPr>
           <w:rFonts w:ascii="Segoe UI Emoji" w:eastAsia="Arial Unicode MS" w:hAnsi="Segoe UI Emoji" w:cs="Segoe UI Emoji"/>
-          <w:b/>
-          <w:bCs/>
-          <w:color w:val="2F5496" w:themeColor="accent1" w:themeShade="BF"/>
-          <w:kern w:val="0"/>
-          <w:sz w:val="34"/>
-          <w:szCs w:val="34"/>
-          <w:lang w:val="en"/>
-          <w14:ligatures w14:val="none"/>
+          <w:lang w:val="en"/>
         </w:rPr>
         <w:t>✅</w:t>
       </w:r>
       <w:r>
         <w:rPr>
-          <w:rFonts w:ascii="Arial Unicode MS" w:eastAsia="Arial Unicode MS" w:hAnsi="Arial Unicode MS" w:cs="Arial Unicode MS"/>
-          <w:b/>
-          <w:bCs/>
-          <w:color w:val="2F5496" w:themeColor="accent1" w:themeShade="BF"/>
-          <w:kern w:val="0"/>
-          <w:sz w:val="34"/>
-          <w:szCs w:val="34"/>
-          <w:lang w:val="en"/>
-          <w14:ligatures w14:val="none"/>
+          <w:rFonts w:eastAsia="Arial Unicode MS"/>
+          <w:lang w:val="en"/>
         </w:rPr>
         <w:t xml:space="preserve"> Summary</w:t>
       </w:r>
@@ -7710,18 +7591,33 @@
         </w:rPr>
         <w:t xml:space="preserve">: </w:t>
       </w:r>
-      <w:r>
-        <w:rPr>
-          <w:rFonts w:ascii="Arial" w:eastAsia="Arial" w:hAnsi="Arial" w:cs="Arial"/>
-          <w:b/>
-          <w:kern w:val="0"/>
-          <w:sz w:val="22"/>
-          <w:szCs w:val="22"/>
-          <w:highlight w:val="darkGray"/>
-          <w:lang w:val="en"/>
-          <w14:ligatures w14:val="none"/>
-        </w:rPr>
-        <w:t>Chatgpt (GPT</w:t>
+      <w:proofErr w:type="spellStart"/>
+      <w:r>
+        <w:rPr>
+          <w:rFonts w:ascii="Arial" w:eastAsia="Arial" w:hAnsi="Arial" w:cs="Arial"/>
+          <w:b/>
+          <w:kern w:val="0"/>
+          <w:sz w:val="22"/>
+          <w:szCs w:val="22"/>
+          <w:highlight w:val="darkGray"/>
+          <w:lang w:val="en"/>
+          <w14:ligatures w14:val="none"/>
+        </w:rPr>
+        <w:t>Chatgpt</w:t>
+      </w:r>
+      <w:proofErr w:type="spellEnd"/>
+      <w:r>
+        <w:rPr>
+          <w:rFonts w:ascii="Arial" w:eastAsia="Arial" w:hAnsi="Arial" w:cs="Arial"/>
+          <w:b/>
+          <w:kern w:val="0"/>
+          <w:sz w:val="22"/>
+          <w:szCs w:val="22"/>
+          <w:highlight w:val="darkGray"/>
+          <w:lang w:val="en"/>
+          <w14:ligatures w14:val="none"/>
+        </w:rPr>
+        <w:t xml:space="preserve"> (GPT</w:t>
       </w:r>
       <w:r>
         <w:rPr>
@@ -7960,6 +7856,7 @@
                 <w:lang w:val="en"/>
                 <w14:ligatures w14:val="none"/>
               </w:rPr>
+              <w:lastRenderedPageBreak/>
               <w:t>Design</w:t>
             </w:r>
           </w:p>
@@ -8891,7 +8788,6 @@
     <w:next w:val="Normal"/>
     <w:link w:val="Heading2Char"/>
     <w:uiPriority w:val="9"/>
-    <w:semiHidden/>
     <w:unhideWhenUsed/>
     <w:qFormat/>
     <w:rsid w:val="00A244D5"/>
@@ -8914,7 +8810,6 @@
     <w:next w:val="Normal"/>
     <w:link w:val="Heading3Char"/>
     <w:uiPriority w:val="9"/>
-    <w:semiHidden/>
     <w:unhideWhenUsed/>
     <w:qFormat/>
     <w:rsid w:val="00A244D5"/>
@@ -9108,7 +9003,6 @@
     <w:basedOn w:val="DefaultParagraphFont"/>
     <w:link w:val="Heading2"/>
     <w:uiPriority w:val="9"/>
-    <w:semiHidden/>
     <w:rsid w:val="00A244D5"/>
     <w:rPr>
       <w:rFonts w:asciiTheme="majorHAnsi" w:eastAsiaTheme="majorEastAsia" w:hAnsiTheme="majorHAnsi" w:cstheme="majorBidi"/>
@@ -9122,7 +9016,6 @@
     <w:basedOn w:val="DefaultParagraphFont"/>
     <w:link w:val="Heading3"/>
     <w:uiPriority w:val="9"/>
-    <w:semiHidden/>
     <w:rsid w:val="00A244D5"/>
     <w:rPr>
       <w:rFonts w:eastAsiaTheme="majorEastAsia" w:cstheme="majorBidi"/>
